--- a/Thesis/GPitsos Thesis.docx
+++ b/Thesis/GPitsos Thesis.docx
@@ -7271,17 +7271,6 @@
       </w:r>
     </w:p>
     <w:p>
-      <w:pPr>
-        <w:rPr>
-          <w:lang w:val="en-US"/>
-        </w:rPr>
-        <w:sectPr>
-          <w:pgSz w:w="12240" w:h="15840"/>
-          <w:pgMar w:top="1340" w:right="1080" w:bottom="280" w:left="1080" w:header="723" w:footer="0" w:gutter="0"/>
-          <w:pgNumType w:start="1"/>
-          <w:cols w:space="720"/>
-        </w:sectPr>
-      </w:pPr>
       <w:r>
         <w:t xml:space="preserve">Στην παρούσα εργασία </w:t>
       </w:r>
@@ -9315,6 +9304,145 @@
       </w:r>
       <w:r>
         <w:t>ως προς την ταχύτητα εκτέλεσής τους, συναρτήσει της αποτελεσματικότητας εκκένωσης των εμπλεκομένων.</w:t>
+      </w:r>
+    </w:p>
+    <w:p>
+      <w:pPr>
+        <w:jc w:val="left"/>
+      </w:pPr>
+      <w:r>
+        <w:br w:type="page"/>
+      </w:r>
+    </w:p>
+    <w:p>
+      <w:pPr>
+        <w:jc w:val="left"/>
+        <w:rPr>
+          <w:lang w:val="en-US"/>
+        </w:rPr>
+      </w:pPr>
+      <w:r>
+        <w:rPr>
+          <w:highlight w:val="yellow"/>
+          <w:lang w:val="en-US"/>
+        </w:rPr>
+        <w:lastRenderedPageBreak/>
+        <w:t>A*</w:t>
+      </w:r>
+    </w:p>
+    <w:p>
+      <w:r>
+        <w:t>Ο</w:t>
+      </w:r>
+      <w:r>
+        <w:t xml:space="preserve"> αλγόριθμος αναζήτησης A*</w:t>
+      </w:r>
+      <w:r>
+        <w:t xml:space="preserve"> αποτελεί</w:t>
+      </w:r>
+      <w:r>
+        <w:t xml:space="preserve"> θεμελιώδη μέθοδο εύρεσης βέλτιστης διαδρομής σε </w:t>
+      </w:r>
+      <w:proofErr w:type="spellStart"/>
+      <w:r>
+        <w:t>γράφο</w:t>
+      </w:r>
+      <w:proofErr w:type="spellEnd"/>
+      <w:r>
+        <w:t xml:space="preserve">. Ο A* λειτουργεί συνδυάζοντας το πραγματικό κόστος διαδρομής από τον αρχικό κόμβο έως έναν τρέχοντα κόμβο με μια </w:t>
+      </w:r>
+      <w:proofErr w:type="spellStart"/>
+      <w:r>
+        <w:t>ευρετική</w:t>
+      </w:r>
+      <w:proofErr w:type="spellEnd"/>
+      <w:r>
+        <w:t xml:space="preserve"> εκτίμηση του κόστους που απομένει μέχρι τον στόχο. Η συνολική συνάρτηση αξιολόγησης εκφράζεται ως f(n) = g(n) + h(n), όπου g(n) αντιστοιχεί στο ακριβές κόστος από την αρχή έως τον κόμβο n, ενώ h(n) αποτελεί εκτίμηση του εναπομείναντος κόστους μέχρι τον τελικό κόμβο. Η </w:t>
+      </w:r>
+      <w:proofErr w:type="spellStart"/>
+      <w:r>
+        <w:t>ευρετική</w:t>
+      </w:r>
+      <w:proofErr w:type="spellEnd"/>
+      <w:r>
+        <w:t xml:space="preserve"> συνάρτηση οφείλει να είναι παραδεκτή, δηλαδή να μην υπερεκτιμά το πραγματικό κόστος, ώστε να διασφαλίζεται η βέλτιστη λύση.</w:t>
+      </w:r>
+    </w:p>
+    <w:p>
+      <w:r>
+        <w:t>Η διαδικασία εκτέλεσης του αλγορίθμου βασίζεται στη διατήρηση δύο βασικών συνόλων: ενός ανοικτού συνόλου (</w:t>
+      </w:r>
+      <w:proofErr w:type="spellStart"/>
+      <w:r>
+        <w:t>open</w:t>
+      </w:r>
+      <w:proofErr w:type="spellEnd"/>
+      <w:r>
+        <w:t xml:space="preserve"> </w:t>
+      </w:r>
+      <w:proofErr w:type="spellStart"/>
+      <w:r>
+        <w:t>set</w:t>
+      </w:r>
+      <w:proofErr w:type="spellEnd"/>
+      <w:r>
+        <w:t>), που περιλαμβάνει τους κόμβους προς διερεύνηση, και ενός κλειστού συνόλου (</w:t>
+      </w:r>
+      <w:proofErr w:type="spellStart"/>
+      <w:r>
+        <w:t>closed</w:t>
+      </w:r>
+      <w:proofErr w:type="spellEnd"/>
+      <w:r>
+        <w:t xml:space="preserve"> </w:t>
+      </w:r>
+      <w:proofErr w:type="spellStart"/>
+      <w:r>
+        <w:t>set</w:t>
+      </w:r>
+      <w:proofErr w:type="spellEnd"/>
+      <w:r>
+        <w:t>), που περιλαμβάνει τους ήδη εξετασμένους κόμβους. Σε κάθε βήμα επιλέγεται από το ανοικτό σύνολο ο κόμβος με τη μικρότερη τιμή f(n). Αν ο κόμβος αυτός είναι ο στόχος, η διαδικασία ολοκληρώνεται με την ανακατασκευή της διαδρομής. Διαφορετικά, ο κόμβος μεταφέρεται στο κλειστό σύνολο και εξετάζονται οι γειτονικοί του κόμβοι. Για κάθε γειτονικό κόμβο υπολογίζεται νέο πιθανό κόστος διαδρομής· εάν αυτό είναι μικρότερο από προηγούμενη καταγεγραμμένη τιμή ή αν ο κόμβος δεν έχει ακόμη εξεταστεί, ενημερώνονται οι τιμές του και καταχωρίζεται ο πρόγονός του.</w:t>
+      </w:r>
+    </w:p>
+    <w:p>
+      <w:r>
+        <w:t xml:space="preserve">Η αποτελεσματικότητα του A* εξαρτάται σε μεγάλο βαθμό από την ποιότητα της </w:t>
+      </w:r>
+      <w:proofErr w:type="spellStart"/>
+      <w:r>
+        <w:t>ευρετικής</w:t>
+      </w:r>
+      <w:proofErr w:type="spellEnd"/>
+      <w:r>
+        <w:t xml:space="preserve"> συνάρτησης. Όσο πιο κοντά βρίσκεται η εκτίμηση h(n) στο πραγματικό υπολειπόμενο κόστος, χωρίς να το υπερβαίνει, τόσο μειώνεται ο αριθμός των κόμβων που απαιτείται να εξεταστούν. Στο πλαίσιο του άρθρου, η εφαρμογή του A* εντάσσεται σε πρόβλημα αντιστοίχισης γράφων, όπου η αναζήτηση αφορά τη βέλτιστη αντιστοίχιση δομικών στοιχείων μεταξύ ιστολογικών εικόνων.</w:t>
+      </w:r>
+    </w:p>
+    <w:p>
+      <w:r>
+        <w:t xml:space="preserve">Το Σχήμα 8 απεικονίζει σχηματικά τη διαδικασία λειτουργίας του αλγορίθμου, παρουσιάζοντας την εξέλιξη της αναζήτησης στον χώρο κατάστασης. Διακρίνεται η σταδιακή επέκταση των κόμβων με βάση τη μικρότερη τιμή f(n), καθώς και η τελική επιλογή της διαδρομής που ελαχιστοποιεί το συνολικό κόστος. Η οπτική αναπαράσταση υπογραμμίζει τον τρόπο με τον οποίο ο A* κατευθύνει την αναζήτηση προς τον στόχο, αξιοποιώντας την </w:t>
+      </w:r>
+      <w:proofErr w:type="spellStart"/>
+      <w:r>
+        <w:t>ευρετική</w:t>
+      </w:r>
+      <w:proofErr w:type="spellEnd"/>
+      <w:r>
+        <w:t xml:space="preserve"> πληροφορία ώστε να περιορίζει τη διερεύνηση μη υποσχόμενων διαδρομών.</w:t>
+      </w:r>
+    </w:p>
+    <w:p>
+      <w:pPr>
+        <w:jc w:val="left"/>
+        <w:sectPr>
+          <w:pgSz w:w="12240" w:h="15840"/>
+          <w:pgMar w:top="1340" w:right="1080" w:bottom="280" w:left="1080" w:header="723" w:footer="0" w:gutter="0"/>
+          <w:pgNumType w:start="1"/>
+          <w:cols w:space="720"/>
+        </w:sectPr>
+      </w:pPr>
+      <w:r>
+        <w:br w:type="page"/>
       </w:r>
     </w:p>
     <w:p>
@@ -10097,7 +10225,6 @@
       <w:lvlJc w:val="left"/>
       <w:pPr>
         <w:ind w:left="1080" w:hanging="361"/>
-        <w:jc w:val="left"/>
       </w:pPr>
       <w:rPr>
         <w:rFonts w:ascii="Arial" w:eastAsia="Arial" w:hAnsi="Arial" w:cs="Arial" w:hint="default"/>
@@ -10701,7 +10828,6 @@
       <w:lvlJc w:val="left"/>
       <w:pPr>
         <w:ind w:left="643" w:hanging="360"/>
-        <w:jc w:val="left"/>
       </w:pPr>
       <w:rPr>
         <w:rFonts w:ascii="Arial Black" w:eastAsia="Arial Black" w:hAnsi="Arial Black" w:cs="Arial Black" w:hint="default"/>
@@ -10724,7 +10850,6 @@
       <w:lvlJc w:val="left"/>
       <w:pPr>
         <w:ind w:left="1081" w:hanging="721"/>
-        <w:jc w:val="left"/>
       </w:pPr>
       <w:rPr>
         <w:rFonts w:ascii="Arial MT" w:eastAsia="Arial MT" w:hAnsi="Arial MT" w:cs="Arial MT" w:hint="default"/>
@@ -11888,7 +12013,6 @@
   <w:style w:type="character" w:default="1" w:styleId="a0">
     <w:name w:val="Default Paragraph Font"/>
     <w:uiPriority w:val="1"/>
-    <w:semiHidden/>
     <w:unhideWhenUsed/>
   </w:style>
   <w:style w:type="table" w:default="1" w:styleId="a1">

--- a/Thesis/GPitsos Thesis.docx
+++ b/Thesis/GPitsos Thesis.docx
@@ -9317,20 +9317,52 @@
     <w:p>
       <w:pPr>
         <w:jc w:val="left"/>
-        <w:rPr>
-          <w:lang w:val="en-US"/>
-        </w:rPr>
       </w:pPr>
       <w:r>
         <w:rPr>
           <w:highlight w:val="yellow"/>
-          <w:lang w:val="en-US"/>
         </w:rPr>
         <w:lastRenderedPageBreak/>
-        <w:t>A*</w:t>
+        <w:t xml:space="preserve">Ο αλγόριθμος </w:t>
+      </w:r>
+      <w:r>
+        <w:rPr>
+          <w:highlight w:val="yellow"/>
+          <w:lang w:val="en-US"/>
+        </w:rPr>
+        <w:t>A</w:t>
+      </w:r>
+      <w:r>
+        <w:rPr>
+          <w:highlight w:val="yellow"/>
+        </w:rPr>
+        <w:t>*</w:t>
       </w:r>
     </w:p>
     <w:p>
+      <w:pPr>
+        <w:rPr>
+          <w:lang w:val="en-US"/>
+        </w:rPr>
+      </w:pPr>
+      <w:r>
+        <w:t xml:space="preserve">Ο αλγόριθμος του </w:t>
+      </w:r>
+      <w:r>
+        <w:rPr>
+          <w:lang w:val="en-US"/>
+        </w:rPr>
+        <w:t>Dijkstra</w:t>
+      </w:r>
+      <w:r>
+        <w:t xml:space="preserve"> </w:t>
+      </w:r>
+      <w:r>
+        <w:t xml:space="preserve">ξεκινάει από τον κόμβο – πηγή (κόμβος εμπλεκομένου) και διασχίζει τους κόμβους του γράφου έτσι ώστε το συντομότερο μονοπάτι να ξεκινάει από την πηγή και να τερματίζει στον στόχο (προορισμό). </w:t>
+      </w:r>
+    </w:p>
+    <w:p/>
+    <w:p>
       <w:r>
         <w:t>Ο</w:t>
       </w:r>
@@ -9341,7 +9373,13 @@
         <w:t xml:space="preserve"> αποτελεί</w:t>
       </w:r>
       <w:r>
-        <w:t xml:space="preserve"> θεμελιώδη μέθοδο εύρεσης βέλτιστης διαδρομής σε </w:t>
+        <w:t xml:space="preserve"> θεμελιώδη μέθοδο εύρεσης </w:t>
+      </w:r>
+      <w:r>
+        <w:t xml:space="preserve">της </w:t>
+      </w:r>
+      <w:r>
+        <w:t xml:space="preserve">βέλτιστης διαδρομής σε </w:t>
       </w:r>
       <w:proofErr w:type="spellStart"/>
       <w:r>
@@ -12013,6 +12051,7 @@
   <w:style w:type="character" w:default="1" w:styleId="a0">
     <w:name w:val="Default Paragraph Font"/>
     <w:uiPriority w:val="1"/>
+    <w:semiHidden/>
     <w:unhideWhenUsed/>
   </w:style>
   <w:style w:type="table" w:default="1" w:styleId="a1">

--- a/Thesis/GPitsos Thesis.docx
+++ b/Thesis/GPitsos Thesis.docx
@@ -888,7 +888,7 @@
           <w:r>
             <w:fldChar w:fldCharType="separate"/>
           </w:r>
-          <w:hyperlink w:anchor="_Toc224831373" w:history="1">
+          <w:hyperlink w:anchor="_Toc225197719" w:history="1">
             <w:r>
               <w:rPr>
                 <w:rStyle w:val="-"/>
@@ -933,7 +933,7 @@
                 <w:noProof/>
                 <w:webHidden/>
               </w:rPr>
-              <w:instrText xml:space="preserve"> PAGEREF _Toc224831373 \h </w:instrText>
+              <w:instrText xml:space="preserve"> PAGEREF _Toc225197719 \h </w:instrText>
             </w:r>
             <w:r>
               <w:rPr>
@@ -980,7 +980,7 @@
               <w14:ligatures w14:val="standardContextual"/>
             </w:rPr>
           </w:pPr>
-          <w:hyperlink w:anchor="_Toc224831374" w:history="1">
+          <w:hyperlink w:anchor="_Toc225197720" w:history="1">
             <w:r>
               <w:rPr>
                 <w:rStyle w:val="-"/>
@@ -1025,7 +1025,7 @@
                 <w:noProof/>
                 <w:webHidden/>
               </w:rPr>
-              <w:instrText xml:space="preserve"> PAGEREF _Toc224831374 \h </w:instrText>
+              <w:instrText xml:space="preserve"> PAGEREF _Toc225197720 \h </w:instrText>
             </w:r>
             <w:r>
               <w:rPr>
@@ -1072,10 +1072,11 @@
               <w14:ligatures w14:val="standardContextual"/>
             </w:rPr>
           </w:pPr>
-          <w:hyperlink w:anchor="_Toc224831375" w:history="1">
+          <w:hyperlink w:anchor="_Toc225197721" w:history="1">
             <w:r>
               <w:rPr>
                 <w:rStyle w:val="-"/>
+                <w:rFonts w:cs="Times New Roman"/>
                 <w:noProof/>
               </w:rPr>
               <w:t>2.1</w:t>
@@ -1096,7 +1097,7 @@
                 <w:rStyle w:val="-"/>
                 <w:noProof/>
               </w:rPr>
-              <w:t xml:space="preserve">Το </w:t>
+              <w:t xml:space="preserve">Οι αλγόριθμοι </w:t>
             </w:r>
             <w:r>
               <w:rPr>
@@ -1104,7 +1105,59 @@
                 <w:noProof/>
                 <w:lang w:val="en-US"/>
               </w:rPr>
-              <w:t>Agent Based Modeling</w:t>
+              <w:t>D</w:t>
+            </w:r>
+            <w:r>
+              <w:rPr>
+                <w:rStyle w:val="-"/>
+                <w:noProof/>
+              </w:rPr>
+              <w:t>*</w:t>
+            </w:r>
+            <w:r>
+              <w:rPr>
+                <w:rStyle w:val="-"/>
+                <w:noProof/>
+                <w:lang w:val="en-US"/>
+              </w:rPr>
+              <w:t>lite</w:t>
+            </w:r>
+            <w:r>
+              <w:rPr>
+                <w:rStyle w:val="-"/>
+                <w:noProof/>
+              </w:rPr>
+              <w:t xml:space="preserve">, </w:t>
+            </w:r>
+            <w:r>
+              <w:rPr>
+                <w:rStyle w:val="-"/>
+                <w:noProof/>
+                <w:lang w:val="en-US"/>
+              </w:rPr>
+              <w:t>D</w:t>
+            </w:r>
+            <w:r>
+              <w:rPr>
+                <w:rStyle w:val="-"/>
+                <w:noProof/>
+              </w:rPr>
+              <w:t xml:space="preserve">* και </w:t>
+            </w:r>
+            <w:r>
+              <w:rPr>
+                <w:rStyle w:val="-"/>
+                <w:noProof/>
+                <w:lang w:val="en-US"/>
+              </w:rPr>
+              <w:t>LPA</w:t>
+            </w:r>
+            <w:r>
+              <w:rPr>
+                <w:rStyle w:val="-"/>
+                <w:noProof/>
+              </w:rPr>
+              <w:t>*</w:t>
             </w:r>
             <w:r>
               <w:rPr>
@@ -1125,7 +1178,7 @@
                 <w:noProof/>
                 <w:webHidden/>
               </w:rPr>
-              <w:instrText xml:space="preserve"> PAGEREF _Toc224831375 \h </w:instrText>
+              <w:instrText xml:space="preserve"> PAGEREF _Toc225197721 \h </w:instrText>
             </w:r>
             <w:r>
               <w:rPr>
@@ -1146,6 +1199,412 @@
                 <w:webHidden/>
               </w:rPr>
               <w:t>4</w:t>
+            </w:r>
+            <w:r>
+              <w:rPr>
+                <w:noProof/>
+                <w:webHidden/>
+              </w:rPr>
+              <w:fldChar w:fldCharType="end"/>
+            </w:r>
+          </w:hyperlink>
+        </w:p>
+        <w:p>
+          <w:pPr>
+            <w:pStyle w:val="30"/>
+            <w:tabs>
+              <w:tab w:val="left" w:pos="1440"/>
+              <w:tab w:val="right" w:leader="dot" w:pos="10070"/>
+            </w:tabs>
+            <w:rPr>
+              <w:rFonts w:asciiTheme="minorHAnsi" w:eastAsiaTheme="minorEastAsia" w:hAnsiTheme="minorHAnsi" w:cstheme="minorBidi"/>
+              <w:noProof/>
+              <w:kern w:val="2"/>
+              <w:szCs w:val="24"/>
+              <w:lang w:eastAsia="el-GR"/>
+              <w14:ligatures w14:val="standardContextual"/>
+            </w:rPr>
+          </w:pPr>
+          <w:hyperlink w:anchor="_Toc225197722" w:history="1">
+            <w:r>
+              <w:rPr>
+                <w:rStyle w:val="-"/>
+                <w:noProof/>
+              </w:rPr>
+              <w:t>2.1.1</w:t>
+            </w:r>
+            <w:r>
+              <w:rPr>
+                <w:rFonts w:asciiTheme="minorHAnsi" w:eastAsiaTheme="minorEastAsia" w:hAnsiTheme="minorHAnsi" w:cstheme="minorBidi"/>
+                <w:noProof/>
+                <w:kern w:val="2"/>
+                <w:szCs w:val="24"/>
+                <w:lang w:eastAsia="el-GR"/>
+                <w14:ligatures w14:val="standardContextual"/>
+              </w:rPr>
+              <w:tab/>
+            </w:r>
+            <w:r>
+              <w:rPr>
+                <w:rStyle w:val="-"/>
+                <w:noProof/>
+              </w:rPr>
+              <w:t>Ο αλγόριθμος D*</w:t>
+            </w:r>
+            <w:r>
+              <w:rPr>
+                <w:noProof/>
+                <w:webHidden/>
+              </w:rPr>
+              <w:tab/>
+            </w:r>
+            <w:r>
+              <w:rPr>
+                <w:noProof/>
+                <w:webHidden/>
+              </w:rPr>
+              <w:fldChar w:fldCharType="begin"/>
+            </w:r>
+            <w:r>
+              <w:rPr>
+                <w:noProof/>
+                <w:webHidden/>
+              </w:rPr>
+              <w:instrText xml:space="preserve"> PAGEREF _Toc225197722 \h </w:instrText>
+            </w:r>
+            <w:r>
+              <w:rPr>
+                <w:noProof/>
+                <w:webHidden/>
+              </w:rPr>
+            </w:r>
+            <w:r>
+              <w:rPr>
+                <w:noProof/>
+                <w:webHidden/>
+              </w:rPr>
+              <w:fldChar w:fldCharType="separate"/>
+            </w:r>
+            <w:r>
+              <w:rPr>
+                <w:noProof/>
+                <w:webHidden/>
+              </w:rPr>
+              <w:t>4</w:t>
+            </w:r>
+            <w:r>
+              <w:rPr>
+                <w:noProof/>
+                <w:webHidden/>
+              </w:rPr>
+              <w:fldChar w:fldCharType="end"/>
+            </w:r>
+          </w:hyperlink>
+        </w:p>
+        <w:p>
+          <w:pPr>
+            <w:pStyle w:val="30"/>
+            <w:tabs>
+              <w:tab w:val="left" w:pos="1440"/>
+              <w:tab w:val="right" w:leader="dot" w:pos="10070"/>
+            </w:tabs>
+            <w:rPr>
+              <w:rFonts w:asciiTheme="minorHAnsi" w:eastAsiaTheme="minorEastAsia" w:hAnsiTheme="minorHAnsi" w:cstheme="minorBidi"/>
+              <w:noProof/>
+              <w:kern w:val="2"/>
+              <w:szCs w:val="24"/>
+              <w:lang w:eastAsia="el-GR"/>
+              <w14:ligatures w14:val="standardContextual"/>
+            </w:rPr>
+          </w:pPr>
+          <w:hyperlink w:anchor="_Toc225197723" w:history="1">
+            <w:r>
+              <w:rPr>
+                <w:rStyle w:val="-"/>
+                <w:noProof/>
+              </w:rPr>
+              <w:t>2.1.2</w:t>
+            </w:r>
+            <w:r>
+              <w:rPr>
+                <w:rFonts w:asciiTheme="minorHAnsi" w:eastAsiaTheme="minorEastAsia" w:hAnsiTheme="minorHAnsi" w:cstheme="minorBidi"/>
+                <w:noProof/>
+                <w:kern w:val="2"/>
+                <w:szCs w:val="24"/>
+                <w:lang w:eastAsia="el-GR"/>
+                <w14:ligatures w14:val="standardContextual"/>
+              </w:rPr>
+              <w:tab/>
+            </w:r>
+            <w:r>
+              <w:rPr>
+                <w:rStyle w:val="-"/>
+                <w:noProof/>
+              </w:rPr>
+              <w:t xml:space="preserve">Ο αλγόριθμος </w:t>
+            </w:r>
+            <w:r>
+              <w:rPr>
+                <w:rStyle w:val="-"/>
+                <w:noProof/>
+                <w:lang w:val="en-US"/>
+              </w:rPr>
+              <w:t>LPA</w:t>
+            </w:r>
+            <w:r>
+              <w:rPr>
+                <w:rStyle w:val="-"/>
+                <w:noProof/>
+              </w:rPr>
+              <w:t>*</w:t>
+            </w:r>
+            <w:r>
+              <w:rPr>
+                <w:noProof/>
+                <w:webHidden/>
+              </w:rPr>
+              <w:tab/>
+            </w:r>
+            <w:r>
+              <w:rPr>
+                <w:noProof/>
+                <w:webHidden/>
+              </w:rPr>
+              <w:fldChar w:fldCharType="begin"/>
+            </w:r>
+            <w:r>
+              <w:rPr>
+                <w:noProof/>
+                <w:webHidden/>
+              </w:rPr>
+              <w:instrText xml:space="preserve"> PAGEREF _Toc225197723 \h </w:instrText>
+            </w:r>
+            <w:r>
+              <w:rPr>
+                <w:noProof/>
+                <w:webHidden/>
+              </w:rPr>
+            </w:r>
+            <w:r>
+              <w:rPr>
+                <w:noProof/>
+                <w:webHidden/>
+              </w:rPr>
+              <w:fldChar w:fldCharType="separate"/>
+            </w:r>
+            <w:r>
+              <w:rPr>
+                <w:noProof/>
+                <w:webHidden/>
+              </w:rPr>
+              <w:t>4</w:t>
+            </w:r>
+            <w:r>
+              <w:rPr>
+                <w:noProof/>
+                <w:webHidden/>
+              </w:rPr>
+              <w:fldChar w:fldCharType="end"/>
+            </w:r>
+          </w:hyperlink>
+        </w:p>
+        <w:p>
+          <w:pPr>
+            <w:pStyle w:val="30"/>
+            <w:tabs>
+              <w:tab w:val="left" w:pos="1440"/>
+              <w:tab w:val="right" w:leader="dot" w:pos="10070"/>
+            </w:tabs>
+            <w:rPr>
+              <w:rFonts w:asciiTheme="minorHAnsi" w:eastAsiaTheme="minorEastAsia" w:hAnsiTheme="minorHAnsi" w:cstheme="minorBidi"/>
+              <w:noProof/>
+              <w:kern w:val="2"/>
+              <w:szCs w:val="24"/>
+              <w:lang w:eastAsia="el-GR"/>
+              <w14:ligatures w14:val="standardContextual"/>
+            </w:rPr>
+          </w:pPr>
+          <w:hyperlink w:anchor="_Toc225197724" w:history="1">
+            <w:r>
+              <w:rPr>
+                <w:rStyle w:val="-"/>
+                <w:noProof/>
+              </w:rPr>
+              <w:t>2.1.3</w:t>
+            </w:r>
+            <w:r>
+              <w:rPr>
+                <w:rFonts w:asciiTheme="minorHAnsi" w:eastAsiaTheme="minorEastAsia" w:hAnsiTheme="minorHAnsi" w:cstheme="minorBidi"/>
+                <w:noProof/>
+                <w:kern w:val="2"/>
+                <w:szCs w:val="24"/>
+                <w:lang w:eastAsia="el-GR"/>
+                <w14:ligatures w14:val="standardContextual"/>
+              </w:rPr>
+              <w:tab/>
+            </w:r>
+            <w:r>
+              <w:rPr>
+                <w:rStyle w:val="-"/>
+                <w:noProof/>
+              </w:rPr>
+              <w:t xml:space="preserve">Ο αλγόριθμος </w:t>
+            </w:r>
+            <w:r>
+              <w:rPr>
+                <w:rStyle w:val="-"/>
+                <w:noProof/>
+                <w:lang w:val="en-US"/>
+              </w:rPr>
+              <w:t>D</w:t>
+            </w:r>
+            <w:r>
+              <w:rPr>
+                <w:rStyle w:val="-"/>
+                <w:noProof/>
+              </w:rPr>
+              <w:t>*</w:t>
+            </w:r>
+            <w:r>
+              <w:rPr>
+                <w:rStyle w:val="-"/>
+                <w:noProof/>
+                <w:lang w:val="en-US"/>
+              </w:rPr>
+              <w:t>lite</w:t>
+            </w:r>
+            <w:r>
+              <w:rPr>
+                <w:noProof/>
+                <w:webHidden/>
+              </w:rPr>
+              <w:tab/>
+            </w:r>
+            <w:r>
+              <w:rPr>
+                <w:noProof/>
+                <w:webHidden/>
+              </w:rPr>
+              <w:fldChar w:fldCharType="begin"/>
+            </w:r>
+            <w:r>
+              <w:rPr>
+                <w:noProof/>
+                <w:webHidden/>
+              </w:rPr>
+              <w:instrText xml:space="preserve"> PAGEREF _Toc225197724 \h </w:instrText>
+            </w:r>
+            <w:r>
+              <w:rPr>
+                <w:noProof/>
+                <w:webHidden/>
+              </w:rPr>
+            </w:r>
+            <w:r>
+              <w:rPr>
+                <w:noProof/>
+                <w:webHidden/>
+              </w:rPr>
+              <w:fldChar w:fldCharType="separate"/>
+            </w:r>
+            <w:r>
+              <w:rPr>
+                <w:noProof/>
+                <w:webHidden/>
+              </w:rPr>
+              <w:t>6</w:t>
+            </w:r>
+            <w:r>
+              <w:rPr>
+                <w:noProof/>
+                <w:webHidden/>
+              </w:rPr>
+              <w:fldChar w:fldCharType="end"/>
+            </w:r>
+          </w:hyperlink>
+        </w:p>
+        <w:p>
+          <w:pPr>
+            <w:pStyle w:val="10"/>
+            <w:tabs>
+              <w:tab w:val="left" w:pos="480"/>
+              <w:tab w:val="right" w:leader="dot" w:pos="10070"/>
+            </w:tabs>
+            <w:rPr>
+              <w:rFonts w:asciiTheme="minorHAnsi" w:eastAsiaTheme="minorEastAsia" w:hAnsiTheme="minorHAnsi" w:cstheme="minorBidi"/>
+              <w:noProof/>
+              <w:kern w:val="2"/>
+              <w:szCs w:val="24"/>
+              <w:lang w:eastAsia="el-GR"/>
+              <w14:ligatures w14:val="standardContextual"/>
+            </w:rPr>
+          </w:pPr>
+          <w:hyperlink w:anchor="_Toc225197725" w:history="1">
+            <w:r>
+              <w:rPr>
+                <w:rStyle w:val="-"/>
+                <w:noProof/>
+              </w:rPr>
+              <w:t>3</w:t>
+            </w:r>
+            <w:r>
+              <w:rPr>
+                <w:rFonts w:asciiTheme="minorHAnsi" w:eastAsiaTheme="minorEastAsia" w:hAnsiTheme="minorHAnsi" w:cstheme="minorBidi"/>
+                <w:noProof/>
+                <w:kern w:val="2"/>
+                <w:szCs w:val="24"/>
+                <w:lang w:eastAsia="el-GR"/>
+                <w14:ligatures w14:val="standardContextual"/>
+              </w:rPr>
+              <w:tab/>
+            </w:r>
+            <w:r>
+              <w:rPr>
+                <w:rStyle w:val="-"/>
+                <w:noProof/>
+              </w:rPr>
+              <w:t>Μεθοδολογία</w:t>
+            </w:r>
+            <w:r>
+              <w:rPr>
+                <w:noProof/>
+                <w:webHidden/>
+              </w:rPr>
+              <w:tab/>
+            </w:r>
+            <w:r>
+              <w:rPr>
+                <w:noProof/>
+                <w:webHidden/>
+              </w:rPr>
+              <w:fldChar w:fldCharType="begin"/>
+            </w:r>
+            <w:r>
+              <w:rPr>
+                <w:noProof/>
+                <w:webHidden/>
+              </w:rPr>
+              <w:instrText xml:space="preserve"> PAGEREF _Toc225197725 \h </w:instrText>
+            </w:r>
+            <w:r>
+              <w:rPr>
+                <w:noProof/>
+                <w:webHidden/>
+              </w:rPr>
+            </w:r>
+            <w:r>
+              <w:rPr>
+                <w:noProof/>
+                <w:webHidden/>
+              </w:rPr>
+              <w:fldChar w:fldCharType="separate"/>
+            </w:r>
+            <w:r>
+              <w:rPr>
+                <w:noProof/>
+                <w:webHidden/>
+              </w:rPr>
+              <w:t>7</w:t>
             </w:r>
             <w:r>
               <w:rPr>
@@ -1172,13 +1631,13 @@
               <w14:ligatures w14:val="standardContextual"/>
             </w:rPr>
           </w:pPr>
-          <w:hyperlink w:anchor="_Toc224831376" w:history="1">
+          <w:hyperlink w:anchor="_Toc225197726" w:history="1">
             <w:r>
               <w:rPr>
                 <w:rStyle w:val="-"/>
                 <w:noProof/>
               </w:rPr>
-              <w:t>2.2</w:t>
+              <w:t>3.1</w:t>
             </w:r>
             <w:r>
               <w:rPr>
@@ -1196,8 +1655,21 @@
                 <w:rStyle w:val="-"/>
                 <w:noProof/>
               </w:rPr>
-              <w:t>Ο αλγόριθμος A*</w:t>
+              <w:t xml:space="preserve">Είδη κινδύνου και υδρόθειο </w:t>
             </w:r>
+            <m:oMath>
+              <m:r>
+                <m:rPr>
+                  <m:sty m:val="p"/>
+                </m:rPr>
+                <w:rPr>
+                  <w:rStyle w:val="-"/>
+                  <w:rFonts w:ascii="Cambria Math" w:hAnsi="Cambria Math"/>
+                  <w:noProof/>
+                </w:rPr>
+                <m:t>(H2S)</m:t>
+              </m:r>
+            </m:oMath>
             <w:r>
               <w:rPr>
                 <w:noProof/>
@@ -1217,7 +1689,7 @@
                 <w:noProof/>
                 <w:webHidden/>
               </w:rPr>
-              <w:instrText xml:space="preserve"> PAGEREF _Toc224831376 \h </w:instrText>
+              <w:instrText xml:space="preserve"> PAGEREF _Toc225197726 \h </w:instrText>
             </w:r>
             <w:r>
               <w:rPr>
@@ -1237,7 +1709,7 @@
                 <w:noProof/>
                 <w:webHidden/>
               </w:rPr>
-              <w:t>4</w:t>
+              <w:t>7</w:t>
             </w:r>
             <w:r>
               <w:rPr>
@@ -1264,14 +1736,13 @@
               <w14:ligatures w14:val="standardContextual"/>
             </w:rPr>
           </w:pPr>
-          <w:hyperlink w:anchor="_Toc224831377" w:history="1">
+          <w:hyperlink w:anchor="_Toc225197727" w:history="1">
             <w:r>
               <w:rPr>
                 <w:rStyle w:val="-"/>
-                <w:rFonts w:cs="Times New Roman"/>
                 <w:noProof/>
               </w:rPr>
-              <w:t>2.3</w:t>
+              <w:t>3.2</w:t>
             </w:r>
             <w:r>
               <w:rPr>
@@ -1289,67 +1760,7 @@
                 <w:rStyle w:val="-"/>
                 <w:noProof/>
               </w:rPr>
-              <w:t xml:space="preserve">Οι αλγόριθμοι </w:t>
-            </w:r>
-            <w:r>
-              <w:rPr>
-                <w:rStyle w:val="-"/>
-                <w:noProof/>
-                <w:lang w:val="en-US"/>
-              </w:rPr>
-              <w:t>D</w:t>
-            </w:r>
-            <w:r>
-              <w:rPr>
-                <w:rStyle w:val="-"/>
-                <w:noProof/>
-              </w:rPr>
-              <w:t>*</w:t>
-            </w:r>
-            <w:r>
-              <w:rPr>
-                <w:rStyle w:val="-"/>
-                <w:noProof/>
-                <w:lang w:val="en-US"/>
-              </w:rPr>
-              <w:t>lite</w:t>
-            </w:r>
-            <w:r>
-              <w:rPr>
-                <w:rStyle w:val="-"/>
-                <w:noProof/>
-              </w:rPr>
-              <w:t xml:space="preserve">, </w:t>
-            </w:r>
-            <w:r>
-              <w:rPr>
-                <w:rStyle w:val="-"/>
-                <w:noProof/>
-                <w:lang w:val="en-US"/>
-              </w:rPr>
-              <w:t>D</w:t>
-            </w:r>
-            <w:r>
-              <w:rPr>
-                <w:rStyle w:val="-"/>
-                <w:noProof/>
-              </w:rPr>
-              <w:t xml:space="preserve">* και </w:t>
-            </w:r>
-            <w:r>
-              <w:rPr>
-                <w:rStyle w:val="-"/>
-                <w:noProof/>
-                <w:lang w:val="en-US"/>
-              </w:rPr>
-              <w:t>LPA</w:t>
-            </w:r>
-            <w:r>
-              <w:rPr>
-                <w:rStyle w:val="-"/>
-                <w:noProof/>
-              </w:rPr>
-              <w:t>*</w:t>
+              <w:t>Προσομοίωση φυσιολογικών επιπτώσεων</w:t>
             </w:r>
             <w:r>
               <w:rPr>
@@ -1370,7 +1781,7 @@
                 <w:noProof/>
                 <w:webHidden/>
               </w:rPr>
-              <w:instrText xml:space="preserve"> PAGEREF _Toc224831377 \h </w:instrText>
+              <w:instrText xml:space="preserve"> PAGEREF _Toc225197727 \h </w:instrText>
             </w:r>
             <w:r>
               <w:rPr>
@@ -1390,7 +1801,7 @@
                 <w:noProof/>
                 <w:webHidden/>
               </w:rPr>
-              <w:t>5</w:t>
+              <w:t>8</w:t>
             </w:r>
             <w:r>
               <w:rPr>
@@ -1403,9 +1814,9 @@
         </w:p>
         <w:p>
           <w:pPr>
-            <w:pStyle w:val="30"/>
+            <w:pStyle w:val="20"/>
             <w:tabs>
-              <w:tab w:val="left" w:pos="1440"/>
+              <w:tab w:val="left" w:pos="960"/>
               <w:tab w:val="right" w:leader="dot" w:pos="10070"/>
             </w:tabs>
             <w:rPr>
@@ -1417,13 +1828,13 @@
               <w14:ligatures w14:val="standardContextual"/>
             </w:rPr>
           </w:pPr>
-          <w:hyperlink w:anchor="_Toc224831378" w:history="1">
+          <w:hyperlink w:anchor="_Toc225197728" w:history="1">
             <w:r>
               <w:rPr>
                 <w:rStyle w:val="-"/>
                 <w:noProof/>
               </w:rPr>
-              <w:t>2.3.1</w:t>
+              <w:t>3.3</w:t>
             </w:r>
             <w:r>
               <w:rPr>
@@ -1441,7 +1852,7 @@
                 <w:rStyle w:val="-"/>
                 <w:noProof/>
               </w:rPr>
-              <w:t>Ο αλγόριθμος D*</w:t>
+              <w:t>Μοντέλα προσομοίωσης ανθρώπινης συμπεριφοράς</w:t>
             </w:r>
             <w:r>
               <w:rPr>
@@ -1462,7 +1873,7 @@
                 <w:noProof/>
                 <w:webHidden/>
               </w:rPr>
-              <w:instrText xml:space="preserve"> PAGEREF _Toc224831378 \h </w:instrText>
+              <w:instrText xml:space="preserve"> PAGEREF _Toc225197728 \h </w:instrText>
             </w:r>
             <w:r>
               <w:rPr>
@@ -1482,7 +1893,7 @@
                 <w:noProof/>
                 <w:webHidden/>
               </w:rPr>
-              <w:t>5</w:t>
+              <w:t>9</w:t>
             </w:r>
             <w:r>
               <w:rPr>
@@ -1495,9 +1906,9 @@
         </w:p>
         <w:p>
           <w:pPr>
-            <w:pStyle w:val="30"/>
+            <w:pStyle w:val="20"/>
             <w:tabs>
-              <w:tab w:val="left" w:pos="1440"/>
+              <w:tab w:val="left" w:pos="960"/>
               <w:tab w:val="right" w:leader="dot" w:pos="10070"/>
             </w:tabs>
             <w:rPr>
@@ -1509,13 +1920,14 @@
               <w14:ligatures w14:val="standardContextual"/>
             </w:rPr>
           </w:pPr>
-          <w:hyperlink w:anchor="_Toc224831379" w:history="1">
+          <w:hyperlink w:anchor="_Toc225197729" w:history="1">
             <w:r>
               <w:rPr>
                 <w:rStyle w:val="-"/>
                 <w:noProof/>
-              </w:rPr>
-              <w:t>2.3.2</w:t>
+                <w:lang w:val="en-US"/>
+              </w:rPr>
+              <w:t>3.4</w:t>
             </w:r>
             <w:r>
               <w:rPr>
@@ -1533,7 +1945,7 @@
                 <w:rStyle w:val="-"/>
                 <w:noProof/>
               </w:rPr>
-              <w:t xml:space="preserve">Ο αλγόριθμος </w:t>
+              <w:t xml:space="preserve">Κίνηση «πρακτόρων» και </w:t>
             </w:r>
             <w:r>
               <w:rPr>
@@ -1541,14 +1953,7 @@
                 <w:noProof/>
                 <w:lang w:val="en-US"/>
               </w:rPr>
-              <w:t>LPA</w:t>
-            </w:r>
-            <w:r>
-              <w:rPr>
-                <w:rStyle w:val="-"/>
-                <w:noProof/>
-              </w:rPr>
-              <w:t>*</w:t>
+              <w:t>pathfinding</w:t>
             </w:r>
             <w:r>
               <w:rPr>
@@ -1569,7 +1974,7 @@
                 <w:noProof/>
                 <w:webHidden/>
               </w:rPr>
-              <w:instrText xml:space="preserve"> PAGEREF _Toc224831379 \h </w:instrText>
+              <w:instrText xml:space="preserve"> PAGEREF _Toc225197729 \h </w:instrText>
             </w:r>
             <w:r>
               <w:rPr>
@@ -1589,122 +1994,7 @@
                 <w:noProof/>
                 <w:webHidden/>
               </w:rPr>
-              <w:t>6</w:t>
-            </w:r>
-            <w:r>
-              <w:rPr>
-                <w:noProof/>
-                <w:webHidden/>
-              </w:rPr>
-              <w:fldChar w:fldCharType="end"/>
-            </w:r>
-          </w:hyperlink>
-        </w:p>
-        <w:p>
-          <w:pPr>
-            <w:pStyle w:val="30"/>
-            <w:tabs>
-              <w:tab w:val="left" w:pos="1440"/>
-              <w:tab w:val="right" w:leader="dot" w:pos="10070"/>
-            </w:tabs>
-            <w:rPr>
-              <w:rFonts w:asciiTheme="minorHAnsi" w:eastAsiaTheme="minorEastAsia" w:hAnsiTheme="minorHAnsi" w:cstheme="minorBidi"/>
-              <w:noProof/>
-              <w:kern w:val="2"/>
-              <w:szCs w:val="24"/>
-              <w:lang w:eastAsia="el-GR"/>
-              <w14:ligatures w14:val="standardContextual"/>
-            </w:rPr>
-          </w:pPr>
-          <w:hyperlink w:anchor="_Toc224831380" w:history="1">
-            <w:r>
-              <w:rPr>
-                <w:rStyle w:val="-"/>
-                <w:noProof/>
-              </w:rPr>
-              <w:t>2.3.3</w:t>
-            </w:r>
-            <w:r>
-              <w:rPr>
-                <w:rFonts w:asciiTheme="minorHAnsi" w:eastAsiaTheme="minorEastAsia" w:hAnsiTheme="minorHAnsi" w:cstheme="minorBidi"/>
-                <w:noProof/>
-                <w:kern w:val="2"/>
-                <w:szCs w:val="24"/>
-                <w:lang w:eastAsia="el-GR"/>
-                <w14:ligatures w14:val="standardContextual"/>
-              </w:rPr>
-              <w:tab/>
-            </w:r>
-            <w:r>
-              <w:rPr>
-                <w:rStyle w:val="-"/>
-                <w:noProof/>
-              </w:rPr>
-              <w:t xml:space="preserve">Ο αλγόριθμος </w:t>
-            </w:r>
-            <w:r>
-              <w:rPr>
-                <w:rStyle w:val="-"/>
-                <w:noProof/>
-                <w:lang w:val="en-US"/>
-              </w:rPr>
-              <w:t>D</w:t>
-            </w:r>
-            <w:r>
-              <w:rPr>
-                <w:rStyle w:val="-"/>
-                <w:noProof/>
-              </w:rPr>
-              <w:t>*</w:t>
-            </w:r>
-            <w:r>
-              <w:rPr>
-                <w:rStyle w:val="-"/>
-                <w:noProof/>
-                <w:lang w:val="en-US"/>
-              </w:rPr>
-              <w:t>lite</w:t>
-            </w:r>
-            <w:r>
-              <w:rPr>
-                <w:noProof/>
-                <w:webHidden/>
-              </w:rPr>
-              <w:tab/>
-            </w:r>
-            <w:r>
-              <w:rPr>
-                <w:noProof/>
-                <w:webHidden/>
-              </w:rPr>
-              <w:fldChar w:fldCharType="begin"/>
-            </w:r>
-            <w:r>
-              <w:rPr>
-                <w:noProof/>
-                <w:webHidden/>
-              </w:rPr>
-              <w:instrText xml:space="preserve"> PAGEREF _Toc224831380 \h </w:instrText>
-            </w:r>
-            <w:r>
-              <w:rPr>
-                <w:noProof/>
-                <w:webHidden/>
-              </w:rPr>
-            </w:r>
-            <w:r>
-              <w:rPr>
-                <w:noProof/>
-                <w:webHidden/>
-              </w:rPr>
-              <w:fldChar w:fldCharType="separate"/>
-            </w:r>
-            <w:r>
-              <w:rPr>
-                <w:noProof/>
-                <w:webHidden/>
-              </w:rPr>
-              <w:t>7</w:t>
+              <w:t>10</w:t>
             </w:r>
             <w:r>
               <w:rPr>
@@ -1731,13 +2021,14 @@
               <w14:ligatures w14:val="standardContextual"/>
             </w:rPr>
           </w:pPr>
-          <w:hyperlink w:anchor="_Toc224831381" w:history="1">
+          <w:hyperlink w:anchor="_Toc225197730" w:history="1">
             <w:r>
               <w:rPr>
                 <w:rStyle w:val="-"/>
                 <w:noProof/>
-              </w:rPr>
-              <w:t>3</w:t>
+                <w:lang w:val="en-US"/>
+              </w:rPr>
+              <w:t>4</w:t>
             </w:r>
             <w:r>
               <w:rPr>
@@ -1755,7 +2046,7 @@
                 <w:rStyle w:val="-"/>
                 <w:noProof/>
               </w:rPr>
-              <w:t>Μεθοδολογία</w:t>
+              <w:t>Βιβλιογραφία</w:t>
             </w:r>
             <w:r>
               <w:rPr>
@@ -1776,7 +2067,7 @@
                 <w:noProof/>
                 <w:webHidden/>
               </w:rPr>
-              <w:instrText xml:space="preserve"> PAGEREF _Toc224831381 \h </w:instrText>
+              <w:instrText xml:space="preserve"> PAGEREF _Toc225197730 \h </w:instrText>
             </w:r>
             <w:r>
               <w:rPr>
@@ -1796,100 +2087,7 @@
                 <w:noProof/>
                 <w:webHidden/>
               </w:rPr>
-              <w:t>8</w:t>
-            </w:r>
-            <w:r>
-              <w:rPr>
-                <w:noProof/>
-                <w:webHidden/>
-              </w:rPr>
-              <w:fldChar w:fldCharType="end"/>
-            </w:r>
-          </w:hyperlink>
-        </w:p>
-        <w:p>
-          <w:pPr>
-            <w:pStyle w:val="10"/>
-            <w:tabs>
-              <w:tab w:val="left" w:pos="480"/>
-              <w:tab w:val="right" w:leader="dot" w:pos="10070"/>
-            </w:tabs>
-            <w:rPr>
-              <w:rFonts w:asciiTheme="minorHAnsi" w:eastAsiaTheme="minorEastAsia" w:hAnsiTheme="minorHAnsi" w:cstheme="minorBidi"/>
-              <w:noProof/>
-              <w:kern w:val="2"/>
-              <w:szCs w:val="24"/>
-              <w:lang w:eastAsia="el-GR"/>
-              <w14:ligatures w14:val="standardContextual"/>
-            </w:rPr>
-          </w:pPr>
-          <w:hyperlink w:anchor="_Toc224831382" w:history="1">
-            <w:r>
-              <w:rPr>
-                <w:rStyle w:val="-"/>
-                <w:noProof/>
-                <w:lang w:val="en-US"/>
-              </w:rPr>
-              <w:t>4</w:t>
-            </w:r>
-            <w:r>
-              <w:rPr>
-                <w:rFonts w:asciiTheme="minorHAnsi" w:eastAsiaTheme="minorEastAsia" w:hAnsiTheme="minorHAnsi" w:cstheme="minorBidi"/>
-                <w:noProof/>
-                <w:kern w:val="2"/>
-                <w:szCs w:val="24"/>
-                <w:lang w:eastAsia="el-GR"/>
-                <w14:ligatures w14:val="standardContextual"/>
-              </w:rPr>
-              <w:tab/>
-            </w:r>
-            <w:r>
-              <w:rPr>
-                <w:rStyle w:val="-"/>
-                <w:noProof/>
-              </w:rPr>
-              <w:t>Βιβλιογραφία</w:t>
-            </w:r>
-            <w:r>
-              <w:rPr>
-                <w:noProof/>
-                <w:webHidden/>
-              </w:rPr>
-              <w:tab/>
-            </w:r>
-            <w:r>
-              <w:rPr>
-                <w:noProof/>
-                <w:webHidden/>
-              </w:rPr>
-              <w:fldChar w:fldCharType="begin"/>
-            </w:r>
-            <w:r>
-              <w:rPr>
-                <w:noProof/>
-                <w:webHidden/>
-              </w:rPr>
-              <w:instrText xml:space="preserve"> PAGEREF _Toc224831382 \h </w:instrText>
-            </w:r>
-            <w:r>
-              <w:rPr>
-                <w:noProof/>
-                <w:webHidden/>
-              </w:rPr>
-            </w:r>
-            <w:r>
-              <w:rPr>
-                <w:noProof/>
-                <w:webHidden/>
-              </w:rPr>
-              <w:fldChar w:fldCharType="separate"/>
-            </w:r>
-            <w:r>
-              <w:rPr>
-                <w:noProof/>
-                <w:webHidden/>
-              </w:rPr>
-              <w:t>1</w:t>
+              <w:t>17</w:t>
             </w:r>
             <w:r>
               <w:rPr>
@@ -2427,7 +2625,7 @@
       <w:pPr>
         <w:pStyle w:val="1"/>
       </w:pPr>
-      <w:bookmarkStart w:id="0" w:name="_Toc224831373"/>
+      <w:bookmarkStart w:id="0" w:name="_Toc225197719"/>
       <w:r>
         <w:lastRenderedPageBreak/>
         <w:t>Εισαγωγή</w:t>
@@ -2510,7 +2708,7 @@
         </w:rPr>
         <w:t>(</w:t>
       </w:r>
-      <w:hyperlink w:anchor="_ENREF_17" w:tooltip="Issa, 2024 #6" w:history="1">
+      <w:hyperlink w:anchor="_ENREF_18" w:tooltip="Issa, 2024 #6" w:history="1">
         <w:r>
           <w:rPr>
             <w:rStyle w:val="-"/>
@@ -2566,7 +2764,7 @@
         </w:rPr>
         <w:t>(</w:t>
       </w:r>
-      <w:hyperlink w:anchor="_ENREF_18" w:tooltip="Kay, 2023 #7" w:history="1">
+      <w:hyperlink w:anchor="_ENREF_19" w:tooltip="Kay, 2023 #7" w:history="1">
         <w:r>
           <w:rPr>
             <w:rStyle w:val="-"/>
@@ -2845,7 +3043,7 @@
         </w:rPr>
         <w:t>(</w:t>
       </w:r>
-      <w:hyperlink w:anchor="_ENREF_36" w:tooltip="Sun, 2025 #17" w:history="1">
+      <w:hyperlink w:anchor="_ENREF_38" w:tooltip="Sun, 2025 #17" w:history="1">
         <w:r>
           <w:rPr>
             <w:rStyle w:val="-"/>
@@ -3173,7 +3371,7 @@
         </w:rPr>
         <w:t xml:space="preserve">, </w:t>
       </w:r>
-      <w:hyperlink w:anchor="_ENREF_26" w:tooltip="Lovreglio, 2016 #22" w:history="1">
+      <w:hyperlink w:anchor="_ENREF_27" w:tooltip="Lovreglio, 2016 #22" w:history="1">
         <w:r>
           <w:rPr>
             <w:rStyle w:val="-"/>
@@ -3187,7 +3385,7 @@
         </w:rPr>
         <w:t xml:space="preserve">, </w:t>
       </w:r>
-      <w:hyperlink w:anchor="_ENREF_36" w:tooltip="Sun, 2025 #17" w:history="1">
+      <w:hyperlink w:anchor="_ENREF_38" w:tooltip="Sun, 2025 #17" w:history="1">
         <w:r>
           <w:rPr>
             <w:rStyle w:val="-"/>
@@ -3365,7 +3563,7 @@
         </w:rPr>
         <w:t>(</w:t>
       </w:r>
-      <w:hyperlink w:anchor="_ENREF_22" w:tooltip="Kuligowski, 2011 #9" w:history="1">
+      <w:hyperlink w:anchor="_ENREF_23" w:tooltip="Kuligowski, 2011 #9" w:history="1">
         <w:r>
           <w:rPr>
             <w:rStyle w:val="-"/>
@@ -3577,7 +3775,7 @@
         </w:rPr>
         <w:t>(</w:t>
       </w:r>
-      <w:hyperlink w:anchor="_ENREF_11" w:tooltip="Gwynne, 2016 #10" w:history="1">
+      <w:hyperlink w:anchor="_ENREF_12" w:tooltip="Gwynne, 2016 #10" w:history="1">
         <w:r>
           <w:rPr>
             <w:rStyle w:val="-"/>
@@ -3591,7 +3789,7 @@
         </w:rPr>
         <w:t xml:space="preserve">, </w:t>
       </w:r>
-      <w:hyperlink w:anchor="_ENREF_31" w:tooltip="Senanayake, 2024 #16" w:history="1">
+      <w:hyperlink w:anchor="_ENREF_32" w:tooltip="Senanayake, 2024 #16" w:history="1">
         <w:r>
           <w:rPr>
             <w:rStyle w:val="-"/>
@@ -3605,7 +3803,7 @@
         </w:rPr>
         <w:t xml:space="preserve">, </w:t>
       </w:r>
-      <w:hyperlink w:anchor="_ENREF_41" w:tooltip="Zheng, 2009 #23" w:history="1">
+      <w:hyperlink w:anchor="_ENREF_49" w:tooltip="Zheng, 2009 #23" w:history="1">
         <w:r>
           <w:rPr>
             <w:rStyle w:val="-"/>
@@ -4126,7 +4324,7 @@
         </w:rPr>
         <w:t xml:space="preserve">, </w:t>
       </w:r>
-      <w:hyperlink w:anchor="_ENREF_32" w:tooltip="Shaikh, 2020 #14" w:history="1">
+      <w:hyperlink w:anchor="_ENREF_33" w:tooltip="Shaikh, 2020 #14" w:history="1">
         <w:r>
           <w:rPr>
             <w:rStyle w:val="-"/>
@@ -6684,7 +6882,7 @@
         </w:rPr>
         <w:t>(</w:t>
       </w:r>
-      <w:hyperlink w:anchor="_ENREF_32" w:tooltip="Shaikh, 2020 #14" w:history="1">
+      <w:hyperlink w:anchor="_ENREF_33" w:tooltip="Shaikh, 2020 #14" w:history="1">
         <w:r>
           <w:rPr>
             <w:rStyle w:val="-"/>
@@ -6823,7 +7021,7 @@
         </w:rPr>
         <w:t>(</w:t>
       </w:r>
-      <w:hyperlink w:anchor="_ENREF_32" w:tooltip="Shaikh, 2020 #14" w:history="1">
+      <w:hyperlink w:anchor="_ENREF_33" w:tooltip="Shaikh, 2020 #14" w:history="1">
         <w:r>
           <w:rPr>
             <w:rStyle w:val="-"/>
@@ -6994,7 +7192,7 @@
         </w:rPr>
         <w:t>(</w:t>
       </w:r>
-      <w:hyperlink w:anchor="_ENREF_40" w:tooltip="Wan, 2014 #25" w:history="1">
+      <w:hyperlink w:anchor="_ENREF_45" w:tooltip="Wan, 2014 #25" w:history="1">
         <w:r>
           <w:rPr>
             <w:rStyle w:val="-"/>
@@ -7089,7 +7287,7 @@
         </w:rPr>
         <w:t>(</w:t>
       </w:r>
-      <w:hyperlink w:anchor="_ENREF_31" w:tooltip="Senanayake, 2024 #16" w:history="1">
+      <w:hyperlink w:anchor="_ENREF_32" w:tooltip="Senanayake, 2024 #16" w:history="1">
         <w:r>
           <w:rPr>
             <w:rStyle w:val="-"/>
@@ -7133,7 +7331,7 @@
         </w:rPr>
         <w:t>(</w:t>
       </w:r>
-      <w:hyperlink w:anchor="_ENREF_29" w:tooltip="Ronchi, 2021 #26" w:history="1">
+      <w:hyperlink w:anchor="_ENREF_30" w:tooltip="Ronchi, 2021 #26" w:history="1">
         <w:r>
           <w:rPr>
             <w:rStyle w:val="-"/>
@@ -7195,7 +7393,7 @@
         </w:rPr>
         <w:t>(</w:t>
       </w:r>
-      <w:hyperlink w:anchor="_ENREF_19" w:tooltip="Kim, 2026 #27" w:history="1">
+      <w:hyperlink w:anchor="_ENREF_20" w:tooltip="Kim, 2026 #27" w:history="1">
         <w:r>
           <w:rPr>
             <w:rStyle w:val="-"/>
@@ -7209,7 +7407,7 @@
         </w:rPr>
         <w:t xml:space="preserve">, </w:t>
       </w:r>
-      <w:hyperlink w:anchor="_ENREF_23" w:tooltip="Lawande, 2022 #24" w:history="1">
+      <w:hyperlink w:anchor="_ENREF_24" w:tooltip="Lawande, 2022 #24" w:history="1">
         <w:r>
           <w:rPr>
             <w:rStyle w:val="-"/>
@@ -7250,7 +7448,7 @@
         </w:rPr>
         <w:t>(</w:t>
       </w:r>
-      <w:hyperlink w:anchor="_ENREF_33" w:tooltip="Sharma, 2012 #44" w:history="1">
+      <w:hyperlink w:anchor="_ENREF_34" w:tooltip="Sharma, 2012 #44" w:history="1">
         <w:r>
           <w:rPr>
             <w:rStyle w:val="-"/>
@@ -7309,7 +7507,7 @@
         </w:rPr>
         <w:t>(</w:t>
       </w:r>
-      <w:hyperlink w:anchor="_ENREF_19" w:tooltip="Kim, 2026 #27" w:history="1">
+      <w:hyperlink w:anchor="_ENREF_20" w:tooltip="Kim, 2026 #27" w:history="1">
         <w:r>
           <w:rPr>
             <w:rStyle w:val="-"/>
@@ -7489,7 +7687,7 @@
         </w:rPr>
         <w:t xml:space="preserve">, </w:t>
       </w:r>
-      <w:hyperlink w:anchor="_ENREF_23" w:tooltip="Lawande, 2022 #24" w:history="1">
+      <w:hyperlink w:anchor="_ENREF_24" w:tooltip="Lawande, 2022 #24" w:history="1">
         <w:r>
           <w:rPr>
             <w:rStyle w:val="-"/>
@@ -7705,7 +7903,7 @@
         </w:rPr>
         <w:t xml:space="preserve">, </w:t>
       </w:r>
-      <w:hyperlink w:anchor="_ENREF_31" w:tooltip="Senanayake, 2024 #16" w:history="1">
+      <w:hyperlink w:anchor="_ENREF_32" w:tooltip="Senanayake, 2024 #16" w:history="1">
         <w:r>
           <w:rPr>
             <w:rStyle w:val="-"/>
@@ -7719,7 +7917,7 @@
         </w:rPr>
         <w:t xml:space="preserve">, </w:t>
       </w:r>
-      <w:hyperlink w:anchor="_ENREF_36" w:tooltip="Sun, 2025 #17" w:history="1">
+      <w:hyperlink w:anchor="_ENREF_38" w:tooltip="Sun, 2025 #17" w:history="1">
         <w:r>
           <w:rPr>
             <w:rStyle w:val="-"/>
@@ -7775,7 +7973,7 @@
         </w:rPr>
         <w:t>(</w:t>
       </w:r>
-      <w:hyperlink w:anchor="_ENREF_17" w:tooltip="Issa, 2024 #6" w:history="1">
+      <w:hyperlink w:anchor="_ENREF_18" w:tooltip="Issa, 2024 #6" w:history="1">
         <w:r>
           <w:rPr>
             <w:rStyle w:val="-"/>
@@ -7825,7 +8023,7 @@
         </w:rPr>
         <w:t>(</w:t>
       </w:r>
-      <w:hyperlink w:anchor="_ENREF_19" w:tooltip="Kim, 2026 #27" w:history="1">
+      <w:hyperlink w:anchor="_ENREF_20" w:tooltip="Kim, 2026 #27" w:history="1">
         <w:r>
           <w:rPr>
             <w:rStyle w:val="-"/>
@@ -7860,7 +8058,7 @@
         </w:rPr>
         <w:t>(</w:t>
       </w:r>
-      <w:hyperlink w:anchor="_ENREF_12" w:tooltip="He, 2024 #29" w:history="1">
+      <w:hyperlink w:anchor="_ENREF_13" w:tooltip="He, 2024 #29" w:history="1">
         <w:r>
           <w:rPr>
             <w:rStyle w:val="-"/>
@@ -7992,7 +8190,7 @@
         </w:rPr>
         <w:t>(</w:t>
       </w:r>
-      <w:hyperlink w:anchor="_ENREF_23" w:tooltip="Lawande, 2022 #24" w:history="1">
+      <w:hyperlink w:anchor="_ENREF_24" w:tooltip="Lawande, 2022 #24" w:history="1">
         <w:r>
           <w:rPr>
             <w:rStyle w:val="-"/>
@@ -8006,7 +8204,7 @@
         </w:rPr>
         <w:t xml:space="preserve">, </w:t>
       </w:r>
-      <w:hyperlink w:anchor="_ENREF_28" w:tooltip="Niu, 2021 #32" w:history="1">
+      <w:hyperlink w:anchor="_ENREF_29" w:tooltip="Niu, 2021 #32" w:history="1">
         <w:r>
           <w:rPr>
             <w:rStyle w:val="-"/>
@@ -8062,7 +8260,7 @@
         </w:rPr>
         <w:t>(</w:t>
       </w:r>
-      <w:hyperlink w:anchor="_ENREF_15" w:tooltip="Hu, 2018 #31" w:history="1">
+      <w:hyperlink w:anchor="_ENREF_16" w:tooltip="Hu, 2018 #31" w:history="1">
         <w:r>
           <w:rPr>
             <w:rStyle w:val="-"/>
@@ -8076,7 +8274,7 @@
         </w:rPr>
         <w:t xml:space="preserve">, </w:t>
       </w:r>
-      <w:hyperlink w:anchor="_ENREF_38" w:tooltip="Trevena, 2015 #36" w:history="1">
+      <w:hyperlink w:anchor="_ENREF_42" w:tooltip="Trevena, 2015 #36" w:history="1">
         <w:r>
           <w:rPr>
             <w:rStyle w:val="-"/>
@@ -8150,7 +8348,7 @@
         </w:rPr>
         <w:t>(</w:t>
       </w:r>
-      <w:hyperlink w:anchor="_ENREF_35" w:tooltip="Stentz, 1994 #35" w:history="1">
+      <w:hyperlink w:anchor="_ENREF_36" w:tooltip="Stentz, 1994 #35" w:history="1">
         <w:r>
           <w:rPr>
             <w:rStyle w:val="-"/>
@@ -8194,7 +8392,7 @@
         </w:rPr>
         <w:t>(</w:t>
       </w:r>
-      <w:hyperlink w:anchor="_ENREF_9" w:tooltip="Fitrianie, 2015 #37" w:history="1">
+      <w:hyperlink w:anchor="_ENREF_10" w:tooltip="Fitrianie, 2015 #37" w:history="1">
         <w:r>
           <w:rPr>
             <w:rStyle w:val="-"/>
@@ -8208,7 +8406,7 @@
         </w:rPr>
         <w:t xml:space="preserve">, </w:t>
       </w:r>
-      <w:hyperlink w:anchor="_ENREF_25" w:tooltip="Liu, 2023 #38" w:history="1">
+      <w:hyperlink w:anchor="_ENREF_26" w:tooltip="Liu, 2023 #38" w:history="1">
         <w:r>
           <w:rPr>
             <w:rStyle w:val="-"/>
@@ -8363,7 +8561,7 @@
         </w:rPr>
         <w:t>(</w:t>
       </w:r>
-      <w:hyperlink w:anchor="_ENREF_12" w:tooltip="He, 2024 #29" w:history="1">
+      <w:hyperlink w:anchor="_ENREF_13" w:tooltip="He, 2024 #29" w:history="1">
         <w:r>
           <w:rPr>
             <w:rStyle w:val="-"/>
@@ -8377,7 +8575,7 @@
         </w:rPr>
         <w:t xml:space="preserve">, </w:t>
       </w:r>
-      <w:hyperlink w:anchor="_ENREF_24" w:tooltip="Lee, 2023 #41" w:history="1">
+      <w:hyperlink w:anchor="_ENREF_25" w:tooltip="Lee, 2023 #41" w:history="1">
         <w:r>
           <w:rPr>
             <w:rStyle w:val="-"/>
@@ -8442,7 +8640,7 @@
       <w:r>
         <w:t xml:space="preserve"> </w:t>
       </w:r>
-      <w:hyperlink w:anchor="_ENREF_21" w:tooltip="Koenig, 2002 #42" w:history="1">
+      <w:hyperlink w:anchor="_ENREF_22" w:tooltip="Koenig, 2002 #42" w:history="1">
         <w:r>
           <w:rPr>
             <w:rStyle w:val="-"/>
@@ -8614,7 +8812,7 @@
         </w:rPr>
         <w:t>(</w:t>
       </w:r>
-      <w:hyperlink w:anchor="_ENREF_37" w:tooltip="Talbi, 2009 #40" w:history="1">
+      <w:hyperlink w:anchor="_ENREF_39" w:tooltip="Talbi, 2009 #40" w:history="1">
         <w:r>
           <w:rPr>
             <w:rStyle w:val="-"/>
@@ -8775,7 +8973,7 @@
         </w:rPr>
         <w:t>(</w:t>
       </w:r>
-      <w:hyperlink w:anchor="_ENREF_17" w:tooltip="Issa, 2024 #6" w:history="1">
+      <w:hyperlink w:anchor="_ENREF_18" w:tooltip="Issa, 2024 #6" w:history="1">
         <w:r>
           <w:rPr>
             <w:rStyle w:val="-"/>
@@ -10660,7 +10858,7 @@
         </w:rPr>
         <w:t>(</w:t>
       </w:r>
-      <w:hyperlink w:anchor="_ENREF_32" w:tooltip="Shaikh, 2020 #14" w:history="1">
+      <w:hyperlink w:anchor="_ENREF_33" w:tooltip="Shaikh, 2020 #14" w:history="1">
         <w:r>
           <w:rPr>
             <w:rStyle w:val="-"/>
@@ -10762,7 +10960,7 @@
       <w:pPr>
         <w:pStyle w:val="1"/>
       </w:pPr>
-      <w:bookmarkStart w:id="13" w:name="_Toc224831374"/>
+      <w:bookmarkStart w:id="13" w:name="_Toc225197720"/>
       <w:r>
         <w:lastRenderedPageBreak/>
         <w:t>Θ</w:t>
@@ -10782,7 +10980,7 @@
           <w:rFonts w:cs="Times New Roman"/>
         </w:rPr>
       </w:pPr>
-      <w:bookmarkStart w:id="14" w:name="_Toc224831377"/>
+      <w:bookmarkStart w:id="14" w:name="_Toc225197721"/>
       <w:r>
         <w:t xml:space="preserve">Οι αλγόριθμοι </w:t>
       </w:r>
@@ -11004,7 +11202,7 @@
         </w:rPr>
         <w:t>(</w:t>
       </w:r>
-      <w:hyperlink w:anchor="_ENREF_21" w:tooltip="Koenig, 2002 #42" w:history="1">
+      <w:hyperlink w:anchor="_ENREF_22" w:tooltip="Koenig, 2002 #42" w:history="1">
         <w:r>
           <w:rPr>
             <w:rStyle w:val="-"/>
@@ -11056,7 +11254,7 @@
       <w:pPr>
         <w:pStyle w:val="3"/>
       </w:pPr>
-      <w:bookmarkStart w:id="17" w:name="_Toc224831378"/>
+      <w:bookmarkStart w:id="17" w:name="_Toc225197722"/>
       <w:r>
         <w:t xml:space="preserve">Ο αλγόριθμος </w:t>
       </w:r>
@@ -11236,7 +11434,7 @@
       <w:pPr>
         <w:pStyle w:val="3"/>
       </w:pPr>
-      <w:bookmarkStart w:id="18" w:name="_Toc224831379"/>
+      <w:bookmarkStart w:id="18" w:name="_Toc225197723"/>
       <w:r>
         <w:t xml:space="preserve">Ο αλγόριθμος </w:t>
       </w:r>
@@ -14181,7 +14379,7 @@
       <w:pPr>
         <w:pStyle w:val="3"/>
       </w:pPr>
-      <w:bookmarkStart w:id="19" w:name="_Toc224831380"/>
+      <w:bookmarkStart w:id="19" w:name="_Toc225197724"/>
       <w:r>
         <w:t xml:space="preserve">Ο αλγόριθμος </w:t>
       </w:r>
@@ -15229,7 +15427,7 @@
       <w:pPr>
         <w:pStyle w:val="1"/>
       </w:pPr>
-      <w:bookmarkStart w:id="20" w:name="_Toc224831381"/>
+      <w:bookmarkStart w:id="20" w:name="_Toc225197725"/>
       <w:r>
         <w:rPr>
           <w:caps w:val="0"/>
@@ -15333,7 +15531,7 @@
         </w:rPr>
         <w:t>(</w:t>
       </w:r>
-      <w:hyperlink w:anchor="_ENREF_12" w:tooltip="He, 2024 #29" w:history="1">
+      <w:hyperlink w:anchor="_ENREF_13" w:tooltip="He, 2024 #29" w:history="1">
         <w:r>
           <w:rPr>
             <w:rStyle w:val="-"/>
@@ -15442,7 +15640,42 @@
         <w:t>. Μία εκκένωση μπορεί να κατηγοριοποιηθεί βάσει κριτηρίων όπως την έκτασή της, την αμεσότητά της, ακόμα και με το εάν είναι προαιρετική ή όχι, ενώ επηρεάζεται από παράγοντες όπως το χρόνο ανταπόκρισης, τις εντολές εκκένωσης και την κατάσταση του κυκλοφορικού δικτύου.</w:t>
       </w:r>
       <w:r>
-        <w:t xml:space="preserve"> Για την αποτελεσματική εκκένωση ενός χώρου είναι απαραίτητο να μελετηθούν παράγοντες όπως το είδος του κινδύνου, η κατάσταση του κυκλοφορικού δικτύου, παράμετροι που αφορούν τους χώρους συγκέντρωσης, καθώς και η ανθρώπινη συμπεριφορά </w:t>
+        <w:t xml:space="preserve"> Για την αποτελεσματική εκκένωση ενός χώρου είναι απαραίτητο να μελετηθούν παράγοντες όπως </w:t>
+      </w:r>
+      <w:commentRangeStart w:id="21"/>
+      <w:commentRangeStart w:id="22"/>
+      <w:r>
+        <w:t>το είδος του κινδύνου,</w:t>
+      </w:r>
+      <w:r>
+        <w:t xml:space="preserve"> η ανθρώπινη συμπεριφορά,</w:t>
+      </w:r>
+      <w:r>
+        <w:t xml:space="preserve"> η κατάσταση του κυκλοφορικού δικτύου,</w:t>
+      </w:r>
+      <w:r>
+        <w:t xml:space="preserve"> καθώς και</w:t>
+      </w:r>
+      <w:r>
+        <w:t xml:space="preserve"> παράμετροι που αφορούν τους χώρους συγκέντρωσης </w:t>
+      </w:r>
+      <w:commentRangeEnd w:id="21"/>
+      <w:r>
+        <w:rPr>
+          <w:rStyle w:val="ac"/>
+          <w:sz w:val="24"/>
+          <w:szCs w:val="22"/>
+        </w:rPr>
+        <w:commentReference w:id="21"/>
+      </w:r>
+      <w:commentRangeEnd w:id="22"/>
+      <w:r>
+        <w:rPr>
+          <w:rStyle w:val="ac"/>
+          <w:sz w:val="24"/>
+          <w:szCs w:val="22"/>
+        </w:rPr>
+        <w:commentReference w:id="22"/>
       </w:r>
       <w:r>
         <w:fldChar w:fldCharType="begin"/>
@@ -15479,6 +15712,3480 @@
       <w:r>
         <w:t>.</w:t>
       </w:r>
+    </w:p>
+    <w:p/>
+    <w:p>
+      <w:pPr>
+        <w:pStyle w:val="2"/>
+      </w:pPr>
+      <w:bookmarkStart w:id="23" w:name="_Toc225197726"/>
+      <w:r>
+        <w:t xml:space="preserve">Είδη κινδύνου και υδρόθειο </w:t>
+      </w:r>
+      <m:oMath>
+        <m:r>
+          <m:rPr>
+            <m:sty m:val="b"/>
+          </m:rPr>
+          <w:rPr>
+            <w:rFonts w:ascii="Cambria Math" w:hAnsi="Cambria Math"/>
+          </w:rPr>
+          <m:t>(</m:t>
+        </m:r>
+        <m:sSub>
+          <m:sSubPr>
+            <m:ctrlPr>
+              <w:rPr>
+                <w:rFonts w:ascii="Cambria Math" w:hAnsi="Cambria Math"/>
+              </w:rPr>
+            </m:ctrlPr>
+          </m:sSubPr>
+          <m:e>
+            <m:r>
+              <m:rPr>
+                <m:sty m:val="b"/>
+              </m:rPr>
+              <w:rPr>
+                <w:rFonts w:ascii="Cambria Math" w:hAnsi="Cambria Math"/>
+              </w:rPr>
+              <m:t>H</m:t>
+            </m:r>
+          </m:e>
+          <m:sub>
+            <m:r>
+              <m:rPr>
+                <m:sty m:val="b"/>
+              </m:rPr>
+              <w:rPr>
+                <w:rFonts w:ascii="Cambria Math" w:hAnsi="Cambria Math"/>
+              </w:rPr>
+              <m:t>2</m:t>
+            </m:r>
+          </m:sub>
+        </m:sSub>
+        <m:r>
+          <m:rPr>
+            <m:sty m:val="b"/>
+          </m:rPr>
+          <w:rPr>
+            <w:rFonts w:ascii="Cambria Math" w:hAnsi="Cambria Math"/>
+          </w:rPr>
+          <m:t>S)</m:t>
+        </m:r>
+      </m:oMath>
+      <w:bookmarkEnd w:id="23"/>
+    </w:p>
+    <w:p>
+      <w:r>
+        <w:t xml:space="preserve">Από τα βιομηχανικά ατυχήματα το μεγαλύτερο πλήθος τους αποτελείται από εκρήξεις, και μετά ακολουθούν πτώσεις κτιρίων, φωτιές, χημικές και αέριες διαρροές, και ούτω καθεξής </w:t>
+      </w:r>
+      <w:r>
+        <w:fldChar w:fldCharType="begin"/>
+      </w:r>
+      <w:r>
+        <w:instrText xml:space="preserve"> ADDIN EN.CITE &lt;EndNote&gt;&lt;Cite&gt;&lt;Author&gt;Tin&lt;/Author&gt;&lt;Year&gt;2023&lt;/Year&gt;&lt;RecNum&gt;60&lt;/RecNum&gt;&lt;DisplayText&gt;(Tin et al., 2023)&lt;/DisplayText&gt;&lt;record&gt;&lt;rec-number&gt;60&lt;/rec-number&gt;&lt;foreign-keys&gt;&lt;key app="EN" db-id="dxs5p5de0w55t0erd255s0tbrzsd22z0ts0d" timestamp="1774119663"&gt;60&lt;/key&gt;&lt;/foreign-keys&gt;&lt;ref-type name="Journal Article"&gt;17&lt;/ref-type&gt;&lt;contributors&gt;&lt;authors&gt;&lt;author&gt;Tin, Derrick&lt;/author&gt;&lt;author&gt;Cheng, Lenard&lt;/author&gt;&lt;author&gt;Hata, Ryan&lt;/author&gt;&lt;author&gt;Hertelendy, Attila J.&lt;/author&gt;&lt;author&gt;Hart, Alexander&lt;/author&gt;&lt;author&gt;Ciottone, Gregory&lt;/author&gt;&lt;/authors&gt;&lt;/contributors&gt;&lt;titles&gt;&lt;title&gt;Descriptive Analysis of the Healthcare Aspects of Industrial Disasters Around the World&lt;/title&gt;&lt;secondary-title&gt;Disaster Medicine and Public Health Preparedness&lt;/secondary-title&gt;&lt;/titles&gt;&lt;periodical&gt;&lt;full-title&gt;Disaster Medicine and Public Health Preparedness&lt;/full-title&gt;&lt;/periodical&gt;&lt;pages&gt;e400&lt;/pages&gt;&lt;volume&gt;17&lt;/volume&gt;&lt;edition&gt;2023/05/02&lt;/edition&gt;&lt;keywords&gt;&lt;keyword&gt;bioterrorism&lt;/keyword&gt;&lt;keyword&gt;chemical warfare&lt;/keyword&gt;&lt;keyword&gt;disaster medicine&lt;/keyword&gt;&lt;keyword&gt;emergency medicine&lt;/keyword&gt;&lt;keyword&gt;terrorism&lt;/keyword&gt;&lt;/keywords&gt;&lt;dates&gt;&lt;year&gt;2023&lt;/year&gt;&lt;/dates&gt;&lt;publisher&gt;Cambridge University Press&lt;/publisher&gt;&lt;isbn&gt;1935-7893&lt;/isbn&gt;&lt;urls&gt;&lt;related-urls&gt;&lt;url&gt;https://www.cambridge.org/core/product/3973D896065DF6549F86AF27A946CFD0&lt;/url&gt;&lt;/related-urls&gt;&lt;/urls&gt;&lt;custom7&gt;e400&lt;/custom7&gt;&lt;electronic-resource-num&gt;10.1017/dmp.2023.64&lt;/electronic-resource-num&gt;&lt;remote-database-name&gt;Cambridge Core&lt;/remote-database-name&gt;&lt;remote-database-provider&gt;Cambridge University Press&lt;/remote-database-provider&gt;&lt;/record&gt;&lt;/Cite&gt;&lt;/EndNote&gt;</w:instrText>
+      </w:r>
+      <w:r>
+        <w:fldChar w:fldCharType="separate"/>
+      </w:r>
+      <w:r>
+        <w:rPr>
+          <w:noProof/>
+        </w:rPr>
+        <w:t>(</w:t>
+      </w:r>
+      <w:hyperlink w:anchor="_ENREF_41" w:tooltip="Tin, 2023 #60" w:history="1">
+        <w:r>
+          <w:rPr>
+            <w:rStyle w:val="-"/>
+          </w:rPr>
+          <w:t>Tin et al., 2023</w:t>
+        </w:r>
+      </w:hyperlink>
+      <w:r>
+        <w:rPr>
+          <w:noProof/>
+        </w:rPr>
+        <w:t>)</w:t>
+      </w:r>
+      <w:r>
+        <w:fldChar w:fldCharType="end"/>
+      </w:r>
+      <w:r>
+        <w:t xml:space="preserve">. Ωστόσο, η διαρροή χημικών είναι η πιο κοινή μορφή αστοχίας του εξοπλισμού σε μονάδες παραγωγής χημικών. Εξαιτίας της μεγάλης ποικιλίας και φύσεως των επικίνδυνων χημικών, δεν είναι εύκολο τα υπάρχοντα προληπτικά μέτρα να εξαλείψουν πλήρως την πιθανότητα των ατυχημάτων διαρροής. Από την έρευνα που διεξήγαγαν οι </w:t>
+      </w:r>
+      <w:hyperlink w:anchor="_ENREF_48" w:tooltip="Yang, 2022 #61" w:history="1">
+        <w:r>
+          <w:rPr>
+            <w:rStyle w:val="-"/>
+          </w:rPr>
+          <w:fldChar w:fldCharType="begin"/>
+        </w:r>
+        <w:r>
+          <w:rPr>
+            <w:rStyle w:val="-"/>
+          </w:rPr>
+          <w:instrText xml:space="preserve"> ADDIN EN.CITE &lt;EndNote&gt;&lt;Cite AuthorYear="1"&gt;&lt;Author&gt;Yang&lt;/Author&gt;&lt;Year&gt;2022&lt;/Year&gt;&lt;RecNum&gt;61&lt;/RecNum&gt;&lt;DisplayText&gt;Yang et al. (2022)&lt;/DisplayText&gt;&lt;record&gt;&lt;rec-number&gt;61&lt;/rec-number&gt;&lt;foreign-keys&gt;&lt;key app="EN" db-id="dxs5p5de0w55t0erd255s0tbrzsd22z0ts0d" timestamp="1774120166"&gt;61&lt;/key&gt;&lt;/foreign-keys&gt;&lt;ref-type name="Journal Article"&gt;17&lt;/ref-type&gt;&lt;contributors&gt;&lt;authors&gt;&lt;author&gt;Yang, Dingding&lt;/author&gt;&lt;author&gt;Zheng, Yu&lt;/author&gt;&lt;author&gt;Peng, Kai&lt;/author&gt;&lt;author&gt;Pan, Lidong&lt;/author&gt;&lt;author&gt;Zheng, Juan&lt;/author&gt;&lt;author&gt;Xie, Baojing&lt;/author&gt;&lt;author&gt;Wang, Bohong&lt;/author&gt;&lt;/authors&gt;&lt;/contributors&gt;&lt;titles&gt;&lt;title&gt;Characteristics and Statistical Analysis of Large and above Hazardous Chemical Accidents in China from 2000 to 2020&lt;/title&gt;&lt;/titles&gt;&lt;pages&gt;15603&lt;/pages&gt;&lt;volume&gt;19&lt;/volume&gt;&lt;number&gt;23&lt;/number&gt;&lt;dates&gt;&lt;year&gt;2022&lt;/year&gt;&lt;/dates&gt;&lt;isbn&gt;1660-4601&lt;/isbn&gt;&lt;accession-num&gt;doi:10.3390/ijerph192315603&lt;/accession-num&gt;&lt;urls&gt;&lt;related-urls&gt;&lt;url&gt;https://www.mdpi.com/1660-4601/19/23/15603&lt;/url&gt;&lt;/related-urls&gt;&lt;/urls&gt;&lt;/record&gt;&lt;/Cite&gt;&lt;/EndNote&gt;</w:instrText>
+        </w:r>
+        <w:r>
+          <w:rPr>
+            <w:rStyle w:val="-"/>
+          </w:rPr>
+          <w:fldChar w:fldCharType="separate"/>
+        </w:r>
+        <w:r>
+          <w:rPr>
+            <w:rStyle w:val="-"/>
+          </w:rPr>
+          <w:t>Yang et al. (2022)</w:t>
+        </w:r>
+        <w:r>
+          <w:rPr>
+            <w:rStyle w:val="-"/>
+          </w:rPr>
+          <w:fldChar w:fldCharType="end"/>
+        </w:r>
+      </w:hyperlink>
+      <w:r>
+        <w:t xml:space="preserve"> </w:t>
+      </w:r>
+      <w:r>
+        <w:t xml:space="preserve">διαπίστωσαν ότι η διαρροές χημικών λειτουργούν συχνά ως το έναυσμα για τα μεγαλύτερης κλίμακας ατυχήματα, θέτοντάς τες στην αρχή της αλληλουχίας πολλών βιομηχανικών καταστροφών. Συνεπώς, συμπεραίνεται πως ενώ η διαρροή χημικών από μόνη της δεν αποτελεί συχνό παράγοντα ατυχήματος, συχνά συνοδεύει πολλές άλλες καταστροφές. Ενδεικτικά, από το 2016 έως το 2023 αναφέρθηκαν στο </w:t>
+      </w:r>
+      <w:r>
+        <w:t>Ολλανδικό Κέντρο Πληροφοριών Δηλητηριάσεων</w:t>
+      </w:r>
+      <w:r>
+        <w:t xml:space="preserve"> </w:t>
+      </w:r>
+      <w:r>
+        <w:t>(</w:t>
+      </w:r>
+      <w:r>
+        <w:rPr>
+          <w:lang w:val="en-US"/>
+        </w:rPr>
+        <w:t>Dutch</w:t>
+      </w:r>
+      <w:r>
+        <w:t xml:space="preserve"> </w:t>
+      </w:r>
+      <w:r>
+        <w:rPr>
+          <w:lang w:val="en-US"/>
+        </w:rPr>
+        <w:t>Poisons</w:t>
+      </w:r>
+      <w:r>
+        <w:t xml:space="preserve"> </w:t>
+      </w:r>
+      <w:r>
+        <w:rPr>
+          <w:lang w:val="en-US"/>
+        </w:rPr>
+        <w:t>Information</w:t>
+      </w:r>
+      <w:r>
+        <w:t xml:space="preserve"> </w:t>
+      </w:r>
+      <w:r>
+        <w:rPr>
+          <w:lang w:val="en-US"/>
+        </w:rPr>
+        <w:t>Center</w:t>
+      </w:r>
+      <w:r>
+        <w:t>)</w:t>
+      </w:r>
+      <w:r>
+        <w:t xml:space="preserve"> 516 συμβάντα που περιείχαν επικίνδυνες ύλες (</w:t>
+      </w:r>
+      <w:r>
+        <w:rPr>
+          <w:lang w:val="en-US"/>
+        </w:rPr>
+        <w:t>hazardous</w:t>
+      </w:r>
+      <w:r>
+        <w:t xml:space="preserve"> </w:t>
+      </w:r>
+      <w:r>
+        <w:rPr>
+          <w:lang w:val="en-US"/>
+        </w:rPr>
+        <w:t>materials</w:t>
+      </w:r>
+      <w:r>
+        <w:t>)</w:t>
+      </w:r>
+      <w:r>
+        <w:t xml:space="preserve">, εκ των οποίων στα 431 (83%) οι εμπλεκόμενοι εκτέθηκαν σε αέρια και αναθυμιάσεις </w:t>
+      </w:r>
+      <w:r>
+        <w:fldChar w:fldCharType="begin"/>
+      </w:r>
+      <w:r>
+        <w:instrText xml:space="preserve"> ADDIN EN.CITE &lt;EndNote&gt;&lt;Cite&gt;&lt;Author&gt;Wijnands&lt;/Author&gt;&lt;Year&gt;2025&lt;/Year&gt;&lt;RecNum&gt;59&lt;/RecNum&gt;&lt;DisplayText&gt;(Wijnands et al., 2025)&lt;/DisplayText&gt;&lt;record&gt;&lt;rec-number&gt;59&lt;/rec-number&gt;&lt;foreign-keys&gt;&lt;key app="EN" db-id="dxs5p5de0w55t0erd255s0tbrzsd22z0ts0d" timestamp="1774116632"&gt;59&lt;/key&gt;&lt;/foreign-keys&gt;&lt;ref-type name="Journal Article"&gt;17&lt;/ref-type&gt;&lt;contributors&gt;&lt;authors&gt;&lt;author&gt;Wijnands, Anja&lt;/author&gt;&lt;author&gt;Koppen, Arjen&lt;/author&gt;&lt;author&gt;Vries, Irma&lt;/author&gt;&lt;author&gt;Lange, Dylan&lt;/author&gt;&lt;author&gt;Rietjens, Saskia&lt;/author&gt;&lt;/authors&gt;&lt;/contributors&gt;&lt;titles&gt;&lt;title&gt;Poison Center Surveillance of Occupational Incidents with Hazardous Materials (2016–2023): Insights for Risk Mitigation and Incident Preparedness&lt;/title&gt;&lt;secondary-title&gt;International Journal of Environmental Research and Public Health&lt;/secondary-title&gt;&lt;/titles&gt;&lt;periodical&gt;&lt;full-title&gt;International Journal of Environmental Research and Public Health&lt;/full-title&gt;&lt;/periodical&gt;&lt;pages&gt;158&lt;/pages&gt;&lt;volume&gt;22&lt;/volume&gt;&lt;dates&gt;&lt;year&gt;2025&lt;/year&gt;&lt;pub-dates&gt;&lt;date&gt;01/25&lt;/date&gt;&lt;/pub-dates&gt;&lt;/dates&gt;&lt;urls&gt;&lt;/urls&gt;&lt;electronic-resource-num&gt;10.3390/ijerph22020158&lt;/electronic-resource-num&gt;&lt;/record&gt;&lt;/Cite&gt;&lt;/EndNote&gt;</w:instrText>
+      </w:r>
+      <w:r>
+        <w:fldChar w:fldCharType="separate"/>
+      </w:r>
+      <w:r>
+        <w:rPr>
+          <w:noProof/>
+        </w:rPr>
+        <w:t>(</w:t>
+      </w:r>
+      <w:hyperlink w:anchor="_ENREF_46" w:tooltip="Wijnands, 2025 #59" w:history="1">
+        <w:r>
+          <w:rPr>
+            <w:rStyle w:val="-"/>
+          </w:rPr>
+          <w:t>Wijnands et al., 2025</w:t>
+        </w:r>
+      </w:hyperlink>
+      <w:r>
+        <w:rPr>
+          <w:noProof/>
+        </w:rPr>
+        <w:t>)</w:t>
+      </w:r>
+      <w:r>
+        <w:fldChar w:fldCharType="end"/>
+      </w:r>
+      <w:r>
+        <w:t>.</w:t>
+      </w:r>
+      <w:r>
+        <w:t xml:space="preserve"> </w:t>
+      </w:r>
+      <w:r>
+        <w:t>Η εισπνοή τοξικών ουσιών δύναται να οδηγήσει σε παρενέργειες εις βάρος της ανθρώπινης υγείας</w:t>
+      </w:r>
+      <w:r>
+        <w:t xml:space="preserve"> </w:t>
+      </w:r>
+      <w:r>
+        <w:fldChar w:fldCharType="begin"/>
+      </w:r>
+      <w:r>
+        <w:instrText xml:space="preserve"> ADDIN EN.CITE &lt;EndNote&gt;&lt;Cite&gt;&lt;Author&gt;Shaikh&lt;/Author&gt;&lt;Year&gt;2020&lt;/Year&gt;&lt;RecNum&gt;14&lt;/RecNum&gt;&lt;DisplayText&gt;(Shaikh et al., 2020)&lt;/DisplayText&gt;&lt;record&gt;&lt;rec-number&gt;14&lt;/rec-number&gt;&lt;foreign-keys&gt;&lt;key app="EN" db-id="dxs5p5de0w55t0erd255s0tbrzsd22z0ts0d" timestamp="1766921470"&gt;14&lt;/key&gt;&lt;/foreign-keys&gt;&lt;ref-type name="Journal Article"&gt;17&lt;/ref-type&gt;&lt;contributors&gt;&lt;authors&gt;&lt;author&gt;Shaikh, N.&lt;/author&gt;&lt;author&gt;Kakosimos, K. E.&lt;/author&gt;&lt;author&gt;Adia, N.&lt;/author&gt;&lt;author&gt;Vechot, L.&lt;/author&gt;&lt;/authors&gt;&lt;/contributors&gt;&lt;auth-address&gt;Department of Chemical Engineering and Mary Kay O&amp;apos;Connor Process Safety Center Qatar, Texas A&amp;amp;M University at Qatar, Qatar. Electronic address: nawaydshaikh@tamu.edu.&amp;#xD;Department of Chemical Engineering and Mary Kay O&amp;apos;Connor Process Safety Center Qatar, Texas A&amp;amp;M University at Qatar, Qatar. Electronic address: k.kakosimos@qatar.tamu.edu.&amp;#xD;Department of Chemical Engineering and Mary Kay O&amp;apos;Connor Process Safety Center Qatar, Texas A&amp;amp;M University at Qatar, Qatar.&lt;/auth-address&gt;&lt;titles&gt;&lt;title&gt;Concept and demonstration of a fully coupled and dynamic exposure-response methodology for crowd evacuation numerical modelling in airborne-toxic environments&lt;/title&gt;&lt;secondary-title&gt;J Hazard Mater&lt;/secondary-title&gt;&lt;/titles&gt;&lt;periodical&gt;&lt;full-title&gt;Journal of Hazardous Materials&lt;/full-title&gt;&lt;abbr-1&gt;J Hazard Mater&lt;/abbr-1&gt;&lt;/periodical&gt;&lt;pages&gt;123093&lt;/pages&gt;&lt;volume&gt;399&lt;/volume&gt;&lt;edition&gt;2020/06/13&lt;/edition&gt;&lt;keywords&gt;&lt;keyword&gt;Emergency response&lt;/keyword&gt;&lt;keyword&gt;Evacuation modelling&lt;/keyword&gt;&lt;keyword&gt;Hydrogen sulphide&lt;/keyword&gt;&lt;keyword&gt;Risk&lt;/keyword&gt;&lt;keyword&gt;Social-force&lt;/keyword&gt;&lt;/keywords&gt;&lt;dates&gt;&lt;year&gt;2020&lt;/year&gt;&lt;pub-dates&gt;&lt;date&gt;Nov 15&lt;/date&gt;&lt;/pub-dates&gt;&lt;/dates&gt;&lt;isbn&gt;1873-3336 (Electronic)&amp;#xD;0304-3894 (Linking)&lt;/isbn&gt;&lt;accession-num&gt;32531670&lt;/accession-num&gt;&lt;urls&gt;&lt;related-urls&gt;&lt;url&gt;https://www.ncbi.nlm.nih.gov/pubmed/32531670&lt;/url&gt;&lt;/related-urls&gt;&lt;/urls&gt;&lt;electronic-resource-num&gt;10.1016/j.jhazmat.2020.123093&lt;/electronic-resource-num&gt;&lt;/record&gt;&lt;/Cite&gt;&lt;/EndNote&gt;</w:instrText>
+      </w:r>
+      <w:r>
+        <w:fldChar w:fldCharType="separate"/>
+      </w:r>
+      <w:r>
+        <w:rPr>
+          <w:noProof/>
+        </w:rPr>
+        <w:t>(</w:t>
+      </w:r>
+      <w:hyperlink w:anchor="_ENREF_33" w:tooltip="Shaikh, 2020 #14" w:history="1">
+        <w:r>
+          <w:rPr>
+            <w:rStyle w:val="-"/>
+          </w:rPr>
+          <w:t>Shaikh et al., 2020</w:t>
+        </w:r>
+      </w:hyperlink>
+      <w:r>
+        <w:rPr>
+          <w:noProof/>
+        </w:rPr>
+        <w:t>)</w:t>
+      </w:r>
+      <w:r>
+        <w:fldChar w:fldCharType="end"/>
+      </w:r>
+      <w:r>
+        <w:t xml:space="preserve">. Καθώς οι </w:t>
+      </w:r>
+      <w:hyperlink w:anchor="_ENREF_33" w:tooltip="Shaikh, 2020 #14" w:history="1">
+        <w:r>
+          <w:rPr>
+            <w:rStyle w:val="-"/>
+          </w:rPr>
+          <w:fldChar w:fldCharType="begin"/>
+        </w:r>
+        <w:r>
+          <w:rPr>
+            <w:rStyle w:val="-"/>
+          </w:rPr>
+          <w:instrText xml:space="preserve"> ADDIN EN.CITE &lt;EndNote&gt;&lt;Cite AuthorYear="1"&gt;&lt;Author&gt;Shaikh&lt;/Author&gt;&lt;Year&gt;2020&lt;/Year&gt;&lt;RecNum&gt;14&lt;/RecNum&gt;&lt;DisplayText&gt;Shaikh et al. (2020)&lt;/DisplayText&gt;&lt;record&gt;&lt;rec-number&gt;14&lt;/rec-number&gt;&lt;foreign-keys&gt;&lt;key app="EN" db-id="dxs5p5de0w55t0erd255s0tbrzsd22z0ts0d" timestamp="1766921470"&gt;14&lt;/key&gt;&lt;/foreign-keys&gt;&lt;ref-type name="Journal Article"&gt;17&lt;/ref-type&gt;&lt;contributors&gt;&lt;authors&gt;&lt;author&gt;Shaikh, N.&lt;/author&gt;&lt;author&gt;Kakosimos, K. E.&lt;/author&gt;&lt;author&gt;Adia, N.&lt;/author&gt;&lt;author&gt;Vechot, L.&lt;/author&gt;&lt;/authors&gt;&lt;/contributors&gt;&lt;auth-address&gt;Department of Chemical Engineering and Mary Kay O&amp;apos;Connor Process Safety Center Qatar, Texas A&amp;amp;M University at Qatar, Qatar. Electronic address: nawaydshaikh@tamu.edu.&amp;#xD;Department of Chemical Engineering and Mary Kay O&amp;apos;Connor Process Safety Center Qatar, Texas A&amp;amp;M University at Qatar, Qatar. Electronic address: k.kakosimos@qatar.tamu.edu.&amp;#xD;Department of Chemical Engineering and Mary Kay O&amp;apos;Connor Process Safety Center Qatar, Texas A&amp;amp;M University at Qatar, Qatar.&lt;/auth-address&gt;&lt;titles&gt;&lt;title&gt;Concept and demonstration of a fully coupled and dynamic exposure-response methodology for crowd evacuation numerical modelling in airborne-toxic environments&lt;/title&gt;&lt;secondary-title&gt;J Hazard Mater&lt;/secondary-title&gt;&lt;/titles&gt;&lt;periodical&gt;&lt;full-title&gt;Journal of Hazardous Materials&lt;/full-title&gt;&lt;abbr-1&gt;J Hazard Mater&lt;/abbr-1&gt;&lt;/periodical&gt;&lt;pages&gt;123093&lt;/pages&gt;&lt;volume&gt;399&lt;/volume&gt;&lt;edition&gt;2020/06/13&lt;/edition&gt;&lt;keywords&gt;&lt;keyword&gt;Emergency response&lt;/keyword&gt;&lt;keyword&gt;Evacuation modelling&lt;/keyword&gt;&lt;keyword&gt;Hydrogen sulphide&lt;/keyword&gt;&lt;keyword&gt;Risk&lt;/keyword&gt;&lt;keyword&gt;Social-force&lt;/keyword&gt;&lt;/keywords&gt;&lt;dates&gt;&lt;year&gt;2020&lt;/year&gt;&lt;pub-dates&gt;&lt;date&gt;Nov 15&lt;/date&gt;&lt;/pub-dates&gt;&lt;/dates&gt;&lt;isbn&gt;1873-3336 (Electronic)&amp;#xD;0304-3894 (Linking)&lt;/isbn&gt;&lt;accession-num&gt;32531670&lt;/accession-num&gt;&lt;urls&gt;&lt;related-urls&gt;&lt;url&gt;https://www.ncbi.nlm.nih.gov/pubmed/32531670&lt;/url&gt;&lt;/related-urls&gt;&lt;/urls&gt;&lt;electronic-resource-num&gt;10.1016/j.jhazmat.2020.123093&lt;/electronic-resource-num&gt;&lt;/record&gt;&lt;/Cite&gt;&lt;/EndNote&gt;</w:instrText>
+        </w:r>
+        <w:r>
+          <w:rPr>
+            <w:rStyle w:val="-"/>
+          </w:rPr>
+          <w:fldChar w:fldCharType="separate"/>
+        </w:r>
+        <w:r>
+          <w:rPr>
+            <w:rStyle w:val="-"/>
+          </w:rPr>
+          <w:t>Shaikh et al. (2020)</w:t>
+        </w:r>
+        <w:r>
+          <w:rPr>
+            <w:rStyle w:val="-"/>
+          </w:rPr>
+          <w:fldChar w:fldCharType="end"/>
+        </w:r>
+      </w:hyperlink>
+      <w:r>
+        <w:t xml:space="preserve"> </w:t>
+      </w:r>
+      <w:r>
+        <w:t xml:space="preserve">διεξήγαγαν σχετική έρευνα για την επίδραση του υδρόθειου </w:t>
+      </w:r>
+      <m:oMath>
+        <m:r>
+          <m:rPr>
+            <m:sty m:val="p"/>
+          </m:rPr>
+          <w:rPr>
+            <w:rFonts w:ascii="Cambria Math" w:hAnsi="Cambria Math"/>
+          </w:rPr>
+          <m:t>(</m:t>
+        </m:r>
+        <m:sSub>
+          <m:sSubPr>
+            <m:ctrlPr>
+              <w:rPr>
+                <w:rFonts w:ascii="Cambria Math" w:hAnsi="Cambria Math"/>
+              </w:rPr>
+            </m:ctrlPr>
+          </m:sSubPr>
+          <m:e>
+            <m:r>
+              <m:rPr>
+                <m:sty m:val="p"/>
+              </m:rPr>
+              <w:rPr>
+                <w:rFonts w:ascii="Cambria Math" w:hAnsi="Cambria Math"/>
+              </w:rPr>
+              <m:t>H</m:t>
+            </m:r>
+          </m:e>
+          <m:sub>
+            <m:r>
+              <m:rPr>
+                <m:sty m:val="p"/>
+              </m:rPr>
+              <w:rPr>
+                <w:rFonts w:ascii="Cambria Math" w:hAnsi="Cambria Math"/>
+              </w:rPr>
+              <m:t>2</m:t>
+            </m:r>
+          </m:sub>
+        </m:sSub>
+        <m:r>
+          <m:rPr>
+            <m:sty m:val="p"/>
+          </m:rPr>
+          <w:rPr>
+            <w:rFonts w:ascii="Cambria Math" w:hAnsi="Cambria Math"/>
+          </w:rPr>
+          <m:t>S)</m:t>
+        </m:r>
+      </m:oMath>
+      <w:r>
+        <w:t xml:space="preserve"> </w:t>
+      </w:r>
+      <w:r>
+        <w:t xml:space="preserve">στην φυσιολογία του ανθρώπου, επιλέχθηκε αυτό ως το υπό μελέτη αέριο σε διαρροή. </w:t>
+      </w:r>
+    </w:p>
+    <w:p/>
+    <w:p/>
+    <w:p>
+      <w:r>
+        <w:t xml:space="preserve">Σύμφωνα με τους </w:t>
+      </w:r>
+      <w:hyperlink w:anchor="_ENREF_33" w:tooltip="Shaikh, 2020 #14" w:history="1">
+        <w:r>
+          <w:rPr>
+            <w:rStyle w:val="-"/>
+          </w:rPr>
+          <w:fldChar w:fldCharType="begin"/>
+        </w:r>
+        <w:r>
+          <w:rPr>
+            <w:rStyle w:val="-"/>
+          </w:rPr>
+          <w:instrText xml:space="preserve"> ADDIN EN.CITE &lt;EndNote&gt;&lt;Cite AuthorYear="1"&gt;&lt;Author&gt;Shaikh&lt;/Author&gt;&lt;Year&gt;2020&lt;/Year&gt;&lt;RecNum&gt;14&lt;/RecNum&gt;&lt;DisplayText&gt;Shaikh et al. (2020)&lt;/DisplayText&gt;&lt;record&gt;&lt;rec-number&gt;14&lt;/rec-number&gt;&lt;foreign-keys&gt;&lt;key app="EN" db-id="dxs5p5de0w55t0erd255s0tbrzsd22z0ts0d" timestamp="1766921470"&gt;14&lt;/key&gt;&lt;/foreign-keys&gt;&lt;ref-type name="Journal Article"&gt;17&lt;/ref-type&gt;&lt;contributors&gt;&lt;authors&gt;&lt;author&gt;Shaikh, N.&lt;/author&gt;&lt;author&gt;Kakosimos, K. E.&lt;/author&gt;&lt;author&gt;Adia, N.&lt;/author&gt;&lt;author&gt;Vechot, L.&lt;/author&gt;&lt;/authors&gt;&lt;/contributors&gt;&lt;auth-address&gt;Department of Chemical Engineering and Mary Kay O&amp;apos;Connor Process Safety Center Qatar, Texas A&amp;amp;M University at Qatar, Qatar. Electronic address: nawaydshaikh@tamu.edu.&amp;#xD;Department of Chemical Engineering and Mary Kay O&amp;apos;Connor Process Safety Center Qatar, Texas A&amp;amp;M University at Qatar, Qatar. Electronic address: k.kakosimos@qatar.tamu.edu.&amp;#xD;Department of Chemical Engineering and Mary Kay O&amp;apos;Connor Process Safety Center Qatar, Texas A&amp;amp;M University at Qatar, Qatar.&lt;/auth-address&gt;&lt;titles&gt;&lt;title&gt;Concept and demonstration of a fully coupled and dynamic exposure-response methodology for crowd evacuation numerical modelling in airborne-toxic environments&lt;/title&gt;&lt;secondary-title&gt;J Hazard Mater&lt;/secondary-title&gt;&lt;/titles&gt;&lt;periodical&gt;&lt;full-title&gt;Journal of Hazardous Materials&lt;/full-title&gt;&lt;abbr-1&gt;J Hazard Mater&lt;/abbr-1&gt;&lt;/periodical&gt;&lt;pages&gt;123093&lt;/pages&gt;&lt;volume&gt;399&lt;/volume&gt;&lt;edition&gt;2020/06/13&lt;/edition&gt;&lt;keywords&gt;&lt;keyword&gt;Emergency response&lt;/keyword&gt;&lt;keyword&gt;Evacuation modelling&lt;/keyword&gt;&lt;keyword&gt;Hydrogen sulphide&lt;/keyword&gt;&lt;keyword&gt;Risk&lt;/keyword&gt;&lt;keyword&gt;Social-force&lt;/keyword&gt;&lt;/keywords&gt;&lt;dates&gt;&lt;year&gt;2020&lt;/year&gt;&lt;pub-dates&gt;&lt;date&gt;Nov 15&lt;/date&gt;&lt;/pub-dates&gt;&lt;/dates&gt;&lt;isbn&gt;1873-3336 (Electronic)&amp;#xD;0304-3894 (Linking)&lt;/isbn&gt;&lt;accession-num&gt;32531670&lt;/accession-num&gt;&lt;urls&gt;&lt;related-urls&gt;&lt;url&gt;https://www.ncbi.nlm.nih.gov/pubmed/32531670&lt;/url&gt;&lt;/related-urls&gt;&lt;/urls&gt;&lt;electronic-resource-num&gt;10.1016/j.jhazmat.2020.123093&lt;/electronic-resource-num&gt;&lt;/record&gt;&lt;/Cite&gt;&lt;/EndNote&gt;</w:instrText>
+        </w:r>
+        <w:r>
+          <w:rPr>
+            <w:rStyle w:val="-"/>
+          </w:rPr>
+          <w:fldChar w:fldCharType="separate"/>
+        </w:r>
+        <w:r>
+          <w:rPr>
+            <w:rStyle w:val="-"/>
+          </w:rPr>
+          <w:t>Shaikh et al. (2020)</w:t>
+        </w:r>
+        <w:r>
+          <w:rPr>
+            <w:rStyle w:val="-"/>
+          </w:rPr>
+          <w:fldChar w:fldCharType="end"/>
+        </w:r>
+      </w:hyperlink>
+      <w:r>
+        <w:t xml:space="preserve"> και τους </w:t>
+      </w:r>
+      <w:hyperlink w:anchor="_ENREF_43" w:tooltip="Ventura Spagnolo, 2019 #63" w:history="1">
+        <w:r>
+          <w:rPr>
+            <w:rStyle w:val="-"/>
+          </w:rPr>
+          <w:fldChar w:fldCharType="begin"/>
+        </w:r>
+        <w:r>
+          <w:rPr>
+            <w:rStyle w:val="-"/>
+          </w:rPr>
+          <w:instrText xml:space="preserve"> ADDIN EN.CITE &lt;EndNote&gt;&lt;Cite AuthorYear="1"&gt;&lt;Author&gt;Ventura Spagnolo&lt;/Author&gt;&lt;Year&gt;2019&lt;/Year&gt;&lt;RecNum&gt;63&lt;/RecNum&gt;&lt;DisplayText&gt;Ventura Spagnolo et al. (2019)&lt;/DisplayText&gt;&lt;record&gt;&lt;rec-number&gt;63&lt;/rec-number&gt;&lt;foreign-keys&gt;&lt;key app="EN" db-id="dxs5p5de0w55t0erd255s0tbrzsd22z0ts0d" timestamp="1774194928"&gt;63&lt;/key&gt;&lt;/foreign-keys&gt;&lt;ref-type name="Journal Article"&gt;17&lt;/ref-type&gt;&lt;contributors&gt;&lt;authors&gt;&lt;author&gt;Ventura Spagnolo, Elvira&lt;/author&gt;&lt;author&gt;Romano, Guido&lt;/author&gt;&lt;author&gt;Zuccarello, Pietro&lt;/author&gt;&lt;author&gt;Laudani, Antonino&lt;/author&gt;&lt;author&gt;Mondello, Cristina&lt;/author&gt;&lt;author&gt;Argo, Antonina&lt;/author&gt;&lt;author&gt;Zerbo, Stefania&lt;/author&gt;&lt;author&gt;Barbera, Nunziata&lt;/author&gt;&lt;/authors&gt;&lt;/contributors&gt;&lt;titles&gt;&lt;title&gt;Toxicological investigations in a fatal and non-fatal accident due to hydrogen sulphide (H2S) poisoning&lt;/title&gt;&lt;secondary-title&gt;Forensic Science International&lt;/secondary-title&gt;&lt;/titles&gt;&lt;periodical&gt;&lt;full-title&gt;Forensic Science International&lt;/full-title&gt;&lt;/periodical&gt;&lt;pages&gt;e4-e8&lt;/pages&gt;&lt;volume&gt;300&lt;/volume&gt;&lt;keywords&gt;&lt;keyword&gt;Fatal poisoning&lt;/keyword&gt;&lt;keyword&gt;Non-fatal poisoning&lt;/keyword&gt;&lt;keyword&gt;Hydrogen sulphide&lt;/keyword&gt;&lt;keyword&gt;Thiosulphate&lt;/keyword&gt;&lt;keyword&gt;Occupational accident&lt;/keyword&gt;&lt;/keywords&gt;&lt;dates&gt;&lt;year&gt;2019&lt;/year&gt;&lt;pub-dates&gt;&lt;date&gt;2019/07/01/&lt;/date&gt;&lt;/pub-dates&gt;&lt;/dates&gt;&lt;isbn&gt;0379-0738&lt;/isbn&gt;&lt;urls&gt;&lt;related-urls&gt;&lt;url&gt;https://www.sciencedirect.com/science/article/pii/S0379073819301665&lt;/url&gt;&lt;/related-urls&gt;&lt;/urls&gt;&lt;electronic-resource-num&gt;https://doi.org/10.1016/j.forsciint.2019.04.026&lt;/electronic-resource-num&gt;&lt;/record&gt;&lt;/Cite&gt;&lt;/EndNote&gt;</w:instrText>
+        </w:r>
+        <w:r>
+          <w:rPr>
+            <w:rStyle w:val="-"/>
+          </w:rPr>
+          <w:fldChar w:fldCharType="separate"/>
+        </w:r>
+        <w:r>
+          <w:rPr>
+            <w:rStyle w:val="-"/>
+          </w:rPr>
+          <w:t>Ventura Spagnolo et al. (2019)</w:t>
+        </w:r>
+        <w:r>
+          <w:rPr>
+            <w:rStyle w:val="-"/>
+          </w:rPr>
+          <w:fldChar w:fldCharType="end"/>
+        </w:r>
+      </w:hyperlink>
+      <w:r>
+        <w:t xml:space="preserve">, το υδρόθειο </w:t>
+      </w:r>
+      <m:oMath>
+        <m:r>
+          <m:rPr>
+            <m:sty m:val="p"/>
+          </m:rPr>
+          <w:rPr>
+            <w:rFonts w:ascii="Cambria Math" w:hAnsi="Cambria Math"/>
+          </w:rPr>
+          <m:t>(</m:t>
+        </m:r>
+        <m:sSub>
+          <m:sSubPr>
+            <m:ctrlPr>
+              <w:rPr>
+                <w:rFonts w:ascii="Cambria Math" w:hAnsi="Cambria Math"/>
+              </w:rPr>
+            </m:ctrlPr>
+          </m:sSubPr>
+          <m:e>
+            <m:r>
+              <m:rPr>
+                <m:sty m:val="p"/>
+              </m:rPr>
+              <w:rPr>
+                <w:rFonts w:ascii="Cambria Math" w:hAnsi="Cambria Math"/>
+              </w:rPr>
+              <m:t>H</m:t>
+            </m:r>
+          </m:e>
+          <m:sub>
+            <m:r>
+              <m:rPr>
+                <m:sty m:val="p"/>
+              </m:rPr>
+              <w:rPr>
+                <w:rFonts w:ascii="Cambria Math" w:hAnsi="Cambria Math"/>
+              </w:rPr>
+              <m:t>2</m:t>
+            </m:r>
+          </m:sub>
+        </m:sSub>
+        <m:r>
+          <m:rPr>
+            <m:sty m:val="p"/>
+          </m:rPr>
+          <w:rPr>
+            <w:rFonts w:ascii="Cambria Math" w:hAnsi="Cambria Math"/>
+          </w:rPr>
+          <m:t>S)</m:t>
+        </m:r>
+      </m:oMath>
+      <w:r>
+        <w:t xml:space="preserve"> είναι ένα τοξικό αέριο το οποίο μπορεί να προκαλέσει μέχρι και θάνατο. Είναι</w:t>
+      </w:r>
+      <w:r>
+        <w:t xml:space="preserve"> </w:t>
+      </w:r>
+      <w:r>
+        <w:t>ένα άχρωμο αέριο και έχει χαρακτηριστική μυρωδιά, αυτή των σάπιων αυγών. Προκαλεί ενόχληση στα μάτια, τις αεροφόρες οδούς και το νευρικό σύστημα. Συναντάται σε διάφορες βιομηχανίες, όπως του χαρτιού</w:t>
+      </w:r>
+      <w:r>
+        <w:t xml:space="preserve"> </w:t>
+      </w:r>
+      <w:r>
+        <w:t>και των υφασμάτων, ενώ υπάρχουν διυλιστήρια και μονάδες εξόρυξης φυσικού αερίου που διαχειρίζονται πρώτες ύλες με περιεκτικότητα έως και 42% σε αυτό. Συνήθως προκύπτει από την αποικοδόμηση των σουλφιδικών αλάτων παρουσία ισχυρών οξέων ή παράγεται με φυσικό τρόπο κατά την αποικοδόμηση οργανικών ενώσεων που περιέχουν σουλφιδικά αμινοξέα. Κατά την έκθεση ενός ανθρώπου στο</w:t>
+      </w:r>
+      <w:r>
+        <w:t xml:space="preserve"> υδρόθειο </w:t>
+      </w:r>
+      <m:oMath>
+        <m:r>
+          <m:rPr>
+            <m:sty m:val="p"/>
+          </m:rPr>
+          <w:rPr>
+            <w:rFonts w:ascii="Cambria Math" w:hAnsi="Cambria Math"/>
+          </w:rPr>
+          <m:t>(</m:t>
+        </m:r>
+        <m:sSub>
+          <m:sSubPr>
+            <m:ctrlPr>
+              <w:rPr>
+                <w:rFonts w:ascii="Cambria Math" w:hAnsi="Cambria Math"/>
+              </w:rPr>
+            </m:ctrlPr>
+          </m:sSubPr>
+          <m:e>
+            <m:r>
+              <m:rPr>
+                <m:sty m:val="p"/>
+              </m:rPr>
+              <w:rPr>
+                <w:rFonts w:ascii="Cambria Math" w:hAnsi="Cambria Math"/>
+              </w:rPr>
+              <m:t>H</m:t>
+            </m:r>
+          </m:e>
+          <m:sub>
+            <m:r>
+              <m:rPr>
+                <m:sty m:val="p"/>
+              </m:rPr>
+              <w:rPr>
+                <w:rFonts w:ascii="Cambria Math" w:hAnsi="Cambria Math"/>
+              </w:rPr>
+              <m:t>2</m:t>
+            </m:r>
+          </m:sub>
+        </m:sSub>
+        <m:r>
+          <m:rPr>
+            <m:sty m:val="p"/>
+          </m:rPr>
+          <w:rPr>
+            <w:rFonts w:ascii="Cambria Math" w:hAnsi="Cambria Math"/>
+          </w:rPr>
+          <m:t>S)</m:t>
+        </m:r>
+      </m:oMath>
+      <w:r>
+        <w:t>,</w:t>
+      </w:r>
+      <w:r>
+        <w:t xml:space="preserve"> </w:t>
+      </w:r>
+      <w:r>
+        <w:t>τόσο</w:t>
+      </w:r>
+      <w:r>
+        <w:t xml:space="preserve"> η ψυχολογική</w:t>
+      </w:r>
+      <w:r>
+        <w:t xml:space="preserve"> όσο</w:t>
+      </w:r>
+      <w:r>
+        <w:t xml:space="preserve"> και η φυσική</w:t>
+      </w:r>
+      <w:r>
+        <w:t xml:space="preserve"> του</w:t>
+      </w:r>
+      <w:r>
+        <w:t xml:space="preserve"> κατάσταση </w:t>
+      </w:r>
+      <w:r>
+        <w:t xml:space="preserve">προοδευτικά υποβαθμίζονται, καθώς αυξάνεται η εισπνεόμενη ποσότητα </w:t>
+      </w:r>
+      <w:r>
+        <w:fldChar w:fldCharType="begin"/>
+      </w:r>
+      <w:r>
+        <w:instrText xml:space="preserve"> ADDIN EN.CITE &lt;EndNote&gt;&lt;Cite&gt;&lt;Author&gt;Xu&lt;/Author&gt;&lt;Year&gt;2014&lt;/Year&gt;&lt;RecNum&gt;62&lt;/RecNum&gt;&lt;DisplayText&gt;(Xu and Fan, 2014)&lt;/DisplayText&gt;&lt;record&gt;&lt;rec-number&gt;62&lt;/rec-number&gt;&lt;foreign-keys&gt;&lt;key app="EN" db-id="dxs5p5de0w55t0erd255s0tbrzsd22z0ts0d" timestamp="1774121743"&gt;62&lt;/key&gt;&lt;/foreign-keys&gt;&lt;ref-type name="Journal Article"&gt;17&lt;/ref-type&gt;&lt;contributors&gt;&lt;authors&gt;&lt;author&gt;Xu, Jin-Hua&lt;/author&gt;&lt;author&gt;Fan, Ying&lt;/author&gt;&lt;/authors&gt;&lt;/contributors&gt;&lt;titles&gt;&lt;title&gt;An individual risk assessment framework for high-pressure natural gas wells with hydrogen sulphide, applied to a case study in China&lt;/title&gt;&lt;secondary-title&gt;Safety Science&lt;/secondary-title&gt;&lt;/titles&gt;&lt;periodical&gt;&lt;full-title&gt;Safety Science&lt;/full-title&gt;&lt;/periodical&gt;&lt;pages&gt;14–23&lt;/pages&gt;&lt;volume&gt;68&lt;/volume&gt;&lt;dates&gt;&lt;year&gt;2014&lt;/year&gt;&lt;pub-dates&gt;&lt;date&gt;10/01&lt;/date&gt;&lt;/pub-dates&gt;&lt;/dates&gt;&lt;urls&gt;&lt;/urls&gt;&lt;electronic-resource-num&gt;10.1016/j.ssci.2014.02.013&lt;/electronic-resource-num&gt;&lt;/record&gt;&lt;/Cite&gt;&lt;/EndNote&gt;</w:instrText>
+      </w:r>
+      <w:r>
+        <w:fldChar w:fldCharType="separate"/>
+      </w:r>
+      <w:r>
+        <w:rPr>
+          <w:noProof/>
+        </w:rPr>
+        <w:t>(</w:t>
+      </w:r>
+      <w:hyperlink w:anchor="_ENREF_47" w:tooltip="Xu, 2014 #62" w:history="1">
+        <w:r>
+          <w:rPr>
+            <w:rStyle w:val="-"/>
+          </w:rPr>
+          <w:t>Xu and Fan, 2014</w:t>
+        </w:r>
+      </w:hyperlink>
+      <w:r>
+        <w:rPr>
+          <w:noProof/>
+        </w:rPr>
+        <w:t>)</w:t>
+      </w:r>
+      <w:r>
+        <w:fldChar w:fldCharType="end"/>
+      </w:r>
+      <w:r>
+        <w:t>. Ήδη από χαμηλές συγκεντρώσεις υπάρχει απώλεια όσφρησης, ενώ περεταίρω έκθεση σε αυτό οδηγεί σε αναπνευστικά και νευρολογικά προβλήματα, με αποτέλεσμα να επηρεάζεται η ταχύτητα κίνησης του εκτεθειμένου.</w:t>
+      </w:r>
+    </w:p>
+    <w:p/>
+    <w:p>
+      <w:pPr>
+        <w:pStyle w:val="2"/>
+      </w:pPr>
+      <w:bookmarkStart w:id="24" w:name="_Toc225197727"/>
+      <w:r>
+        <w:lastRenderedPageBreak/>
+        <w:t xml:space="preserve">Προσομοίωση </w:t>
+      </w:r>
+      <w:r>
+        <w:t>φυσιολογικών</w:t>
+      </w:r>
+      <w:r>
+        <w:t xml:space="preserve"> επιπτώσεων</w:t>
+      </w:r>
+      <w:bookmarkEnd w:id="24"/>
+    </w:p>
+    <w:p>
+      <w:r>
+        <w:t xml:space="preserve">Για την προσομοίωση των επιπτώσεων στην ανθρώπινη φυσιολογία χρησιμοποιήθηκε ως βάση το μοντέλο των </w:t>
+      </w:r>
+      <w:hyperlink w:anchor="_ENREF_5" w:tooltip="Boris, 2014 #5" w:history="1">
+        <w:r>
+          <w:rPr>
+            <w:rStyle w:val="-"/>
+          </w:rPr>
+          <w:fldChar w:fldCharType="begin"/>
+        </w:r>
+        <w:r>
+          <w:rPr>
+            <w:rStyle w:val="-"/>
+          </w:rPr>
+          <w:instrText xml:space="preserve"> ADDIN EN.CITE &lt;EndNote&gt;&lt;Cite AuthorYear="1"&gt;&lt;Author&gt;Boris&lt;/Author&gt;&lt;Year&gt;2014&lt;/Year&gt;&lt;RecNum&gt;5&lt;/RecNum&gt;&lt;DisplayText&gt;Boris and Patnaik (2014)&lt;/DisplayText&gt;&lt;record&gt;&lt;rec-number&gt;5&lt;/rec-number&gt;&lt;foreign-keys&gt;&lt;key app="EN" db-id="dxs5p5de0w55t0erd255s0tbrzsd22z0ts0d" timestamp="1766403908"&gt;5&lt;/key&gt;&lt;/foreign-keys&gt;&lt;ref-type name="Report"&gt;27&lt;/ref-type&gt;&lt;contributors&gt;&lt;authors&gt;&lt;author&gt;Boris, J. P.&lt;/author&gt;&lt;author&gt;Patnaik, G.&lt;/author&gt;&lt;/authors&gt;&lt;/contributors&gt;&lt;titles&gt;&lt;title&gt;Acute Exposure Guideline Levels (AEGLs) for Time Varying Toxic Plumes&lt;/title&gt;&lt;/titles&gt;&lt;pages&gt;1-29&lt;/pages&gt;&lt;dates&gt;&lt;year&gt;2014&lt;/year&gt;&lt;/dates&gt;&lt;pub-location&gt;Washington, DC&lt;/pub-location&gt;&lt;publisher&gt;Naval Research Laboratory, Laboratories for Computational Physics and Fluid Dynamics&lt;/publisher&gt;&lt;work-type&gt;Report No. NRL/MR/6003-14-9493&lt;/work-type&gt;&lt;urls&gt;&lt;/urls&gt;&lt;/record&gt;&lt;/Cite&gt;&lt;/EndNote&gt;</w:instrText>
+        </w:r>
+        <w:r>
+          <w:rPr>
+            <w:rStyle w:val="-"/>
+          </w:rPr>
+          <w:fldChar w:fldCharType="separate"/>
+        </w:r>
+        <w:r>
+          <w:rPr>
+            <w:rStyle w:val="-"/>
+          </w:rPr>
+          <w:t>Boris and Patnaik (2014)</w:t>
+        </w:r>
+        <w:r>
+          <w:rPr>
+            <w:rStyle w:val="-"/>
+          </w:rPr>
+          <w:fldChar w:fldCharType="end"/>
+        </w:r>
+      </w:hyperlink>
+      <w:r>
+        <w:t xml:space="preserve"> με την </w:t>
+      </w:r>
+      <w:r>
+        <w:t xml:space="preserve">προσθήκη </w:t>
+      </w:r>
+      <w:r>
+        <w:t xml:space="preserve">των </w:t>
+      </w:r>
+      <w:hyperlink w:anchor="_ENREF_33" w:tooltip="Shaikh, 2020 #14" w:history="1">
+        <w:r>
+          <w:rPr>
+            <w:rStyle w:val="-"/>
+          </w:rPr>
+          <w:fldChar w:fldCharType="begin"/>
+        </w:r>
+        <w:r>
+          <w:rPr>
+            <w:rStyle w:val="-"/>
+          </w:rPr>
+          <w:instrText xml:space="preserve"> ADDIN EN.CITE &lt;EndNote&gt;&lt;Cite AuthorYear="1"&gt;&lt;Author&gt;Shaikh&lt;/Author&gt;&lt;Year&gt;2020&lt;/Year&gt;&lt;RecNum&gt;14&lt;/RecNum&gt;&lt;DisplayText&gt;Shaikh et al. (2020)&lt;/DisplayText&gt;&lt;record&gt;&lt;rec-number&gt;14&lt;/rec-number&gt;&lt;foreign-keys&gt;&lt;key app="EN" db-id="dxs5p5de0w55t0erd255s0tbrzsd22z0ts0d" timestamp="1766921470"&gt;14&lt;/key&gt;&lt;/foreign-keys&gt;&lt;ref-type name="Journal Article"&gt;17&lt;/ref-type&gt;&lt;contributors&gt;&lt;authors&gt;&lt;author&gt;Shaikh, N.&lt;/author&gt;&lt;author&gt;Kakosimos, K. E.&lt;/author&gt;&lt;author&gt;Adia, N.&lt;/author&gt;&lt;author&gt;Vechot, L.&lt;/author&gt;&lt;/authors&gt;&lt;/contributors&gt;&lt;auth-address&gt;Department of Chemical Engineering and Mary Kay O&amp;apos;Connor Process Safety Center Qatar, Texas A&amp;amp;M University at Qatar, Qatar. Electronic address: nawaydshaikh@tamu.edu.&amp;#xD;Department of Chemical Engineering and Mary Kay O&amp;apos;Connor Process Safety Center Qatar, Texas A&amp;amp;M University at Qatar, Qatar. Electronic address: k.kakosimos@qatar.tamu.edu.&amp;#xD;Department of Chemical Engineering and Mary Kay O&amp;apos;Connor Process Safety Center Qatar, Texas A&amp;amp;M University at Qatar, Qatar.&lt;/auth-address&gt;&lt;titles&gt;&lt;title&gt;Concept and demonstration of a fully coupled and dynamic exposure-response methodology for crowd evacuation numerical modelling in airborne-toxic environments&lt;/title&gt;&lt;secondary-title&gt;J Hazard Mater&lt;/secondary-title&gt;&lt;/titles&gt;&lt;periodical&gt;&lt;full-title&gt;Journal of Hazardous Materials&lt;/full-title&gt;&lt;abbr-1&gt;J Hazard Mater&lt;/abbr-1&gt;&lt;/periodical&gt;&lt;pages&gt;123093&lt;/pages&gt;&lt;volume&gt;399&lt;/volume&gt;&lt;edition&gt;2020/06/13&lt;/edition&gt;&lt;keywords&gt;&lt;keyword&gt;Emergency response&lt;/keyword&gt;&lt;keyword&gt;Evacuation modelling&lt;/keyword&gt;&lt;keyword&gt;Hydrogen sulphide&lt;/keyword&gt;&lt;keyword&gt;Risk&lt;/keyword&gt;&lt;keyword&gt;Social-force&lt;/keyword&gt;&lt;/keywords&gt;&lt;dates&gt;&lt;year&gt;2020&lt;/year&gt;&lt;pub-dates&gt;&lt;date&gt;Nov 15&lt;/date&gt;&lt;/pub-dates&gt;&lt;/dates&gt;&lt;isbn&gt;1873-3336 (Electronic)&amp;#xD;0304-3894 (Linking)&lt;/isbn&gt;&lt;accession-num&gt;32531670&lt;/accession-num&gt;&lt;urls&gt;&lt;related-urls&gt;&lt;url&gt;https://www.ncbi.nlm.nih.gov/pubmed/32531670&lt;/url&gt;&lt;/related-urls&gt;&lt;/urls&gt;&lt;electronic-resource-num&gt;10.1016/j.jhazmat.2020.123093&lt;/electronic-resource-num&gt;&lt;/record&gt;&lt;/Cite&gt;&lt;/EndNote&gt;</w:instrText>
+        </w:r>
+        <w:r>
+          <w:rPr>
+            <w:rStyle w:val="-"/>
+          </w:rPr>
+          <w:fldChar w:fldCharType="separate"/>
+        </w:r>
+        <w:r>
+          <w:rPr>
+            <w:rStyle w:val="-"/>
+          </w:rPr>
+          <w:t>Shaikh et al. (2020)</w:t>
+        </w:r>
+        <w:r>
+          <w:rPr>
+            <w:rStyle w:val="-"/>
+          </w:rPr>
+          <w:fldChar w:fldCharType="end"/>
+        </w:r>
+      </w:hyperlink>
+      <w:r>
+        <w:t xml:space="preserve"> για το πώς επηρεάζεται η ταχύτητα κίνησης των εμπλεκόμενων</w:t>
+      </w:r>
+      <w:r>
+        <w:t>.</w:t>
+      </w:r>
+      <w:r>
+        <w:t xml:space="preserve"> Κατά την Υπηρεσία Προστασίας του Περιβάλλοντος των Ηνωμένων Πολιτειών οι επιπτώσεις στην ανθρώπινη υγεία μπορούν να καταταχθούν σε 3 κλιμακωτά επίπεδα, τα οποία ονομάζονται </w:t>
+      </w:r>
+      <w:r>
+        <w:rPr>
+          <w:lang w:val="en-US"/>
+        </w:rPr>
+        <w:t>Acute</w:t>
+      </w:r>
+      <w:r>
+        <w:t xml:space="preserve"> </w:t>
+      </w:r>
+      <w:r>
+        <w:rPr>
+          <w:lang w:val="en-US"/>
+        </w:rPr>
+        <w:t>Exposure</w:t>
+      </w:r>
+      <w:r>
+        <w:t xml:space="preserve"> </w:t>
+      </w:r>
+      <w:r>
+        <w:rPr>
+          <w:lang w:val="en-US"/>
+        </w:rPr>
+        <w:t>Guideline</w:t>
+      </w:r>
+      <w:r>
+        <w:t xml:space="preserve"> </w:t>
+      </w:r>
+      <w:r>
+        <w:rPr>
+          <w:lang w:val="en-US"/>
+        </w:rPr>
+        <w:t>Levels</w:t>
+      </w:r>
+      <w:r>
+        <w:t xml:space="preserve"> (</w:t>
+      </w:r>
+      <w:r>
+        <w:rPr>
+          <w:lang w:val="en-US"/>
+        </w:rPr>
+        <w:t>AEGL</w:t>
+      </w:r>
+      <w:r>
+        <w:t>)</w:t>
+      </w:r>
+      <w:r>
+        <w:t>. Στο πρώτο επίπεδο (</w:t>
+      </w:r>
+      <w:r>
+        <w:rPr>
+          <w:lang w:val="en-US"/>
+        </w:rPr>
+        <w:t>AEGL</w:t>
+      </w:r>
+      <w:r>
+        <w:t xml:space="preserve"> 1)</w:t>
+      </w:r>
+      <w:r>
+        <w:t xml:space="preserve"> ο εκτεθειμένος νιώθει μια αισθητή δυσφορία, στο δεύτερο επίπεδο</w:t>
+      </w:r>
+      <w:r>
+        <w:t xml:space="preserve"> </w:t>
+      </w:r>
+      <w:r>
+        <w:t>(</w:t>
+      </w:r>
+      <w:r>
+        <w:rPr>
+          <w:lang w:val="en-US"/>
+        </w:rPr>
+        <w:t>AEGL</w:t>
+      </w:r>
+      <w:r>
+        <w:t xml:space="preserve"> 2)</w:t>
+      </w:r>
+      <w:r>
+        <w:t xml:space="preserve"> υφίσταται μη αναστρέψιμες ή σοβαρές </w:t>
+      </w:r>
+      <w:r>
+        <w:t>αρνητικές επιπτώσεις</w:t>
+      </w:r>
+      <w:r>
+        <w:t xml:space="preserve"> και στο τρίτο επίπεδο</w:t>
+      </w:r>
+      <w:r>
+        <w:t xml:space="preserve"> </w:t>
+      </w:r>
+      <w:r>
+        <w:t>(</w:t>
+      </w:r>
+      <w:r>
+        <w:rPr>
+          <w:lang w:val="en-US"/>
+        </w:rPr>
+        <w:t>AEGL</w:t>
+      </w:r>
+      <w:r>
+        <w:t xml:space="preserve"> </w:t>
+      </w:r>
+      <w:r>
+        <w:t>3</w:t>
+      </w:r>
+      <w:r>
+        <w:t>)</w:t>
+      </w:r>
+      <w:r>
+        <w:t xml:space="preserve"> επιπτώσεις επικίνδυνες για τη ζωή, θανάσιμες ή ακόμα και θάνατο </w:t>
+      </w:r>
+      <w:r>
+        <w:fldChar w:fldCharType="begin"/>
+      </w:r>
+      <w:r>
+        <w:instrText xml:space="preserve"> ADDIN EN.CITE &lt;EndNote&gt;&lt;Cite&gt;&lt;Author&gt;Boris&lt;/Author&gt;&lt;Year&gt;2014&lt;/Year&gt;&lt;RecNum&gt;5&lt;/RecNum&gt;&lt;DisplayText&gt;(Boris and Patnaik, 2014)&lt;/DisplayText&gt;&lt;record&gt;&lt;rec-number&gt;5&lt;/rec-number&gt;&lt;foreign-keys&gt;&lt;key app="EN" db-id="dxs5p5de0w55t0erd255s0tbrzsd22z0ts0d" timestamp="1766403908"&gt;5&lt;/key&gt;&lt;/foreign-keys&gt;&lt;ref-type name="Report"&gt;27&lt;/ref-type&gt;&lt;contributors&gt;&lt;authors&gt;&lt;author&gt;Boris, J. P.&lt;/author&gt;&lt;author&gt;Patnaik, G.&lt;/author&gt;&lt;/authors&gt;&lt;/contributors&gt;&lt;titles&gt;&lt;title&gt;Acute Exposure Guideline Levels (AEGLs) for Time Varying Toxic Plumes&lt;/title&gt;&lt;/titles&gt;&lt;pages&gt;1-29&lt;/pages&gt;&lt;dates&gt;&lt;year&gt;2014&lt;/year&gt;&lt;/dates&gt;&lt;pub-location&gt;Washington, DC&lt;/pub-location&gt;&lt;publisher&gt;Naval Research Laboratory, Laboratories for Computational Physics and Fluid Dynamics&lt;/publisher&gt;&lt;work-type&gt;Report No. NRL/MR/6003-14-9493&lt;/work-type&gt;&lt;urls&gt;&lt;/urls&gt;&lt;/record&gt;&lt;/Cite&gt;&lt;/EndNote&gt;</w:instrText>
+      </w:r>
+      <w:r>
+        <w:fldChar w:fldCharType="separate"/>
+      </w:r>
+      <w:r>
+        <w:rPr>
+          <w:noProof/>
+        </w:rPr>
+        <w:t>(</w:t>
+      </w:r>
+      <w:hyperlink w:anchor="_ENREF_5" w:tooltip="Boris, 2014 #5" w:history="1">
+        <w:r>
+          <w:rPr>
+            <w:rStyle w:val="-"/>
+          </w:rPr>
+          <w:t>Boris and Patnaik, 2014</w:t>
+        </w:r>
+      </w:hyperlink>
+      <w:r>
+        <w:rPr>
+          <w:noProof/>
+        </w:rPr>
+        <w:t>)</w:t>
+      </w:r>
+      <w:r>
+        <w:fldChar w:fldCharType="end"/>
+      </w:r>
+      <w:r>
+        <w:t>.</w:t>
+      </w:r>
+      <w:r>
+        <w:t xml:space="preserve"> </w:t>
+      </w:r>
+      <w:r>
+        <w:t xml:space="preserve">Στον Πίνακα </w:t>
+      </w:r>
+      <w:r>
+        <w:rPr>
+          <w:highlight w:val="yellow"/>
+        </w:rPr>
+        <w:t>()</w:t>
+      </w:r>
+      <w:r>
+        <w:t xml:space="preserve"> παρουσιάζονται τα </w:t>
+      </w:r>
+      <w:r>
+        <w:rPr>
+          <w:lang w:val="en-US"/>
+        </w:rPr>
+        <w:t>AEGL</w:t>
+      </w:r>
+      <w:r>
+        <w:t xml:space="preserve"> για το υδρόθειο </w:t>
+      </w:r>
+      <m:oMath>
+        <m:r>
+          <m:rPr>
+            <m:sty m:val="p"/>
+          </m:rPr>
+          <w:rPr>
+            <w:rFonts w:ascii="Cambria Math" w:hAnsi="Cambria Math"/>
+          </w:rPr>
+          <m:t>(</m:t>
+        </m:r>
+        <m:sSub>
+          <m:sSubPr>
+            <m:ctrlPr>
+              <w:rPr>
+                <w:rFonts w:ascii="Cambria Math" w:hAnsi="Cambria Math"/>
+              </w:rPr>
+            </m:ctrlPr>
+          </m:sSubPr>
+          <m:e>
+            <m:r>
+              <m:rPr>
+                <m:sty m:val="p"/>
+              </m:rPr>
+              <w:rPr>
+                <w:rFonts w:ascii="Cambria Math" w:hAnsi="Cambria Math"/>
+              </w:rPr>
+              <m:t>H</m:t>
+            </m:r>
+          </m:e>
+          <m:sub>
+            <m:r>
+              <m:rPr>
+                <m:sty m:val="p"/>
+              </m:rPr>
+              <w:rPr>
+                <w:rFonts w:ascii="Cambria Math" w:hAnsi="Cambria Math"/>
+              </w:rPr>
+              <m:t>2</m:t>
+            </m:r>
+          </m:sub>
+        </m:sSub>
+        <m:r>
+          <m:rPr>
+            <m:sty m:val="p"/>
+          </m:rPr>
+          <w:rPr>
+            <w:rFonts w:ascii="Cambria Math" w:hAnsi="Cambria Math"/>
+          </w:rPr>
+          <m:t>S)</m:t>
+        </m:r>
+      </m:oMath>
+      <w:r>
+        <w:t>.</w:t>
+      </w:r>
+      <w:r>
+        <w:t xml:space="preserve"> </w:t>
+      </w:r>
+      <w:r>
+        <w:t xml:space="preserve"> </w:t>
+      </w:r>
+    </w:p>
+    <w:p>
+      <w:pPr>
+        <w:pStyle w:val="ab"/>
+        <w:keepNext/>
+      </w:pPr>
+      <w:r>
+        <w:t xml:space="preserve">Πίνακας </w:t>
+      </w:r>
+      <w:r>
+        <w:fldChar w:fldCharType="begin"/>
+      </w:r>
+      <w:r>
+        <w:instrText xml:space="preserve"> SEQ Πίνακας \* ARABIC </w:instrText>
+      </w:r>
+      <w:r>
+        <w:fldChar w:fldCharType="separate"/>
+      </w:r>
+      <w:r>
+        <w:rPr>
+          <w:noProof/>
+        </w:rPr>
+        <w:t>1</w:t>
+      </w:r>
+      <w:r>
+        <w:fldChar w:fldCharType="end"/>
+      </w:r>
+      <w:r>
+        <w:t xml:space="preserve">. Πίνακας </w:t>
+      </w:r>
+      <w:r>
+        <w:rPr>
+          <w:lang w:val="en-US"/>
+        </w:rPr>
+        <w:t>AEGL</w:t>
+      </w:r>
+      <w:r>
+        <w:t xml:space="preserve"> </w:t>
+      </w:r>
+      <w:r>
+        <w:t xml:space="preserve">για το υδρόθειο </w:t>
+      </w:r>
+      <m:oMath>
+        <m:r>
+          <w:rPr>
+            <w:rFonts w:ascii="Cambria Math" w:hAnsi="Cambria Math"/>
+          </w:rPr>
+          <m:t>(</m:t>
+        </m:r>
+        <m:sSub>
+          <m:sSubPr>
+            <m:ctrlPr>
+              <w:rPr>
+                <w:rFonts w:ascii="Cambria Math" w:hAnsi="Cambria Math"/>
+              </w:rPr>
+            </m:ctrlPr>
+          </m:sSubPr>
+          <m:e>
+            <m:r>
+              <w:rPr>
+                <w:rFonts w:ascii="Cambria Math" w:hAnsi="Cambria Math"/>
+              </w:rPr>
+              <m:t>H</m:t>
+            </m:r>
+          </m:e>
+          <m:sub>
+            <m:r>
+              <w:rPr>
+                <w:rFonts w:ascii="Cambria Math" w:hAnsi="Cambria Math"/>
+              </w:rPr>
+              <m:t>2</m:t>
+            </m:r>
+          </m:sub>
+        </m:sSub>
+        <m:r>
+          <w:rPr>
+            <w:rFonts w:ascii="Cambria Math" w:hAnsi="Cambria Math"/>
+          </w:rPr>
+          <m:t>S)</m:t>
+        </m:r>
+      </m:oMath>
+      <w:r>
+        <w:t xml:space="preserve"> (Πηγή:</w:t>
+      </w:r>
+      <w:hyperlink w:anchor="_ENREF_8" w:tooltip="EPA, 2025 #64" w:history="1">
+        <w:r>
+          <w:rPr>
+            <w:rStyle w:val="-"/>
+          </w:rPr>
+          <w:fldChar w:fldCharType="begin"/>
+        </w:r>
+        <w:r>
+          <w:rPr>
+            <w:rStyle w:val="-"/>
+          </w:rPr>
+          <w:instrText xml:space="preserve"> ADDIN EN.CITE &lt;EndNote&gt;&lt;Cite AuthorYear="1"&gt;&lt;Author&gt;EPA&lt;/Author&gt;&lt;Year&gt;2025&lt;/Year&gt;&lt;RecNum&gt;64&lt;/RecNum&gt;&lt;DisplayText&gt;EPA (2025)&lt;/DisplayText&gt;&lt;record&gt;&lt;rec-number&gt;64&lt;/rec-number&gt;&lt;foreign-keys&gt;&lt;key app="EN" db-id="dxs5p5de0w55t0erd255s0tbrzsd22z0ts0d" timestamp="1774285259"&gt;64&lt;/key&gt;&lt;/foreign-keys&gt;&lt;ref-type name="Web Page"&gt;12&lt;/ref-type&gt;&lt;contributors&gt;&lt;authors&gt;&lt;author&gt;US EPA&lt;/author&gt;&lt;/authors&gt;&lt;/contributors&gt;&lt;titles&gt;&lt;title&gt;Hydrogen sulfide Results - AEGL Program&lt;/title&gt;&lt;/titles&gt;&lt;volume&gt;2026&lt;/volume&gt;&lt;number&gt;23/03/2026&lt;/number&gt;&lt;dates&gt;&lt;year&gt;2025&lt;/year&gt;&lt;pub-dates&gt;&lt;date&gt;14/05/2025&lt;/date&gt;&lt;/pub-dates&gt;&lt;/dates&gt;&lt;publisher&gt;United States Environmental Protection Agency&lt;/publisher&gt;&lt;isbn&gt; 0-309-15945-8&lt;/isbn&gt;&lt;urls&gt;&lt;related-urls&gt;&lt;url&gt;https://www.epa.gov/aegl/hydrogen-sulfide-results-aegl-program&lt;/url&gt;&lt;/related-urls&gt;&lt;/urls&gt;&lt;/record&gt;&lt;/Cite&gt;&lt;/EndNote&gt;</w:instrText>
+        </w:r>
+        <w:r>
+          <w:rPr>
+            <w:rStyle w:val="-"/>
+          </w:rPr>
+          <w:fldChar w:fldCharType="separate"/>
+        </w:r>
+        <w:r>
+          <w:rPr>
+            <w:rStyle w:val="-"/>
+          </w:rPr>
+          <w:t>EPA (2025)</w:t>
+        </w:r>
+        <w:r>
+          <w:rPr>
+            <w:rStyle w:val="-"/>
+          </w:rPr>
+          <w:fldChar w:fldCharType="end"/>
+        </w:r>
+      </w:hyperlink>
+      <w:r>
+        <w:t>)</w:t>
+      </w:r>
+    </w:p>
+    <w:tbl>
+      <w:tblPr>
+        <w:tblStyle w:val="a8"/>
+        <w:tblW w:w="0" w:type="auto"/>
+        <w:tblLook w:val="04A0" w:firstRow="1" w:lastRow="0" w:firstColumn="1" w:lastColumn="0" w:noHBand="0" w:noVBand="1"/>
+      </w:tblPr>
+      <w:tblGrid>
+        <w:gridCol w:w="1810"/>
+        <w:gridCol w:w="1657"/>
+        <w:gridCol w:w="1657"/>
+        <w:gridCol w:w="1657"/>
+        <w:gridCol w:w="1685"/>
+        <w:gridCol w:w="1604"/>
+      </w:tblGrid>
+      <w:tr>
+        <w:tc>
+          <w:tcPr>
+            <w:tcW w:w="1810" w:type="dxa"/>
+          </w:tcPr>
+          <w:p>
+            <w:pPr>
+              <w:rPr>
+                <w:lang w:val="en-US"/>
+              </w:rPr>
+            </w:pPr>
+            <w:r>
+              <w:rPr>
+                <w:lang w:val="en-US"/>
+              </w:rPr>
+              <w:t xml:space="preserve">Exposure time </w:t>
+            </w:r>
+          </w:p>
+        </w:tc>
+        <w:tc>
+          <w:tcPr>
+            <w:tcW w:w="1657" w:type="dxa"/>
+          </w:tcPr>
+          <w:p>
+            <w:pPr>
+              <w:rPr>
+                <w:lang w:val="en-US"/>
+              </w:rPr>
+            </w:pPr>
+            <w:r>
+              <w:rPr>
+                <w:lang w:val="en-US"/>
+              </w:rPr>
+              <w:t>10 mins</w:t>
+            </w:r>
+          </w:p>
+        </w:tc>
+        <w:tc>
+          <w:tcPr>
+            <w:tcW w:w="1657" w:type="dxa"/>
+          </w:tcPr>
+          <w:p>
+            <w:pPr>
+              <w:rPr>
+                <w:lang w:val="en-US"/>
+              </w:rPr>
+            </w:pPr>
+            <w:r>
+              <w:rPr>
+                <w:lang w:val="en-US"/>
+              </w:rPr>
+              <w:t>30 mins</w:t>
+            </w:r>
+          </w:p>
+        </w:tc>
+        <w:tc>
+          <w:tcPr>
+            <w:tcW w:w="1657" w:type="dxa"/>
+          </w:tcPr>
+          <w:p>
+            <w:pPr>
+              <w:rPr>
+                <w:lang w:val="en-US"/>
+              </w:rPr>
+            </w:pPr>
+            <w:r>
+              <w:rPr>
+                <w:lang w:val="en-US"/>
+              </w:rPr>
+              <w:t>1 h</w:t>
+            </w:r>
+          </w:p>
+        </w:tc>
+        <w:tc>
+          <w:tcPr>
+            <w:tcW w:w="1685" w:type="dxa"/>
+          </w:tcPr>
+          <w:p>
+            <w:pPr>
+              <w:rPr>
+                <w:lang w:val="en-US"/>
+              </w:rPr>
+            </w:pPr>
+            <w:r>
+              <w:rPr>
+                <w:lang w:val="en-US"/>
+              </w:rPr>
+              <w:t>4 h</w:t>
+            </w:r>
+          </w:p>
+        </w:tc>
+        <w:tc>
+          <w:tcPr>
+            <w:tcW w:w="1604" w:type="dxa"/>
+          </w:tcPr>
+          <w:p>
+            <w:pPr>
+              <w:rPr>
+                <w:lang w:val="en-US"/>
+              </w:rPr>
+            </w:pPr>
+            <w:r>
+              <w:rPr>
+                <w:lang w:val="en-US"/>
+              </w:rPr>
+              <w:t>8h</w:t>
+            </w:r>
+          </w:p>
+        </w:tc>
+      </w:tr>
+      <w:tr>
+        <w:tc>
+          <w:tcPr>
+            <w:tcW w:w="10070" w:type="dxa"/>
+            <w:gridSpan w:val="6"/>
+          </w:tcPr>
+          <w:p>
+            <w:pPr>
+              <w:rPr>
+                <w:lang w:val="en-US"/>
+              </w:rPr>
+            </w:pPr>
+            <w:r>
+              <w:rPr>
+                <w:lang w:val="en-US"/>
+              </w:rPr>
+              <w:t>ppm</w:t>
+            </w:r>
+          </w:p>
+        </w:tc>
+      </w:tr>
+      <w:tr>
+        <w:tc>
+          <w:tcPr>
+            <w:tcW w:w="1810" w:type="dxa"/>
+          </w:tcPr>
+          <w:p>
+            <w:pPr>
+              <w:rPr>
+                <w:lang w:val="en-US"/>
+              </w:rPr>
+            </w:pPr>
+            <w:r>
+              <w:rPr>
+                <w:lang w:val="en-US"/>
+              </w:rPr>
+              <w:t>AEGL 1</w:t>
+            </w:r>
+          </w:p>
+        </w:tc>
+        <w:tc>
+          <w:tcPr>
+            <w:tcW w:w="1657" w:type="dxa"/>
+          </w:tcPr>
+          <w:p>
+            <w:pPr>
+              <w:rPr>
+                <w:lang w:val="en-US"/>
+              </w:rPr>
+            </w:pPr>
+            <w:r>
+              <w:rPr>
+                <w:lang w:val="en-US"/>
+              </w:rPr>
+              <w:t>0.75</w:t>
+            </w:r>
+          </w:p>
+        </w:tc>
+        <w:tc>
+          <w:tcPr>
+            <w:tcW w:w="1657" w:type="dxa"/>
+          </w:tcPr>
+          <w:p>
+            <w:pPr>
+              <w:rPr>
+                <w:lang w:val="en-US"/>
+              </w:rPr>
+            </w:pPr>
+            <w:r>
+              <w:rPr>
+                <w:lang w:val="en-US"/>
+              </w:rPr>
+              <w:t>0.60</w:t>
+            </w:r>
+          </w:p>
+        </w:tc>
+        <w:tc>
+          <w:tcPr>
+            <w:tcW w:w="1657" w:type="dxa"/>
+          </w:tcPr>
+          <w:p>
+            <w:pPr>
+              <w:rPr>
+                <w:lang w:val="en-US"/>
+              </w:rPr>
+            </w:pPr>
+            <w:r>
+              <w:rPr>
+                <w:lang w:val="en-US"/>
+              </w:rPr>
+              <w:t>0.51</w:t>
+            </w:r>
+          </w:p>
+        </w:tc>
+        <w:tc>
+          <w:tcPr>
+            <w:tcW w:w="1685" w:type="dxa"/>
+          </w:tcPr>
+          <w:p>
+            <w:pPr>
+              <w:rPr>
+                <w:lang w:val="en-US"/>
+              </w:rPr>
+            </w:pPr>
+            <w:r>
+              <w:rPr>
+                <w:lang w:val="en-US"/>
+              </w:rPr>
+              <w:t>0.36</w:t>
+            </w:r>
+          </w:p>
+        </w:tc>
+        <w:tc>
+          <w:tcPr>
+            <w:tcW w:w="1604" w:type="dxa"/>
+          </w:tcPr>
+          <w:p>
+            <w:pPr>
+              <w:rPr>
+                <w:lang w:val="en-US"/>
+              </w:rPr>
+            </w:pPr>
+            <w:r>
+              <w:rPr>
+                <w:lang w:val="en-US"/>
+              </w:rPr>
+              <w:t>0.33</w:t>
+            </w:r>
+          </w:p>
+        </w:tc>
+      </w:tr>
+      <w:tr>
+        <w:tc>
+          <w:tcPr>
+            <w:tcW w:w="1810" w:type="dxa"/>
+          </w:tcPr>
+          <w:p>
+            <w:pPr>
+              <w:rPr>
+                <w:lang w:val="en-US"/>
+              </w:rPr>
+            </w:pPr>
+            <w:r>
+              <w:rPr>
+                <w:lang w:val="en-US"/>
+              </w:rPr>
+              <w:t>AEGL 2</w:t>
+            </w:r>
+          </w:p>
+        </w:tc>
+        <w:tc>
+          <w:tcPr>
+            <w:tcW w:w="1657" w:type="dxa"/>
+          </w:tcPr>
+          <w:p>
+            <w:pPr>
+              <w:rPr>
+                <w:lang w:val="en-US"/>
+              </w:rPr>
+            </w:pPr>
+            <w:r>
+              <w:rPr>
+                <w:lang w:val="en-US"/>
+              </w:rPr>
+              <w:t>41</w:t>
+            </w:r>
+          </w:p>
+        </w:tc>
+        <w:tc>
+          <w:tcPr>
+            <w:tcW w:w="1657" w:type="dxa"/>
+          </w:tcPr>
+          <w:p>
+            <w:pPr>
+              <w:rPr>
+                <w:lang w:val="en-US"/>
+              </w:rPr>
+            </w:pPr>
+            <w:r>
+              <w:rPr>
+                <w:lang w:val="en-US"/>
+              </w:rPr>
+              <w:t>32</w:t>
+            </w:r>
+          </w:p>
+        </w:tc>
+        <w:tc>
+          <w:tcPr>
+            <w:tcW w:w="1657" w:type="dxa"/>
+          </w:tcPr>
+          <w:p>
+            <w:pPr>
+              <w:rPr>
+                <w:lang w:val="en-US"/>
+              </w:rPr>
+            </w:pPr>
+            <w:r>
+              <w:rPr>
+                <w:lang w:val="en-US"/>
+              </w:rPr>
+              <w:t>27</w:t>
+            </w:r>
+          </w:p>
+        </w:tc>
+        <w:tc>
+          <w:tcPr>
+            <w:tcW w:w="1685" w:type="dxa"/>
+          </w:tcPr>
+          <w:p>
+            <w:pPr>
+              <w:rPr>
+                <w:lang w:val="en-US"/>
+              </w:rPr>
+            </w:pPr>
+            <w:r>
+              <w:rPr>
+                <w:lang w:val="en-US"/>
+              </w:rPr>
+              <w:t>20</w:t>
+            </w:r>
+          </w:p>
+        </w:tc>
+        <w:tc>
+          <w:tcPr>
+            <w:tcW w:w="1604" w:type="dxa"/>
+          </w:tcPr>
+          <w:p>
+            <w:pPr>
+              <w:rPr>
+                <w:lang w:val="en-US"/>
+              </w:rPr>
+            </w:pPr>
+            <w:r>
+              <w:rPr>
+                <w:lang w:val="en-US"/>
+              </w:rPr>
+              <w:t>17</w:t>
+            </w:r>
+          </w:p>
+        </w:tc>
+      </w:tr>
+      <w:tr>
+        <w:tc>
+          <w:tcPr>
+            <w:tcW w:w="1810" w:type="dxa"/>
+          </w:tcPr>
+          <w:p>
+            <w:pPr>
+              <w:rPr>
+                <w:lang w:val="en-US"/>
+              </w:rPr>
+            </w:pPr>
+            <w:r>
+              <w:rPr>
+                <w:lang w:val="en-US"/>
+              </w:rPr>
+              <w:t>AEGL 3</w:t>
+            </w:r>
+          </w:p>
+        </w:tc>
+        <w:tc>
+          <w:tcPr>
+            <w:tcW w:w="1657" w:type="dxa"/>
+          </w:tcPr>
+          <w:p>
+            <w:pPr>
+              <w:rPr>
+                <w:lang w:val="en-US"/>
+              </w:rPr>
+            </w:pPr>
+            <w:r>
+              <w:rPr>
+                <w:lang w:val="en-US"/>
+              </w:rPr>
+              <w:t>76</w:t>
+            </w:r>
+          </w:p>
+        </w:tc>
+        <w:tc>
+          <w:tcPr>
+            <w:tcW w:w="1657" w:type="dxa"/>
+          </w:tcPr>
+          <w:p>
+            <w:pPr>
+              <w:rPr>
+                <w:lang w:val="en-US"/>
+              </w:rPr>
+            </w:pPr>
+            <w:r>
+              <w:rPr>
+                <w:lang w:val="en-US"/>
+              </w:rPr>
+              <w:t>59</w:t>
+            </w:r>
+          </w:p>
+        </w:tc>
+        <w:tc>
+          <w:tcPr>
+            <w:tcW w:w="1657" w:type="dxa"/>
+          </w:tcPr>
+          <w:p>
+            <w:pPr>
+              <w:rPr>
+                <w:lang w:val="en-US"/>
+              </w:rPr>
+            </w:pPr>
+            <w:r>
+              <w:rPr>
+                <w:lang w:val="en-US"/>
+              </w:rPr>
+              <w:t>50</w:t>
+            </w:r>
+          </w:p>
+        </w:tc>
+        <w:tc>
+          <w:tcPr>
+            <w:tcW w:w="1685" w:type="dxa"/>
+          </w:tcPr>
+          <w:p>
+            <w:pPr>
+              <w:rPr>
+                <w:lang w:val="en-US"/>
+              </w:rPr>
+            </w:pPr>
+            <w:r>
+              <w:rPr>
+                <w:lang w:val="en-US"/>
+              </w:rPr>
+              <w:t>37</w:t>
+            </w:r>
+          </w:p>
+        </w:tc>
+        <w:tc>
+          <w:tcPr>
+            <w:tcW w:w="1604" w:type="dxa"/>
+          </w:tcPr>
+          <w:p>
+            <w:pPr>
+              <w:rPr>
+                <w:lang w:val="en-US"/>
+              </w:rPr>
+            </w:pPr>
+            <w:r>
+              <w:rPr>
+                <w:lang w:val="en-US"/>
+              </w:rPr>
+              <w:t>31</w:t>
+            </w:r>
+          </w:p>
+        </w:tc>
+      </w:tr>
+    </w:tbl>
+    <w:p/>
+    <w:p>
+      <w:r>
+        <w:t xml:space="preserve">Οι </w:t>
+      </w:r>
+      <w:hyperlink w:anchor="_ENREF_33" w:tooltip="Shaikh, 2020 #14" w:history="1">
+        <w:r>
+          <w:rPr>
+            <w:rStyle w:val="-"/>
+          </w:rPr>
+          <w:fldChar w:fldCharType="begin"/>
+        </w:r>
+        <w:r>
+          <w:rPr>
+            <w:rStyle w:val="-"/>
+          </w:rPr>
+          <w:instrText xml:space="preserve"> ADDIN EN.CITE &lt;EndNote&gt;&lt;Cite AuthorYear="1"&gt;&lt;Author&gt;Shaikh&lt;/Author&gt;&lt;Year&gt;2020&lt;/Year&gt;&lt;RecNum&gt;14&lt;/RecNum&gt;&lt;DisplayText&gt;Shaikh et al. (2020)&lt;/DisplayText&gt;&lt;record&gt;&lt;rec-number&gt;14&lt;/rec-number&gt;&lt;foreign-keys&gt;&lt;key app="EN" db-id="dxs5p5de0w55t0erd255s0tbrzsd22z0ts0d" timestamp="1766921470"&gt;14&lt;/key&gt;&lt;/foreign-keys&gt;&lt;ref-type name="Journal Article"&gt;17&lt;/ref-type&gt;&lt;contributors&gt;&lt;authors&gt;&lt;author&gt;Shaikh, N.&lt;/author&gt;&lt;author&gt;Kakosimos, K. E.&lt;/author&gt;&lt;author&gt;Adia, N.&lt;/author&gt;&lt;author&gt;Vechot, L.&lt;/author&gt;&lt;/authors&gt;&lt;/contributors&gt;&lt;auth-address&gt;Department of Chemical Engineering and Mary Kay O&amp;apos;Connor Process Safety Center Qatar, Texas A&amp;amp;M University at Qatar, Qatar. Electronic address: nawaydshaikh@tamu.edu.&amp;#xD;Department of Chemical Engineering and Mary Kay O&amp;apos;Connor Process Safety Center Qatar, Texas A&amp;amp;M University at Qatar, Qatar. Electronic address: k.kakosimos@qatar.tamu.edu.&amp;#xD;Department of Chemical Engineering and Mary Kay O&amp;apos;Connor Process Safety Center Qatar, Texas A&amp;amp;M University at Qatar, Qatar.&lt;/auth-address&gt;&lt;titles&gt;&lt;title&gt;Concept and demonstration of a fully coupled and dynamic exposure-response methodology for crowd evacuation numerical modelling in airborne-toxic environments&lt;/title&gt;&lt;secondary-title&gt;J Hazard Mater&lt;/secondary-title&gt;&lt;/titles&gt;&lt;periodical&gt;&lt;full-title&gt;Journal of Hazardous Materials&lt;/full-title&gt;&lt;abbr-1&gt;J Hazard Mater&lt;/abbr-1&gt;&lt;/periodical&gt;&lt;pages&gt;123093&lt;/pages&gt;&lt;volume&gt;399&lt;/volume&gt;&lt;edition&gt;2020/06/13&lt;/edition&gt;&lt;keywords&gt;&lt;keyword&gt;Emergency response&lt;/keyword&gt;&lt;keyword&gt;Evacuation modelling&lt;/keyword&gt;&lt;keyword&gt;Hydrogen sulphide&lt;/keyword&gt;&lt;keyword&gt;Risk&lt;/keyword&gt;&lt;keyword&gt;Social-force&lt;/keyword&gt;&lt;/keywords&gt;&lt;dates&gt;&lt;year&gt;2020&lt;/year&gt;&lt;pub-dates&gt;&lt;date&gt;Nov 15&lt;/date&gt;&lt;/pub-dates&gt;&lt;/dates&gt;&lt;isbn&gt;1873-3336 (Electronic)&amp;#xD;0304-3894 (Linking)&lt;/isbn&gt;&lt;accession-num&gt;32531670&lt;/accession-num&gt;&lt;urls&gt;&lt;related-urls&gt;&lt;url&gt;https://www.ncbi.nlm.nih.gov/pubmed/32531670&lt;/url&gt;&lt;/related-urls&gt;&lt;/urls&gt;&lt;electronic-resource-num&gt;10.1016/j.jhazmat.2020.123093&lt;/electronic-resource-num&gt;&lt;/record&gt;&lt;/Cite&gt;&lt;/EndNote&gt;</w:instrText>
+        </w:r>
+        <w:r>
+          <w:rPr>
+            <w:rStyle w:val="-"/>
+          </w:rPr>
+          <w:fldChar w:fldCharType="separate"/>
+        </w:r>
+        <w:r>
+          <w:rPr>
+            <w:rStyle w:val="-"/>
+          </w:rPr>
+          <w:t>Shaikh et al. (2020)</w:t>
+        </w:r>
+        <w:r>
+          <w:rPr>
+            <w:rStyle w:val="-"/>
+          </w:rPr>
+          <w:fldChar w:fldCharType="end"/>
+        </w:r>
+      </w:hyperlink>
+      <w:r>
+        <w:t xml:space="preserve"> αναφέρουν ότι η μέση ταχύτητα κίνησης</w:t>
+      </w:r>
+      <w:r>
+        <w:t xml:space="preserve"> του ανθρώπου είναι </w:t>
+      </w:r>
+      <m:oMath>
+        <m:r>
+          <m:rPr>
+            <m:sty m:val="p"/>
+          </m:rPr>
+          <w:rPr>
+            <w:rFonts w:ascii="Cambria Math" w:hAnsi="Cambria Math"/>
+          </w:rPr>
+          <m:t>1.35</m:t>
+        </m:r>
+        <m:f>
+          <m:fPr>
+            <m:type m:val="lin"/>
+            <m:ctrlPr>
+              <w:rPr>
+                <w:rFonts w:ascii="Cambria Math" w:hAnsi="Cambria Math"/>
+              </w:rPr>
+            </m:ctrlPr>
+          </m:fPr>
+          <m:num>
+            <m:r>
+              <m:rPr>
+                <m:sty m:val="p"/>
+              </m:rPr>
+              <w:rPr>
+                <w:rFonts w:ascii="Cambria Math" w:hAnsi="Cambria Math"/>
+                <w:lang w:val="en-US"/>
+              </w:rPr>
+              <m:t>m</m:t>
+            </m:r>
+          </m:num>
+          <m:den>
+            <m:r>
+              <m:rPr>
+                <m:sty m:val="p"/>
+              </m:rPr>
+              <w:rPr>
+                <w:rFonts w:ascii="Cambria Math" w:hAnsi="Cambria Math"/>
+              </w:rPr>
+              <m:t>s</m:t>
+            </m:r>
+          </m:den>
+        </m:f>
+      </m:oMath>
+      <w:r>
+        <w:t xml:space="preserve">. </w:t>
+      </w:r>
+      <w:r>
+        <w:t>Όσο το</w:t>
+      </w:r>
+      <w:r>
+        <w:t xml:space="preserve"> τοξικό φορτίο του εκτιθέμενου βρίσκεται εντός του </w:t>
+      </w:r>
+      <w:r>
+        <w:rPr>
+          <w:lang w:val="en-US"/>
+        </w:rPr>
+        <w:t>AEGL</w:t>
+      </w:r>
+      <w:r>
+        <w:t xml:space="preserve"> 1</w:t>
+      </w:r>
+      <w:r>
+        <w:t xml:space="preserve"> (για τα 10 λεπτά, από 0 </w:t>
+      </w:r>
+      <w:r>
+        <w:rPr>
+          <w:lang w:val="en-US"/>
+        </w:rPr>
+        <w:t>ppm</w:t>
+      </w:r>
+      <w:r>
+        <w:t xml:space="preserve"> </w:t>
+      </w:r>
+      <w:r>
+        <w:t>έως 0.75</w:t>
+      </w:r>
+      <w:r>
+        <w:t xml:space="preserve"> </w:t>
+      </w:r>
+      <w:r>
+        <w:rPr>
+          <w:lang w:val="en-US"/>
+        </w:rPr>
+        <w:t>ppm</w:t>
+      </w:r>
+      <w:r>
+        <w:t>)</w:t>
+      </w:r>
+      <w:r>
+        <w:t xml:space="preserve">, </w:t>
+      </w:r>
+      <w:r>
+        <w:t>παρατηρείται μόνο το φαινόμενο της οσμής.</w:t>
+      </w:r>
+      <w:r>
+        <w:t xml:space="preserve"> </w:t>
+      </w:r>
+      <w:r>
+        <w:t xml:space="preserve">Αυτό το γεγονός δύναται να οδηγήσει στον πανικό του ατόμου, το οποίο με τη σειρά του οδηγεί στην αύξηση της ταχύτητας κίνησής του, ως τα </w:t>
+      </w:r>
+      <m:oMath>
+        <m:r>
+          <m:rPr>
+            <m:sty m:val="p"/>
+          </m:rPr>
+          <w:rPr>
+            <w:rFonts w:ascii="Cambria Math" w:hAnsi="Cambria Math"/>
+          </w:rPr>
+          <m:t>2</m:t>
+        </m:r>
+        <m:f>
+          <m:fPr>
+            <m:type m:val="lin"/>
+            <m:ctrlPr>
+              <w:rPr>
+                <w:rFonts w:ascii="Cambria Math" w:hAnsi="Cambria Math"/>
+              </w:rPr>
+            </m:ctrlPr>
+          </m:fPr>
+          <m:num>
+            <m:r>
+              <m:rPr>
+                <m:sty m:val="p"/>
+              </m:rPr>
+              <w:rPr>
+                <w:rFonts w:ascii="Cambria Math" w:hAnsi="Cambria Math"/>
+                <w:lang w:val="en-US"/>
+              </w:rPr>
+              <m:t>m</m:t>
+            </m:r>
+          </m:num>
+          <m:den>
+            <m:r>
+              <m:rPr>
+                <m:sty m:val="p"/>
+              </m:rPr>
+              <w:rPr>
+                <w:rFonts w:ascii="Cambria Math" w:hAnsi="Cambria Math"/>
+              </w:rPr>
+              <m:t>s</m:t>
+            </m:r>
+          </m:den>
+        </m:f>
+      </m:oMath>
+      <w:r>
+        <w:t>, χωρίς να προκαλέσει κάποιες άλλες παρενέργειες.</w:t>
+      </w:r>
+      <w:r>
+        <w:t xml:space="preserve"> Στο </w:t>
+      </w:r>
+      <w:r>
+        <w:rPr>
+          <w:lang w:val="en-US"/>
+        </w:rPr>
+        <w:t>AEGL</w:t>
+      </w:r>
+      <w:r>
+        <w:t xml:space="preserve"> 2</w:t>
+      </w:r>
+      <w:r>
+        <w:t xml:space="preserve"> (για τα 10 λεπτά, από 0.75 </w:t>
+      </w:r>
+      <w:r>
+        <w:rPr>
+          <w:lang w:val="en-US"/>
+        </w:rPr>
+        <w:t>ppm</w:t>
+      </w:r>
+      <w:r>
+        <w:t xml:space="preserve"> </w:t>
+      </w:r>
+      <w:r>
+        <w:t>έως 41</w:t>
+      </w:r>
+      <w:r>
+        <w:t xml:space="preserve"> </w:t>
+      </w:r>
+      <w:r>
+        <w:rPr>
+          <w:lang w:val="en-US"/>
+        </w:rPr>
+        <w:t>ppm</w:t>
+      </w:r>
+      <w:r>
+        <w:t>)</w:t>
+      </w:r>
+      <w:r>
+        <w:t xml:space="preserve"> </w:t>
+      </w:r>
+      <w:r>
+        <w:t>αρχίζουν και εμφανίζονται συμπτώματα ενόχλησης (βήχας, ενόχληση στο λαιμό, τα πνευμόνια και τα μάτια)</w:t>
+      </w:r>
+      <w:r>
+        <w:t xml:space="preserve">. Οι </w:t>
+      </w:r>
+      <w:hyperlink w:anchor="_ENREF_37" w:tooltip="Stevens, 1999 #65" w:history="1">
+        <w:r>
+          <w:rPr>
+            <w:rStyle w:val="-"/>
+          </w:rPr>
+          <w:fldChar w:fldCharType="begin"/>
+        </w:r>
+        <w:r>
+          <w:rPr>
+            <w:rStyle w:val="-"/>
+          </w:rPr>
+          <w:instrText xml:space="preserve"> ADDIN EN.CITE &lt;EndNote&gt;&lt;Cite AuthorYear="1"&gt;&lt;Author&gt;STEVENS&lt;/Author&gt;&lt;Year&gt;1999&lt;/Year&gt;&lt;RecNum&gt;65&lt;/RecNum&gt;&lt;DisplayText&gt;Stevens et al. (1999)&lt;/DisplayText&gt;&lt;record&gt;&lt;rec-number&gt;65&lt;/rec-number&gt;&lt;foreign-keys&gt;&lt;key app="EN" db-id="dxs5p5de0w55t0erd255s0tbrzsd22z0ts0d" timestamp="1774295177"&gt;65&lt;/key&gt;&lt;/foreign-keys&gt;&lt;ref-type name="Journal Article"&gt;17&lt;/ref-type&gt;&lt;contributors&gt;&lt;authors&gt;&lt;author&gt;Stevens, DAMIEN&lt;/author&gt;&lt;author&gt;ELPERN, ELLEN&lt;/author&gt;&lt;author&gt;SHARMA, KAILASH&lt;/author&gt;&lt;author&gt;SZIDON, PETER&lt;/author&gt;&lt;author&gt;ANKIN, MICHAEL&lt;/author&gt;&lt;author&gt;KESTEN, STEVEN&lt;/author&gt;&lt;/authors&gt;&lt;/contributors&gt;&lt;titles&gt;&lt;title&gt;Comparison of Hallway and Treadmill Six-minute Walk Tests&lt;/title&gt;&lt;/titles&gt;&lt;pages&gt;1540-1543&lt;/pages&gt;&lt;volume&gt;160&lt;/volume&gt;&lt;number&gt;5&lt;/number&gt;&lt;dates&gt;&lt;year&gt;1999&lt;/year&gt;&lt;/dates&gt;&lt;accession-num&gt;10556117&lt;/accession-num&gt;&lt;urls&gt;&lt;related-urls&gt;&lt;url&gt;https://www.atsjournals.org/doi/abs/10.1164/ajrccm.160.5.9808139&lt;/url&gt;&lt;/related-urls&gt;&lt;/urls&gt;&lt;electronic-resource-num&gt;10.1164/ajrccm.160.5.9808139&lt;/electronic-resource-num&gt;&lt;/record&gt;&lt;/Cite&gt;&lt;/EndNote&gt;</w:instrText>
+        </w:r>
+        <w:r>
+          <w:rPr>
+            <w:rStyle w:val="-"/>
+          </w:rPr>
+          <w:fldChar w:fldCharType="separate"/>
+        </w:r>
+        <w:r>
+          <w:rPr>
+            <w:rStyle w:val="-"/>
+          </w:rPr>
+          <w:t>Stevens et al. (1999)</w:t>
+        </w:r>
+        <w:r>
+          <w:rPr>
+            <w:rStyle w:val="-"/>
+          </w:rPr>
+          <w:fldChar w:fldCharType="end"/>
+        </w:r>
+      </w:hyperlink>
+      <w:r>
+        <w:t xml:space="preserve"> </w:t>
+      </w:r>
+      <w:r>
+        <w:t xml:space="preserve">σε μια έρευνα με ανθρώπους με παρόμοια συμπτώματα προσδιόρισαν πως η μέγιστη ταχύτητα κίνησής τους ήταν </w:t>
+      </w:r>
+      <m:oMath>
+        <m:r>
+          <m:rPr>
+            <m:sty m:val="p"/>
+          </m:rPr>
+          <w:rPr>
+            <w:rFonts w:ascii="Cambria Math" w:hAnsi="Cambria Math"/>
+          </w:rPr>
+          <m:t>1</m:t>
+        </m:r>
+        <m:f>
+          <m:fPr>
+            <m:type m:val="lin"/>
+            <m:ctrlPr>
+              <w:rPr>
+                <w:rFonts w:ascii="Cambria Math" w:hAnsi="Cambria Math"/>
+              </w:rPr>
+            </m:ctrlPr>
+          </m:fPr>
+          <m:num>
+            <m:r>
+              <m:rPr>
+                <m:sty m:val="p"/>
+              </m:rPr>
+              <w:rPr>
+                <w:rFonts w:ascii="Cambria Math" w:hAnsi="Cambria Math"/>
+                <w:lang w:val="en-US"/>
+              </w:rPr>
+              <m:t>m</m:t>
+            </m:r>
+          </m:num>
+          <m:den>
+            <m:r>
+              <m:rPr>
+                <m:sty m:val="p"/>
+              </m:rPr>
+              <w:rPr>
+                <w:rFonts w:ascii="Cambria Math" w:hAnsi="Cambria Math"/>
+              </w:rPr>
+              <m:t>s</m:t>
+            </m:r>
+          </m:den>
+        </m:f>
+      </m:oMath>
+      <w:r>
+        <w:t xml:space="preserve">, το οποίο θεωρείται και η μέγιστη δυνατή ταχύτητα κίνησης για το </w:t>
+      </w:r>
+      <w:r>
+        <w:rPr>
+          <w:lang w:val="en-US"/>
+        </w:rPr>
+        <w:t>AEGL</w:t>
+      </w:r>
+      <w:r>
+        <w:t xml:space="preserve"> 2</w:t>
+      </w:r>
+      <w:r>
+        <w:t xml:space="preserve">. Στο </w:t>
+      </w:r>
+      <w:r>
+        <w:rPr>
+          <w:lang w:val="en-US"/>
+        </w:rPr>
+        <w:t>AEGL</w:t>
+      </w:r>
+      <w:r>
+        <w:t xml:space="preserve"> 3</w:t>
+      </w:r>
+      <w:r>
+        <w:t xml:space="preserve"> (για τα 10 λεπτά, από 41 </w:t>
+      </w:r>
+      <w:r>
+        <w:rPr>
+          <w:lang w:val="en-US"/>
+        </w:rPr>
+        <w:t>ppm</w:t>
+      </w:r>
+      <w:r>
+        <w:t xml:space="preserve"> </w:t>
+      </w:r>
+      <w:r>
+        <w:t>έως 76</w:t>
+      </w:r>
+      <w:r>
+        <w:t xml:space="preserve"> </w:t>
+      </w:r>
+      <w:r>
+        <w:rPr>
+          <w:lang w:val="en-US"/>
+        </w:rPr>
+        <w:t>ppm</w:t>
+      </w:r>
+      <w:r>
+        <w:t>)</w:t>
+      </w:r>
+      <w:r>
+        <w:t xml:space="preserve"> </w:t>
+      </w:r>
+      <w:r>
+        <w:t>εμφανίζεται πνευμονικό οίδημα μαζί με υπερδιέγερση του νευρικού συστήματος</w:t>
+      </w:r>
+      <w:r>
+        <w:t xml:space="preserve">. Αυτά αντίστοιχα οδηγούν σε ελαχιστοποίηση της ταχύτητας κίνησης και απώλεια συνείδησης του εκτεθειμένου </w:t>
+      </w:r>
+      <w:r>
+        <w:fldChar w:fldCharType="begin"/>
+      </w:r>
+      <w:r>
+        <w:instrText xml:space="preserve"> ADDIN EN.CITE &lt;EndNote&gt;&lt;Cite&gt;&lt;Author&gt;Shaikh&lt;/Author&gt;&lt;Year&gt;2020&lt;/Year&gt;&lt;RecNum&gt;14&lt;/RecNum&gt;&lt;DisplayText&gt;(Shaikh et al., 2020)&lt;/DisplayText&gt;&lt;record&gt;&lt;rec-number&gt;14&lt;/rec-number&gt;&lt;foreign-keys&gt;&lt;key app="EN" db-id="dxs5p5de0w55t0erd255s0tbrzsd22z0ts0d" timestamp="1766921470"&gt;14&lt;/key&gt;&lt;/foreign-keys&gt;&lt;ref-type name="Journal Article"&gt;17&lt;/ref-type&gt;&lt;contributors&gt;&lt;authors&gt;&lt;author&gt;Shaikh, N.&lt;/author&gt;&lt;author&gt;Kakosimos, K. E.&lt;/author&gt;&lt;author&gt;Adia, N.&lt;/author&gt;&lt;author&gt;Vechot, L.&lt;/author&gt;&lt;/authors&gt;&lt;/contributors&gt;&lt;auth-address&gt;Department of Chemical Engineering and Mary Kay O&amp;apos;Connor Process Safety Center Qatar, Texas A&amp;amp;M University at Qatar, Qatar. Electronic address: nawaydshaikh@tamu.edu.&amp;#xD;Department of Chemical Engineering and Mary Kay O&amp;apos;Connor Process Safety Center Qatar, Texas A&amp;amp;M University at Qatar, Qatar. Electronic address: k.kakosimos@qatar.tamu.edu.&amp;#xD;Department of Chemical Engineering and Mary Kay O&amp;apos;Connor Process Safety Center Qatar, Texas A&amp;amp;M University at Qatar, Qatar.&lt;/auth-address&gt;&lt;titles&gt;&lt;title&gt;Concept and demonstration of a fully coupled and dynamic exposure-response methodology for crowd evacuation numerical modelling in airborne-toxic environments&lt;/title&gt;&lt;secondary-title&gt;J Hazard Mater&lt;/secondary-title&gt;&lt;/titles&gt;&lt;periodical&gt;&lt;full-title&gt;Journal of Hazardous Materials&lt;/full-title&gt;&lt;abbr-1&gt;J Hazard Mater&lt;/abbr-1&gt;&lt;/periodical&gt;&lt;pages&gt;123093&lt;/pages&gt;&lt;volume&gt;399&lt;/volume&gt;&lt;edition&gt;2020/06/13&lt;/edition&gt;&lt;keywords&gt;&lt;keyword&gt;Emergency response&lt;/keyword&gt;&lt;keyword&gt;Evacuation modelling&lt;/keyword&gt;&lt;keyword&gt;Hydrogen sulphide&lt;/keyword&gt;&lt;keyword&gt;Risk&lt;/keyword&gt;&lt;keyword&gt;Social-force&lt;/keyword&gt;&lt;/keywords&gt;&lt;dates&gt;&lt;year&gt;2020&lt;/year&gt;&lt;pub-dates&gt;&lt;date&gt;Nov 15&lt;/date&gt;&lt;/pub-dates&gt;&lt;/dates&gt;&lt;isbn&gt;1873-3336 (Electronic)&amp;#xD;0304-3894 (Linking)&lt;/isbn&gt;&lt;accession-num&gt;32531670&lt;/accession-num&gt;&lt;urls&gt;&lt;related-urls&gt;&lt;url&gt;https://www.ncbi.nlm.nih.gov/pubmed/32531670&lt;/url&gt;&lt;/related-urls&gt;&lt;/urls&gt;&lt;electronic-resource-num&gt;10.1016/j.jhazmat.2020.123093&lt;/electronic-resource-num&gt;&lt;/record&gt;&lt;/Cite&gt;&lt;/EndNote&gt;</w:instrText>
+      </w:r>
+      <w:r>
+        <w:fldChar w:fldCharType="separate"/>
+      </w:r>
+      <w:r>
+        <w:rPr>
+          <w:noProof/>
+        </w:rPr>
+        <w:t>(</w:t>
+      </w:r>
+      <w:hyperlink w:anchor="_ENREF_33" w:tooltip="Shaikh, 2020 #14" w:history="1">
+        <w:r>
+          <w:rPr>
+            <w:rStyle w:val="-"/>
+          </w:rPr>
+          <w:t>Shaikh et al., 2020</w:t>
+        </w:r>
+      </w:hyperlink>
+      <w:r>
+        <w:rPr>
+          <w:noProof/>
+        </w:rPr>
+        <w:t>)</w:t>
+      </w:r>
+      <w:r>
+        <w:fldChar w:fldCharType="end"/>
+      </w:r>
+      <w:r>
+        <w:t xml:space="preserve">. </w:t>
+      </w:r>
+      <w:r>
+        <w:t xml:space="preserve">Αξίζει να αναφερθεί ότι τα συμπτώματα στην υγεία εμφανίζονται λίγο νωρίτερα απ’ ότι αναγράφεται στον Πίνακα </w:t>
+      </w:r>
+      <w:r>
+        <w:rPr>
+          <w:highlight w:val="yellow"/>
+        </w:rPr>
+        <w:t>()</w:t>
+      </w:r>
+      <w:r>
+        <w:t xml:space="preserve">. Εάν κάποιος εκτιθέμενος έχει συσσωρεύσει κάποια από τις παραπάνω συγκεντρώσεις, στο αντίστοιχο χρονικό διάστημα, τότε σίγουρα θα βρίσκεται στο ανάλογο επίπεδο </w:t>
+      </w:r>
+      <w:r>
+        <w:rPr>
+          <w:lang w:val="en-US"/>
+        </w:rPr>
+        <w:t>AEGL</w:t>
+      </w:r>
+      <w:r>
+        <w:t>.</w:t>
+      </w:r>
+    </w:p>
+    <w:p/>
+    <w:p>
+      <w:r>
+        <w:t xml:space="preserve">Οι </w:t>
+      </w:r>
+      <w:hyperlink w:anchor="_ENREF_5" w:tooltip="Boris, 2014 #5" w:history="1">
+        <w:r>
+          <w:rPr>
+            <w:rStyle w:val="-"/>
+          </w:rPr>
+          <w:fldChar w:fldCharType="begin"/>
+        </w:r>
+        <w:r>
+          <w:rPr>
+            <w:rStyle w:val="-"/>
+          </w:rPr>
+          <w:instrText xml:space="preserve"> ADDIN EN.CITE &lt;EndNote&gt;&lt;Cite AuthorYear="1"&gt;&lt;Author&gt;Boris&lt;/Author&gt;&lt;Year&gt;2014&lt;/Year&gt;&lt;RecNum&gt;5&lt;/RecNum&gt;&lt;DisplayText&gt;Boris and Patnaik (2014)&lt;/DisplayText&gt;&lt;record&gt;&lt;rec-number&gt;5&lt;/rec-number&gt;&lt;foreign-keys&gt;&lt;key app="EN" db-id="dxs5p5de0w55t0erd255s0tbrzsd22z0ts0d" timestamp="1766403908"&gt;5&lt;/key&gt;&lt;/foreign-keys&gt;&lt;ref-type name="Report"&gt;27&lt;/ref-type&gt;&lt;contributors&gt;&lt;authors&gt;&lt;author&gt;Boris, J. P.&lt;/author&gt;&lt;author&gt;Patnaik, G.&lt;/author&gt;&lt;/authors&gt;&lt;/contributors&gt;&lt;titles&gt;&lt;title&gt;Acute Exposure Guideline Levels (AEGLs) for Time Varying Toxic Plumes&lt;/title&gt;&lt;/titles&gt;&lt;pages&gt;1-29&lt;/pages&gt;&lt;dates&gt;&lt;year&gt;2014&lt;/year&gt;&lt;/dates&gt;&lt;pub-location&gt;Washington, DC&lt;/pub-location&gt;&lt;publisher&gt;Naval Research Laboratory, Laboratories for Computational Physics and Fluid Dynamics&lt;/publisher&gt;&lt;work-type&gt;Report No. NRL/MR/6003-14-9493&lt;/work-type&gt;&lt;urls&gt;&lt;/urls&gt;&lt;/record&gt;&lt;/Cite&gt;&lt;/EndNote&gt;</w:instrText>
+        </w:r>
+        <w:r>
+          <w:rPr>
+            <w:rStyle w:val="-"/>
+          </w:rPr>
+          <w:fldChar w:fldCharType="separate"/>
+        </w:r>
+        <w:r>
+          <w:rPr>
+            <w:rStyle w:val="-"/>
+          </w:rPr>
+          <w:t>Boris and Patnaik (2014)</w:t>
+        </w:r>
+        <w:r>
+          <w:rPr>
+            <w:rStyle w:val="-"/>
+          </w:rPr>
+          <w:fldChar w:fldCharType="end"/>
+        </w:r>
+      </w:hyperlink>
+      <w:r>
+        <w:t xml:space="preserve"> </w:t>
+      </w:r>
+      <w:r>
+        <w:t>ανέπτυξαν τ</w:t>
+      </w:r>
+      <w:r>
+        <w:t>ις</w:t>
+      </w:r>
+      <w:r>
+        <w:t xml:space="preserve"> εξ</w:t>
+      </w:r>
+      <w:r>
+        <w:t xml:space="preserve">ισώσεις </w:t>
+      </w:r>
+      <w:r>
+        <w:rPr>
+          <w:highlight w:val="yellow"/>
+        </w:rPr>
+        <w:t>()</w:t>
+      </w:r>
+      <w:r>
+        <w:t xml:space="preserve"> και</w:t>
+      </w:r>
+      <w:r>
+        <w:t xml:space="preserve"> </w:t>
+      </w:r>
+      <w:r>
+        <w:rPr>
+          <w:highlight w:val="yellow"/>
+        </w:rPr>
+        <w:t>()</w:t>
+      </w:r>
+      <w:r>
+        <w:t xml:space="preserve"> σύμφωνα με </w:t>
+      </w:r>
+      <w:r>
+        <w:t>τις οποίες</w:t>
+      </w:r>
+      <w:r>
+        <w:t xml:space="preserve"> μπορεί να προσδιοριστεί σε ποιο </w:t>
+      </w:r>
+      <w:r>
+        <w:rPr>
+          <w:lang w:val="en-US"/>
+        </w:rPr>
+        <w:t>AEGL</w:t>
+      </w:r>
+      <w:r>
+        <w:t xml:space="preserve"> </w:t>
+      </w:r>
+      <w:r>
+        <w:t>επίπεδο βρίσκεται ένας εκτεθειμένος μετά από μία ορισμένη χρονική στιγμή</w:t>
+      </w:r>
+      <w:r>
+        <w:t>.</w:t>
+      </w:r>
+    </w:p>
+    <w:p/>
+    <w:p>
+      <w:pPr>
+        <w:rPr>
+          <w:lang w:val="en-US"/>
+        </w:rPr>
+      </w:pPr>
+      <m:oMathPara>
+        <m:oMath>
+          <m:eqArr>
+            <m:eqArrPr>
+              <m:maxDist m:val="1"/>
+              <m:ctrlPr>
+                <w:rPr>
+                  <w:rFonts w:ascii="Cambria Math" w:hAnsi="Cambria Math"/>
+                  <w:i/>
+                  <w:lang w:val="en-US"/>
+                </w:rPr>
+              </m:ctrlPr>
+            </m:eqArrPr>
+            <m:e>
+              <m:r>
+                <w:rPr>
+                  <w:rFonts w:ascii="Cambria Math" w:hAnsi="Cambria Math"/>
+                  <w:lang w:val="en-US"/>
+                </w:rPr>
+                <m:t>T</m:t>
+              </m:r>
+              <m:sSub>
+                <m:sSubPr>
+                  <m:ctrlPr>
+                    <w:rPr>
+                      <w:rFonts w:ascii="Cambria Math" w:hAnsi="Cambria Math"/>
+                      <w:i/>
+                      <w:lang w:val="en-US"/>
+                    </w:rPr>
+                  </m:ctrlPr>
+                </m:sSubPr>
+                <m:e>
+                  <m:r>
+                    <w:rPr>
+                      <w:rFonts w:ascii="Cambria Math" w:hAnsi="Cambria Math"/>
+                      <w:lang w:val="en-US"/>
+                    </w:rPr>
+                    <m:t>L</m:t>
+                  </m:r>
+                </m:e>
+                <m:sub>
+                  <m:r>
+                    <w:rPr>
+                      <w:rFonts w:ascii="Cambria Math" w:hAnsi="Cambria Math"/>
+                      <w:lang w:val="en-US"/>
+                    </w:rPr>
+                    <m:t>rate</m:t>
+                  </m:r>
+                </m:sub>
+              </m:sSub>
+              <m:d>
+                <m:dPr>
+                  <m:ctrlPr>
+                    <w:rPr>
+                      <w:rFonts w:ascii="Cambria Math" w:hAnsi="Cambria Math"/>
+                      <w:i/>
+                      <w:lang w:val="en-US"/>
+                    </w:rPr>
+                  </m:ctrlPr>
+                </m:dPr>
+                <m:e>
+                  <m:r>
+                    <w:rPr>
+                      <w:rFonts w:ascii="Cambria Math" w:hAnsi="Cambria Math"/>
+                      <w:lang w:val="en-US"/>
+                    </w:rPr>
+                    <m:t>t</m:t>
+                  </m:r>
+                </m:e>
+              </m:d>
+              <m:r>
+                <w:rPr>
+                  <w:rFonts w:ascii="Cambria Math" w:hAnsi="Cambria Math"/>
+                  <w:lang w:val="en-US"/>
+                </w:rPr>
+                <m:t>=</m:t>
+              </m:r>
+              <m:f>
+                <m:fPr>
+                  <m:ctrlPr>
+                    <w:rPr>
+                      <w:rFonts w:ascii="Cambria Math" w:hAnsi="Cambria Math"/>
+                      <w:i/>
+                      <w:lang w:val="en-US"/>
+                    </w:rPr>
+                  </m:ctrlPr>
+                </m:fPr>
+                <m:num>
+                  <m:r>
+                    <w:rPr>
+                      <w:rFonts w:ascii="Cambria Math" w:hAnsi="Cambria Math"/>
+                      <w:lang w:val="en-US"/>
+                    </w:rPr>
+                    <m:t>dTL</m:t>
+                  </m:r>
+                </m:num>
+                <m:den>
+                  <m:r>
+                    <w:rPr>
+                      <w:rFonts w:ascii="Cambria Math" w:hAnsi="Cambria Math"/>
+                      <w:lang w:val="en-US"/>
+                    </w:rPr>
+                    <m:t>dt</m:t>
+                  </m:r>
+                </m:den>
+              </m:f>
+              <m:r>
+                <w:rPr>
+                  <w:rFonts w:ascii="Cambria Math" w:hAnsi="Cambria Math"/>
+                  <w:lang w:val="en-US"/>
+                </w:rPr>
+                <m:t>=</m:t>
+              </m:r>
+              <m:f>
+                <m:fPr>
+                  <m:ctrlPr>
+                    <w:rPr>
+                      <w:rFonts w:ascii="Cambria Math" w:hAnsi="Cambria Math"/>
+                      <w:i/>
+                      <w:lang w:val="en-US"/>
+                    </w:rPr>
+                  </m:ctrlPr>
+                </m:fPr>
+                <m:num>
+                  <m:r>
+                    <w:rPr>
+                      <w:rFonts w:ascii="Cambria Math" w:hAnsi="Cambria Math"/>
+                      <w:lang w:val="en-US"/>
+                    </w:rPr>
+                    <m:t>1</m:t>
+                  </m:r>
+                </m:num>
+                <m:den>
+                  <m:sSub>
+                    <m:sSubPr>
+                      <m:ctrlPr>
+                        <w:rPr>
+                          <w:rFonts w:ascii="Cambria Math" w:hAnsi="Cambria Math"/>
+                          <w:i/>
+                          <w:lang w:val="en-US"/>
+                        </w:rPr>
+                      </m:ctrlPr>
+                    </m:sSubPr>
+                    <m:e>
+                      <m:r>
+                        <w:rPr>
+                          <w:rFonts w:ascii="Cambria Math" w:hAnsi="Cambria Math"/>
+                          <w:lang w:val="en-US"/>
+                        </w:rPr>
+                        <m:t>t</m:t>
+                      </m:r>
+                    </m:e>
+                    <m:sub>
+                      <m:r>
+                        <w:rPr>
+                          <w:rFonts w:ascii="Cambria Math" w:hAnsi="Cambria Math"/>
+                          <w:lang w:val="en-US"/>
+                        </w:rPr>
+                        <m:t>AEGL</m:t>
+                      </m:r>
+                    </m:sub>
+                  </m:sSub>
+                </m:den>
+              </m:f>
+              <m:r>
+                <w:rPr>
+                  <w:rFonts w:ascii="Cambria Math" w:hAnsi="Cambria Math"/>
+                  <w:lang w:val="en-US"/>
+                </w:rPr>
+                <m:t>*</m:t>
+              </m:r>
+              <m:sSup>
+                <m:sSupPr>
+                  <m:ctrlPr>
+                    <w:rPr>
+                      <w:rFonts w:ascii="Cambria Math" w:hAnsi="Cambria Math"/>
+                      <w:i/>
+                      <w:lang w:val="en-US"/>
+                    </w:rPr>
+                  </m:ctrlPr>
+                </m:sSupPr>
+                <m:e>
+                  <m:d>
+                    <m:dPr>
+                      <m:begChr m:val="["/>
+                      <m:endChr m:val="]"/>
+                      <m:ctrlPr>
+                        <w:rPr>
+                          <w:rFonts w:ascii="Cambria Math" w:hAnsi="Cambria Math"/>
+                          <w:i/>
+                          <w:lang w:val="en-US"/>
+                        </w:rPr>
+                      </m:ctrlPr>
+                    </m:dPr>
+                    <m:e>
+                      <m:f>
+                        <m:fPr>
+                          <m:ctrlPr>
+                            <w:rPr>
+                              <w:rFonts w:ascii="Cambria Math" w:hAnsi="Cambria Math"/>
+                              <w:i/>
+                              <w:lang w:val="en-US"/>
+                            </w:rPr>
+                          </m:ctrlPr>
+                        </m:fPr>
+                        <m:num>
+                          <m:r>
+                            <w:rPr>
+                              <w:rFonts w:ascii="Cambria Math" w:hAnsi="Cambria Math"/>
+                            </w:rPr>
+                            <m:t>ρ</m:t>
+                          </m:r>
+                          <m:d>
+                            <m:dPr>
+                              <m:ctrlPr>
+                                <w:rPr>
+                                  <w:rFonts w:ascii="Cambria Math" w:hAnsi="Cambria Math"/>
+                                  <w:i/>
+                                </w:rPr>
+                              </m:ctrlPr>
+                            </m:dPr>
+                            <m:e>
+                              <m:r>
+                                <w:rPr>
+                                  <w:rFonts w:ascii="Cambria Math" w:hAnsi="Cambria Math"/>
+                                  <w:lang w:val="en-US"/>
+                                </w:rPr>
+                                <m:t>t</m:t>
+                              </m:r>
+                              <m:ctrlPr>
+                                <w:rPr>
+                                  <w:rFonts w:ascii="Cambria Math" w:hAnsi="Cambria Math"/>
+                                  <w:i/>
+                                  <w:lang w:val="en-US"/>
+                                </w:rPr>
+                              </m:ctrlPr>
+                            </m:e>
+                          </m:d>
+                        </m:num>
+                        <m:den>
+                          <m:sSub>
+                            <m:sSubPr>
+                              <m:ctrlPr>
+                                <w:rPr>
+                                  <w:rFonts w:ascii="Cambria Math" w:hAnsi="Cambria Math"/>
+                                  <w:i/>
+                                  <w:lang w:val="en-US"/>
+                                </w:rPr>
+                              </m:ctrlPr>
+                            </m:sSubPr>
+                            <m:e>
+                              <m:r>
+                                <w:rPr>
+                                  <w:rFonts w:ascii="Cambria Math" w:hAnsi="Cambria Math"/>
+                                </w:rPr>
+                                <m:t>ρ</m:t>
+                              </m:r>
+                              <m:ctrlPr>
+                                <w:rPr>
+                                  <w:rFonts w:ascii="Cambria Math" w:hAnsi="Cambria Math"/>
+                                  <w:i/>
+                                </w:rPr>
+                              </m:ctrlPr>
+                            </m:e>
+                            <m:sub>
+                              <m:sSub>
+                                <m:sSubPr>
+                                  <m:ctrlPr>
+                                    <w:rPr>
+                                      <w:rFonts w:ascii="Cambria Math" w:hAnsi="Cambria Math"/>
+                                      <w:i/>
+                                      <w:lang w:val="en-US"/>
+                                    </w:rPr>
+                                  </m:ctrlPr>
+                                </m:sSubPr>
+                                <m:e>
+                                  <m:r>
+                                    <w:rPr>
+                                      <w:rFonts w:ascii="Cambria Math" w:hAnsi="Cambria Math"/>
+                                      <w:lang w:val="en-US"/>
+                                    </w:rPr>
+                                    <m:t>t</m:t>
+                                  </m:r>
+                                </m:e>
+                                <m:sub>
+                                  <m:r>
+                                    <w:rPr>
+                                      <w:rFonts w:ascii="Cambria Math" w:hAnsi="Cambria Math"/>
+                                      <w:lang w:val="en-US"/>
+                                    </w:rPr>
+                                    <m:t>AEGL</m:t>
+                                  </m:r>
+                                </m:sub>
+                              </m:sSub>
+                            </m:sub>
+                          </m:sSub>
+                        </m:den>
+                      </m:f>
+                    </m:e>
+                  </m:d>
+                </m:e>
+                <m:sup>
+                  <m:r>
+                    <w:rPr>
+                      <w:rFonts w:ascii="Cambria Math" w:hAnsi="Cambria Math"/>
+                      <w:lang w:val="en-US"/>
+                    </w:rPr>
+                    <m:t>n</m:t>
+                  </m:r>
+                </m:sup>
+              </m:sSup>
+              <m:r>
+                <w:rPr>
+                  <w:rFonts w:ascii="Cambria Math" w:hAnsi="Cambria Math"/>
+                  <w:lang w:val="en-US"/>
+                </w:rPr>
+                <m:t xml:space="preserve"> #</m:t>
+              </m:r>
+              <m:d>
+                <m:dPr>
+                  <m:ctrlPr>
+                    <w:rPr>
+                      <w:rFonts w:ascii="Cambria Math" w:hAnsi="Cambria Math"/>
+                      <w:i/>
+                      <w:lang w:val="en-US"/>
+                    </w:rPr>
+                  </m:ctrlPr>
+                </m:dPr>
+                <m:e>
+                  <m:r>
+                    <w:rPr>
+                      <w:rFonts w:ascii="Cambria Math" w:hAnsi="Cambria Math"/>
+                      <w:lang w:val="en-US"/>
+                    </w:rPr>
+                    <m:t>1</m:t>
+                  </m:r>
+                </m:e>
+              </m:d>
+            </m:e>
+          </m:eqArr>
+        </m:oMath>
+      </m:oMathPara>
+    </w:p>
+    <w:p>
+      <w:pPr>
+        <w:rPr>
+          <w:rFonts w:cs="Times New Roman"/>
+        </w:rPr>
+      </w:pPr>
+      <w:r>
+        <w:rPr>
+          <w:rFonts w:cs="Times New Roman"/>
+        </w:rPr>
+        <w:t>Όπου:</w:t>
+      </w:r>
+      <w:r>
+        <w:rPr>
+          <w:rFonts w:cs="Times New Roman"/>
+        </w:rPr>
+        <w:tab/>
+      </w:r>
+      <m:oMath>
+        <m:r>
+          <m:rPr>
+            <m:sty m:val="p"/>
+          </m:rPr>
+          <w:rPr>
+            <w:rFonts w:ascii="Cambria Math" w:hAnsi="Cambria Math" w:cs="Times New Roman"/>
+            <w:lang w:val="en-US"/>
+          </w:rPr>
+          <m:t>T</m:t>
+        </m:r>
+        <m:sSub>
+          <m:sSubPr>
+            <m:ctrlPr>
+              <w:rPr>
+                <w:rFonts w:ascii="Cambria Math" w:hAnsi="Cambria Math" w:cs="Times New Roman"/>
+                <w:lang w:val="en-US"/>
+              </w:rPr>
+            </m:ctrlPr>
+          </m:sSubPr>
+          <m:e>
+            <m:r>
+              <m:rPr>
+                <m:sty m:val="p"/>
+              </m:rPr>
+              <w:rPr>
+                <w:rFonts w:ascii="Cambria Math" w:hAnsi="Cambria Math" w:cs="Times New Roman"/>
+                <w:lang w:val="en-US"/>
+              </w:rPr>
+              <m:t>L</m:t>
+            </m:r>
+          </m:e>
+          <m:sub>
+            <m:r>
+              <m:rPr>
+                <m:sty m:val="p"/>
+              </m:rPr>
+              <w:rPr>
+                <w:rFonts w:ascii="Cambria Math" w:hAnsi="Cambria Math" w:cs="Times New Roman"/>
+                <w:lang w:val="en-US"/>
+              </w:rPr>
+              <m:t>rate</m:t>
+            </m:r>
+          </m:sub>
+        </m:sSub>
+        <m:d>
+          <m:dPr>
+            <m:ctrlPr>
+              <w:rPr>
+                <w:rFonts w:ascii="Cambria Math" w:hAnsi="Cambria Math" w:cs="Times New Roman"/>
+                <w:lang w:val="en-US"/>
+              </w:rPr>
+            </m:ctrlPr>
+          </m:dPr>
+          <m:e>
+            <m:r>
+              <m:rPr>
+                <m:sty m:val="p"/>
+              </m:rPr>
+              <w:rPr>
+                <w:rFonts w:ascii="Cambria Math" w:hAnsi="Cambria Math" w:cs="Times New Roman"/>
+                <w:lang w:val="en-US"/>
+              </w:rPr>
+              <m:t>t</m:t>
+            </m:r>
+          </m:e>
+        </m:d>
+      </m:oMath>
+      <w:r>
+        <w:rPr>
+          <w:rFonts w:cs="Times New Roman"/>
+        </w:rPr>
+        <w:tab/>
+        <w:t xml:space="preserve">= </w:t>
+      </w:r>
+      <w:r>
+        <w:rPr>
+          <w:rFonts w:cs="Times New Roman"/>
+        </w:rPr>
+        <w:t xml:space="preserve">ρυθμός συσσώρευσης τοξικού </w:t>
+      </w:r>
+      <w:r>
+        <w:rPr>
+          <w:rFonts w:cs="Times New Roman"/>
+        </w:rPr>
+        <w:t xml:space="preserve">φορτίου </w:t>
+      </w:r>
+      <w:r>
+        <w:rPr>
+          <w:rFonts w:cs="Times New Roman"/>
+        </w:rPr>
+        <w:t>για μια δεδομένη χρονική στιγμή</w:t>
+      </w:r>
+    </w:p>
+    <w:p>
+      <w:r>
+        <w:tab/>
+      </w:r>
+      <m:oMath>
+        <m:sSub>
+          <m:sSubPr>
+            <m:ctrlPr>
+              <w:rPr>
+                <w:rFonts w:ascii="Cambria Math" w:hAnsi="Cambria Math"/>
+                <w:lang w:val="en-US"/>
+              </w:rPr>
+            </m:ctrlPr>
+          </m:sSubPr>
+          <m:e>
+            <m:r>
+              <m:rPr>
+                <m:sty m:val="p"/>
+              </m:rPr>
+              <w:rPr>
+                <w:rFonts w:ascii="Cambria Math" w:hAnsi="Cambria Math"/>
+                <w:lang w:val="en-US"/>
+              </w:rPr>
+              <m:t>t</m:t>
+            </m:r>
+          </m:e>
+          <m:sub>
+            <m:r>
+              <m:rPr>
+                <m:sty m:val="p"/>
+              </m:rPr>
+              <w:rPr>
+                <w:rFonts w:ascii="Cambria Math" w:hAnsi="Cambria Math"/>
+                <w:lang w:val="en-US"/>
+              </w:rPr>
+              <m:t>AEGL</m:t>
+            </m:r>
+          </m:sub>
+        </m:sSub>
+      </m:oMath>
+      <w:r>
+        <w:tab/>
+      </w:r>
+      <w:r>
+        <w:tab/>
+        <w:t xml:space="preserve">= χρόνος έκθεσης στο αέριο, όπως παρουσιάζεται στον Πίνακα </w:t>
+      </w:r>
+      <w:r>
+        <w:rPr>
+          <w:highlight w:val="yellow"/>
+        </w:rPr>
+        <w:t>()</w:t>
+      </w:r>
+    </w:p>
+    <w:p>
+      <w:r>
+        <w:tab/>
+      </w:r>
+      <m:oMath>
+        <m:r>
+          <m:rPr>
+            <m:sty m:val="p"/>
+          </m:rPr>
+          <w:rPr>
+            <w:rFonts w:ascii="Cambria Math" w:hAnsi="Cambria Math"/>
+          </w:rPr>
+          <m:t>ρ</m:t>
+        </m:r>
+        <m:d>
+          <m:dPr>
+            <m:ctrlPr>
+              <w:rPr>
+                <w:rFonts w:ascii="Cambria Math" w:hAnsi="Cambria Math"/>
+              </w:rPr>
+            </m:ctrlPr>
+          </m:dPr>
+          <m:e>
+            <m:r>
+              <m:rPr>
+                <m:sty m:val="p"/>
+              </m:rPr>
+              <w:rPr>
+                <w:rFonts w:ascii="Cambria Math" w:hAnsi="Cambria Math"/>
+                <w:lang w:val="en-US"/>
+              </w:rPr>
+              <m:t>t</m:t>
+            </m:r>
+            <m:ctrlPr>
+              <w:rPr>
+                <w:rFonts w:ascii="Cambria Math" w:hAnsi="Cambria Math"/>
+                <w:lang w:val="en-US"/>
+              </w:rPr>
+            </m:ctrlPr>
+          </m:e>
+        </m:d>
+      </m:oMath>
+      <w:r>
+        <w:tab/>
+      </w:r>
+      <w:r>
+        <w:tab/>
+        <w:t>= στιγμιαία συγκέντρωση του αερίου για μια δεδομένη στιγμή</w:t>
+      </w:r>
+    </w:p>
+    <w:p>
+      <w:r>
+        <w:tab/>
+      </w:r>
+      <m:oMath>
+        <m:sSub>
+          <m:sSubPr>
+            <m:ctrlPr>
+              <w:rPr>
+                <w:rFonts w:ascii="Cambria Math" w:hAnsi="Cambria Math"/>
+                <w:lang w:val="en-US"/>
+              </w:rPr>
+            </m:ctrlPr>
+          </m:sSubPr>
+          <m:e>
+            <m:r>
+              <m:rPr>
+                <m:sty m:val="p"/>
+              </m:rPr>
+              <w:rPr>
+                <w:rFonts w:ascii="Cambria Math" w:hAnsi="Cambria Math"/>
+              </w:rPr>
+              <m:t>ρ</m:t>
+            </m:r>
+            <m:ctrlPr>
+              <w:rPr>
+                <w:rFonts w:ascii="Cambria Math" w:hAnsi="Cambria Math"/>
+              </w:rPr>
+            </m:ctrlPr>
+          </m:e>
+          <m:sub>
+            <m:sSub>
+              <m:sSubPr>
+                <m:ctrlPr>
+                  <w:rPr>
+                    <w:rFonts w:ascii="Cambria Math" w:hAnsi="Cambria Math"/>
+                    <w:lang w:val="en-US"/>
+                  </w:rPr>
+                </m:ctrlPr>
+              </m:sSubPr>
+              <m:e>
+                <m:r>
+                  <m:rPr>
+                    <m:sty m:val="p"/>
+                  </m:rPr>
+                  <w:rPr>
+                    <w:rFonts w:ascii="Cambria Math" w:hAnsi="Cambria Math"/>
+                    <w:lang w:val="en-US"/>
+                  </w:rPr>
+                  <m:t>t</m:t>
+                </m:r>
+              </m:e>
+              <m:sub>
+                <m:r>
+                  <m:rPr>
+                    <m:sty m:val="p"/>
+                  </m:rPr>
+                  <w:rPr>
+                    <w:rFonts w:ascii="Cambria Math" w:hAnsi="Cambria Math"/>
+                    <w:lang w:val="en-US"/>
+                  </w:rPr>
+                  <m:t>AEGL</m:t>
+                </m:r>
+              </m:sub>
+            </m:sSub>
+          </m:sub>
+        </m:sSub>
+      </m:oMath>
+      <w:r>
+        <w:tab/>
+      </w:r>
+      <w:r>
+        <w:tab/>
+        <w:t xml:space="preserve">= η συγκέντρωση του αερίου που αντιστοιχεί στον χρόνο </w:t>
+      </w:r>
+      <m:oMath>
+        <m:sSub>
+          <m:sSubPr>
+            <m:ctrlPr>
+              <w:rPr>
+                <w:rFonts w:ascii="Cambria Math" w:hAnsi="Cambria Math"/>
+                <w:lang w:val="en-US"/>
+              </w:rPr>
+            </m:ctrlPr>
+          </m:sSubPr>
+          <m:e>
+            <m:r>
+              <m:rPr>
+                <m:sty m:val="p"/>
+              </m:rPr>
+              <w:rPr>
+                <w:rFonts w:ascii="Cambria Math" w:hAnsi="Cambria Math"/>
+                <w:lang w:val="en-US"/>
+              </w:rPr>
+              <m:t>t</m:t>
+            </m:r>
+          </m:e>
+          <m:sub>
+            <m:r>
+              <m:rPr>
+                <m:sty m:val="p"/>
+              </m:rPr>
+              <w:rPr>
+                <w:rFonts w:ascii="Cambria Math" w:hAnsi="Cambria Math"/>
+                <w:lang w:val="en-US"/>
+              </w:rPr>
+              <m:t>AEGL</m:t>
+            </m:r>
+          </m:sub>
+        </m:sSub>
+      </m:oMath>
+    </w:p>
+    <w:p>
+      <w:pPr>
+        <w:ind w:left="2160" w:hanging="1440"/>
+      </w:pPr>
+      <m:oMath>
+        <m:r>
+          <m:rPr>
+            <m:sty m:val="p"/>
+          </m:rPr>
+          <w:rPr>
+            <w:rFonts w:ascii="Cambria Math" w:hAnsi="Cambria Math" w:cs="Times New Roman"/>
+            <w:lang w:val="en-US"/>
+          </w:rPr>
+          <m:t>n</m:t>
+        </m:r>
+      </m:oMath>
+      <w:r>
+        <w:tab/>
+      </w:r>
+      <w:r>
+        <w:t xml:space="preserve">= εκθέτης για την προς εξέταση ουσία, όπως προκύπτει από τους </w:t>
+      </w:r>
+      <w:hyperlink w:anchor="_ENREF_40" w:tooltip="ten Berge, 1986 #66" w:history="1">
+        <w:r>
+          <w:rPr>
+            <w:rStyle w:val="-"/>
+          </w:rPr>
+          <w:fldChar w:fldCharType="begin"/>
+        </w:r>
+        <w:r>
+          <w:rPr>
+            <w:rStyle w:val="-"/>
+          </w:rPr>
+          <w:instrText xml:space="preserve"> ADDIN EN.CITE &lt;EndNote&gt;&lt;Cite AuthorYear="1"&gt;&lt;Author&gt;ten Berge&lt;/Author&gt;&lt;Year&gt;1986&lt;/Year&gt;&lt;RecNum&gt;66&lt;/RecNum&gt;&lt;DisplayText&gt;ten Berge et al. (1986)&lt;/DisplayText&gt;&lt;record&gt;&lt;rec-number&gt;66&lt;/rec-number&gt;&lt;foreign-keys&gt;&lt;key app="EN" db-id="dxs5p5de0w55t0erd255s0tbrzsd22z0ts0d" timestamp="1774296610"&gt;66&lt;/key&gt;&lt;/foreign-keys&gt;&lt;ref-type name="Journal Article"&gt;17&lt;/ref-type&gt;&lt;contributors&gt;&lt;authors&gt;&lt;author&gt;ten Berge, W. F.&lt;/author&gt;&lt;author&gt;Zwart, A.&lt;/author&gt;&lt;author&gt;Appelman, L. M.&lt;/author&gt;&lt;/authors&gt;&lt;/contributors&gt;&lt;titles&gt;&lt;title&gt;Concentration—time mortality response relationship of irritant and systemically acting vapours and gases&lt;/title&gt;&lt;secondary-title&gt;Journal of Hazardous Materials&lt;/secondary-title&gt;&lt;/titles&gt;&lt;periodical&gt;&lt;full-title&gt;Journal of Hazardous Materials&lt;/full-title&gt;&lt;abbr-1&gt;J Hazard Mater&lt;/abbr-1&gt;&lt;/periodical&gt;&lt;pages&gt;301-309&lt;/pages&gt;&lt;volume&gt;13&lt;/volume&gt;&lt;number&gt;3&lt;/number&gt;&lt;dates&gt;&lt;year&gt;1986&lt;/year&gt;&lt;pub-dates&gt;&lt;date&gt;1986/08/01/&lt;/date&gt;&lt;/pub-dates&gt;&lt;/dates&gt;&lt;isbn&gt;0304-3894&lt;/isbn&gt;&lt;urls&gt;&lt;related-urls&gt;&lt;url&gt;https://www.sciencedirect.com/science/article/pii/0304389486850038&lt;/url&gt;&lt;/related-urls&gt;&lt;/urls&gt;&lt;electronic-resource-num&gt;https://doi.org/10.1016/0304-3894(86)85003-8&lt;/electronic-resource-num&gt;&lt;/record&gt;&lt;/Cite&gt;&lt;/EndNote&gt;</w:instrText>
+        </w:r>
+        <w:r>
+          <w:rPr>
+            <w:rStyle w:val="-"/>
+          </w:rPr>
+          <w:fldChar w:fldCharType="separate"/>
+        </w:r>
+        <w:r>
+          <w:rPr>
+            <w:rStyle w:val="-"/>
+          </w:rPr>
+          <w:t>ten Berge et al. (1986)</w:t>
+        </w:r>
+        <w:r>
+          <w:rPr>
+            <w:rStyle w:val="-"/>
+          </w:rPr>
+          <w:fldChar w:fldCharType="end"/>
+        </w:r>
+      </w:hyperlink>
+    </w:p>
+    <w:p>
+      <w:pPr>
+        <w:rPr>
+          <w:i/>
+        </w:rPr>
+      </w:pPr>
+    </w:p>
+    <w:p>
+      <w:pPr>
+        <w:rPr>
+          <w:i/>
+        </w:rPr>
+      </w:pPr>
+      <m:oMathPara>
+        <m:oMath>
+          <m:eqArr>
+            <m:eqArrPr>
+              <m:maxDist m:val="1"/>
+              <m:ctrlPr>
+                <w:rPr>
+                  <w:rFonts w:ascii="Cambria Math" w:hAnsi="Cambria Math"/>
+                  <w:i/>
+                  <w:lang w:val="en-US"/>
+                </w:rPr>
+              </m:ctrlPr>
+            </m:eqArrPr>
+            <m:e>
+              <m:r>
+                <w:rPr>
+                  <w:rFonts w:ascii="Cambria Math" w:hAnsi="Cambria Math"/>
+                </w:rPr>
+                <m:t>T</m:t>
+              </m:r>
+              <m:r>
+                <w:rPr>
+                  <w:rFonts w:ascii="Cambria Math" w:hAnsi="Cambria Math"/>
+                  <w:lang w:val="en-US"/>
+                </w:rPr>
+                <m:t>L</m:t>
+              </m:r>
+              <m:d>
+                <m:dPr>
+                  <m:ctrlPr>
+                    <w:rPr>
+                      <w:rFonts w:ascii="Cambria Math" w:hAnsi="Cambria Math"/>
+                      <w:i/>
+                      <w:lang w:val="en-US"/>
+                    </w:rPr>
+                  </m:ctrlPr>
+                </m:dPr>
+                <m:e>
+                  <m:r>
+                    <w:rPr>
+                      <w:rFonts w:ascii="Cambria Math" w:hAnsi="Cambria Math"/>
+                      <w:lang w:val="en-US"/>
+                    </w:rPr>
+                    <m:t>t</m:t>
+                  </m:r>
+                </m:e>
+              </m:d>
+              <m:r>
+                <w:rPr>
+                  <w:rFonts w:ascii="Cambria Math" w:hAnsi="Cambria Math"/>
+                  <w:lang w:val="en-US"/>
+                </w:rPr>
+                <m:t>=</m:t>
+              </m:r>
+              <m:nary>
+                <m:naryPr>
+                  <m:limLoc m:val="subSup"/>
+                  <m:ctrlPr>
+                    <w:rPr>
+                      <w:rFonts w:ascii="Cambria Math" w:hAnsi="Cambria Math"/>
+                      <w:i/>
+                      <w:lang w:val="en-US"/>
+                    </w:rPr>
+                  </m:ctrlPr>
+                </m:naryPr>
+                <m:sub>
+                  <m:r>
+                    <w:rPr>
+                      <w:rFonts w:ascii="Cambria Math" w:hAnsi="Cambria Math"/>
+                      <w:lang w:val="en-US"/>
+                    </w:rPr>
+                    <m:t>0</m:t>
+                  </m:r>
+                </m:sub>
+                <m:sup>
+                  <m:r>
+                    <w:rPr>
+                      <w:rFonts w:ascii="Cambria Math" w:hAnsi="Cambria Math"/>
+                      <w:lang w:val="en-US"/>
+                    </w:rPr>
+                    <m:t>t</m:t>
+                  </m:r>
+                </m:sup>
+                <m:e>
+                  <m:r>
+                    <w:rPr>
+                      <w:rFonts w:ascii="Cambria Math" w:hAnsi="Cambria Math"/>
+                      <w:lang w:val="en-US"/>
+                    </w:rPr>
+                    <m:t>T</m:t>
+                  </m:r>
+                  <m:sSub>
+                    <m:sSubPr>
+                      <m:ctrlPr>
+                        <w:rPr>
+                          <w:rFonts w:ascii="Cambria Math" w:hAnsi="Cambria Math"/>
+                          <w:i/>
+                          <w:lang w:val="en-US"/>
+                        </w:rPr>
+                      </m:ctrlPr>
+                    </m:sSubPr>
+                    <m:e>
+                      <m:r>
+                        <w:rPr>
+                          <w:rFonts w:ascii="Cambria Math" w:hAnsi="Cambria Math"/>
+                          <w:lang w:val="en-US"/>
+                        </w:rPr>
+                        <m:t>L</m:t>
+                      </m:r>
+                    </m:e>
+                    <m:sub>
+                      <m:r>
+                        <w:rPr>
+                          <w:rFonts w:ascii="Cambria Math" w:hAnsi="Cambria Math"/>
+                          <w:lang w:val="en-US"/>
+                        </w:rPr>
+                        <m:t>rate</m:t>
+                      </m:r>
+                    </m:sub>
+                  </m:sSub>
+                  <m:d>
+                    <m:dPr>
+                      <m:ctrlPr>
+                        <w:rPr>
+                          <w:rFonts w:ascii="Cambria Math" w:hAnsi="Cambria Math"/>
+                          <w:i/>
+                          <w:lang w:val="en-US"/>
+                        </w:rPr>
+                      </m:ctrlPr>
+                    </m:dPr>
+                    <m:e>
+                      <m:sSup>
+                        <m:sSupPr>
+                          <m:ctrlPr>
+                            <w:rPr>
+                              <w:rFonts w:ascii="Cambria Math" w:hAnsi="Cambria Math"/>
+                              <w:i/>
+                              <w:lang w:val="en-US"/>
+                            </w:rPr>
+                          </m:ctrlPr>
+                        </m:sSupPr>
+                        <m:e>
+                          <m:r>
+                            <w:rPr>
+                              <w:rFonts w:ascii="Cambria Math" w:hAnsi="Cambria Math"/>
+                              <w:lang w:val="en-US"/>
+                            </w:rPr>
+                            <m:t>t</m:t>
+                          </m:r>
+                        </m:e>
+                        <m:sup>
+                          <m:r>
+                            <w:rPr>
+                              <w:rFonts w:ascii="Cambria Math" w:hAnsi="Cambria Math"/>
+                              <w:lang w:val="en-US"/>
+                            </w:rPr>
+                            <m:t>'</m:t>
+                          </m:r>
+                        </m:sup>
+                      </m:sSup>
+                    </m:e>
+                  </m:d>
+                  <m:r>
+                    <w:rPr>
+                      <w:rFonts w:ascii="Cambria Math" w:hAnsi="Cambria Math"/>
+                      <w:lang w:val="en-US"/>
+                    </w:rPr>
+                    <m:t>d</m:t>
+                  </m:r>
+                  <m:sSup>
+                    <m:sSupPr>
+                      <m:ctrlPr>
+                        <w:rPr>
+                          <w:rFonts w:ascii="Cambria Math" w:hAnsi="Cambria Math"/>
+                          <w:i/>
+                          <w:lang w:val="en-US"/>
+                        </w:rPr>
+                      </m:ctrlPr>
+                    </m:sSupPr>
+                    <m:e>
+                      <m:r>
+                        <w:rPr>
+                          <w:rFonts w:ascii="Cambria Math" w:hAnsi="Cambria Math"/>
+                          <w:lang w:val="en-US"/>
+                        </w:rPr>
+                        <m:t>t</m:t>
+                      </m:r>
+                    </m:e>
+                    <m:sup>
+                      <m:r>
+                        <w:rPr>
+                          <w:rFonts w:ascii="Cambria Math" w:hAnsi="Cambria Math"/>
+                          <w:lang w:val="en-US"/>
+                        </w:rPr>
+                        <m:t>'</m:t>
+                      </m:r>
+                    </m:sup>
+                  </m:sSup>
+                </m:e>
+              </m:nary>
+              <m:r>
+                <w:rPr>
+                  <w:rFonts w:ascii="Cambria Math" w:hAnsi="Cambria Math"/>
+                  <w:lang w:val="en-US"/>
+                </w:rPr>
+                <m:t xml:space="preserve"> </m:t>
+              </m:r>
+              <m:r>
+                <w:rPr>
+                  <w:rFonts w:ascii="Cambria Math" w:hAnsi="Cambria Math"/>
+                </w:rPr>
+                <m:t>#</m:t>
+              </m:r>
+              <m:d>
+                <m:dPr>
+                  <m:ctrlPr>
+                    <w:rPr>
+                      <w:rFonts w:ascii="Cambria Math" w:hAnsi="Cambria Math"/>
+                      <w:i/>
+                      <w:lang w:val="en-US"/>
+                    </w:rPr>
+                  </m:ctrlPr>
+                </m:dPr>
+                <m:e>
+                  <m:r>
+                    <w:rPr>
+                      <w:rFonts w:ascii="Cambria Math" w:hAnsi="Cambria Math"/>
+                      <w:lang w:val="en-US"/>
+                    </w:rPr>
+                    <m:t>2</m:t>
+                  </m:r>
+                </m:e>
+              </m:d>
+              <m:ctrlPr>
+                <w:rPr>
+                  <w:rFonts w:ascii="Cambria Math" w:hAnsi="Cambria Math"/>
+                  <w:i/>
+                </w:rPr>
+              </m:ctrlPr>
+            </m:e>
+          </m:eqArr>
+        </m:oMath>
+      </m:oMathPara>
+    </w:p>
+    <w:p>
+      <w:pPr>
+        <w:rPr>
+          <w:rFonts w:cs="Times New Roman"/>
+        </w:rPr>
+      </w:pPr>
+      <w:r>
+        <w:rPr>
+          <w:rFonts w:cs="Times New Roman"/>
+        </w:rPr>
+        <w:t>Όπου:</w:t>
+      </w:r>
+      <w:r>
+        <w:rPr>
+          <w:rFonts w:cs="Times New Roman"/>
+        </w:rPr>
+        <w:tab/>
+      </w:r>
+      <m:oMath>
+        <m:r>
+          <m:rPr>
+            <m:sty m:val="p"/>
+          </m:rPr>
+          <w:rPr>
+            <w:rFonts w:ascii="Cambria Math" w:hAnsi="Cambria Math" w:cs="Times New Roman"/>
+            <w:lang w:val="en-US"/>
+          </w:rPr>
+          <m:t>TL</m:t>
+        </m:r>
+        <m:d>
+          <m:dPr>
+            <m:ctrlPr>
+              <w:rPr>
+                <w:rFonts w:ascii="Cambria Math" w:hAnsi="Cambria Math" w:cs="Times New Roman"/>
+                <w:lang w:val="en-US"/>
+              </w:rPr>
+            </m:ctrlPr>
+          </m:dPr>
+          <m:e>
+            <m:r>
+              <m:rPr>
+                <m:sty m:val="p"/>
+              </m:rPr>
+              <w:rPr>
+                <w:rFonts w:ascii="Cambria Math" w:hAnsi="Cambria Math" w:cs="Times New Roman"/>
+                <w:lang w:val="en-US"/>
+              </w:rPr>
+              <m:t>t</m:t>
+            </m:r>
+          </m:e>
+        </m:d>
+      </m:oMath>
+      <w:r>
+        <w:rPr>
+          <w:rFonts w:cs="Times New Roman"/>
+        </w:rPr>
+        <w:tab/>
+      </w:r>
+      <w:r>
+        <w:rPr>
+          <w:rFonts w:cs="Times New Roman"/>
+        </w:rPr>
+        <w:tab/>
+      </w:r>
+      <w:r>
+        <w:rPr>
+          <w:rFonts w:cs="Times New Roman"/>
+        </w:rPr>
+        <w:t xml:space="preserve">= </w:t>
+      </w:r>
+      <w:r>
+        <w:rPr>
+          <w:rFonts w:cs="Times New Roman"/>
+        </w:rPr>
+        <w:t>το συσσωρευμένο τοξικό φορτίο για μια δεδομένη χρονική στιγμή</w:t>
+      </w:r>
+    </w:p>
+    <w:p>
+      <w:pPr>
+        <w:rPr>
+          <w:rFonts w:cs="Times New Roman"/>
+        </w:rPr>
+      </w:pPr>
+    </w:p>
+    <w:p>
+      <w:r>
+        <w:rPr>
+          <w:iCs/>
+        </w:rPr>
+        <w:t xml:space="preserve">Όταν το </w:t>
+      </w:r>
+      <m:oMath>
+        <m:r>
+          <m:rPr>
+            <m:sty m:val="p"/>
+          </m:rPr>
+          <w:rPr>
+            <w:rFonts w:ascii="Cambria Math" w:hAnsi="Cambria Math" w:cs="Times New Roman"/>
+            <w:lang w:val="en-US"/>
+          </w:rPr>
+          <m:t>TL</m:t>
+        </m:r>
+        <m:d>
+          <m:dPr>
+            <m:ctrlPr>
+              <w:rPr>
+                <w:rFonts w:ascii="Cambria Math" w:hAnsi="Cambria Math" w:cs="Times New Roman"/>
+                <w:lang w:val="en-US"/>
+              </w:rPr>
+            </m:ctrlPr>
+          </m:dPr>
+          <m:e>
+            <m:r>
+              <m:rPr>
+                <m:sty m:val="p"/>
+              </m:rPr>
+              <w:rPr>
+                <w:rFonts w:ascii="Cambria Math" w:hAnsi="Cambria Math" w:cs="Times New Roman"/>
+                <w:lang w:val="en-US"/>
+              </w:rPr>
+              <m:t>t</m:t>
+            </m:r>
+          </m:e>
+        </m:d>
+      </m:oMath>
+      <w:r>
+        <w:t xml:space="preserve"> εξισωθεί με τη μονάδα, τότε έχει επιτευχθεί ένα επίπεδο </w:t>
+      </w:r>
+      <w:r>
+        <w:rPr>
+          <w:lang w:val="en-US"/>
+        </w:rPr>
+        <w:t>AEGL</w:t>
+      </w:r>
+      <w:r>
+        <w:t xml:space="preserve">, </w:t>
+      </w:r>
+      <w:r>
+        <w:t>και πλέον γίνονται υπολογισμοί με τα δεδομένα του επόμενου επιπέδου.</w:t>
+      </w:r>
+      <w:r>
+        <w:t xml:space="preserve"> Για το υδρόθειο </w:t>
+      </w:r>
+      <m:oMath>
+        <m:r>
+          <m:rPr>
+            <m:sty m:val="p"/>
+          </m:rPr>
+          <w:rPr>
+            <w:rFonts w:ascii="Cambria Math" w:hAnsi="Cambria Math"/>
+          </w:rPr>
+          <m:t>(</m:t>
+        </m:r>
+        <m:sSub>
+          <m:sSubPr>
+            <m:ctrlPr>
+              <w:rPr>
+                <w:rFonts w:ascii="Cambria Math" w:hAnsi="Cambria Math"/>
+              </w:rPr>
+            </m:ctrlPr>
+          </m:sSubPr>
+          <m:e>
+            <m:r>
+              <m:rPr>
+                <m:sty m:val="p"/>
+              </m:rPr>
+              <w:rPr>
+                <w:rFonts w:ascii="Cambria Math" w:hAnsi="Cambria Math"/>
+              </w:rPr>
+              <m:t>H</m:t>
+            </m:r>
+          </m:e>
+          <m:sub>
+            <m:r>
+              <m:rPr>
+                <m:sty m:val="p"/>
+              </m:rPr>
+              <w:rPr>
+                <w:rFonts w:ascii="Cambria Math" w:hAnsi="Cambria Math"/>
+              </w:rPr>
+              <m:t>2</m:t>
+            </m:r>
+          </m:sub>
+        </m:sSub>
+        <m:r>
+          <m:rPr>
+            <m:sty m:val="p"/>
+          </m:rPr>
+          <w:rPr>
+            <w:rFonts w:ascii="Cambria Math" w:hAnsi="Cambria Math"/>
+          </w:rPr>
+          <m:t>S)</m:t>
+        </m:r>
+      </m:oMath>
+      <w:r>
+        <w:t xml:space="preserve">, ο εκθέτης </w:t>
+      </w:r>
+      <w:r>
+        <w:rPr>
+          <w:lang w:val="en-US"/>
+        </w:rPr>
+        <w:t>n</w:t>
+      </w:r>
+      <w:r>
+        <w:t xml:space="preserve"> </w:t>
+      </w:r>
+      <w:r>
+        <w:t xml:space="preserve">λαμβάνει την τιμή 2.2 </w:t>
+      </w:r>
+      <w:r>
+        <w:fldChar w:fldCharType="begin"/>
+      </w:r>
+      <w:r>
+        <w:instrText xml:space="preserve"> ADDIN EN.CITE &lt;EndNote&gt;&lt;Cite&gt;&lt;Author&gt;ten Berge&lt;/Author&gt;&lt;Year&gt;1986&lt;/Year&gt;&lt;RecNum&gt;66&lt;/RecNum&gt;&lt;DisplayText&gt;(ten Berge et al., 1986)&lt;/DisplayText&gt;&lt;record&gt;&lt;rec-number&gt;66&lt;/rec-number&gt;&lt;foreign-keys&gt;&lt;key app="EN" db-id="dxs5p5de0w55t0erd255s0tbrzsd22z0ts0d" timestamp="1774296610"&gt;66&lt;/key&gt;&lt;/foreign-keys&gt;&lt;ref-type name="Journal Article"&gt;17&lt;/ref-type&gt;&lt;contributors&gt;&lt;authors&gt;&lt;author&gt;ten Berge, W. F.&lt;/author&gt;&lt;author&gt;Zwart, A.&lt;/author&gt;&lt;author&gt;Appelman, L. M.&lt;/author&gt;&lt;/authors&gt;&lt;/contributors&gt;&lt;titles&gt;&lt;title&gt;Concentration—time mortality response relationship of irritant and systemically acting vapours and gases&lt;/title&gt;&lt;secondary-title&gt;Journal of Hazardous Materials&lt;/secondary-title&gt;&lt;/titles&gt;&lt;periodical&gt;&lt;full-title&gt;Journal of Hazardous Materials&lt;/full-title&gt;&lt;abbr-1&gt;J Hazard Mater&lt;/abbr-1&gt;&lt;/periodical&gt;&lt;pages&gt;301-309&lt;/pages&gt;&lt;volume&gt;13&lt;/volume&gt;&lt;number&gt;3&lt;/number&gt;&lt;dates&gt;&lt;year&gt;1986&lt;/year&gt;&lt;pub-dates&gt;&lt;date&gt;1986/08/01/&lt;/date&gt;&lt;/pub-dates&gt;&lt;/dates&gt;&lt;isbn&gt;0304-3894&lt;/isbn&gt;&lt;urls&gt;&lt;related-urls&gt;&lt;url&gt;https://www.sciencedirect.com/science/article/pii/0304389486850038&lt;/url&gt;&lt;/related-urls&gt;&lt;/urls&gt;&lt;electronic-resource-num&gt;https://doi.org/10.1016/0304-3894(86)85003-8&lt;/electronic-resource-num&gt;&lt;/record&gt;&lt;/Cite&gt;&lt;/EndNote&gt;</w:instrText>
+      </w:r>
+      <w:r>
+        <w:fldChar w:fldCharType="separate"/>
+      </w:r>
+      <w:r>
+        <w:rPr>
+          <w:noProof/>
+        </w:rPr>
+        <w:t>(</w:t>
+      </w:r>
+      <w:hyperlink w:anchor="_ENREF_40" w:tooltip="ten Berge, 1986 #66" w:history="1">
+        <w:r>
+          <w:rPr>
+            <w:rStyle w:val="-"/>
+          </w:rPr>
+          <w:t>ten Berge et al., 1986</w:t>
+        </w:r>
+      </w:hyperlink>
+      <w:r>
+        <w:rPr>
+          <w:noProof/>
+        </w:rPr>
+        <w:t>)</w:t>
+      </w:r>
+      <w:r>
+        <w:fldChar w:fldCharType="end"/>
+      </w:r>
+      <w:r>
+        <w:t xml:space="preserve">. </w:t>
+      </w:r>
+      <w:r>
+        <w:t xml:space="preserve">Για τον σκοπό της εργασίας, η ζώνη διασποράς του αερίου θα έχει σταθερές τιμές συγκέντρωσής του, οπότε ο όρος </w:t>
+      </w:r>
+      <m:oMath>
+        <m:r>
+          <m:rPr>
+            <m:sty m:val="p"/>
+          </m:rPr>
+          <w:rPr>
+            <w:rFonts w:ascii="Cambria Math" w:hAnsi="Cambria Math"/>
+          </w:rPr>
+          <m:t>ρ</m:t>
+        </m:r>
+        <m:d>
+          <m:dPr>
+            <m:ctrlPr>
+              <w:rPr>
+                <w:rFonts w:ascii="Cambria Math" w:hAnsi="Cambria Math"/>
+              </w:rPr>
+            </m:ctrlPr>
+          </m:dPr>
+          <m:e>
+            <m:r>
+              <m:rPr>
+                <m:sty m:val="p"/>
+              </m:rPr>
+              <w:rPr>
+                <w:rFonts w:ascii="Cambria Math" w:hAnsi="Cambria Math"/>
+                <w:lang w:val="en-US"/>
+              </w:rPr>
+              <m:t>t</m:t>
+            </m:r>
+            <m:ctrlPr>
+              <w:rPr>
+                <w:rFonts w:ascii="Cambria Math" w:hAnsi="Cambria Math"/>
+                <w:lang w:val="en-US"/>
+              </w:rPr>
+            </m:ctrlPr>
+          </m:e>
+        </m:d>
+      </m:oMath>
+      <w:r>
+        <w:t xml:space="preserve"> θα είναι σταθερός για δεδομένα χρονικά διαστήματα, όπως θα αναλυθεί στη συνέχεια. </w:t>
+      </w:r>
+      <w:r>
+        <w:t xml:space="preserve">Οι </w:t>
+      </w:r>
+      <w:hyperlink w:anchor="_ENREF_5" w:tooltip="Boris, 2014 #5" w:history="1">
+        <w:r>
+          <w:rPr>
+            <w:rStyle w:val="-"/>
+          </w:rPr>
+          <w:fldChar w:fldCharType="begin"/>
+        </w:r>
+        <w:r>
+          <w:rPr>
+            <w:rStyle w:val="-"/>
+          </w:rPr>
+          <w:instrText xml:space="preserve"> ADDIN EN.CITE &lt;EndNote&gt;&lt;Cite AuthorYear="1"&gt;&lt;Author&gt;Boris&lt;/Author&gt;&lt;Year&gt;2014&lt;/Year&gt;&lt;RecNum&gt;5&lt;/RecNum&gt;&lt;DisplayText&gt;Boris and Patnaik (2014)&lt;/DisplayText&gt;&lt;record&gt;&lt;rec-number&gt;5&lt;/rec-number&gt;&lt;foreign-keys&gt;&lt;key app="EN" db-id="dxs5p5de0w55t0erd255s0tbrzsd22z0ts0d" timestamp="1766403908"&gt;5&lt;/key&gt;&lt;/foreign-keys&gt;&lt;ref-type name="Report"&gt;27&lt;/ref-type&gt;&lt;contributors&gt;&lt;authors&gt;&lt;author&gt;Boris, J. P.&lt;/author&gt;&lt;author&gt;Patnaik, G.&lt;/author&gt;&lt;/authors&gt;&lt;/contributors&gt;&lt;titles&gt;&lt;title&gt;Acute Exposure Guideline Levels (AEGLs) for Time Varying Toxic Plumes&lt;/title&gt;&lt;/titles&gt;&lt;pages&gt;1-29&lt;/pages&gt;&lt;dates&gt;&lt;year&gt;2014&lt;/year&gt;&lt;/dates&gt;&lt;pub-location&gt;Washington, DC&lt;/pub-location&gt;&lt;publisher&gt;Naval Research Laboratory, Laboratories for Computational Physics and Fluid Dynamics&lt;/publisher&gt;&lt;work-type&gt;Report No. NRL/MR/6003-14-9493&lt;/work-type&gt;&lt;urls&gt;&lt;/urls&gt;&lt;/record&gt;&lt;/Cite&gt;&lt;/EndNote&gt;</w:instrText>
+        </w:r>
+        <w:r>
+          <w:rPr>
+            <w:rStyle w:val="-"/>
+          </w:rPr>
+          <w:fldChar w:fldCharType="separate"/>
+        </w:r>
+        <w:r>
+          <w:rPr>
+            <w:rStyle w:val="-"/>
+          </w:rPr>
+          <w:t>Boris and Patnaik (2014)</w:t>
+        </w:r>
+        <w:r>
+          <w:rPr>
+            <w:rStyle w:val="-"/>
+          </w:rPr>
+          <w:fldChar w:fldCharType="end"/>
+        </w:r>
+      </w:hyperlink>
+      <w:r>
+        <w:t xml:space="preserve"> </w:t>
+      </w:r>
+      <w:r>
+        <w:t>παραθέτουν</w:t>
+      </w:r>
+      <w:r>
+        <w:t xml:space="preserve"> σχετική υλοποίηση των εξισώσεων </w:t>
+      </w:r>
+      <w:r>
+        <w:rPr>
+          <w:highlight w:val="yellow"/>
+        </w:rPr>
+        <w:t>()</w:t>
+      </w:r>
+      <w:r>
+        <w:t xml:space="preserve"> και </w:t>
+      </w:r>
+      <w:r>
+        <w:rPr>
+          <w:highlight w:val="yellow"/>
+        </w:rPr>
+        <w:t>()</w:t>
+      </w:r>
+      <w:r>
+        <w:t xml:space="preserve"> σε προγραμματιστικό περιβάλλον</w:t>
+      </w:r>
+      <w:r>
+        <w:t>, η οποία και χρησιμοποιείται στην παρούσα εργασία.</w:t>
+      </w:r>
+    </w:p>
+    <w:p/>
+    <w:p/>
+    <w:p>
+      <w:pPr>
+        <w:rPr>
+          <w:i/>
+          <w:iCs/>
+        </w:rPr>
+      </w:pPr>
+    </w:p>
+    <w:p>
+      <w:pPr>
+        <w:rPr>
+          <w:iCs/>
+        </w:rPr>
+      </w:pPr>
+    </w:p>
+    <w:p/>
+    <w:p>
+      <w:pPr>
+        <w:pStyle w:val="2"/>
+      </w:pPr>
+      <w:bookmarkStart w:id="25" w:name="_Toc225197728"/>
+      <w:r>
+        <w:t>Μοντέλα προσομοίωσης ανθρώπινης συμπεριφοράς</w:t>
+      </w:r>
+      <w:bookmarkEnd w:id="25"/>
     </w:p>
     <w:p>
       <w:r>
@@ -15733,7 +19440,7 @@
         </w:rPr>
         <w:t xml:space="preserve">, </w:t>
       </w:r>
-      <w:hyperlink w:anchor="_ENREF_32" w:tooltip="Shaikh, 2020 #14" w:history="1">
+      <w:hyperlink w:anchor="_ENREF_33" w:tooltip="Shaikh, 2020 #14" w:history="1">
         <w:r>
           <w:rPr>
             <w:rStyle w:val="-"/>
@@ -15754,6 +19461,7 @@
         <w:t>.</w:t>
       </w:r>
     </w:p>
+    <w:p/>
     <w:p>
       <w:r>
         <w:t xml:space="preserve">Το </w:t>
@@ -15887,7 +19595,7 @@
         </w:rPr>
         <w:t>(</w:t>
       </w:r>
-      <w:hyperlink w:anchor="_ENREF_39" w:tooltip="Vermuyten, 2016 #51" w:history="1">
+      <w:hyperlink w:anchor="_ENREF_44" w:tooltip="Vermuyten, 2016 #51" w:history="1">
         <w:r>
           <w:rPr>
             <w:rStyle w:val="-"/>
@@ -16197,11 +19905,11 @@
         <w:t xml:space="preserve">. </w:t>
       </w:r>
       <w:r>
-        <w:t xml:space="preserve">Οι «πράκτορες» </w:t>
+        <w:t xml:space="preserve">Οι «πράκτορες» αλληλοεπιδρούν τόσο μεταξύ τους όσο και με το περιβάλλον τους. Από την επεξεργασία των πολυδιάστατων φαινομένων που προκύπτουν από τις προσομοιώσεις μπορούν να εξαχθούν πληροφορίες σχετικά με τους χρόνους εκκένωσης, τυχόν σημεία συμφόρησης που δεν είχαν προβλεφθεί, καθώς και </w:t>
       </w:r>
       <w:r>
         <w:lastRenderedPageBreak/>
-        <w:t xml:space="preserve">αλληλοεπιδρούν τόσο μεταξύ τους όσο και με το περιβάλλον τους. Από την επεξεργασία των πολυδιάστατων φαινομένων που προκύπτουν από τις προσομοιώσεις μπορούν να εξαχθούν πληροφορίες σχετικά με τους χρόνους εκκένωσης, τυχόν σημεία συμφόρησης που δεν είχαν προβλεφθεί, καθώς και την αποτελεσματικότητα διάφορων στρατηγικών εκκένωσης ή σχεδιασμού των εγκαταστάσεων </w:t>
+        <w:t xml:space="preserve">την αποτελεσματικότητα διάφορων στρατηγικών εκκένωσης ή σχεδιασμού των εγκαταστάσεων </w:t>
       </w:r>
       <w:r>
         <w:fldChar w:fldCharType="begin"/>
@@ -16218,7 +19926,7 @@
         </w:rPr>
         <w:t>(</w:t>
       </w:r>
-      <w:hyperlink w:anchor="_ENREF_31" w:tooltip="Senanayake, 2024 #16" w:history="1">
+      <w:hyperlink w:anchor="_ENREF_32" w:tooltip="Senanayake, 2024 #16" w:history="1">
         <w:r>
           <w:rPr>
             <w:rStyle w:val="-"/>
@@ -16268,7 +19976,7 @@
         </w:rPr>
         <w:t>(</w:t>
       </w:r>
-      <w:hyperlink w:anchor="_ENREF_27" w:tooltip="Macal, 2018 #52" w:history="1">
+      <w:hyperlink w:anchor="_ENREF_28" w:tooltip="Macal, 2018 #52" w:history="1">
         <w:r>
           <w:rPr>
             <w:rStyle w:val="-"/>
@@ -16315,6 +20023,25 @@
     </w:p>
     <w:p/>
     <w:p>
+      <w:pPr>
+        <w:pStyle w:val="2"/>
+        <w:rPr>
+          <w:lang w:val="en-US"/>
+        </w:rPr>
+      </w:pPr>
+      <w:bookmarkStart w:id="26" w:name="_Toc225197729"/>
+      <w:r>
+        <w:t xml:space="preserve">Κίνηση «πρακτόρων» και </w:t>
+      </w:r>
+      <w:r>
+        <w:rPr>
+          <w:lang w:val="en-US"/>
+        </w:rPr>
+        <w:t>pathfinding</w:t>
+      </w:r>
+      <w:bookmarkEnd w:id="26"/>
+    </w:p>
+    <w:p>
       <w:r>
         <w:t xml:space="preserve">Η κίνηση των «πρακτόρων» μέσα σε μία </w:t>
       </w:r>
@@ -16354,7 +20081,7 @@
         </w:rPr>
         <w:t>(</w:t>
       </w:r>
-      <w:hyperlink w:anchor="_ENREF_8" w:tooltip="Epstein, 1996 #56" w:history="1">
+      <w:hyperlink w:anchor="_ENREF_9" w:tooltip="Epstein, 1996 #56" w:history="1">
         <w:r>
           <w:rPr>
             <w:rStyle w:val="-"/>
@@ -16416,7 +20143,7 @@
         </w:rPr>
         <w:t>(</w:t>
       </w:r>
-      <w:hyperlink w:anchor="_ENREF_20" w:tooltip="Klügl, 2012 #57" w:history="1">
+      <w:hyperlink w:anchor="_ENREF_21" w:tooltip="Klügl, 2012 #57" w:history="1">
         <w:r>
           <w:rPr>
             <w:rStyle w:val="-"/>
@@ -16478,7 +20205,7 @@
         </w:rPr>
         <w:t>(</w:t>
       </w:r>
-      <w:hyperlink w:anchor="_ENREF_16" w:tooltip="Ibrahim, 2023 #55" w:history="1">
+      <w:hyperlink w:anchor="_ENREF_17" w:tooltip="Ibrahim, 2023 #55" w:history="1">
         <w:r>
           <w:rPr>
             <w:rStyle w:val="-"/>
@@ -16635,7 +20362,7 @@
         </w:rPr>
         <w:t>(</w:t>
       </w:r>
-      <w:hyperlink w:anchor="_ENREF_23" w:tooltip="Lawande, 2022 #24" w:history="1">
+      <w:hyperlink w:anchor="_ENREF_24" w:tooltip="Lawande, 2022 #24" w:history="1">
         <w:r>
           <w:rPr>
             <w:rStyle w:val="-"/>
@@ -16865,7 +20592,7 @@
         </w:rPr>
         <w:t>(</w:t>
       </w:r>
-      <w:hyperlink w:anchor="_ENREF_23" w:tooltip="Lawande, 2022 #24" w:history="1">
+      <w:hyperlink w:anchor="_ENREF_24" w:tooltip="Lawande, 2022 #24" w:history="1">
         <w:r>
           <w:rPr>
             <w:rStyle w:val="-"/>
@@ -17052,7 +20779,7 @@
         </w:rPr>
         <w:t>(</w:t>
       </w:r>
-      <w:hyperlink w:anchor="_ENREF_19" w:tooltip="Kim, 2026 #27" w:history="1">
+      <w:hyperlink w:anchor="_ENREF_20" w:tooltip="Kim, 2026 #27" w:history="1">
         <w:r>
           <w:rPr>
             <w:rStyle w:val="-"/>
@@ -17066,7 +20793,7 @@
         </w:rPr>
         <w:t xml:space="preserve">, </w:t>
       </w:r>
-      <w:hyperlink w:anchor="_ENREF_23" w:tooltip="Lawande, 2022 #24" w:history="1">
+      <w:hyperlink w:anchor="_ENREF_24" w:tooltip="Lawande, 2022 #24" w:history="1">
         <w:r>
           <w:rPr>
             <w:rStyle w:val="-"/>
@@ -17176,7 +20903,7 @@
         </w:rPr>
         <w:t>(</w:t>
       </w:r>
-      <w:hyperlink w:anchor="_ENREF_23" w:tooltip="Lawande, 2022 #24" w:history="1">
+      <w:hyperlink w:anchor="_ENREF_24" w:tooltip="Lawande, 2022 #24" w:history="1">
         <w:r>
           <w:rPr>
             <w:rStyle w:val="-"/>
@@ -17289,7 +21016,7 @@
         </w:rPr>
         <w:t>(</w:t>
       </w:r>
-      <w:hyperlink w:anchor="_ENREF_33" w:tooltip="Sharma, 2012 #44" w:history="1">
+      <w:hyperlink w:anchor="_ENREF_34" w:tooltip="Sharma, 2012 #44" w:history="1">
         <w:r>
           <w:rPr>
             <w:rStyle w:val="-"/>
@@ -17312,7 +21039,7 @@
       <w:r>
         <w:t xml:space="preserve"> </w:t>
       </w:r>
-      <w:commentRangeStart w:id="21"/>
+      <w:commentRangeStart w:id="27"/>
       <w:r>
         <w:t xml:space="preserve">Ο αλγόριθμος του </w:t>
       </w:r>
@@ -17322,14 +21049,14 @@
         </w:rPr>
         <w:t>Dijkstra</w:t>
       </w:r>
-      <w:commentRangeEnd w:id="21"/>
+      <w:commentRangeEnd w:id="27"/>
       <w:r>
         <w:rPr>
           <w:rStyle w:val="ac"/>
           <w:sz w:val="24"/>
           <w:szCs w:val="22"/>
         </w:rPr>
-        <w:commentReference w:id="21"/>
+        <w:commentReference w:id="27"/>
       </w:r>
       <w:r>
         <w:t xml:space="preserve">, </w:t>
@@ -17352,7 +21079,7 @@
         </w:rPr>
         <w:t>(</w:t>
       </w:r>
-      <w:hyperlink w:anchor="_ENREF_19" w:tooltip="Kim, 2026 #27" w:history="1">
+      <w:hyperlink w:anchor="_ENREF_20" w:tooltip="Kim, 2026 #27" w:history="1">
         <w:r>
           <w:rPr>
             <w:rStyle w:val="-"/>
@@ -17366,7 +21093,7 @@
         </w:rPr>
         <w:t xml:space="preserve">, </w:t>
       </w:r>
-      <w:hyperlink w:anchor="_ENREF_34" w:tooltip="Sipayung, 2023 #43" w:history="1">
+      <w:hyperlink w:anchor="_ENREF_35" w:tooltip="Sipayung, 2023 #43" w:history="1">
         <w:r>
           <w:rPr>
             <w:rStyle w:val="-"/>
@@ -17502,7 +21229,7 @@
         </w:rPr>
         <w:t>(</w:t>
       </w:r>
-      <w:hyperlink w:anchor="_ENREF_33" w:tooltip="Sharma, 2012 #44" w:history="1">
+      <w:hyperlink w:anchor="_ENREF_34" w:tooltip="Sharma, 2012 #44" w:history="1">
         <w:r>
           <w:rPr>
             <w:rStyle w:val="-"/>
@@ -17516,7 +21243,7 @@
         </w:rPr>
         <w:t xml:space="preserve">, </w:t>
       </w:r>
-      <w:hyperlink w:anchor="_ENREF_34" w:tooltip="Sipayung, 2023 #43" w:history="1">
+      <w:hyperlink w:anchor="_ENREF_35" w:tooltip="Sipayung, 2023 #43" w:history="1">
         <w:r>
           <w:rPr>
             <w:rStyle w:val="-"/>
@@ -17543,11 +21270,11 @@
         <w:t>GBFS</w:t>
       </w:r>
       <w:r>
-        <w:t xml:space="preserve"> επιλέγει τον κόμβο πλησιέστερα προς τον στόχο </w:t>
+        <w:t xml:space="preserve"> επιλέγει τον κόμβο πλησιέστερα προς τον στόχο κάνοντας χρήση μιας ευριστικής εκτίμησης της απόστασης από τον τρέχοντα κόμβο προς τον προορισμό. Άσχετα από την απόσταση από την πηγή, εξασφαλίζει την εύρεση της διαδρομής στον συντομότερο </w:t>
       </w:r>
       <w:r>
         <w:lastRenderedPageBreak/>
-        <w:t xml:space="preserve">κάνοντας χρήση μιας ευριστικής εκτίμησης της απόστασης από τον τρέχοντα κόμβο προς τον προορισμό. Άσχετα από την απόσταση από την πηγή, εξασφαλίζει την εύρεση της διαδρομής στον συντομότερο χρόνο, χωρίς αυτή να είναι απαραίτητα η συντομότερη διαδρομή </w:t>
+        <w:t xml:space="preserve">χρόνο, χωρίς αυτή να είναι απαραίτητα η συντομότερη διαδρομή </w:t>
       </w:r>
       <w:r>
         <w:fldChar w:fldCharType="begin"/>
@@ -17564,7 +21291,7 @@
         </w:rPr>
         <w:t>(</w:t>
       </w:r>
-      <w:hyperlink w:anchor="_ENREF_33" w:tooltip="Sharma, 2012 #44" w:history="1">
+      <w:hyperlink w:anchor="_ENREF_34" w:tooltip="Sharma, 2012 #44" w:history="1">
         <w:r>
           <w:rPr>
             <w:rStyle w:val="-"/>
@@ -17611,7 +21338,7 @@
         </w:rPr>
         <w:t>(</w:t>
       </w:r>
-      <w:hyperlink w:anchor="_ENREF_14" w:tooltip="Heusner, 2021 #46" w:history="1">
+      <w:hyperlink w:anchor="_ENREF_15" w:tooltip="Heusner, 2021 #46" w:history="1">
         <w:r>
           <w:rPr>
             <w:rStyle w:val="-"/>
@@ -17782,83 +21509,9 @@
                   <m:r>
                     <w:rPr>
                       <w:rFonts w:ascii="Cambria Math" w:hAnsi="Cambria Math"/>
-                      <w:i/>
                       <w:lang w:val="en-US"/>
                     </w:rPr>
-                    <w:fldChar w:fldCharType="begin"/>
-                  </m:r>
-                  <m:r>
-                    <m:rPr>
-                      <m:sty m:val="p"/>
-                    </m:rPr>
-                    <w:rPr>
-                      <w:rFonts w:ascii="Cambria Math" w:hAnsi="Cambria Math"/>
-                    </w:rPr>
-                    <m:t xml:space="preserve"> </m:t>
-                  </m:r>
-                  <m:r>
-                    <m:rPr>
-                      <m:sty m:val="p"/>
-                    </m:rPr>
-                    <w:rPr>
-                      <w:rFonts w:ascii="Cambria Math" w:hAnsi="Cambria Math"/>
-                      <w:lang w:val="en-US"/>
-                    </w:rPr>
-                    <m:t>SEQ</m:t>
-                  </m:r>
-                  <m:r>
-                    <m:rPr>
-                      <m:sty m:val="p"/>
-                    </m:rPr>
-                    <w:rPr>
-                      <w:rFonts w:ascii="Cambria Math" w:hAnsi="Cambria Math"/>
-                    </w:rPr>
-                    <m:t xml:space="preserve"> </m:t>
-                  </m:r>
-                  <m:r>
-                    <m:rPr>
-                      <m:sty m:val="p"/>
-                    </m:rPr>
-                    <w:rPr>
-                      <w:rFonts w:ascii="Cambria Math" w:hAnsi="Cambria Math"/>
-                      <w:lang w:val="en-US"/>
-                    </w:rPr>
-                    <m:t>Eq</m:t>
-                  </m:r>
-                  <m:r>
-                    <m:rPr>
-                      <m:sty m:val="p"/>
-                    </m:rPr>
-                    <w:rPr>
-                      <w:rFonts w:ascii="Cambria Math" w:hAnsi="Cambria Math"/>
-                    </w:rPr>
-                    <m:t xml:space="preserve"> </m:t>
-                  </m:r>
-                  <m:r>
-                    <w:rPr>
-                      <w:rFonts w:ascii="Cambria Math" w:hAnsi="Cambria Math"/>
-                      <w:i/>
-                      <w:lang w:val="en-US"/>
-                    </w:rPr>
-                    <w:fldChar w:fldCharType="separate"/>
-                  </m:r>
-                  <m:r>
-                    <m:rPr>
-                      <m:sty m:val="p"/>
-                    </m:rPr>
-                    <w:rPr>
-                      <w:rFonts w:ascii="Cambria Math" w:hAnsi="Cambria Math"/>
-                      <w:noProof/>
-                    </w:rPr>
-                    <m:t>1</m:t>
-                  </m:r>
-                  <m:r>
-                    <w:rPr>
-                      <w:rFonts w:ascii="Cambria Math" w:hAnsi="Cambria Math"/>
-                      <w:i/>
-                      <w:lang w:val="en-US"/>
-                    </w:rPr>
-                    <w:fldChar w:fldCharType="end"/>
+                    <m:t>3</m:t>
                   </m:r>
                 </m:e>
               </m:d>
@@ -18462,7 +22115,7 @@
         </w:rPr>
         <w:t>(</w:t>
       </w:r>
-      <w:hyperlink w:anchor="_ENREF_33" w:tooltip="Sharma, 2012 #44" w:history="1">
+      <w:hyperlink w:anchor="_ENREF_34" w:tooltip="Sharma, 2012 #44" w:history="1">
         <w:r>
           <w:rPr>
             <w:rStyle w:val="-"/>
@@ -18871,7 +22524,7 @@
         </w:rPr>
         <w:t>(</w:t>
       </w:r>
-      <w:hyperlink w:anchor="_ENREF_30" w:tooltip="Russell, 2020 #45" w:history="1">
+      <w:hyperlink w:anchor="_ENREF_31" w:tooltip="Russell, 2020 #45" w:history="1">
         <w:r>
           <w:rPr>
             <w:rStyle w:val="-"/>
@@ -19764,7 +23417,7 @@
         </w:rPr>
         <w:t>(</w:t>
       </w:r>
-      <w:hyperlink w:anchor="_ENREF_33" w:tooltip="Sharma, 2012 #44" w:history="1">
+      <w:hyperlink w:anchor="_ENREF_34" w:tooltip="Sharma, 2012 #44" w:history="1">
         <w:r>
           <w:rPr>
             <w:rStyle w:val="-"/>
@@ -19796,11 +23449,133 @@
       </w:r>
     </w:p>
     <w:p>
-      <w:r>
+      <w:pPr>
+        <w:jc w:val="left"/>
         <w:rPr>
           <w:rFonts w:cs="Times New Roman"/>
           <w:iCs/>
         </w:rPr>
+      </w:pPr>
+      <w:r>
+        <w:rPr>
+          <w:rFonts w:cs="Times New Roman"/>
+          <w:iCs/>
+        </w:rPr>
+        <w:br w:type="page"/>
+      </w:r>
+    </w:p>
+    <w:p>
+      <w:pPr>
+        <w:keepNext/>
+        <w:jc w:val="center"/>
+      </w:pPr>
+      <w:r>
+        <w:rPr>
+          <w:rFonts w:cs="Times New Roman"/>
+          <w:iCs/>
+          <w:noProof/>
+        </w:rPr>
+        <w:lastRenderedPageBreak/>
+        <w:drawing>
+          <wp:inline distT="0" distB="0" distL="0" distR="0" wp14:anchorId="4393DDB8" wp14:editId="430DA23B">
+            <wp:extent cx="8485036" cy="2201227"/>
+            <wp:effectExtent l="0" t="1270" r="0" b="0"/>
+            <wp:docPr id="152491767" name="Εικόνα 1"/>
+            <wp:cNvGraphicFramePr>
+              <a:graphicFrameLocks xmlns:a="http://schemas.openxmlformats.org/drawingml/2006/main" noChangeAspect="1"/>
+            </wp:cNvGraphicFramePr>
+            <a:graphic xmlns:a="http://schemas.openxmlformats.org/drawingml/2006/main">
+              <a:graphicData uri="http://schemas.openxmlformats.org/drawingml/2006/picture">
+                <pic:pic xmlns:pic="http://schemas.openxmlformats.org/drawingml/2006/picture">
+                  <pic:nvPicPr>
+                    <pic:cNvPr id="152491767" name="Εικόνα 152491767"/>
+                    <pic:cNvPicPr/>
+                  </pic:nvPicPr>
+                  <pic:blipFill>
+                    <a:blip r:embed="rId15" cstate="print">
+                      <a:extLst>
+                        <a:ext uri="{28A0092B-C50C-407E-A947-70E740481C1C}">
+                          <a14:useLocalDpi xmlns:a14="http://schemas.microsoft.com/office/drawing/2010/main" val="0"/>
+                        </a:ext>
+                      </a:extLst>
+                    </a:blip>
+                    <a:stretch>
+                      <a:fillRect/>
+                    </a:stretch>
+                  </pic:blipFill>
+                  <pic:spPr>
+                    <a:xfrm rot="16200000">
+                      <a:off x="0" y="0"/>
+                      <a:ext cx="8525674" cy="2211770"/>
+                    </a:xfrm>
+                    <a:prstGeom prst="rect">
+                      <a:avLst/>
+                    </a:prstGeom>
+                  </pic:spPr>
+                </pic:pic>
+              </a:graphicData>
+            </a:graphic>
+          </wp:inline>
+        </w:drawing>
+      </w:r>
+    </w:p>
+    <w:p>
+      <w:pPr>
+        <w:pStyle w:val="ab"/>
+        <w:jc w:val="center"/>
+        <w:rPr>
+          <w:rFonts w:cs="Times New Roman"/>
+          <w:iCs w:val="0"/>
+        </w:rPr>
+      </w:pPr>
+      <w:r>
+        <w:t xml:space="preserve">Εικόνα </w:t>
+      </w:r>
+      <w:r>
+        <w:fldChar w:fldCharType="begin"/>
+      </w:r>
+      <w:r>
+        <w:instrText xml:space="preserve"> SEQ Εικόνα \* ARABIC </w:instrText>
+      </w:r>
+      <w:r>
+        <w:fldChar w:fldCharType="separate"/>
+      </w:r>
+      <w:r>
+        <w:rPr>
+          <w:noProof/>
+        </w:rPr>
+        <w:t>1</w:t>
+      </w:r>
+      <w:r>
+        <w:fldChar w:fldCharType="end"/>
+      </w:r>
+      <w:r>
+        <w:t xml:space="preserve">. Διάγραμμα ροής του αλγόριθμου </w:t>
+      </w:r>
+      <w:r>
+        <w:rPr>
+          <w:lang w:val="en-US"/>
+        </w:rPr>
+        <w:t>A</w:t>
+      </w:r>
+      <w:r>
+        <w:t>*</w:t>
+      </w:r>
+      <w:r>
+        <w:rPr>
+          <w:rFonts w:cs="Times New Roman"/>
+          <w:iCs w:val="0"/>
+        </w:rPr>
+        <w:br w:type="page"/>
+      </w:r>
+    </w:p>
+    <w:p>
+      <w:r>
+        <w:rPr>
+          <w:rFonts w:cs="Times New Roman"/>
+          <w:iCs/>
+        </w:rPr>
+        <w:lastRenderedPageBreak/>
         <w:t xml:space="preserve">Ο αλγόριθμος </w:t>
       </w:r>
       <w:r>
@@ -19881,15 +23656,7 @@
           <w:rFonts w:cs="Times New Roman"/>
           <w:iCs/>
         </w:rPr>
-        <w:t xml:space="preserve"> και </w:t>
-      </w:r>
-      <w:r>
-        <w:rPr>
-          <w:rFonts w:cs="Times New Roman"/>
-          <w:iCs/>
-        </w:rPr>
-        <w:lastRenderedPageBreak/>
-        <w:t>πολυπλοκότητα</w:t>
+        <w:t xml:space="preserve"> και πολυπλοκότητα</w:t>
       </w:r>
       <w:r>
         <w:rPr>
@@ -20133,7 +23900,7 @@
         </w:rPr>
         <w:t>(</w:t>
       </w:r>
-      <w:hyperlink w:anchor="_ENREF_33" w:tooltip="Sharma, 2012 #44" w:history="1">
+      <w:hyperlink w:anchor="_ENREF_34" w:tooltip="Sharma, 2012 #44" w:history="1">
         <w:r>
           <w:rPr>
             <w:rStyle w:val="-"/>
@@ -20184,7 +23951,7 @@
       <w:r>
         <w:t xml:space="preserve">. Η </w:t>
       </w:r>
-      <w:hyperlink w:anchor="_ENREF_17" w:tooltip="Issa, 2024 #6" w:history="1">
+      <w:hyperlink w:anchor="_ENREF_18" w:tooltip="Issa, 2024 #6" w:history="1">
         <w:r>
           <w:rPr>
             <w:rStyle w:val="-"/>
@@ -20483,7 +24250,7 @@
         </w:rPr>
         <w:t xml:space="preserve">, </w:t>
       </w:r>
-      <w:hyperlink w:anchor="_ENREF_10" w:tooltip="Foead, 2021 #48" w:history="1">
+      <w:hyperlink w:anchor="_ENREF_11" w:tooltip="Foead, 2021 #48" w:history="1">
         <w:r>
           <w:rPr>
             <w:rStyle w:val="-"/>
@@ -20497,7 +24264,7 @@
         </w:rPr>
         <w:t xml:space="preserve">, </w:t>
       </w:r>
-      <w:hyperlink w:anchor="_ENREF_19" w:tooltip="Kim, 2026 #27" w:history="1">
+      <w:hyperlink w:anchor="_ENREF_20" w:tooltip="Kim, 2026 #27" w:history="1">
         <w:r>
           <w:rPr>
             <w:rStyle w:val="-"/>
@@ -20511,7 +24278,7 @@
         </w:rPr>
         <w:t xml:space="preserve">, </w:t>
       </w:r>
-      <w:hyperlink w:anchor="_ENREF_23" w:tooltip="Lawande, 2022 #24" w:history="1">
+      <w:hyperlink w:anchor="_ENREF_24" w:tooltip="Lawande, 2022 #24" w:history="1">
         <w:r>
           <w:rPr>
             <w:rStyle w:val="-"/>
@@ -20681,6 +24448,7 @@
     <w:p/>
     <w:p/>
     <w:p/>
+    <w:p/>
     <w:p>
       <w:r>
         <w:t>Στόχος</w:t>
@@ -20691,18 +24459,18 @@
       <w:r>
         <w:t xml:space="preserve">το οποίο θα βοηθάει τις </w:t>
       </w:r>
-      <w:commentRangeStart w:id="22"/>
+      <w:commentRangeStart w:id="28"/>
       <w:r>
         <w:t xml:space="preserve">αρμόδιες αρχές </w:t>
       </w:r>
-      <w:commentRangeEnd w:id="22"/>
+      <w:commentRangeEnd w:id="28"/>
       <w:r>
         <w:rPr>
           <w:rStyle w:val="ac"/>
           <w:sz w:val="24"/>
           <w:szCs w:val="22"/>
         </w:rPr>
-        <w:commentReference w:id="22"/>
+        <w:commentReference w:id="28"/>
       </w:r>
       <w:r>
         <w:t>με τον συντονισμό της ασφαλούς εκκένωσης μίας βιομηχανικής εγκατάστασης κατά τη διάρκεια ενός έκτακτου περιστατικού</w:t>
@@ -20772,18 +24540,18 @@
       <w:r>
         <w:t xml:space="preserve">Ως </w:t>
       </w:r>
-      <w:commentRangeStart w:id="23"/>
+      <w:commentRangeStart w:id="29"/>
       <w:r>
         <w:t>περίπτωση μελέτης</w:t>
       </w:r>
-      <w:commentRangeEnd w:id="23"/>
+      <w:commentRangeEnd w:id="29"/>
       <w:r>
         <w:rPr>
           <w:rStyle w:val="ac"/>
           <w:sz w:val="24"/>
           <w:szCs w:val="22"/>
         </w:rPr>
-        <w:commentReference w:id="23"/>
+        <w:commentReference w:id="29"/>
       </w:r>
       <w:r>
         <w:t xml:space="preserve"> χρησιμοποιούνται οι</w:t>
@@ -20850,7 +24618,7 @@
                     <pic:cNvPicPr/>
                   </pic:nvPicPr>
                   <pic:blipFill>
-                    <a:blip r:embed="rId15"/>
+                    <a:blip r:embed="rId16"/>
                     <a:stretch>
                       <a:fillRect/>
                     </a:stretch>
@@ -20903,7 +24671,7 @@
         <w:rPr>
           <w:noProof/>
         </w:rPr>
-        <w:t>1</w:t>
+        <w:t>2</w:t>
       </w:r>
       <w:r>
         <w:fldChar w:fldCharType="end"/>
@@ -20937,7 +24705,7 @@
       <w:r>
         <w:t xml:space="preserve">μία αρχική μελέτη στην επίδραση του υδρόθειου στην ανθρώπινη φυσιολογία, και πώς αυτό επηρεάζει την διαδικασία της εκκένωσης, από την </w:t>
       </w:r>
-      <w:hyperlink w:anchor="_ENREF_17" w:tooltip="Issa, 2024 #6" w:history="1">
+      <w:hyperlink w:anchor="_ENREF_18" w:tooltip="Issa, 2024 #6" w:history="1">
         <w:r>
           <w:rPr>
             <w:rStyle w:val="-"/>
@@ -21022,7 +24790,7 @@
                     <pic:cNvPicPr/>
                   </pic:nvPicPr>
                   <pic:blipFill>
-                    <a:blip r:embed="rId16">
+                    <a:blip r:embed="rId17">
                       <a:extLst>
                         <a:ext uri="{28A0092B-C50C-407E-A947-70E740481C1C}">
                           <a14:useLocalDpi xmlns:a14="http://schemas.microsoft.com/office/drawing/2010/main" val="0"/>
@@ -21069,7 +24837,7 @@
         <w:rPr>
           <w:noProof/>
         </w:rPr>
-        <w:t>2</w:t>
+        <w:t>3</w:t>
       </w:r>
       <w:r>
         <w:fldChar w:fldCharType="end"/>
@@ -21332,7 +25100,7 @@
         </w:rPr>
         <w:t>(</w:t>
       </w:r>
-      <w:hyperlink w:anchor="_ENREF_13" w:tooltip="Hernández-Ibáñez, 2021 #47" w:history="1">
+      <w:hyperlink w:anchor="_ENREF_14" w:tooltip="Hernández-Ibáñez, 2021 #47" w:history="1">
         <w:r>
           <w:rPr>
             <w:rStyle w:val="-"/>
@@ -21425,61 +25193,123 @@
       </w:r>
     </w:p>
     <w:p>
-      <w:r>
+      <w:pPr>
+        <w:rPr>
+          <w:strike/>
+        </w:rPr>
+      </w:pPr>
+      <w:r>
+        <w:rPr>
+          <w:strike/>
+        </w:rPr>
         <w:t xml:space="preserve">Για τον προσδιορισμό </w:t>
       </w:r>
       <w:r>
+        <w:rPr>
+          <w:strike/>
+        </w:rPr>
         <w:t>της βέλτιστης</w:t>
       </w:r>
       <w:r>
+        <w:rPr>
+          <w:strike/>
+        </w:rPr>
         <w:t xml:space="preserve"> διαδρομής που θα πρέπει να ακολουθήσουν οι εκκενωθέντες</w:t>
       </w:r>
       <w:r>
+        <w:rPr>
+          <w:strike/>
+        </w:rPr>
         <w:t>,</w:t>
       </w:r>
       <w:r>
+        <w:rPr>
+          <w:strike/>
+        </w:rPr>
         <w:t xml:space="preserve"> </w:t>
       </w:r>
       <w:r>
+        <w:rPr>
+          <w:strike/>
+        </w:rPr>
         <w:t>έχουν αναπτυχθεί</w:t>
       </w:r>
       <w:r>
+        <w:rPr>
+          <w:strike/>
+        </w:rPr>
         <w:t xml:space="preserve"> ποικίλα υπολογιστικά εργαλεία προσομοιώσεων.</w:t>
       </w:r>
       <w:r>
+        <w:rPr>
+          <w:strike/>
+        </w:rPr>
         <w:t xml:space="preserve"> Καθώς πρόκειται για την εκκένωση ανθρώπων που εκτίθενται σε κάποιον κίνδυνο, δεν αρκεί μόνο ο προσδιορισμός </w:t>
       </w:r>
       <w:r>
+        <w:rPr>
+          <w:strike/>
+        </w:rPr>
         <w:t>της πορείας</w:t>
       </w:r>
       <w:r>
+        <w:rPr>
+          <w:strike/>
+        </w:rPr>
         <w:t xml:space="preserve">, αλλά οφείλει να </w:t>
       </w:r>
       <w:r>
+        <w:rPr>
+          <w:strike/>
+        </w:rPr>
         <w:t>ληφθεί</w:t>
       </w:r>
       <w:r>
+        <w:rPr>
+          <w:strike/>
+        </w:rPr>
         <w:t xml:space="preserve"> υπόψιν και η ανθρώπινη</w:t>
       </w:r>
       <w:r>
+        <w:rPr>
+          <w:strike/>
+        </w:rPr>
         <w:t xml:space="preserve"> φυσιολογία κατά την έκθεση σε τοξικό φορτίο και</w:t>
       </w:r>
       <w:r>
+        <w:rPr>
+          <w:strike/>
+        </w:rPr>
         <w:t xml:space="preserve"> συμπεριφορά υπό την επήρεια άγχους. Ως εκ τούτου, πέραν από τον αλγόριθμο </w:t>
       </w:r>
       <w:r>
+        <w:rPr>
+          <w:strike/>
+        </w:rPr>
         <w:t xml:space="preserve">εύρεσης της διαδρομής, επιλέγεται </w:t>
       </w:r>
       <w:r>
+        <w:rPr>
+          <w:strike/>
+        </w:rPr>
         <w:t>επιπλέον</w:t>
       </w:r>
       <w:r>
+        <w:rPr>
+          <w:strike/>
+        </w:rPr>
         <w:t xml:space="preserve"> ένα μοντέλο προσομοίωσης της ανθρώπινης </w:t>
       </w:r>
       <w:r>
+        <w:rPr>
+          <w:strike/>
+        </w:rPr>
         <w:t xml:space="preserve">φυσιολογίας και </w:t>
       </w:r>
       <w:r>
+        <w:rPr>
+          <w:strike/>
+        </w:rPr>
         <w:t>συμπεριφοράς.</w:t>
       </w:r>
     </w:p>
@@ -21487,392 +25317,6 @@
     <w:p/>
     <w:p>
       <w:r>
-        <w:t xml:space="preserve">Για την προσομοίωση </w:t>
-      </w:r>
-      <w:r>
-        <w:t>των επιπτώσεων στην</w:t>
-      </w:r>
-      <w:r>
-        <w:t xml:space="preserve"> ανθρώπινη φυσιολογία</w:t>
-      </w:r>
-      <w:r>
-        <w:t xml:space="preserve"> χρησιμοποιήθη</w:t>
-      </w:r>
-      <w:r>
-        <w:t>κε</w:t>
-      </w:r>
-      <w:r>
-        <w:t xml:space="preserve"> το μοντέλο των </w:t>
-      </w:r>
-      <w:hyperlink w:anchor="_ENREF_5" w:tooltip="Boris, 2014 #5" w:history="1">
-        <w:r>
-          <w:rPr>
-            <w:rStyle w:val="-"/>
-          </w:rPr>
-          <w:fldChar w:fldCharType="begin"/>
-        </w:r>
-        <w:r>
-          <w:rPr>
-            <w:rStyle w:val="-"/>
-          </w:rPr>
-          <w:instrText xml:space="preserve"> ADDIN EN.CITE &lt;EndNote&gt;&lt;Cite AuthorYear="1"&gt;&lt;Author&gt;Boris&lt;/Author&gt;&lt;Year&gt;2014&lt;/Year&gt;&lt;RecNum&gt;5&lt;/RecNum&gt;&lt;DisplayText&gt;Boris and Patnaik (2014)&lt;/DisplayText&gt;&lt;record&gt;&lt;rec-number&gt;5&lt;/rec-number&gt;&lt;foreign-keys&gt;&lt;key app="EN" db-id="dxs5p5de0w55t0erd255s0tbrzsd22z0ts0d" timestamp="1766403908"&gt;5&lt;/key&gt;&lt;/foreign-keys&gt;&lt;ref-type name="Report"&gt;27&lt;/ref-type&gt;&lt;contributors&gt;&lt;authors&gt;&lt;author&gt;Boris, J. P.&lt;/author&gt;&lt;author&gt;Patnaik, G.&lt;/author&gt;&lt;/authors&gt;&lt;/contributors&gt;&lt;titles&gt;&lt;title&gt;Acute Exposure Guideline Levels (AEGLs) for Time Varying Toxic Plumes&lt;/title&gt;&lt;/titles&gt;&lt;pages&gt;1-29&lt;/pages&gt;&lt;dates&gt;&lt;year&gt;2014&lt;/year&gt;&lt;/dates&gt;&lt;pub-location&gt;Washington, DC&lt;/pub-location&gt;&lt;publisher&gt;Naval Research Laboratory, Laboratories for Computational Physics and Fluid Dynamics&lt;/publisher&gt;&lt;work-type&gt;Report No. NRL/MR/6003-14-9493&lt;/work-type&gt;&lt;urls&gt;&lt;/urls&gt;&lt;/record&gt;&lt;/Cite&gt;&lt;/EndNote&gt;</w:instrText>
-        </w:r>
-        <w:r>
-          <w:rPr>
-            <w:rStyle w:val="-"/>
-          </w:rPr>
-          <w:fldChar w:fldCharType="separate"/>
-        </w:r>
-        <w:r>
-          <w:rPr>
-            <w:rStyle w:val="-"/>
-          </w:rPr>
-          <w:t>Boris and Patnaik (2014)</w:t>
-        </w:r>
-        <w:r>
-          <w:rPr>
-            <w:rStyle w:val="-"/>
-          </w:rPr>
-          <w:fldChar w:fldCharType="end"/>
-        </w:r>
-      </w:hyperlink>
-      <w:r>
-        <w:t xml:space="preserve">, με την διόρθωση </w:t>
-      </w:r>
-      <w:r>
-        <w:t>των</w:t>
-      </w:r>
-      <w:r>
-        <w:t xml:space="preserve"> </w:t>
-      </w:r>
-      <w:hyperlink w:anchor="_ENREF_32" w:tooltip="Shaikh, 2020 #14" w:history="1">
-        <w:r>
-          <w:rPr>
-            <w:rStyle w:val="-"/>
-          </w:rPr>
-          <w:fldChar w:fldCharType="begin"/>
-        </w:r>
-        <w:r>
-          <w:rPr>
-            <w:rStyle w:val="-"/>
-          </w:rPr>
-          <w:instrText xml:space="preserve"> ADDIN EN.CITE &lt;EndNote&gt;&lt;Cite AuthorYear="1"&gt;&lt;Author&gt;Shaikh&lt;/Author&gt;&lt;Year&gt;2020&lt;/Year&gt;&lt;RecNum&gt;14&lt;/RecNum&gt;&lt;DisplayText&gt;Shaikh et al. (2020)&lt;/DisplayText&gt;&lt;record&gt;&lt;rec-number&gt;14&lt;/rec-number&gt;&lt;foreign-keys&gt;&lt;key app="EN" db-id="dxs5p5de0w55t0erd255s0tbrzsd22z0ts0d" timestamp="1766921470"&gt;14&lt;/key&gt;&lt;/foreign-keys&gt;&lt;ref-type name="Journal Article"&gt;17&lt;/ref-type&gt;&lt;contributors&gt;&lt;authors&gt;&lt;author&gt;Shaikh, N.&lt;/author&gt;&lt;author&gt;Kakosimos, K. E.&lt;/author&gt;&lt;author&gt;Adia, N.&lt;/author&gt;&lt;author&gt;Vechot, L.&lt;/author&gt;&lt;/authors&gt;&lt;/contributors&gt;&lt;auth-address&gt;Department of Chemical Engineering and Mary Kay O&amp;apos;Connor Process Safety Center Qatar, Texas A&amp;amp;M University at Qatar, Qatar. Electronic address: nawaydshaikh@tamu.edu.&amp;#xD;Department of Chemical Engineering and Mary Kay O&amp;apos;Connor Process Safety Center Qatar, Texas A&amp;amp;M University at Qatar, Qatar. Electronic address: k.kakosimos@qatar.tamu.edu.&amp;#xD;Department of Chemical Engineering and Mary Kay O&amp;apos;Connor Process Safety Center Qatar, Texas A&amp;amp;M University at Qatar, Qatar.&lt;/auth-address&gt;&lt;titles&gt;&lt;title&gt;Concept and demonstration of a fully coupled and dynamic exposure-response methodology for crowd evacuation numerical modelling in airborne-toxic environments&lt;/title&gt;&lt;secondary-title&gt;J Hazard Mater&lt;/secondary-title&gt;&lt;/titles&gt;&lt;periodical&gt;&lt;full-title&gt;Journal of Hazardous Materials&lt;/full-title&gt;&lt;abbr-1&gt;J Hazard Mater&lt;/abbr-1&gt;&lt;/periodical&gt;&lt;pages&gt;123093&lt;/pages&gt;&lt;volume&gt;399&lt;/volume&gt;&lt;edition&gt;2020/06/13&lt;/edition&gt;&lt;keywords&gt;&lt;keyword&gt;Emergency response&lt;/keyword&gt;&lt;keyword&gt;Evacuation modelling&lt;/keyword&gt;&lt;keyword&gt;Hydrogen sulphide&lt;/keyword&gt;&lt;keyword&gt;Risk&lt;/keyword&gt;&lt;keyword&gt;Social-force&lt;/keyword&gt;&lt;/keywords&gt;&lt;dates&gt;&lt;year&gt;2020&lt;/year&gt;&lt;pub-dates&gt;&lt;date&gt;Nov 15&lt;/date&gt;&lt;/pub-dates&gt;&lt;/dates&gt;&lt;isbn&gt;1873-3336 (Electronic)&amp;#xD;0304-3894 (Linking)&lt;/isbn&gt;&lt;accession-num&gt;32531670&lt;/accession-num&gt;&lt;urls&gt;&lt;related-urls&gt;&lt;url&gt;https://www.ncbi.nlm.nih.gov/pubmed/32531670&lt;/url&gt;&lt;/related-urls&gt;&lt;/urls&gt;&lt;electronic-resource-num&gt;10.1016/j.jhazmat.2020.123093&lt;/electronic-resource-num&gt;&lt;/record&gt;&lt;/Cite&gt;&lt;/EndNote&gt;</w:instrText>
-        </w:r>
-        <w:r>
-          <w:rPr>
-            <w:rStyle w:val="-"/>
-          </w:rPr>
-          <w:fldChar w:fldCharType="separate"/>
-        </w:r>
-        <w:r>
-          <w:rPr>
-            <w:rStyle w:val="-"/>
-          </w:rPr>
-          <w:t>Shaikh et al. (2020)</w:t>
-        </w:r>
-        <w:r>
-          <w:rPr>
-            <w:rStyle w:val="-"/>
-          </w:rPr>
-          <w:fldChar w:fldCharType="end"/>
-        </w:r>
-      </w:hyperlink>
-      <w:r>
-        <w:t>.</w:t>
-      </w:r>
-      <w:r>
-        <w:t xml:space="preserve"> Σύμφωνα με τους </w:t>
-      </w:r>
-      <w:hyperlink w:anchor="_ENREF_5" w:tooltip="Boris, 2014 #5" w:history="1">
-        <w:r>
-          <w:rPr>
-            <w:rStyle w:val="-"/>
-          </w:rPr>
-          <w:fldChar w:fldCharType="begin"/>
-        </w:r>
-        <w:r>
-          <w:rPr>
-            <w:rStyle w:val="-"/>
-          </w:rPr>
-          <w:instrText xml:space="preserve"> ADDIN EN.CITE &lt;EndNote&gt;&lt;Cite AuthorYear="1"&gt;&lt;Author&gt;Boris&lt;/Author&gt;&lt;Year&gt;2014&lt;/Year&gt;&lt;RecNum&gt;5&lt;/RecNum&gt;&lt;DisplayText&gt;Boris and Patnaik (2014)&lt;/DisplayText&gt;&lt;record&gt;&lt;rec-number&gt;5&lt;/rec-number&gt;&lt;foreign-keys&gt;&lt;key app="EN" db-id="dxs5p5de0w55t0erd255s0tbrzsd22z0ts0d" timestamp="1766403908"&gt;5&lt;/key&gt;&lt;/foreign-keys&gt;&lt;ref-type name="Report"&gt;27&lt;/ref-type&gt;&lt;contributors&gt;&lt;authors&gt;&lt;author&gt;Boris, J. P.&lt;/author&gt;&lt;author&gt;Patnaik, G.&lt;/author&gt;&lt;/authors&gt;&lt;/contributors&gt;&lt;titles&gt;&lt;title&gt;Acute Exposure Guideline Levels (AEGLs) for Time Varying Toxic Plumes&lt;/title&gt;&lt;/titles&gt;&lt;pages&gt;1-29&lt;/pages&gt;&lt;dates&gt;&lt;year&gt;2014&lt;/year&gt;&lt;/dates&gt;&lt;pub-location&gt;Washington, DC&lt;/pub-location&gt;&lt;publisher&gt;Naval Research Laboratory, Laboratories for Computational Physics and Fluid Dynamics&lt;/publisher&gt;&lt;work-type&gt;Report No. NRL/MR/6003-14-9493&lt;/work-type&gt;&lt;urls&gt;&lt;/urls&gt;&lt;/record&gt;&lt;/Cite&gt;&lt;/EndNote&gt;</w:instrText>
-        </w:r>
-        <w:r>
-          <w:rPr>
-            <w:rStyle w:val="-"/>
-          </w:rPr>
-          <w:fldChar w:fldCharType="separate"/>
-        </w:r>
-        <w:r>
-          <w:rPr>
-            <w:rStyle w:val="-"/>
-          </w:rPr>
-          <w:t>Boris and Patnaik (2014)</w:t>
-        </w:r>
-        <w:r>
-          <w:rPr>
-            <w:rStyle w:val="-"/>
-          </w:rPr>
-          <w:fldChar w:fldCharType="end"/>
-        </w:r>
-      </w:hyperlink>
-      <w:r>
-        <w:t xml:space="preserve">, οι επιπτώσεις στην ανθρώπινη υγεία για δεδομένο χρονικό διάστημα και δεδομένη συγκέντρωση μιας ορισμένης ουσίας μπορούν να καταταχθούν σε 3 </w:t>
-      </w:r>
-      <w:r>
-        <w:t xml:space="preserve">κλιμακωτά </w:t>
-      </w:r>
-      <w:r>
-        <w:t>επίπεδα</w:t>
-      </w:r>
-      <w:r>
-        <w:t xml:space="preserve">, τα οποία ονομάζονται </w:t>
-      </w:r>
-      <w:r>
-        <w:rPr>
-          <w:lang w:val="en-US"/>
-        </w:rPr>
-        <w:t>Acute</w:t>
-      </w:r>
-      <w:r>
-        <w:t xml:space="preserve"> </w:t>
-      </w:r>
-      <w:r>
-        <w:rPr>
-          <w:lang w:val="en-US"/>
-        </w:rPr>
-        <w:t>Exposure</w:t>
-      </w:r>
-      <w:r>
-        <w:t xml:space="preserve"> </w:t>
-      </w:r>
-      <w:r>
-        <w:rPr>
-          <w:lang w:val="en-US"/>
-        </w:rPr>
-        <w:t>Guideline</w:t>
-      </w:r>
-      <w:r>
-        <w:t xml:space="preserve"> </w:t>
-      </w:r>
-      <w:r>
-        <w:rPr>
-          <w:lang w:val="en-US"/>
-        </w:rPr>
-        <w:t>Levels</w:t>
-      </w:r>
-      <w:r>
-        <w:t xml:space="preserve"> (</w:t>
-      </w:r>
-      <w:r>
-        <w:rPr>
-          <w:lang w:val="en-US"/>
-        </w:rPr>
-        <w:t>AEGL</w:t>
-      </w:r>
-      <w:r>
-        <w:t>)</w:t>
-      </w:r>
-      <w:r>
-        <w:t>, όπως θεσπίζονται από την Υπηρεσία Προστασίας του Περιβάλλοντος των Ηνωμένων Πολιτειών</w:t>
-      </w:r>
-      <w:r>
-        <w:t>.</w:t>
-      </w:r>
-      <w:r>
-        <w:t xml:space="preserve"> Στο πρώτο επίπεδο</w:t>
-      </w:r>
-      <w:r>
-        <w:t xml:space="preserve"> (</w:t>
-      </w:r>
-      <w:r>
-        <w:rPr>
-          <w:lang w:val="en-US"/>
-        </w:rPr>
-        <w:t>AEGL</w:t>
-      </w:r>
-      <w:r>
-        <w:t xml:space="preserve"> 1)</w:t>
-      </w:r>
-      <w:r>
-        <w:t xml:space="preserve"> ο εκτεθειμένος νιώθει μια αισθητή δυσφορία, στο δεύτερο επίπεδο</w:t>
-      </w:r>
-      <w:r>
-        <w:t xml:space="preserve"> </w:t>
-      </w:r>
-      <w:r>
-        <w:t>(</w:t>
-      </w:r>
-      <w:r>
-        <w:rPr>
-          <w:lang w:val="en-US"/>
-        </w:rPr>
-        <w:t>AEGL</w:t>
-      </w:r>
-      <w:r>
-        <w:t xml:space="preserve"> 2)</w:t>
-      </w:r>
-      <w:r>
-        <w:t xml:space="preserve"> υφίσταται μη αναστρέψιμες ή σοβαρές </w:t>
-      </w:r>
-      <w:r>
-        <w:t>αρνητικές επιπτώσεις</w:t>
-      </w:r>
-      <w:r>
-        <w:t xml:space="preserve"> και στο τρίτο επίπεδο</w:t>
-      </w:r>
-      <w:r>
-        <w:t xml:space="preserve"> </w:t>
-      </w:r>
-      <w:r>
-        <w:t>(</w:t>
-      </w:r>
-      <w:r>
-        <w:rPr>
-          <w:lang w:val="en-US"/>
-        </w:rPr>
-        <w:t>AEGL</w:t>
-      </w:r>
-      <w:r>
-        <w:t xml:space="preserve"> </w:t>
-      </w:r>
-      <w:r>
-        <w:t>3</w:t>
-      </w:r>
-      <w:r>
-        <w:t>)</w:t>
-      </w:r>
-      <w:r>
-        <w:t xml:space="preserve"> επιπτώσεις επικίνδυνες για τη ζωή, θανάσιμες ή ακόμα και θάνατο.</w:t>
-      </w:r>
-      <w:r>
-        <w:t xml:space="preserve"> </w:t>
-      </w:r>
-      <w:r>
-        <w:t xml:space="preserve">Οι </w:t>
-      </w:r>
-      <w:hyperlink w:anchor="_ENREF_32" w:tooltip="Shaikh, 2020 #14" w:history="1">
-        <w:r>
-          <w:rPr>
-            <w:rStyle w:val="-"/>
-          </w:rPr>
-          <w:fldChar w:fldCharType="begin"/>
-        </w:r>
-        <w:r>
-          <w:rPr>
-            <w:rStyle w:val="-"/>
-          </w:rPr>
-          <w:instrText xml:space="preserve"> ADDIN EN.CITE &lt;EndNote&gt;&lt;Cite AuthorYear="1"&gt;&lt;Author&gt;Shaikh&lt;/Author&gt;&lt;Year&gt;2020&lt;/Year&gt;&lt;RecNum&gt;14&lt;/RecNum&gt;&lt;DisplayText&gt;Shaikh et al. (2020)&lt;/DisplayText&gt;&lt;record&gt;&lt;rec-number&gt;14&lt;/rec-number&gt;&lt;foreign-keys&gt;&lt;key app="EN" db-id="dxs5p5de0w55t0erd255s0tbrzsd22z0ts0d" timestamp="1766921470"&gt;14&lt;/key&gt;&lt;/foreign-keys&gt;&lt;ref-type name="Journal Article"&gt;17&lt;/ref-type&gt;&lt;contributors&gt;&lt;authors&gt;&lt;author&gt;Shaikh, N.&lt;/author&gt;&lt;author&gt;Kakosimos, K. E.&lt;/author&gt;&lt;author&gt;Adia, N.&lt;/author&gt;&lt;author&gt;Vechot, L.&lt;/author&gt;&lt;/authors&gt;&lt;/contributors&gt;&lt;auth-address&gt;Department of Chemical Engineering and Mary Kay O&amp;apos;Connor Process Safety Center Qatar, Texas A&amp;amp;M University at Qatar, Qatar. Electronic address: nawaydshaikh@tamu.edu.&amp;#xD;Department of Chemical Engineering and Mary Kay O&amp;apos;Connor Process Safety Center Qatar, Texas A&amp;amp;M University at Qatar, Qatar. Electronic address: k.kakosimos@qatar.tamu.edu.&amp;#xD;Department of Chemical Engineering and Mary Kay O&amp;apos;Connor Process Safety Center Qatar, Texas A&amp;amp;M University at Qatar, Qatar.&lt;/auth-address&gt;&lt;titles&gt;&lt;title&gt;Concept and demonstration of a fully coupled and dynamic exposure-response methodology for crowd evacuation numerical modelling in airborne-toxic environments&lt;/title&gt;&lt;secondary-title&gt;J Hazard Mater&lt;/secondary-title&gt;&lt;/titles&gt;&lt;periodical&gt;&lt;full-title&gt;Journal of Hazardous Materials&lt;/full-title&gt;&lt;abbr-1&gt;J Hazard Mater&lt;/abbr-1&gt;&lt;/periodical&gt;&lt;pages&gt;123093&lt;/pages&gt;&lt;volume&gt;399&lt;/volume&gt;&lt;edition&gt;2020/06/13&lt;/edition&gt;&lt;keywords&gt;&lt;keyword&gt;Emergency response&lt;/keyword&gt;&lt;keyword&gt;Evacuation modelling&lt;/keyword&gt;&lt;keyword&gt;Hydrogen sulphide&lt;/keyword&gt;&lt;keyword&gt;Risk&lt;/keyword&gt;&lt;keyword&gt;Social-force&lt;/keyword&gt;&lt;/keywords&gt;&lt;dates&gt;&lt;year&gt;2020&lt;/year&gt;&lt;pub-dates&gt;&lt;date&gt;Nov 15&lt;/date&gt;&lt;/pub-dates&gt;&lt;/dates&gt;&lt;isbn&gt;1873-3336 (Electronic)&amp;#xD;0304-3894 (Linking)&lt;/isbn&gt;&lt;accession-num&gt;32531670&lt;/accession-num&gt;&lt;urls&gt;&lt;related-urls&gt;&lt;url&gt;https://www.ncbi.nlm.nih.gov/pubmed/32531670&lt;/url&gt;&lt;/related-urls&gt;&lt;/urls&gt;&lt;electronic-resource-num&gt;10.1016/j.jhazmat.2020.123093&lt;/electronic-resource-num&gt;&lt;/record&gt;&lt;/Cite&gt;&lt;/EndNote&gt;</w:instrText>
-        </w:r>
-        <w:r>
-          <w:rPr>
-            <w:rStyle w:val="-"/>
-          </w:rPr>
-          <w:fldChar w:fldCharType="separate"/>
-        </w:r>
-        <w:r>
-          <w:rPr>
-            <w:rStyle w:val="-"/>
-          </w:rPr>
-          <w:t>Shaikh et al. (2020)</w:t>
-        </w:r>
-        <w:r>
-          <w:rPr>
-            <w:rStyle w:val="-"/>
-          </w:rPr>
-          <w:fldChar w:fldCharType="end"/>
-        </w:r>
-      </w:hyperlink>
-      <w:r>
-        <w:t xml:space="preserve"> </w:t>
-      </w:r>
-      <w:r>
-        <w:t xml:space="preserve">χρησιμοποίησαν ως βάση </w:t>
-      </w:r>
-      <w:r>
-        <w:t>για τον υπολογισμό της συσσώρευσης του τοξικού φορτίου (</w:t>
-      </w:r>
-      <w:r>
-        <w:rPr>
-          <w:lang w:val="en-US"/>
-        </w:rPr>
-        <w:t>Toxic</w:t>
-      </w:r>
-      <w:r>
-        <w:t xml:space="preserve"> </w:t>
-      </w:r>
-      <w:r>
-        <w:rPr>
-          <w:lang w:val="en-US"/>
-        </w:rPr>
-        <w:t>Load</w:t>
-      </w:r>
-      <w:r>
-        <w:t xml:space="preserve">, </w:t>
-      </w:r>
-      <w:r>
-        <w:rPr>
-          <w:lang w:val="en-US"/>
-        </w:rPr>
-        <w:t>TL</w:t>
-      </w:r>
-      <w:r>
-        <w:t xml:space="preserve">) </w:t>
-      </w:r>
-      <w:r>
-        <w:t xml:space="preserve"> τα μοντέλα των </w:t>
-      </w:r>
-      <w:hyperlink w:anchor="_ENREF_5" w:tooltip="Boris, 2014 #5" w:history="1">
-        <w:r>
-          <w:rPr>
-            <w:rStyle w:val="-"/>
-          </w:rPr>
-          <w:fldChar w:fldCharType="begin"/>
-        </w:r>
-        <w:r>
-          <w:rPr>
-            <w:rStyle w:val="-"/>
-          </w:rPr>
-          <w:instrText xml:space="preserve"> ADDIN EN.CITE &lt;EndNote&gt;&lt;Cite AuthorYear="1"&gt;&lt;Author&gt;Boris&lt;/Author&gt;&lt;Year&gt;2014&lt;/Year&gt;&lt;RecNum&gt;5&lt;/RecNum&gt;&lt;DisplayText&gt;Boris and Patnaik (2014)&lt;/DisplayText&gt;&lt;record&gt;&lt;rec-number&gt;5&lt;/rec-number&gt;&lt;foreign-keys&gt;&lt;key app="EN" db-id="dxs5p5de0w55t0erd255s0tbrzsd22z0ts0d" timestamp="1766403908"&gt;5&lt;/key&gt;&lt;/foreign-keys&gt;&lt;ref-type name="Report"&gt;27&lt;/ref-type&gt;&lt;contributors&gt;&lt;authors&gt;&lt;author&gt;Boris, J. P.&lt;/author&gt;&lt;author&gt;Patnaik, G.&lt;/author&gt;&lt;/authors&gt;&lt;/contributors&gt;&lt;titles&gt;&lt;title&gt;Acute Exposure Guideline Levels (AEGLs) for Time Varying Toxic Plumes&lt;/title&gt;&lt;/titles&gt;&lt;pages&gt;1-29&lt;/pages&gt;&lt;dates&gt;&lt;year&gt;2014&lt;/year&gt;&lt;/dates&gt;&lt;pub-location&gt;Washington, DC&lt;/pub-location&gt;&lt;publisher&gt;Naval Research Laboratory, Laboratories for Computational Physics and Fluid Dynamics&lt;/publisher&gt;&lt;work-type&gt;Report No. NRL/MR/6003-14-9493&lt;/work-type&gt;&lt;urls&gt;&lt;/urls&gt;&lt;/record&gt;&lt;/Cite&gt;&lt;/EndNote&gt;</w:instrText>
-        </w:r>
-        <w:r>
-          <w:rPr>
-            <w:rStyle w:val="-"/>
-          </w:rPr>
-          <w:fldChar w:fldCharType="separate"/>
-        </w:r>
-        <w:r>
-          <w:rPr>
-            <w:rStyle w:val="-"/>
-          </w:rPr>
-          <w:t>Boris and Patnaik (2014)</w:t>
-        </w:r>
-        <w:r>
-          <w:rPr>
-            <w:rStyle w:val="-"/>
-          </w:rPr>
-          <w:fldChar w:fldCharType="end"/>
-        </w:r>
-      </w:hyperlink>
-      <w:r>
-        <w:t xml:space="preserve">, προκειμένου να αναπτύξουν μαθηματικές εκφράσεις που περιγράφουν την επίδραση του </w:t>
-      </w:r>
-      <w:r>
-        <w:rPr>
-          <w:lang w:val="en-US"/>
-        </w:rPr>
-        <w:t>TL</w:t>
-      </w:r>
-      <w:r>
-        <w:t xml:space="preserve"> </w:t>
-      </w:r>
-      <w:r>
-        <w:t>στην κίνηση των εκτεθειμένων.</w:t>
-      </w:r>
-    </w:p>
-    <w:p/>
-    <w:p/>
-    <w:p>
-      <w:r>
         <w:t xml:space="preserve">Το περιβάλλον στο οποίο στήθηκε η προσομοίωση είναι η γλώσσα προγραμματισμού </w:t>
       </w:r>
       <w:r>
@@ -22122,7 +25566,15 @@
       </w:r>
     </w:p>
     <w:p>
-      <w:r>
+      <w:pPr>
+        <w:rPr>
+          <w:strike/>
+        </w:rPr>
+      </w:pPr>
+      <w:r>
+        <w:rPr>
+          <w:strike/>
+        </w:rPr>
         <w:t xml:space="preserve">Κατά τη συγγραφή αυτής της εργασίας, </w:t>
       </w:r>
     </w:p>
@@ -22157,193 +25609,46 @@
           <w:lang w:val="en-US"/>
         </w:rPr>
       </w:pPr>
-      <w:bookmarkStart w:id="24" w:name="_Toc224831382"/>
+      <w:bookmarkStart w:id="30" w:name="_Toc225197730"/>
       <w:r>
         <w:lastRenderedPageBreak/>
         <w:t>Βιβλιογραφία</w:t>
-      </w:r>
-      <w:bookmarkEnd w:id="24"/>
-    </w:p>
-    <w:p>
-      <w:pPr>
-        <w:rPr>
-          <w:lang w:val="en-US"/>
-        </w:rPr>
-      </w:pPr>
-    </w:p>
-    <w:p>
-      <w:pPr>
-        <w:pStyle w:val="EndNoteBibliography"/>
-        <w:ind w:left="720" w:hanging="720"/>
-      </w:pPr>
-      <w:r>
-        <w:fldChar w:fldCharType="begin"/>
-      </w:r>
-      <w:r>
-        <w:instrText xml:space="preserve"> ADDIN EN.REFLIST </w:instrText>
-      </w:r>
-      <w:r>
-        <w:fldChar w:fldCharType="separate"/>
-      </w:r>
-      <w:bookmarkStart w:id="25" w:name="_ENREF_1"/>
-      <w:r>
-        <w:t xml:space="preserve">ALDAHLAWI, R. Y., AKBARI, V. &amp; LAWSON, G. 2024. A systematic review of methodologies for human behavior modelling and routing optimization in large-scale evacuation planning. </w:t>
-      </w:r>
-      <w:r>
-        <w:rPr>
-          <w:i/>
-        </w:rPr>
-        <w:t>International Journal of Disaster Risk Reduction,</w:t>
-      </w:r>
-      <w:r>
-        <w:t xml:space="preserve"> 110</w:t>
-      </w:r>
-      <w:r>
-        <w:rPr>
-          <w:b/>
-        </w:rPr>
-        <w:t>,</w:t>
-      </w:r>
-      <w:r>
-        <w:t xml:space="preserve"> 104638.</w:t>
-      </w:r>
-      <w:bookmarkEnd w:id="25"/>
-    </w:p>
-    <w:p>
-      <w:pPr>
-        <w:pStyle w:val="EndNoteBibliography"/>
-        <w:ind w:left="720" w:hanging="720"/>
-      </w:pPr>
-      <w:bookmarkStart w:id="26" w:name="_ENREF_2"/>
-      <w:r>
-        <w:t xml:space="preserve">ALMUFTI, S., SHABAN, A., ALI, R. &amp; FUENTE, J. 2023. Overview of Metaheuristic Algorithms. </w:t>
-      </w:r>
-      <w:r>
-        <w:rPr>
-          <w:i/>
-        </w:rPr>
-        <w:t>Polaris Global Journal of Scholarly Research and Trends,</w:t>
-      </w:r>
-      <w:r>
-        <w:t xml:space="preserve"> 2</w:t>
-      </w:r>
-      <w:r>
-        <w:rPr>
-          <w:b/>
-        </w:rPr>
-        <w:t>,</w:t>
-      </w:r>
-      <w:r>
-        <w:t xml:space="preserve"> 10-32.</w:t>
-      </w:r>
-      <w:bookmarkEnd w:id="26"/>
-    </w:p>
-    <w:p>
-      <w:pPr>
-        <w:pStyle w:val="EndNoteBibliography"/>
-        <w:ind w:left="720" w:hanging="720"/>
-      </w:pPr>
-      <w:bookmarkStart w:id="27" w:name="_ENREF_3"/>
-      <w:r>
-        <w:rPr>
-          <w:lang w:val="de-DE"/>
-        </w:rPr>
-        <w:t xml:space="preserve">BARAŃSKI, M. &amp; HAZNAR-BARAŃSKA, A. 2021. </w:t>
-      </w:r>
-      <w:r>
-        <w:t xml:space="preserve">Evacuation and its Types – Revision of the Definition and Classification. </w:t>
-      </w:r>
-      <w:r>
-        <w:rPr>
-          <w:i/>
-        </w:rPr>
-        <w:t>Safety &amp; Fire Technology,</w:t>
-      </w:r>
-      <w:r>
-        <w:t xml:space="preserve"> 58</w:t>
-      </w:r>
-      <w:r>
-        <w:rPr>
-          <w:b/>
-        </w:rPr>
-        <w:t>,</w:t>
-      </w:r>
-      <w:r>
-        <w:t xml:space="preserve"> 204-222.</w:t>
-      </w:r>
-      <w:bookmarkEnd w:id="27"/>
-    </w:p>
-    <w:p>
-      <w:pPr>
-        <w:pStyle w:val="EndNoteBibliography"/>
-        <w:ind w:left="720" w:hanging="720"/>
-      </w:pPr>
-      <w:bookmarkStart w:id="28" w:name="_ENREF_4"/>
-      <w:r>
-        <w:t xml:space="preserve">BEZANSON, J., KARPINSKI, S., SHAH, V. &amp; EDELMAN, A. 2012. </w:t>
-      </w:r>
-      <w:r>
-        <w:rPr>
-          <w:i/>
-        </w:rPr>
-        <w:t>Julia: A Fast Dynamic Language for Technical Computing</w:t>
-      </w:r>
-      <w:r>
-        <w:t>.</w:t>
-      </w:r>
-      <w:bookmarkEnd w:id="28"/>
-    </w:p>
-    <w:p>
-      <w:pPr>
-        <w:pStyle w:val="EndNoteBibliography"/>
-        <w:ind w:left="720" w:hanging="720"/>
-      </w:pPr>
-      <w:bookmarkStart w:id="29" w:name="_ENREF_5"/>
-      <w:r>
-        <w:t>BORIS, J. P. &amp; PATNAIK, G. 2014. Acute Exposure Guideline Levels (AEGLs) for Time Varying Toxic Plumes. Washington, DC: Naval Research Laboratory, Laboratories for Computational Physics and Fluid Dynamics.</w:t>
-      </w:r>
-      <w:bookmarkEnd w:id="29"/>
-    </w:p>
-    <w:p>
-      <w:pPr>
-        <w:pStyle w:val="EndNoteBibliography"/>
-        <w:ind w:left="720" w:hanging="720"/>
-      </w:pPr>
-      <w:bookmarkStart w:id="30" w:name="_ENREF_6"/>
-      <w:r>
-        <w:rPr>
-          <w:lang w:val="de-DE"/>
-        </w:rPr>
-        <w:t xml:space="preserve">DEBEBE KEBEDE, B. &amp; FRIEDRICH, J. 2025. </w:t>
-      </w:r>
-      <w:r>
-        <w:rPr>
-          <w:i/>
-        </w:rPr>
-        <w:t>Comparison of Pathfinding Algorithms in Dynamic and Congested Environments : A Comparative Analysis of D* Lite and LPA*.</w:t>
-      </w:r>
-      <w:r>
-        <w:t xml:space="preserve"> Independent thesis Basic level (degree of Bachelor) Student thesis.</w:t>
       </w:r>
       <w:bookmarkEnd w:id="30"/>
     </w:p>
     <w:p>
       <w:pPr>
+        <w:rPr>
+          <w:lang w:val="en-US"/>
+        </w:rPr>
+      </w:pPr>
+    </w:p>
+    <w:p>
+      <w:pPr>
         <w:pStyle w:val="EndNoteBibliography"/>
         <w:ind w:left="720" w:hanging="720"/>
       </w:pPr>
-      <w:bookmarkStart w:id="31" w:name="_ENREF_7"/>
-      <w:r>
-        <w:t xml:space="preserve">DUBOIS, G. D. A. A. R. V. A. T. C. 2022. Agents.jl: a performant and feature-full agent-based modeling software of minimal code complexity. </w:t>
+      <w:r>
+        <w:fldChar w:fldCharType="begin"/>
+      </w:r>
+      <w:r>
+        <w:instrText xml:space="preserve"> ADDIN EN.REFLIST </w:instrText>
+      </w:r>
+      <w:r>
+        <w:fldChar w:fldCharType="separate"/>
+      </w:r>
+      <w:bookmarkStart w:id="31" w:name="_ENREF_1"/>
+      <w:r>
+        <w:t xml:space="preserve">ALDAHLAWI, R. Y., AKBARI, V. &amp; LAWSON, G. 2024. A systematic review of methodologies for human behavior modelling and routing optimization in large-scale evacuation planning. </w:t>
       </w:r>
       <w:r>
         <w:rPr>
           <w:i/>
         </w:rPr>
-        <w:t>SIMULATION,</w:t>
-      </w:r>
-      <w:r>
-        <w:t xml:space="preserve"> 0</w:t>
+        <w:t>International Journal of Disaster Risk Reduction,</w:t>
+      </w:r>
+      <w:r>
+        <w:t xml:space="preserve"> 110</w:t>
       </w:r>
       <w:r>
         <w:rPr>
@@ -22352,7 +25657,7 @@
         <w:t>,</w:t>
       </w:r>
       <w:r>
-        <w:t xml:space="preserve"> 003754972110688.</w:t>
+        <w:t xml:space="preserve"> 104638.</w:t>
       </w:r>
       <w:bookmarkEnd w:id="31"/>
     </w:p>
@@ -22361,18 +25666,27 @@
         <w:pStyle w:val="EndNoteBibliography"/>
         <w:ind w:left="720" w:hanging="720"/>
       </w:pPr>
-      <w:bookmarkStart w:id="32" w:name="_ENREF_8"/>
-      <w:r>
-        <w:t xml:space="preserve">EPSTEIN, J. M. &amp; AXTELL, R. 1996. </w:t>
+      <w:bookmarkStart w:id="32" w:name="_ENREF_2"/>
+      <w:r>
+        <w:t xml:space="preserve">ALMUFTI, S., SHABAN, A., ALI, R. &amp; FUENTE, J. 2023. Overview of Metaheuristic Algorithms. </w:t>
       </w:r>
       <w:r>
         <w:rPr>
           <w:i/>
         </w:rPr>
-        <w:t>Growing Artificial Societies: Social Science from the Bottom Up</w:t>
-      </w:r>
-      <w:r>
-        <w:t>, The MIT Press.</w:t>
+        <w:t>Polaris Global Journal of Scholarly Research and Trends,</w:t>
+      </w:r>
+      <w:r>
+        <w:t xml:space="preserve"> 2</w:t>
+      </w:r>
+      <w:r>
+        <w:rPr>
+          <w:b/>
+        </w:rPr>
+        <w:t>,</w:t>
+      </w:r>
+      <w:r>
+        <w:t xml:space="preserve"> 10-32.</w:t>
       </w:r>
       <w:bookmarkEnd w:id="32"/>
     </w:p>
@@ -22381,9 +25695,33 @@
         <w:pStyle w:val="EndNoteBibliography"/>
         <w:ind w:left="720" w:hanging="720"/>
       </w:pPr>
-      <w:bookmarkStart w:id="33" w:name="_ENREF_9"/>
-      <w:r>
-        <w:t>FITRIANIE, S. &amp; ROTHKRANTZ, L. J. M. Dynamic Routing during Disaster Events.  International Conference on Information Systems for Crisis Response and Management, 2015.</w:t>
+      <w:bookmarkStart w:id="33" w:name="_ENREF_3"/>
+      <w:r>
+        <w:rPr>
+          <w:lang w:val="de-DE"/>
+        </w:rPr>
+        <w:t xml:space="preserve">BARAŃSKI, M. &amp; HAZNAR-BARAŃSKA, A. 2021. </w:t>
+      </w:r>
+      <w:r>
+        <w:t xml:space="preserve">Evacuation and its Types – Revision of the Definition and Classification. </w:t>
+      </w:r>
+      <w:r>
+        <w:rPr>
+          <w:i/>
+        </w:rPr>
+        <w:t>Safety &amp; Fire Technology,</w:t>
+      </w:r>
+      <w:r>
+        <w:t xml:space="preserve"> 58</w:t>
+      </w:r>
+      <w:r>
+        <w:rPr>
+          <w:b/>
+        </w:rPr>
+        <w:t>,</w:t>
+      </w:r>
+      <w:r>
+        <w:t xml:space="preserve"> 204-222.</w:t>
       </w:r>
       <w:bookmarkEnd w:id="33"/>
     </w:p>
@@ -22392,27 +25730,18 @@
         <w:pStyle w:val="EndNoteBibliography"/>
         <w:ind w:left="720" w:hanging="720"/>
       </w:pPr>
-      <w:bookmarkStart w:id="34" w:name="_ENREF_10"/>
-      <w:r>
-        <w:t xml:space="preserve">FOEAD, D., GHIFARI, A., KUSUMA, M., HANAFIAH, N. &amp; GUNAWAN, E. 2021. A Systematic Literature Review of A* Pathfinding. </w:t>
+      <w:bookmarkStart w:id="34" w:name="_ENREF_4"/>
+      <w:r>
+        <w:t xml:space="preserve">BEZANSON, J., KARPINSKI, S., SHAH, V. &amp; EDELMAN, A. 2012. </w:t>
       </w:r>
       <w:r>
         <w:rPr>
           <w:i/>
         </w:rPr>
-        <w:t>Procedia Computer Science,</w:t>
-      </w:r>
-      <w:r>
-        <w:t xml:space="preserve"> 179</w:t>
-      </w:r>
-      <w:r>
-        <w:rPr>
-          <w:b/>
-        </w:rPr>
-        <w:t>,</w:t>
-      </w:r>
-      <w:r>
-        <w:t xml:space="preserve"> 507-514.</w:t>
+        <w:t>Julia: A Fast Dynamic Language for Technical Computing</w:t>
+      </w:r>
+      <w:r>
+        <w:t>.</w:t>
       </w:r>
       <w:bookmarkEnd w:id="34"/>
     </w:p>
@@ -22421,27 +25750,9 @@
         <w:pStyle w:val="EndNoteBibliography"/>
         <w:ind w:left="720" w:hanging="720"/>
       </w:pPr>
-      <w:bookmarkStart w:id="35" w:name="_ENREF_11"/>
-      <w:r>
-        <w:t xml:space="preserve">GWYNNE, S. M. V., HULSE, L. M. &amp; KINSEY, M. J. 2016. Guidance for the Model Developer on Representing Human Behavior in Egress Models. </w:t>
-      </w:r>
-      <w:r>
-        <w:rPr>
-          <w:i/>
-        </w:rPr>
-        <w:t>Fire Technology,</w:t>
-      </w:r>
-      <w:r>
-        <w:t xml:space="preserve"> 52</w:t>
-      </w:r>
-      <w:r>
-        <w:rPr>
-          <w:b/>
-        </w:rPr>
-        <w:t>,</w:t>
-      </w:r>
-      <w:r>
-        <w:t xml:space="preserve"> 775-800.</w:t>
+      <w:bookmarkStart w:id="35" w:name="_ENREF_5"/>
+      <w:r>
+        <w:t>BORIS, J. P. &amp; PATNAIK, G. 2014. Acute Exposure Guideline Levels (AEGLs) for Time Varying Toxic Plumes. Washington, DC: Naval Research Laboratory, Laboratories for Computational Physics and Fluid Dynamics.</w:t>
       </w:r>
       <w:bookmarkEnd w:id="35"/>
     </w:p>
@@ -22450,27 +25761,21 @@
         <w:pStyle w:val="EndNoteBibliography"/>
         <w:ind w:left="720" w:hanging="720"/>
       </w:pPr>
-      <w:bookmarkStart w:id="36" w:name="_ENREF_12"/>
-      <w:r>
-        <w:t xml:space="preserve">HE, Z., SHEN, K., LAN, M. &amp; WENG, W. 2024. An evacuation path planning method for multi-hazard accidents in chemical industries based on risk perception. </w:t>
+      <w:bookmarkStart w:id="36" w:name="_ENREF_6"/>
+      <w:r>
+        <w:rPr>
+          <w:lang w:val="de-DE"/>
+        </w:rPr>
+        <w:t xml:space="preserve">DEBEBE KEBEDE, B. &amp; FRIEDRICH, J. 2025. </w:t>
       </w:r>
       <w:r>
         <w:rPr>
           <w:i/>
         </w:rPr>
-        <w:t>Reliability Engineering &amp; System Safety,</w:t>
-      </w:r>
-      <w:r>
-        <w:t xml:space="preserve"> 244</w:t>
-      </w:r>
-      <w:r>
-        <w:rPr>
-          <w:b/>
-        </w:rPr>
-        <w:t>,</w:t>
-      </w:r>
-      <w:r>
-        <w:t xml:space="preserve"> 109912.</w:t>
+        <w:t>Comparison of Pathfinding Algorithms in Dynamic and Congested Environments : A Comparative Analysis of D* Lite and LPA*.</w:t>
+      </w:r>
+      <w:r>
+        <w:t xml:space="preserve"> Independent thesis Basic level (degree of Bachelor) Student thesis.</w:t>
       </w:r>
       <w:bookmarkEnd w:id="36"/>
     </w:p>
@@ -22479,18 +25784,27 @@
         <w:pStyle w:val="EndNoteBibliography"/>
         <w:ind w:left="720" w:hanging="720"/>
       </w:pPr>
-      <w:bookmarkStart w:id="37" w:name="_ENREF_13"/>
-      <w:r>
-        <w:t xml:space="preserve">HERNÁNDEZ-IBÁÑEZ, L. A. &amp; BARNECHE-NAYA, V. Heightmap Examiner. A Descriptive Tool for Education in Digital Cartography. </w:t>
+      <w:bookmarkStart w:id="37" w:name="_ENREF_7"/>
+      <w:r>
+        <w:t xml:space="preserve">DUBOIS, G. D. A. A. R. V. A. T. C. 2022. Agents.jl: a performant and feature-full agent-based modeling software of minimal code complexity. </w:t>
       </w:r>
       <w:r>
         <w:rPr>
           <w:i/>
         </w:rPr>
-        <w:t xml:space="preserve">In: </w:t>
-      </w:r>
-      <w:r>
-        <w:t>STEPHANIDIS, C., HARRIS, D., LI, W.-C., SCHMORROW, D. D., FIDOPIASTIS, C. M., ANTONA, M., GAO, Q., ZHOU, J., ZAPHIRIS, P., IOANNOU, A., SOTTILARE, R. A., SCHWARZ, J. &amp; RAUTERBERG, M., eds. HCI International 2021 - Late Breaking Papers: Cognition, Inclusion, Learning, and Culture, 2021// 2021 Cham. Springer International Publishing, 406-416.</w:t>
+        <w:t>SIMULATION,</w:t>
+      </w:r>
+      <w:r>
+        <w:t xml:space="preserve"> 0</w:t>
+      </w:r>
+      <w:r>
+        <w:rPr>
+          <w:b/>
+        </w:rPr>
+        <w:t>,</w:t>
+      </w:r>
+      <w:r>
+        <w:t xml:space="preserve"> 003754972110688.</w:t>
       </w:r>
       <w:bookmarkEnd w:id="37"/>
     </w:p>
@@ -22499,27 +25813,29 @@
         <w:pStyle w:val="EndNoteBibliography"/>
         <w:ind w:left="720" w:hanging="720"/>
       </w:pPr>
-      <w:bookmarkStart w:id="38" w:name="_ENREF_14"/>
-      <w:r>
-        <w:t xml:space="preserve">HEUSNER, M., KELLER, T. &amp; HELMERT, M. 2021. Understanding the Search Behaviour of Greedy Best-First Search. </w:t>
+      <w:bookmarkStart w:id="38" w:name="_ENREF_8"/>
+      <w:r>
+        <w:t xml:space="preserve">EPA, U. 2025. </w:t>
       </w:r>
       <w:r>
         <w:rPr>
           <w:i/>
         </w:rPr>
-        <w:t>Proceedings of the International Symposium on Combinatorial Search,</w:t>
-      </w:r>
-      <w:r>
-        <w:t xml:space="preserve"> 8</w:t>
-      </w:r>
-      <w:r>
-        <w:rPr>
-          <w:b/>
-        </w:rPr>
-        <w:t>,</w:t>
-      </w:r>
-      <w:r>
-        <w:t xml:space="preserve"> 47-55.</w:t>
+        <w:t xml:space="preserve">Hydrogen sulfide Results - AEGL Program </w:t>
+      </w:r>
+      <w:r>
+        <w:t xml:space="preserve">[Online]. United States Environmental Protection Agency. Available: </w:t>
+      </w:r>
+      <w:hyperlink r:id="rId18" w:history="1">
+        <w:r>
+          <w:rPr>
+            <w:rStyle w:val="-"/>
+          </w:rPr>
+          <w:t>https://www.epa.gov/aegl/hydrogen-sulfide-results-aegl-program</w:t>
+        </w:r>
+      </w:hyperlink>
+      <w:r>
+        <w:t xml:space="preserve"> [Accessed 23/03/2026 2026].</w:t>
       </w:r>
       <w:bookmarkEnd w:id="38"/>
     </w:p>
@@ -22528,27 +25844,18 @@
         <w:pStyle w:val="EndNoteBibliography"/>
         <w:ind w:left="720" w:hanging="720"/>
       </w:pPr>
-      <w:bookmarkStart w:id="39" w:name="_ENREF_15"/>
-      <w:r>
-        <w:t xml:space="preserve">HU, X., CHEN, L., TANG, B., CAO, D. &amp; HE, H. 2018. Dynamic path planning for autonomous driving on various roads with avoidance of static and moving obstacles. </w:t>
+      <w:bookmarkStart w:id="39" w:name="_ENREF_9"/>
+      <w:r>
+        <w:t xml:space="preserve">EPSTEIN, J. M. &amp; AXTELL, R. 1996. </w:t>
       </w:r>
       <w:r>
         <w:rPr>
           <w:i/>
         </w:rPr>
-        <w:t>Mechanical Systems and Signal Processing,</w:t>
-      </w:r>
-      <w:r>
-        <w:t xml:space="preserve"> 100</w:t>
-      </w:r>
-      <w:r>
-        <w:rPr>
-          <w:b/>
-        </w:rPr>
-        <w:t>,</w:t>
-      </w:r>
-      <w:r>
-        <w:t xml:space="preserve"> 482-500.</w:t>
+        <w:t>Growing Artificial Societies: Social Science from the Bottom Up</w:t>
+      </w:r>
+      <w:r>
+        <w:t>, The MIT Press.</w:t>
       </w:r>
       <w:bookmarkEnd w:id="39"/>
     </w:p>
@@ -22557,18 +25864,9 @@
         <w:pStyle w:val="EndNoteBibliography"/>
         <w:ind w:left="720" w:hanging="720"/>
       </w:pPr>
-      <w:bookmarkStart w:id="40" w:name="_ENREF_16"/>
-      <w:r>
-        <w:t>IBRAHIM, N. &amp; HASSAN, F. H. 2023. The Integration of Agent-based Model and Social Force Model: Realistic Pedestrian Simulation. 13</w:t>
-      </w:r>
-      <w:r>
-        <w:rPr>
-          <w:b/>
-        </w:rPr>
-        <w:t>,</w:t>
-      </w:r>
-      <w:r>
-        <w:t xml:space="preserve"> 317-331.</w:t>
+      <w:bookmarkStart w:id="40" w:name="_ENREF_10"/>
+      <w:r>
+        <w:t>FITRIANIE, S. &amp; ROTHKRANTZ, L. J. M. Dynamic Routing during Disaster Events.  International Conference on Information Systems for Crisis Response and Management, 2015.</w:t>
       </w:r>
       <w:bookmarkEnd w:id="40"/>
     </w:p>
@@ -22577,18 +25875,27 @@
         <w:pStyle w:val="EndNoteBibliography"/>
         <w:ind w:left="720" w:hanging="720"/>
       </w:pPr>
-      <w:bookmarkStart w:id="41" w:name="_ENREF_17"/>
-      <w:r>
-        <w:t xml:space="preserve">ISSA, N. T. S. 2024. </w:t>
+      <w:bookmarkStart w:id="41" w:name="_ENREF_11"/>
+      <w:r>
+        <w:t xml:space="preserve">FOEAD, D., GHIFARI, A., KUSUMA, M., HANAFIAH, N. &amp; GUNAWAN, E. 2021. A Systematic Literature Review of A* Pathfinding. </w:t>
       </w:r>
       <w:r>
         <w:rPr>
           <w:i/>
         </w:rPr>
-        <w:t>Modeling and Simulation of Outdoor Crowd Evacuation Upon Exposure to Toxic Hydrogen Sulfide Gas.</w:t>
-      </w:r>
-      <w:r>
-        <w:t xml:space="preserve"> Master's thesis, Texas A&amp;M University.</w:t>
+        <w:t>Procedia Computer Science,</w:t>
+      </w:r>
+      <w:r>
+        <w:t xml:space="preserve"> 179</w:t>
+      </w:r>
+      <w:r>
+        <w:rPr>
+          <w:b/>
+        </w:rPr>
+        <w:t>,</w:t>
+      </w:r>
+      <w:r>
+        <w:t xml:space="preserve"> 507-514.</w:t>
       </w:r>
       <w:bookmarkEnd w:id="41"/>
     </w:p>
@@ -22597,18 +25904,27 @@
         <w:pStyle w:val="EndNoteBibliography"/>
         <w:ind w:left="720" w:hanging="720"/>
       </w:pPr>
-      <w:bookmarkStart w:id="42" w:name="_ENREF_18"/>
-      <w:r>
-        <w:t xml:space="preserve">KAY, F. P. M. &amp; KÄHLER, K. N. 2023. Bhopal Disaster. </w:t>
+      <w:bookmarkStart w:id="42" w:name="_ENREF_12"/>
+      <w:r>
+        <w:t xml:space="preserve">GWYNNE, S. M. V., HULSE, L. M. &amp; KINSEY, M. J. 2016. Guidance for the Model Developer on Representing Human Behavior in Egress Models. </w:t>
       </w:r>
       <w:r>
         <w:rPr>
           <w:i/>
         </w:rPr>
-        <w:t>Research Starters: Science.</w:t>
-      </w:r>
-      <w:r>
-        <w:t xml:space="preserve"> EBSCO.</w:t>
+        <w:t>Fire Technology,</w:t>
+      </w:r>
+      <w:r>
+        <w:t xml:space="preserve"> 52</w:t>
+      </w:r>
+      <w:r>
+        <w:rPr>
+          <w:b/>
+        </w:rPr>
+        <w:t>,</w:t>
+      </w:r>
+      <w:r>
+        <w:t xml:space="preserve"> 775-800.</w:t>
       </w:r>
       <w:bookmarkEnd w:id="42"/>
     </w:p>
@@ -22617,9 +25933,18 @@
         <w:pStyle w:val="EndNoteBibliography"/>
         <w:ind w:left="720" w:hanging="720"/>
       </w:pPr>
-      <w:bookmarkStart w:id="43" w:name="_ENREF_19"/>
-      <w:r>
-        <w:t>KIM, H., HAAM, S., YOO, M. &amp; SONG, W. S. 2026. Algorithmic Evaluation of Fire Evacuation Efficiency Under Dynamic Crowd and Smoke Conditions. 9</w:t>
+      <w:bookmarkStart w:id="43" w:name="_ENREF_13"/>
+      <w:r>
+        <w:t xml:space="preserve">HE, Z., SHEN, K., LAN, M. &amp; WENG, W. 2024. An evacuation path planning method for multi-hazard accidents in chemical industries based on risk perception. </w:t>
+      </w:r>
+      <w:r>
+        <w:rPr>
+          <w:i/>
+        </w:rPr>
+        <w:t>Reliability Engineering &amp; System Safety,</w:t>
+      </w:r>
+      <w:r>
+        <w:t xml:space="preserve"> 244</w:t>
       </w:r>
       <w:r>
         <w:rPr>
@@ -22628,7 +25953,7 @@
         <w:t>,</w:t>
       </w:r>
       <w:r>
-        <w:t xml:space="preserve"> 32.</w:t>
+        <w:t xml:space="preserve"> 109912.</w:t>
       </w:r>
       <w:bookmarkEnd w:id="43"/>
     </w:p>
@@ -22636,39 +25961,19 @@
       <w:pPr>
         <w:pStyle w:val="EndNoteBibliography"/>
         <w:ind w:left="720" w:hanging="720"/>
-        <w:rPr>
-          <w:lang w:val="de-DE"/>
-        </w:rPr>
-      </w:pPr>
-      <w:bookmarkStart w:id="44" w:name="_ENREF_20"/>
-      <w:r>
-        <w:t xml:space="preserve">KL¼GL, F. &amp; BAZZAN, A. 2012. Agent-Based Modeling and Simulation. </w:t>
+      </w:pPr>
+      <w:bookmarkStart w:id="44" w:name="_ENREF_14"/>
+      <w:r>
+        <w:t xml:space="preserve">HERNÁNDEZ-IBÁÑEZ, L. A. &amp; BARNECHE-NAYA, V. Heightmap Examiner. A Descriptive Tool for Education in Digital Cartography. </w:t>
       </w:r>
       <w:r>
         <w:rPr>
           <w:i/>
-          <w:lang w:val="de-DE"/>
-        </w:rPr>
-        <w:t>AI Magazine,</w:t>
-      </w:r>
-      <w:r>
-        <w:rPr>
-          <w:lang w:val="de-DE"/>
-        </w:rPr>
-        <w:t xml:space="preserve"> 33</w:t>
-      </w:r>
-      <w:r>
-        <w:rPr>
-          <w:b/>
-          <w:lang w:val="de-DE"/>
-        </w:rPr>
-        <w:t>,</w:t>
-      </w:r>
-      <w:r>
-        <w:rPr>
-          <w:lang w:val="de-DE"/>
-        </w:rPr>
-        <w:t xml:space="preserve"> 29-40.</w:t>
+        </w:rPr>
+        <w:t xml:space="preserve">In: </w:t>
+      </w:r>
+      <w:r>
+        <w:t>STEPHANIDIS, C., HARRIS, D., LI, W.-C., SCHMORROW, D. D., FIDOPIASTIS, C. M., ANTONA, M., GAO, Q., ZHOU, J., ZAPHIRIS, P., IOANNOU, A., SOTTILARE, R. A., SCHWARZ, J. &amp; RAUTERBERG, M., eds. HCI International 2021 - Late Breaking Papers: Cognition, Inclusion, Learning, and Culture, 2021// 2021 Cham. Springer International Publishing, 406-416.</w:t>
       </w:r>
       <w:bookmarkEnd w:id="44"/>
     </w:p>
@@ -22676,30 +25981,28 @@
       <w:pPr>
         <w:pStyle w:val="EndNoteBibliography"/>
         <w:ind w:left="720" w:hanging="720"/>
-        <w:rPr>
-          <w:lang w:val="de-DE"/>
-        </w:rPr>
-      </w:pPr>
-      <w:bookmarkStart w:id="45" w:name="_ENREF_21"/>
-      <w:r>
-        <w:rPr>
-          <w:lang w:val="de-DE"/>
-        </w:rPr>
-        <w:lastRenderedPageBreak/>
-        <w:t xml:space="preserve">KOENIG, S. &amp; LIKHACHEV, M. 2002. </w:t>
+      </w:pPr>
+      <w:bookmarkStart w:id="45" w:name="_ENREF_15"/>
+      <w:r>
+        <w:t xml:space="preserve">HEUSNER, M., KELLER, T. &amp; HELMERT, M. 2021. Understanding the Search Behaviour of Greedy Best-First Search. </w:t>
       </w:r>
       <w:r>
         <w:rPr>
           <w:i/>
-          <w:lang w:val="de-DE"/>
-        </w:rPr>
-        <w:t>D*Lite</w:t>
-      </w:r>
-      <w:r>
-        <w:rPr>
-          <w:lang w:val="de-DE"/>
-        </w:rPr>
-        <w:t>.</w:t>
+        </w:rPr>
+        <w:t>Proceedings of the International Symposium on Combinatorial Search,</w:t>
+      </w:r>
+      <w:r>
+        <w:t xml:space="preserve"> 8</w:t>
+      </w:r>
+      <w:r>
+        <w:rPr>
+          <w:b/>
+        </w:rPr>
+        <w:t>,</w:t>
+      </w:r>
+      <w:r>
+        <w:t xml:space="preserve"> 47-55.</w:t>
       </w:r>
       <w:bookmarkEnd w:id="45"/>
     </w:p>
@@ -22708,21 +26011,27 @@
         <w:pStyle w:val="EndNoteBibliography"/>
         <w:ind w:left="720" w:hanging="720"/>
       </w:pPr>
-      <w:bookmarkStart w:id="46" w:name="_ENREF_22"/>
-      <w:r>
-        <w:rPr>
-          <w:lang w:val="de-DE"/>
-        </w:rPr>
-        <w:t xml:space="preserve">KULIGOWSKI, E. D. 2011. </w:t>
+      <w:bookmarkStart w:id="46" w:name="_ENREF_16"/>
+      <w:r>
+        <w:t xml:space="preserve">HU, X., CHEN, L., TANG, B., CAO, D. &amp; HE, H. 2018. Dynamic path planning for autonomous driving on various roads with avoidance of static and moving obstacles. </w:t>
       </w:r>
       <w:r>
         <w:rPr>
           <w:i/>
         </w:rPr>
-        <w:t>TERROR DEFEATED: Occupant Sensemaking, Decision-Making and Protective Action in the 2001 World Trade Center Disaster.</w:t>
-      </w:r>
-      <w:r>
-        <w:t xml:space="preserve"> PhD thesis, University of Colorado at Boulder.</w:t>
+        <w:t>Mechanical Systems and Signal Processing,</w:t>
+      </w:r>
+      <w:r>
+        <w:t xml:space="preserve"> 100</w:t>
+      </w:r>
+      <w:r>
+        <w:rPr>
+          <w:b/>
+        </w:rPr>
+        <w:t>,</w:t>
+      </w:r>
+      <w:r>
+        <w:t xml:space="preserve"> 482-500.</w:t>
       </w:r>
       <w:bookmarkEnd w:id="46"/>
     </w:p>
@@ -22731,9 +26040,9 @@
         <w:pStyle w:val="EndNoteBibliography"/>
         <w:ind w:left="720" w:hanging="720"/>
       </w:pPr>
-      <w:bookmarkStart w:id="47" w:name="_ENREF_23"/>
-      <w:r>
-        <w:t>LAWANDE, S. R., JASMINE, G., ANBARASI, J. &amp; IZHAR, L. I. 2022. A Systematic Review and Analysis of Intelligence-Based Pathfinding Algorithms in the Field of Video Games. 12</w:t>
+      <w:bookmarkStart w:id="47" w:name="_ENREF_17"/>
+      <w:r>
+        <w:t>IBRAHIM, N. &amp; HASSAN, F. H. 2023. The Integration of Agent-based Model and Social Force Model: Realistic Pedestrian Simulation. 13</w:t>
       </w:r>
       <w:r>
         <w:rPr>
@@ -22742,7 +26051,7 @@
         <w:t>,</w:t>
       </w:r>
       <w:r>
-        <w:t xml:space="preserve"> 5499.</w:t>
+        <w:t xml:space="preserve"> 317-331.</w:t>
       </w:r>
       <w:bookmarkEnd w:id="47"/>
     </w:p>
@@ -22751,76 +26060,65 @@
         <w:pStyle w:val="EndNoteBibliography"/>
         <w:ind w:left="720" w:hanging="720"/>
       </w:pPr>
-      <w:bookmarkStart w:id="48" w:name="_ENREF_24"/>
-      <w:r>
-        <w:t xml:space="preserve">LEE, A. F. &amp; TSAI, P. H. 2023. Online Indoor Fire Evacuation System. </w:t>
+      <w:bookmarkStart w:id="48" w:name="_ENREF_18"/>
+      <w:r>
+        <w:t xml:space="preserve">ISSA, N. T. S. 2024. </w:t>
       </w:r>
       <w:r>
         <w:rPr>
           <w:i/>
         </w:rPr>
-        <w:t>IEEE Systems Journal,</w:t>
-      </w:r>
-      <w:r>
-        <w:t xml:space="preserve"> 17</w:t>
-      </w:r>
-      <w:r>
-        <w:rPr>
-          <w:b/>
-        </w:rPr>
-        <w:t>,</w:t>
-      </w:r>
-      <w:r>
-        <w:t xml:space="preserve"> 3584-3592.</w:t>
+        <w:t>Modeling and Simulation of Outdoor Crowd Evacuation Upon Exposure to Toxic Hydrogen Sulfide Gas.</w:t>
+      </w:r>
+      <w:r>
+        <w:t xml:space="preserve"> Master's thesis, Texas A&amp;M University.</w:t>
       </w:r>
       <w:bookmarkEnd w:id="48"/>
     </w:p>
     <w:p>
       <w:pPr>
         <w:pStyle w:val="EndNoteBibliography"/>
+        <w:tabs>
+          <w:tab w:val="right" w:pos="10080"/>
+        </w:tabs>
         <w:ind w:left="720" w:hanging="720"/>
       </w:pPr>
-      <w:bookmarkStart w:id="49" w:name="_ENREF_25"/>
-      <w:r>
-        <w:t xml:space="preserve">LIU, L., ZHANG, H., SHI, J. &amp; GENG, J. 2023. Real-time evacuation route optimization in the fire scenarios of cruise ships. </w:t>
+      <w:bookmarkStart w:id="49" w:name="_ENREF_19"/>
+      <w:r>
+        <w:t xml:space="preserve">KAY, F. P. M. &amp; KÄHLER, K. N. 2023. Bhopal Disaster. </w:t>
       </w:r>
       <w:r>
         <w:rPr>
           <w:i/>
         </w:rPr>
-        <w:t>Simulation Modelling Practice and Theory,</w:t>
-      </w:r>
-      <w:r>
-        <w:t xml:space="preserve"> 129</w:t>
-      </w:r>
-      <w:r>
-        <w:rPr>
-          <w:b/>
-        </w:rPr>
-        <w:t>,</w:t>
-      </w:r>
-      <w:r>
-        <w:t xml:space="preserve"> 102843.</w:t>
+        <w:t>Research Starters: Science.</w:t>
+      </w:r>
+      <w:r>
+        <w:t xml:space="preserve"> EBSCO.</w:t>
       </w:r>
       <w:bookmarkEnd w:id="49"/>
+      <w:r>
+        <w:tab/>
+      </w:r>
     </w:p>
     <w:p>
       <w:pPr>
         <w:pStyle w:val="EndNoteBibliography"/>
         <w:ind w:left="720" w:hanging="720"/>
-        <w:rPr>
-          <w:i/>
-        </w:rPr>
-      </w:pPr>
-      <w:bookmarkStart w:id="50" w:name="_ENREF_26"/>
-      <w:r>
-        <w:t xml:space="preserve">LOVREGLIO, R. 2016. </w:t>
-      </w:r>
-      <w:r>
-        <w:rPr>
-          <w:i/>
-        </w:rPr>
-        <w:t>Modelling Decision-Making in Fire Evacuation based on Random Utility Theory.</w:t>
+      </w:pPr>
+      <w:bookmarkStart w:id="50" w:name="_ENREF_20"/>
+      <w:r>
+        <w:lastRenderedPageBreak/>
+        <w:t>KIM, H., HAAM, S., YOO, M. &amp; SONG, W. S. 2026. Algorithmic Evaluation of Fire Evacuation Efficiency Under Dynamic Crowd and Smoke Conditions. 9</w:t>
+      </w:r>
+      <w:r>
+        <w:rPr>
+          <w:b/>
+        </w:rPr>
+        <w:t>,</w:t>
+      </w:r>
+      <w:r>
+        <w:t xml:space="preserve"> 32.</w:t>
       </w:r>
       <w:bookmarkEnd w:id="50"/>
     </w:p>
@@ -22828,19 +26126,39 @@
       <w:pPr>
         <w:pStyle w:val="EndNoteBibliography"/>
         <w:ind w:left="720" w:hanging="720"/>
-      </w:pPr>
-      <w:bookmarkStart w:id="51" w:name="_ENREF_27"/>
-      <w:r>
-        <w:t xml:space="preserve">MACAL, C. 2018. </w:t>
+        <w:rPr>
+          <w:lang w:val="de-DE"/>
+        </w:rPr>
+      </w:pPr>
+      <w:bookmarkStart w:id="51" w:name="_ENREF_21"/>
+      <w:r>
+        <w:t xml:space="preserve">KL¼GL, F. &amp; BAZZAN, A. 2012. Agent-Based Modeling and Simulation. </w:t>
       </w:r>
       <w:r>
         <w:rPr>
           <w:i/>
-        </w:rPr>
-        <w:t>TUTORIAL ON AGENT-BASED MODELING AND SIMULATION: ABM DESIGN FOR THE ZOMBIE APOCALYPSE</w:t>
-      </w:r>
-      <w:r>
-        <w:t>.</w:t>
+          <w:lang w:val="de-DE"/>
+        </w:rPr>
+        <w:t>AI Magazine,</w:t>
+      </w:r>
+      <w:r>
+        <w:rPr>
+          <w:lang w:val="de-DE"/>
+        </w:rPr>
+        <w:t xml:space="preserve"> 33</w:t>
+      </w:r>
+      <w:r>
+        <w:rPr>
+          <w:b/>
+          <w:lang w:val="de-DE"/>
+        </w:rPr>
+        <w:t>,</w:t>
+      </w:r>
+      <w:r>
+        <w:rPr>
+          <w:lang w:val="de-DE"/>
+        </w:rPr>
+        <w:t xml:space="preserve"> 29-40.</w:t>
       </w:r>
       <w:bookmarkEnd w:id="51"/>
     </w:p>
@@ -22848,34 +26166,29 @@
       <w:pPr>
         <w:pStyle w:val="EndNoteBibliography"/>
         <w:ind w:left="720" w:hanging="720"/>
-      </w:pPr>
-      <w:bookmarkStart w:id="52" w:name="_ENREF_28"/>
-      <w:r>
         <w:rPr>
           <w:lang w:val="de-DE"/>
         </w:rPr>
-        <w:t xml:space="preserve">NIU, C., LI, A., HUANG, X., LI, W. &amp; XU, C. 2021. </w:t>
-      </w:r>
-      <w:r>
-        <w:t>Research on Global Dynamic Path Planning Method Based on Improved A  </w:t>
-      </w:r>
-      <w:r>
-        <w:rPr>
-          <w:rFonts w:ascii="Cambria Math" w:hAnsi="Cambria Math" w:cs="Cambria Math"/>
-        </w:rPr>
-        <w:t>∗</w:t>
-      </w:r>
-      <w:r>
-        <w:t xml:space="preserve"> Algorithm. 2021</w:t>
-      </w:r>
-      <w:r>
-        <w:rPr>
-          <w:b/>
-        </w:rPr>
-        <w:t>,</w:t>
-      </w:r>
-      <w:r>
-        <w:t xml:space="preserve"> 4977041.</w:t>
+      </w:pPr>
+      <w:bookmarkStart w:id="52" w:name="_ENREF_22"/>
+      <w:r>
+        <w:rPr>
+          <w:lang w:val="de-DE"/>
+        </w:rPr>
+        <w:t xml:space="preserve">KOENIG, S. &amp; LIKHACHEV, M. 2002. </w:t>
+      </w:r>
+      <w:r>
+        <w:rPr>
+          <w:i/>
+          <w:lang w:val="de-DE"/>
+        </w:rPr>
+        <w:t>D*Lite</w:t>
+      </w:r>
+      <w:r>
+        <w:rPr>
+          <w:lang w:val="de-DE"/>
+        </w:rPr>
+        <w:t>.</w:t>
       </w:r>
       <w:bookmarkEnd w:id="52"/>
     </w:p>
@@ -22884,27 +26197,21 @@
         <w:pStyle w:val="EndNoteBibliography"/>
         <w:ind w:left="720" w:hanging="720"/>
       </w:pPr>
-      <w:bookmarkStart w:id="53" w:name="_ENREF_29"/>
-      <w:r>
-        <w:t xml:space="preserve">RONCHI, E. 2021. Developing and validating evacuation models for fire safety engineering. </w:t>
+      <w:bookmarkStart w:id="53" w:name="_ENREF_23"/>
+      <w:r>
+        <w:rPr>
+          <w:lang w:val="de-DE"/>
+        </w:rPr>
+        <w:t xml:space="preserve">KULIGOWSKI, E. D. 2011. </w:t>
       </w:r>
       <w:r>
         <w:rPr>
           <w:i/>
         </w:rPr>
-        <w:t>Fire Safety Journal,</w:t>
-      </w:r>
-      <w:r>
-        <w:t xml:space="preserve"> 120</w:t>
-      </w:r>
-      <w:r>
-        <w:rPr>
-          <w:b/>
-        </w:rPr>
-        <w:t>,</w:t>
-      </w:r>
-      <w:r>
-        <w:t xml:space="preserve"> 103020.</w:t>
+        <w:t>TERROR DEFEATED: Occupant Sensemaking, Decision-Making and Protective Action in the 2001 World Trade Center Disaster.</w:t>
+      </w:r>
+      <w:r>
+        <w:t xml:space="preserve"> PhD thesis, University of Colorado at Boulder.</w:t>
       </w:r>
       <w:bookmarkEnd w:id="53"/>
     </w:p>
@@ -22913,18 +26220,18 @@
         <w:pStyle w:val="EndNoteBibliography"/>
         <w:ind w:left="720" w:hanging="720"/>
       </w:pPr>
-      <w:bookmarkStart w:id="54" w:name="_ENREF_30"/>
-      <w:r>
-        <w:t xml:space="preserve">RUSSELL, S. &amp; NORVIG, P. 2020. </w:t>
-      </w:r>
-      <w:r>
-        <w:rPr>
-          <w:i/>
-        </w:rPr>
-        <w:t xml:space="preserve">Artificial Intelligence: A Modern Approach, </w:t>
-      </w:r>
-      <w:r>
-        <w:t>Hoboken, NJ, Pearson.</w:t>
+      <w:bookmarkStart w:id="54" w:name="_ENREF_24"/>
+      <w:r>
+        <w:t>LAWANDE, S. R., JASMINE, G., ANBARASI, J. &amp; IZHAR, L. I. 2022. A Systematic Review and Analysis of Intelligence-Based Pathfinding Algorithms in the Field of Video Games. 12</w:t>
+      </w:r>
+      <w:r>
+        <w:rPr>
+          <w:b/>
+        </w:rPr>
+        <w:t>,</w:t>
+      </w:r>
+      <w:r>
+        <w:t xml:space="preserve"> 5499.</w:t>
       </w:r>
       <w:bookmarkEnd w:id="54"/>
     </w:p>
@@ -22933,18 +26240,18 @@
         <w:pStyle w:val="EndNoteBibliography"/>
         <w:ind w:left="720" w:hanging="720"/>
       </w:pPr>
-      <w:bookmarkStart w:id="55" w:name="_ENREF_31"/>
-      <w:r>
-        <w:t xml:space="preserve">SENANAYAKE, G. P. D. P., KIEU, M., ZOU, Y. &amp; DIRKS, K. 2024. Agent-based simulation for pedestrian evacuation: A systematic literature review. </w:t>
+      <w:bookmarkStart w:id="55" w:name="_ENREF_25"/>
+      <w:r>
+        <w:t xml:space="preserve">LEE, A. F. &amp; TSAI, P. H. 2023. Online Indoor Fire Evacuation System. </w:t>
       </w:r>
       <w:r>
         <w:rPr>
           <w:i/>
         </w:rPr>
-        <w:t>International Journal of Disaster Risk Reduction,</w:t>
-      </w:r>
-      <w:r>
-        <w:t xml:space="preserve"> 111</w:t>
+        <w:t>IEEE Systems Journal,</w:t>
+      </w:r>
+      <w:r>
+        <w:t xml:space="preserve"> 17</w:t>
       </w:r>
       <w:r>
         <w:rPr>
@@ -22953,7 +26260,7 @@
         <w:t>,</w:t>
       </w:r>
       <w:r>
-        <w:t xml:space="preserve"> 104705.</w:t>
+        <w:t xml:space="preserve"> 3584-3592.</w:t>
       </w:r>
       <w:bookmarkEnd w:id="55"/>
     </w:p>
@@ -22962,18 +26269,18 @@
         <w:pStyle w:val="EndNoteBibliography"/>
         <w:ind w:left="720" w:hanging="720"/>
       </w:pPr>
-      <w:bookmarkStart w:id="56" w:name="_ENREF_32"/>
-      <w:r>
-        <w:t xml:space="preserve">SHAIKH, N., KAKOSIMOS, K. E., ADIA, N. &amp; VECHOT, L. 2020. Concept and demonstration of a fully coupled and dynamic exposure-response methodology for crowd evacuation numerical modelling in airborne-toxic environments. </w:t>
+      <w:bookmarkStart w:id="56" w:name="_ENREF_26"/>
+      <w:r>
+        <w:t xml:space="preserve">LIU, L., ZHANG, H., SHI, J. &amp; GENG, J. 2023. Real-time evacuation route optimization in the fire scenarios of cruise ships. </w:t>
       </w:r>
       <w:r>
         <w:rPr>
           <w:i/>
         </w:rPr>
-        <w:t>J Hazard Mater,</w:t>
-      </w:r>
-      <w:r>
-        <w:t xml:space="preserve"> 399</w:t>
+        <w:t>Simulation Modelling Practice and Theory,</w:t>
+      </w:r>
+      <w:r>
+        <w:t xml:space="preserve"> 129</w:t>
       </w:r>
       <w:r>
         <w:rPr>
@@ -22982,7 +26289,7 @@
         <w:t>,</w:t>
       </w:r>
       <w:r>
-        <w:t xml:space="preserve"> 123093.</w:t>
+        <w:t xml:space="preserve"> 102843.</w:t>
       </w:r>
       <w:bookmarkEnd w:id="56"/>
     </w:p>
@@ -22990,28 +26297,19 @@
       <w:pPr>
         <w:pStyle w:val="EndNoteBibliography"/>
         <w:ind w:left="720" w:hanging="720"/>
-      </w:pPr>
-      <w:bookmarkStart w:id="57" w:name="_ENREF_33"/>
-      <w:r>
-        <w:t xml:space="preserve">SHARMA, H., ALEKSEYCHUK, A., LESKOVSKY, P., HELLWICH, O., ANAND, R. S., ZERBE, N. &amp; HUFNAGL, P. 2012. Determining similarity in histological images using graph-theoretic description and matching methods for content-based image retrieval in medical diagnostics. </w:t>
-      </w:r>
-      <w:r>
         <w:rPr>
           <w:i/>
         </w:rPr>
-        <w:t>Diagnostic Pathology,</w:t>
-      </w:r>
-      <w:r>
-        <w:t xml:space="preserve"> 7</w:t>
-      </w:r>
-      <w:r>
-        <w:rPr>
-          <w:b/>
-        </w:rPr>
-        <w:t>,</w:t>
-      </w:r>
-      <w:r>
-        <w:t xml:space="preserve"> 134.</w:t>
+      </w:pPr>
+      <w:bookmarkStart w:id="57" w:name="_ENREF_27"/>
+      <w:r>
+        <w:t xml:space="preserve">LOVREGLIO, R. 2016. </w:t>
+      </w:r>
+      <w:r>
+        <w:rPr>
+          <w:i/>
+        </w:rPr>
+        <w:t>Modelling Decision-Making in Fire Evacuation based on Random Utility Theory.</w:t>
       </w:r>
       <w:bookmarkEnd w:id="57"/>
     </w:p>
@@ -23020,27 +26318,18 @@
         <w:pStyle w:val="EndNoteBibliography"/>
         <w:ind w:left="720" w:hanging="720"/>
       </w:pPr>
-      <w:bookmarkStart w:id="58" w:name="_ENREF_34"/>
-      <w:r>
-        <w:t xml:space="preserve">SIPAYUNG, L., SINAGA, C. &amp; SAGALA, A. 2023. Application of Dijkstra's Algorithm to Determine the Shortest Route from City Center to Medan City Tourist Attractions. </w:t>
+      <w:bookmarkStart w:id="58" w:name="_ENREF_28"/>
+      <w:r>
+        <w:t xml:space="preserve">MACAL, C. 2018. </w:t>
       </w:r>
       <w:r>
         <w:rPr>
           <w:i/>
         </w:rPr>
-        <w:t>Journal of Computer Networks, Architecture and High Performance Computing,</w:t>
-      </w:r>
-      <w:r>
-        <w:t xml:space="preserve"> 5</w:t>
-      </w:r>
-      <w:r>
-        <w:rPr>
-          <w:b/>
-        </w:rPr>
-        <w:t>,</w:t>
-      </w:r>
-      <w:r>
-        <w:t xml:space="preserve"> 648-655.</w:t>
+        <w:t>TUTORIAL ON AGENT-BASED MODELING AND SIMULATION: ABM DESIGN FOR THE ZOMBIE APOCALYPSE</w:t>
+      </w:r>
+      <w:r>
+        <w:t>.</w:t>
       </w:r>
       <w:bookmarkEnd w:id="58"/>
     </w:p>
@@ -23049,9 +26338,33 @@
         <w:pStyle w:val="EndNoteBibliography"/>
         <w:ind w:left="720" w:hanging="720"/>
       </w:pPr>
-      <w:bookmarkStart w:id="59" w:name="_ENREF_35"/>
-      <w:r>
-        <w:t>STENTZ, A. The D* Algorithm for Real-Time Planning of Optimal Traverses. 1994.</w:t>
+      <w:bookmarkStart w:id="59" w:name="_ENREF_29"/>
+      <w:r>
+        <w:rPr>
+          <w:lang w:val="de-DE"/>
+        </w:rPr>
+        <w:t xml:space="preserve">NIU, C., LI, A., HUANG, X., LI, W. &amp; XU, C. 2021. </w:t>
+      </w:r>
+      <w:r>
+        <w:t>Research on Global Dynamic Path Planning Method Based on Improved A  </w:t>
+      </w:r>
+      <w:r>
+        <w:rPr>
+          <w:rFonts w:ascii="Cambria Math" w:hAnsi="Cambria Math" w:cs="Cambria Math"/>
+        </w:rPr>
+        <w:t>∗</w:t>
+      </w:r>
+      <w:r>
+        <w:t xml:space="preserve"> Algorithm. 2021</w:t>
+      </w:r>
+      <w:r>
+        <w:rPr>
+          <w:b/>
+        </w:rPr>
+        <w:t>,</w:t>
+      </w:r>
+      <w:r>
+        <w:t xml:space="preserve"> 4977041.</w:t>
       </w:r>
       <w:bookmarkEnd w:id="59"/>
     </w:p>
@@ -23060,18 +26373,18 @@
         <w:pStyle w:val="EndNoteBibliography"/>
         <w:ind w:left="720" w:hanging="720"/>
       </w:pPr>
-      <w:bookmarkStart w:id="60" w:name="_ENREF_36"/>
-      <w:r>
-        <w:t xml:space="preserve">SUN, H., HAN, G., ZHANG, X. &amp; RUAN, X. 2025. Grasping emergency dynamics: A review of group evacuation techniques and strategies in major emergencies. </w:t>
+      <w:bookmarkStart w:id="60" w:name="_ENREF_30"/>
+      <w:r>
+        <w:t xml:space="preserve">RONCHI, E. 2021. Developing and validating evacuation models for fire safety engineering. </w:t>
       </w:r>
       <w:r>
         <w:rPr>
           <w:i/>
         </w:rPr>
-        <w:t>Journal of Safety Science and Resilience,</w:t>
-      </w:r>
-      <w:r>
-        <w:t xml:space="preserve"> 6</w:t>
+        <w:t>Fire Safety Journal,</w:t>
+      </w:r>
+      <w:r>
+        <w:t xml:space="preserve"> 120</w:t>
       </w:r>
       <w:r>
         <w:rPr>
@@ -23080,7 +26393,7 @@
         <w:t>,</w:t>
       </w:r>
       <w:r>
-        <w:t xml:space="preserve"> 1-20.</w:t>
+        <w:t xml:space="preserve"> 103020.</w:t>
       </w:r>
       <w:bookmarkEnd w:id="60"/>
     </w:p>
@@ -23089,18 +26402,18 @@
         <w:pStyle w:val="EndNoteBibliography"/>
         <w:ind w:left="720" w:hanging="720"/>
       </w:pPr>
-      <w:bookmarkStart w:id="61" w:name="_ENREF_37"/>
-      <w:r>
-        <w:t xml:space="preserve">TALBI, E.-G. 2009. </w:t>
+      <w:bookmarkStart w:id="61" w:name="_ENREF_31"/>
+      <w:r>
+        <w:t xml:space="preserve">RUSSELL, S. &amp; NORVIG, P. 2020. </w:t>
       </w:r>
       <w:r>
         <w:rPr>
           <w:i/>
         </w:rPr>
-        <w:t>Metaheuristics: From Design to Implementation</w:t>
-      </w:r>
-      <w:r>
-        <w:t>, Wiley Publishing.</w:t>
+        <w:t xml:space="preserve">Artificial Intelligence: A Modern Approach, </w:t>
+      </w:r>
+      <w:r>
+        <w:t>Hoboken, NJ, Pearson.</w:t>
       </w:r>
       <w:bookmarkEnd w:id="61"/>
     </w:p>
@@ -23108,19 +26421,28 @@
       <w:pPr>
         <w:pStyle w:val="EndNoteBibliography"/>
         <w:ind w:left="720" w:hanging="720"/>
-        <w:rPr>
-          <w:lang w:val="de-DE"/>
-        </w:rPr>
-      </w:pPr>
-      <w:bookmarkStart w:id="62" w:name="_ENREF_38"/>
-      <w:r>
-        <w:t xml:space="preserve">TREVENA, C. Algorithms Used in Pathfinding and Navigation Meshes 3 Concepts and Terminology : Basic Visual Representations. </w:t>
-      </w:r>
-      <w:r>
-        <w:rPr>
-          <w:lang w:val="de-DE"/>
-        </w:rPr>
-        <w:t>2015.</w:t>
+      </w:pPr>
+      <w:bookmarkStart w:id="62" w:name="_ENREF_32"/>
+      <w:r>
+        <w:t xml:space="preserve">SENANAYAKE, G. P. D. P., KIEU, M., ZOU, Y. &amp; DIRKS, K. 2024. Agent-based simulation for pedestrian evacuation: A systematic literature review. </w:t>
+      </w:r>
+      <w:r>
+        <w:rPr>
+          <w:i/>
+        </w:rPr>
+        <w:t>International Journal of Disaster Risk Reduction,</w:t>
+      </w:r>
+      <w:r>
+        <w:t xml:space="preserve"> 111</w:t>
+      </w:r>
+      <w:r>
+        <w:rPr>
+          <w:b/>
+        </w:rPr>
+        <w:t>,</w:t>
+      </w:r>
+      <w:r>
+        <w:t xml:space="preserve"> 104705.</w:t>
       </w:r>
       <w:bookmarkEnd w:id="62"/>
     </w:p>
@@ -23129,24 +26451,18 @@
         <w:pStyle w:val="EndNoteBibliography"/>
         <w:ind w:left="720" w:hanging="720"/>
       </w:pPr>
-      <w:bookmarkStart w:id="63" w:name="_ENREF_39"/>
-      <w:r>
-        <w:rPr>
-          <w:lang w:val="de-DE"/>
-        </w:rPr>
-        <w:t xml:space="preserve">VERMUYTEN, H., BELIËN, J., DE BOECK, L., RENIERS, G. &amp; WAUTERS, T. 2016. </w:t>
-      </w:r>
-      <w:r>
-        <w:t xml:space="preserve">A review of optimisation models for pedestrian evacuation and design problems. </w:t>
+      <w:bookmarkStart w:id="63" w:name="_ENREF_33"/>
+      <w:r>
+        <w:t xml:space="preserve">SHAIKH, N., KAKOSIMOS, K. E., ADIA, N. &amp; VECHOT, L. 2020. Concept and demonstration of a fully coupled and dynamic exposure-response methodology for crowd evacuation numerical modelling in airborne-toxic environments. </w:t>
       </w:r>
       <w:r>
         <w:rPr>
           <w:i/>
         </w:rPr>
-        <w:t>Safety Science,</w:t>
-      </w:r>
-      <w:r>
-        <w:t xml:space="preserve"> 87</w:t>
+        <w:t>J Hazard Mater,</w:t>
+      </w:r>
+      <w:r>
+        <w:t xml:space="preserve"> 399</w:t>
       </w:r>
       <w:r>
         <w:rPr>
@@ -23155,7 +26471,7 @@
         <w:t>,</w:t>
       </w:r>
       <w:r>
-        <w:t xml:space="preserve"> 167-178.</w:t>
+        <w:t xml:space="preserve"> 123093.</w:t>
       </w:r>
       <w:bookmarkEnd w:id="63"/>
     </w:p>
@@ -23164,18 +26480,18 @@
         <w:pStyle w:val="EndNoteBibliography"/>
         <w:ind w:left="720" w:hanging="720"/>
       </w:pPr>
-      <w:bookmarkStart w:id="64" w:name="_ENREF_40"/>
-      <w:r>
-        <w:t xml:space="preserve">WAN, J., SUI, J. &amp; YU, H. 2014. Research on evacuation in the subway station in China based on the Combined Social Force Model. </w:t>
+      <w:bookmarkStart w:id="64" w:name="_ENREF_34"/>
+      <w:r>
+        <w:t xml:space="preserve">SHARMA, H., ALEKSEYCHUK, A., LESKOVSKY, P., HELLWICH, O., ANAND, R. S., ZERBE, N. &amp; HUFNAGL, P. 2012. Determining similarity in histological images using graph-theoretic description and matching methods for content-based image retrieval in medical diagnostics. </w:t>
       </w:r>
       <w:r>
         <w:rPr>
           <w:i/>
         </w:rPr>
-        <w:t>Physica A: Statistical Mechanics and its Applications,</w:t>
-      </w:r>
-      <w:r>
-        <w:t xml:space="preserve"> 394</w:t>
+        <w:t>Diagnostic Pathology,</w:t>
+      </w:r>
+      <w:r>
+        <w:t xml:space="preserve"> 7</w:t>
       </w:r>
       <w:r>
         <w:rPr>
@@ -23184,7 +26500,7 @@
         <w:t>,</w:t>
       </w:r>
       <w:r>
-        <w:t xml:space="preserve"> 33-46.</w:t>
+        <w:t xml:space="preserve"> 134.</w:t>
       </w:r>
       <w:bookmarkEnd w:id="64"/>
     </w:p>
@@ -23193,7 +26509,360 @@
         <w:pStyle w:val="EndNoteBibliography"/>
         <w:ind w:left="720" w:hanging="720"/>
       </w:pPr>
-      <w:bookmarkStart w:id="65" w:name="_ENREF_41"/>
+      <w:bookmarkStart w:id="65" w:name="_ENREF_35"/>
+      <w:r>
+        <w:t xml:space="preserve">SIPAYUNG, L., SINAGA, C. &amp; SAGALA, A. 2023. Application of Dijkstra's Algorithm to Determine the Shortest Route from City Center to Medan City Tourist Attractions. </w:t>
+      </w:r>
+      <w:r>
+        <w:rPr>
+          <w:i/>
+        </w:rPr>
+        <w:t>Journal of Computer Networks, Architecture and High Performance Computing,</w:t>
+      </w:r>
+      <w:r>
+        <w:t xml:space="preserve"> 5</w:t>
+      </w:r>
+      <w:r>
+        <w:rPr>
+          <w:b/>
+        </w:rPr>
+        <w:t>,</w:t>
+      </w:r>
+      <w:r>
+        <w:t xml:space="preserve"> 648-655.</w:t>
+      </w:r>
+      <w:bookmarkEnd w:id="65"/>
+    </w:p>
+    <w:p>
+      <w:pPr>
+        <w:pStyle w:val="EndNoteBibliography"/>
+        <w:ind w:left="720" w:hanging="720"/>
+      </w:pPr>
+      <w:bookmarkStart w:id="66" w:name="_ENREF_36"/>
+      <w:r>
+        <w:t>STENTZ, A. The D* Algorithm for Real-Time Planning of Optimal Traverses. 1994.</w:t>
+      </w:r>
+      <w:bookmarkEnd w:id="66"/>
+    </w:p>
+    <w:p>
+      <w:pPr>
+        <w:pStyle w:val="EndNoteBibliography"/>
+        <w:ind w:left="720" w:hanging="720"/>
+      </w:pPr>
+      <w:bookmarkStart w:id="67" w:name="_ENREF_37"/>
+      <w:r>
+        <w:t>STEVENS, D., ELPERN, E., SHARMA, K., SZIDON, P., ANKIN, M. &amp; KESTEN, S. 1999. Comparison of Hallway and Treadmill Six-minute Walk Tests. 160</w:t>
+      </w:r>
+      <w:r>
+        <w:rPr>
+          <w:b/>
+        </w:rPr>
+        <w:t>,</w:t>
+      </w:r>
+      <w:r>
+        <w:t xml:space="preserve"> 1540-1543.</w:t>
+      </w:r>
+      <w:bookmarkEnd w:id="67"/>
+    </w:p>
+    <w:p>
+      <w:pPr>
+        <w:pStyle w:val="EndNoteBibliography"/>
+        <w:ind w:left="720" w:hanging="720"/>
+      </w:pPr>
+      <w:bookmarkStart w:id="68" w:name="_ENREF_38"/>
+      <w:r>
+        <w:t xml:space="preserve">SUN, H., HAN, G., ZHANG, X. &amp; RUAN, X. 2025. Grasping emergency dynamics: A review of group evacuation techniques and strategies in major emergencies. </w:t>
+      </w:r>
+      <w:r>
+        <w:rPr>
+          <w:i/>
+        </w:rPr>
+        <w:t>Journal of Safety Science and Resilience,</w:t>
+      </w:r>
+      <w:r>
+        <w:t xml:space="preserve"> 6</w:t>
+      </w:r>
+      <w:r>
+        <w:rPr>
+          <w:b/>
+        </w:rPr>
+        <w:t>,</w:t>
+      </w:r>
+      <w:r>
+        <w:t xml:space="preserve"> 1-20.</w:t>
+      </w:r>
+      <w:bookmarkEnd w:id="68"/>
+    </w:p>
+    <w:p>
+      <w:pPr>
+        <w:pStyle w:val="EndNoteBibliography"/>
+        <w:ind w:left="720" w:hanging="720"/>
+      </w:pPr>
+      <w:bookmarkStart w:id="69" w:name="_ENREF_39"/>
+      <w:r>
+        <w:t xml:space="preserve">TALBI, E.-G. 2009. </w:t>
+      </w:r>
+      <w:r>
+        <w:rPr>
+          <w:i/>
+        </w:rPr>
+        <w:t>Metaheuristics: From Design to Implementation</w:t>
+      </w:r>
+      <w:r>
+        <w:t>, Wiley Publishing.</w:t>
+      </w:r>
+      <w:bookmarkEnd w:id="69"/>
+    </w:p>
+    <w:p>
+      <w:pPr>
+        <w:pStyle w:val="EndNoteBibliography"/>
+        <w:ind w:left="720" w:hanging="720"/>
+      </w:pPr>
+      <w:bookmarkStart w:id="70" w:name="_ENREF_40"/>
+      <w:r>
+        <w:rPr>
+          <w:lang w:val="de-DE"/>
+        </w:rPr>
+        <w:t xml:space="preserve">TEN BERGE, W. F., ZWART, A. &amp; APPELMAN, L. M. 1986. </w:t>
+      </w:r>
+      <w:r>
+        <w:t xml:space="preserve">Concentration—time mortality response relationship of irritant and systemically acting vapours and gases. </w:t>
+      </w:r>
+      <w:r>
+        <w:rPr>
+          <w:i/>
+        </w:rPr>
+        <w:t>Journal of Hazardous Materials,</w:t>
+      </w:r>
+      <w:r>
+        <w:t xml:space="preserve"> 13</w:t>
+      </w:r>
+      <w:r>
+        <w:rPr>
+          <w:b/>
+        </w:rPr>
+        <w:t>,</w:t>
+      </w:r>
+      <w:r>
+        <w:t xml:space="preserve"> 301-309.</w:t>
+      </w:r>
+      <w:bookmarkEnd w:id="70"/>
+    </w:p>
+    <w:p>
+      <w:pPr>
+        <w:pStyle w:val="EndNoteBibliography"/>
+        <w:ind w:left="720" w:hanging="720"/>
+      </w:pPr>
+      <w:bookmarkStart w:id="71" w:name="_ENREF_41"/>
+      <w:r>
+        <w:t xml:space="preserve">TIN, D., CHENG, L., HATA, R., HERTELENDY, A. J., HART, A. &amp; CIOTTONE, G. 2023. Descriptive Analysis of the Healthcare Aspects of Industrial Disasters Around the World. </w:t>
+      </w:r>
+      <w:r>
+        <w:rPr>
+          <w:i/>
+        </w:rPr>
+        <w:t>Disaster Medicine and Public Health Preparedness,</w:t>
+      </w:r>
+      <w:r>
+        <w:t xml:space="preserve"> 17</w:t>
+      </w:r>
+      <w:r>
+        <w:rPr>
+          <w:b/>
+        </w:rPr>
+        <w:t>,</w:t>
+      </w:r>
+      <w:r>
+        <w:t xml:space="preserve"> e400.</w:t>
+      </w:r>
+      <w:bookmarkEnd w:id="71"/>
+    </w:p>
+    <w:p>
+      <w:pPr>
+        <w:pStyle w:val="EndNoteBibliography"/>
+        <w:ind w:left="720" w:hanging="720"/>
+      </w:pPr>
+      <w:bookmarkStart w:id="72" w:name="_ENREF_42"/>
+      <w:r>
+        <w:t>TREVENA, C. Algorithms Used in Pathfinding and Navigation Meshes 3 Concepts and Terminology : Basic Visual Representations. 2015.</w:t>
+      </w:r>
+      <w:bookmarkEnd w:id="72"/>
+    </w:p>
+    <w:p>
+      <w:pPr>
+        <w:pStyle w:val="EndNoteBibliography"/>
+        <w:ind w:left="720" w:hanging="720"/>
+      </w:pPr>
+      <w:bookmarkStart w:id="73" w:name="_ENREF_43"/>
+      <w:r>
+        <w:t xml:space="preserve">VENTURA SPAGNOLO, E., ROMANO, G., ZUCCARELLO, P., LAUDANI, A., MONDELLO, C., </w:t>
+      </w:r>
+      <w:r>
+        <w:lastRenderedPageBreak/>
+        <w:t xml:space="preserve">ARGO, A., ZERBO, S. &amp; BARBERA, N. 2019. Toxicological investigations in a fatal and non-fatal accident due to hydrogen sulphide (H2S) poisoning. </w:t>
+      </w:r>
+      <w:r>
+        <w:rPr>
+          <w:i/>
+        </w:rPr>
+        <w:t>Forensic Science International,</w:t>
+      </w:r>
+      <w:r>
+        <w:t xml:space="preserve"> 300</w:t>
+      </w:r>
+      <w:r>
+        <w:rPr>
+          <w:b/>
+        </w:rPr>
+        <w:t>,</w:t>
+      </w:r>
+      <w:r>
+        <w:t xml:space="preserve"> e4-e8.</w:t>
+      </w:r>
+      <w:bookmarkEnd w:id="73"/>
+    </w:p>
+    <w:p>
+      <w:pPr>
+        <w:pStyle w:val="EndNoteBibliography"/>
+        <w:ind w:left="720" w:hanging="720"/>
+      </w:pPr>
+      <w:bookmarkStart w:id="74" w:name="_ENREF_44"/>
+      <w:r>
+        <w:t xml:space="preserve">VERMUYTEN, H., BELIËN, J., DE BOECK, L., RENIERS, G. &amp; WAUTERS, T. 2016. A review of optimisation models for pedestrian evacuation and design problems. </w:t>
+      </w:r>
+      <w:r>
+        <w:rPr>
+          <w:i/>
+        </w:rPr>
+        <w:t>Safety Science,</w:t>
+      </w:r>
+      <w:r>
+        <w:t xml:space="preserve"> 87</w:t>
+      </w:r>
+      <w:r>
+        <w:rPr>
+          <w:b/>
+        </w:rPr>
+        <w:t>,</w:t>
+      </w:r>
+      <w:r>
+        <w:t xml:space="preserve"> 167-178.</w:t>
+      </w:r>
+      <w:bookmarkEnd w:id="74"/>
+    </w:p>
+    <w:p>
+      <w:pPr>
+        <w:pStyle w:val="EndNoteBibliography"/>
+        <w:ind w:left="720" w:hanging="720"/>
+      </w:pPr>
+      <w:bookmarkStart w:id="75" w:name="_ENREF_45"/>
+      <w:r>
+        <w:t xml:space="preserve">WAN, J., SUI, J. &amp; YU, H. 2014. Research on evacuation in the subway station in China based on the Combined Social Force Model. </w:t>
+      </w:r>
+      <w:r>
+        <w:rPr>
+          <w:i/>
+        </w:rPr>
+        <w:t>Physica A: Statistical Mechanics and its Applications,</w:t>
+      </w:r>
+      <w:r>
+        <w:t xml:space="preserve"> 394</w:t>
+      </w:r>
+      <w:r>
+        <w:rPr>
+          <w:b/>
+        </w:rPr>
+        <w:t>,</w:t>
+      </w:r>
+      <w:r>
+        <w:t xml:space="preserve"> 33-46.</w:t>
+      </w:r>
+      <w:bookmarkEnd w:id="75"/>
+    </w:p>
+    <w:p>
+      <w:pPr>
+        <w:pStyle w:val="EndNoteBibliography"/>
+        <w:ind w:left="720" w:hanging="720"/>
+      </w:pPr>
+      <w:bookmarkStart w:id="76" w:name="_ENREF_46"/>
+      <w:r>
+        <w:t xml:space="preserve">WIJNANDS, A., KOPPEN, A., VRIES, I., LANGE, D. &amp; RIETJENS, S. 2025. Poison Center Surveillance of Occupational Incidents with Hazardous Materials (2016–2023): Insights for Risk Mitigation and Incident Preparedness. </w:t>
+      </w:r>
+      <w:r>
+        <w:rPr>
+          <w:i/>
+        </w:rPr>
+        <w:t>International Journal of Environmental Research and Public Health,</w:t>
+      </w:r>
+      <w:r>
+        <w:t xml:space="preserve"> 22</w:t>
+      </w:r>
+      <w:r>
+        <w:rPr>
+          <w:b/>
+        </w:rPr>
+        <w:t>,</w:t>
+      </w:r>
+      <w:r>
+        <w:t xml:space="preserve"> 158.</w:t>
+      </w:r>
+      <w:bookmarkEnd w:id="76"/>
+    </w:p>
+    <w:p>
+      <w:pPr>
+        <w:pStyle w:val="EndNoteBibliography"/>
+        <w:ind w:left="720" w:hanging="720"/>
+      </w:pPr>
+      <w:bookmarkStart w:id="77" w:name="_ENREF_47"/>
+      <w:r>
+        <w:t xml:space="preserve">XU, J.-H. &amp; FAN, Y. 2014. An individual risk assessment framework for high-pressure natural gas wells with hydrogen sulphide, applied to a case study in China. </w:t>
+      </w:r>
+      <w:r>
+        <w:rPr>
+          <w:i/>
+        </w:rPr>
+        <w:t>Safety Science,</w:t>
+      </w:r>
+      <w:r>
+        <w:t xml:space="preserve"> 68</w:t>
+      </w:r>
+      <w:r>
+        <w:rPr>
+          <w:b/>
+        </w:rPr>
+        <w:t>,</w:t>
+      </w:r>
+      <w:r>
+        <w:t xml:space="preserve"> 14–23.</w:t>
+      </w:r>
+      <w:bookmarkEnd w:id="77"/>
+    </w:p>
+    <w:p>
+      <w:pPr>
+        <w:pStyle w:val="EndNoteBibliography"/>
+        <w:ind w:left="720" w:hanging="720"/>
+      </w:pPr>
+      <w:bookmarkStart w:id="78" w:name="_ENREF_48"/>
+      <w:r>
+        <w:t>YANG, D., ZHENG, Y., PENG, K., PAN, L., ZHENG, J., XIE, B. &amp; WANG, B. 2022. Characteristics and Statistical Analysis of Large and above Hazardous Chemical Accidents in China from 2000 to 2020. 19</w:t>
+      </w:r>
+      <w:r>
+        <w:rPr>
+          <w:b/>
+        </w:rPr>
+        <w:t>,</w:t>
+      </w:r>
+      <w:r>
+        <w:t xml:space="preserve"> 15603.</w:t>
+      </w:r>
+      <w:bookmarkEnd w:id="78"/>
+    </w:p>
+    <w:p>
+      <w:pPr>
+        <w:pStyle w:val="EndNoteBibliography"/>
+        <w:ind w:left="720" w:hanging="720"/>
+      </w:pPr>
+      <w:bookmarkStart w:id="79" w:name="_ENREF_49"/>
       <w:r>
         <w:t xml:space="preserve">ZHENG, X., ZHONG, T. &amp; LIU, M. 2009. Modeling crowd evacuation of a building based on seven methodological approaches. </w:t>
       </w:r>
@@ -23215,7 +26884,7 @@
       <w:r>
         <w:t xml:space="preserve"> 437-445.</w:t>
       </w:r>
-      <w:bookmarkEnd w:id="65"/>
+      <w:bookmarkEnd w:id="79"/>
     </w:p>
     <w:p>
       <w:r>
@@ -23225,7 +26894,6 @@
     <w:sectPr>
       <w:pgSz w:w="12240" w:h="15840"/>
       <w:pgMar w:top="1340" w:right="1080" w:bottom="280" w:left="1080" w:header="723" w:footer="0" w:gutter="0"/>
-      <w:pgNumType w:start="1"/>
       <w:cols w:space="720"/>
     </w:sectPr>
   </w:body>
@@ -23537,7 +27205,7 @@
       </w:r>
     </w:p>
   </w:comment>
-  <w:comment w:id="21" w:author="Georgios Pitsos" w:date="2026-02-26T16:34:00Z" w:initials="GP">
+  <w:comment w:id="21" w:author="Georgios Pitsos" w:date="2026-03-21T21:28:00Z" w:initials="GP">
     <w:p>
       <w:pPr>
         <w:pStyle w:val="ad"/>
@@ -23550,26 +27218,11 @@
         <w:annotationRef/>
       </w:r>
       <w:r>
-        <w:t xml:space="preserve">Αφού ξεκινάω μιλώντας για τον </w:t>
-      </w:r>
-      <w:r>
-        <w:rPr>
-          <w:lang w:val="en-US"/>
-        </w:rPr>
-        <w:t>Dijkstra,</w:t>
-      </w:r>
-      <w:r>
-        <w:t xml:space="preserve"> να δώσω λίγη έκταση σε αυτόν. Για ποιο λόγο μας ενδιαφέρει, τι κάνει, κλπ. Με σχετικές αναφορές. Το ίδιο και με τον </w:t>
-      </w:r>
-      <w:r>
-        <w:rPr>
-          <w:lang w:val="en-US"/>
-        </w:rPr>
-        <w:t>Greedy best first search.</w:t>
+        <w:t>Μπορώ να γράψω πράματα που θα αναλύσω στην πορεία</w:t>
       </w:r>
     </w:p>
   </w:comment>
-  <w:comment w:id="22" w:author="Georgios Pitsos" w:date="2026-03-19T16:22:00Z" w:initials="GP">
+  <w:comment w:id="22" w:author="Georgios Pitsos" w:date="2026-03-22T23:30:00Z" w:initials="GP">
     <w:p>
       <w:pPr>
         <w:pStyle w:val="ad"/>
@@ -23582,11 +27235,111 @@
         <w:annotationRef/>
       </w:r>
       <w:r>
-        <w:t>Να το προσδιορίσουμε καλύτερα</w:t>
+        <w:t xml:space="preserve">Είδος κινδύνου: </w:t>
+      </w:r>
+      <w:r>
+        <w:rPr>
+          <w:lang w:val="en-US"/>
+        </w:rPr>
+        <w:t>H2S</w:t>
+      </w:r>
+    </w:p>
+    <w:p>
+      <w:pPr>
+        <w:pStyle w:val="ad"/>
+        <w:jc w:val="left"/>
+      </w:pPr>
+      <w:r>
+        <w:t xml:space="preserve">Ανθρώπινη συμπεριφορά: </w:t>
+      </w:r>
+      <w:r>
+        <w:rPr>
+          <w:lang w:val="en-US"/>
+        </w:rPr>
+        <w:t>ABM, A*</w:t>
+      </w:r>
+    </w:p>
+    <w:p>
+      <w:pPr>
+        <w:pStyle w:val="ad"/>
+        <w:jc w:val="left"/>
+      </w:pPr>
+      <w:r>
+        <w:t xml:space="preserve">Κατάσταση κυκλ. Δικτύου: </w:t>
+      </w:r>
+      <w:r>
+        <w:rPr>
+          <w:lang w:val="en-US"/>
+        </w:rPr>
+        <w:t>Heightmap</w:t>
+      </w:r>
+    </w:p>
+    <w:p>
+      <w:pPr>
+        <w:pStyle w:val="ad"/>
+        <w:jc w:val="left"/>
+      </w:pPr>
+      <w:r>
+        <w:t xml:space="preserve">Χώροι συγκέντρωσης: </w:t>
+      </w:r>
+      <w:r>
+        <w:rPr>
+          <w:lang w:val="en-US"/>
+        </w:rPr>
+        <w:t>TBA</w:t>
       </w:r>
     </w:p>
   </w:comment>
-  <w:comment w:id="23" w:author="Georgios Pitsos" w:date="2026-03-19T16:34:00Z" w:initials="GP">
+  <w:comment w:id="27" w:author="Georgios Pitsos" w:date="2026-02-26T16:34:00Z" w:initials="GP">
+    <w:p>
+      <w:pPr>
+        <w:pStyle w:val="ad"/>
+        <w:jc w:val="left"/>
+      </w:pPr>
+      <w:r>
+        <w:rPr>
+          <w:rStyle w:val="ac"/>
+        </w:rPr>
+        <w:annotationRef/>
+      </w:r>
+      <w:r>
+        <w:t xml:space="preserve">Αφού ξεκινάω μιλώντας για τον </w:t>
+      </w:r>
+      <w:r>
+        <w:rPr>
+          <w:lang w:val="en-US"/>
+        </w:rPr>
+        <w:t>Dijkstra,</w:t>
+      </w:r>
+      <w:r>
+        <w:t xml:space="preserve"> να δώσω λίγη έκταση σε αυτόν. Για ποιο λόγο μας ενδιαφέρει, τι κάνει, κλπ. Με σχετικές αναφορές. Το ίδιο και με τον </w:t>
+      </w:r>
+      <w:r>
+        <w:rPr>
+          <w:lang w:val="en-US"/>
+        </w:rPr>
+        <w:t>Greedy best first search.</w:t>
+      </w:r>
+    </w:p>
+  </w:comment>
+  <w:comment w:id="28" w:author="Georgios Pitsos" w:date="2026-03-19T16:22:00Z" w:initials="GP">
+    <w:p>
+      <w:pPr>
+        <w:pStyle w:val="ad"/>
+        <w:jc w:val="left"/>
+      </w:pPr>
+      <w:r>
+        <w:rPr>
+          <w:rStyle w:val="ac"/>
+        </w:rPr>
+        <w:annotationRef/>
+      </w:r>
+      <w:r>
+        <w:t>Να το προσδιορίσουμε καλύτερα</w:t>
+      </w:r>
+    </w:p>
+  </w:comment>
+  <w:comment w:id="29" w:author="Georgios Pitsos" w:date="2026-03-19T16:34:00Z" w:initials="GP">
     <w:p>
       <w:pPr>
         <w:pStyle w:val="ad"/>
@@ -23640,6 +27393,8 @@
   <w15:commentEx w15:paraId="149E60CE" w15:done="0"/>
   <w15:commentEx w15:paraId="1A2E8203" w15:done="0"/>
   <w15:commentEx w15:paraId="19D9E749" w15:paraIdParent="1A2E8203" w15:done="0"/>
+  <w15:commentEx w15:paraId="5216C15C" w15:done="0"/>
+  <w15:commentEx w15:paraId="05A4F9EF" w15:paraIdParent="5216C15C" w15:done="0"/>
   <w15:commentEx w15:paraId="2C112241" w15:done="1"/>
   <w15:commentEx w15:paraId="5BCA2486" w15:done="0"/>
   <w15:commentEx w15:paraId="2B15DA05" w15:done="0"/>
@@ -23662,6 +27417,8 @@
   <w16cex:commentExtensible w16cex:durableId="0277F271" w16cex:dateUtc="2026-03-13T14:32:00Z"/>
   <w16cex:commentExtensible w16cex:durableId="404865CE" w16cex:dateUtc="2026-03-13T14:40:00Z"/>
   <w16cex:commentExtensible w16cex:durableId="1295A792" w16cex:dateUtc="2026-03-17T17:23:00Z"/>
+  <w16cex:commentExtensible w16cex:durableId="44400734" w16cex:dateUtc="2026-03-21T19:28:00Z"/>
+  <w16cex:commentExtensible w16cex:durableId="56D1051F" w16cex:dateUtc="2026-03-22T21:30:00Z"/>
   <w16cex:commentExtensible w16cex:durableId="7C87EEAE" w16cex:dateUtc="2026-02-26T14:34:00Z">
     <w16cex:extLst>
       <w16:ext w16:uri="{CE6994B0-6A32-4C9F-8C6B-6E91EDA988CE}">
@@ -23696,6 +27453,8 @@
   <w16cid:commentId w16cid:paraId="149E60CE" w16cid:durableId="0277F271"/>
   <w16cid:commentId w16cid:paraId="1A2E8203" w16cid:durableId="404865CE"/>
   <w16cid:commentId w16cid:paraId="19D9E749" w16cid:durableId="1295A792"/>
+  <w16cid:commentId w16cid:paraId="5216C15C" w16cid:durableId="44400734"/>
+  <w16cid:commentId w16cid:paraId="05A4F9EF" w16cid:durableId="56D1051F"/>
   <w16cid:commentId w16cid:paraId="2C112241" w16cid:durableId="7C87EEAE"/>
   <w16cid:commentId w16cid:paraId="5BCA2486" w16cid:durableId="5FC6D263"/>
   <w16cid:commentId w16cid:paraId="2B15DA05" w16cid:durableId="2501A08F"/>
@@ -26238,7 +29997,7 @@
   <w:style w:type="paragraph" w:default="1" w:styleId="a">
     <w:name w:val="Normal"/>
     <w:qFormat/>
-    <w:rsid w:val="0029744F"/>
+    <w:rsid w:val="004935AA"/>
     <w:pPr>
       <w:jc w:val="both"/>
     </w:pPr>
@@ -27318,6 +31077,44 @@
       <w:ind w:left="480"/>
     </w:pPr>
   </w:style>
+  <w:style w:type="paragraph" w:styleId="af">
+    <w:name w:val="footnote text"/>
+    <w:basedOn w:val="a"/>
+    <w:link w:val="Char3"/>
+    <w:uiPriority w:val="99"/>
+    <w:semiHidden/>
+    <w:unhideWhenUsed/>
+    <w:rsid w:val="00404B68"/>
+    <w:rPr>
+      <w:sz w:val="20"/>
+      <w:szCs w:val="20"/>
+    </w:rPr>
+  </w:style>
+  <w:style w:type="character" w:customStyle="1" w:styleId="Char3">
+    <w:name w:val="Κείμενο υποσημείωσης Char"/>
+    <w:basedOn w:val="a0"/>
+    <w:link w:val="af"/>
+    <w:uiPriority w:val="99"/>
+    <w:semiHidden/>
+    <w:rsid w:val="00404B68"/>
+    <w:rPr>
+      <w:rFonts w:ascii="Times New Roman" w:eastAsia="Microsoft Sans Serif" w:hAnsi="Times New Roman" w:cs="Microsoft Sans Serif"/>
+      <w:sz w:val="20"/>
+      <w:szCs w:val="20"/>
+      <w:lang w:val="el-GR"/>
+    </w:rPr>
+  </w:style>
+  <w:style w:type="character" w:styleId="af0">
+    <w:name w:val="footnote reference"/>
+    <w:basedOn w:val="a0"/>
+    <w:uiPriority w:val="99"/>
+    <w:semiHidden/>
+    <w:unhideWhenUsed/>
+    <w:rsid w:val="00404B68"/>
+    <w:rPr>
+      <w:vertAlign w:val="superscript"/>
+    </w:rPr>
+  </w:style>
 </w:styles>
 </file>
 

--- a/Thesis/GPitsos Thesis.docx
+++ b/Thesis/GPitsos Thesis.docx
@@ -2708,7 +2708,7 @@
         </w:rPr>
         <w:t>(</w:t>
       </w:r>
-      <w:hyperlink w:anchor="_ENREF_18" w:tooltip="Issa, 2024 #6" w:history="1">
+      <w:hyperlink w:anchor="_ENREF_20" w:tooltip="Issa, 2024 #6" w:history="1">
         <w:r>
           <w:rPr>
             <w:rStyle w:val="-"/>
@@ -2764,7 +2764,7 @@
         </w:rPr>
         <w:t>(</w:t>
       </w:r>
-      <w:hyperlink w:anchor="_ENREF_19" w:tooltip="Kay, 2023 #7" w:history="1">
+      <w:hyperlink w:anchor="_ENREF_21" w:tooltip="Kay, 2023 #7" w:history="1">
         <w:r>
           <w:rPr>
             <w:rStyle w:val="-"/>
@@ -3043,7 +3043,7 @@
         </w:rPr>
         <w:t>(</w:t>
       </w:r>
-      <w:hyperlink w:anchor="_ENREF_38" w:tooltip="Sun, 2025 #17" w:history="1">
+      <w:hyperlink w:anchor="_ENREF_40" w:tooltip="Sun, 2025 #17" w:history="1">
         <w:r>
           <w:rPr>
             <w:rStyle w:val="-"/>
@@ -3371,7 +3371,7 @@
         </w:rPr>
         <w:t xml:space="preserve">, </w:t>
       </w:r>
-      <w:hyperlink w:anchor="_ENREF_27" w:tooltip="Lovreglio, 2016 #22" w:history="1">
+      <w:hyperlink w:anchor="_ENREF_29" w:tooltip="Lovreglio, 2016 #22" w:history="1">
         <w:r>
           <w:rPr>
             <w:rStyle w:val="-"/>
@@ -3385,7 +3385,7 @@
         </w:rPr>
         <w:t xml:space="preserve">, </w:t>
       </w:r>
-      <w:hyperlink w:anchor="_ENREF_38" w:tooltip="Sun, 2025 #17" w:history="1">
+      <w:hyperlink w:anchor="_ENREF_40" w:tooltip="Sun, 2025 #17" w:history="1">
         <w:r>
           <w:rPr>
             <w:rStyle w:val="-"/>
@@ -3563,7 +3563,7 @@
         </w:rPr>
         <w:t>(</w:t>
       </w:r>
-      <w:hyperlink w:anchor="_ENREF_23" w:tooltip="Kuligowski, 2011 #9" w:history="1">
+      <w:hyperlink w:anchor="_ENREF_25" w:tooltip="Kuligowski, 2011 #9" w:history="1">
         <w:r>
           <w:rPr>
             <w:rStyle w:val="-"/>
@@ -3775,7 +3775,7 @@
         </w:rPr>
         <w:t>(</w:t>
       </w:r>
-      <w:hyperlink w:anchor="_ENREF_12" w:tooltip="Gwynne, 2016 #10" w:history="1">
+      <w:hyperlink w:anchor="_ENREF_14" w:tooltip="Gwynne, 2016 #10" w:history="1">
         <w:r>
           <w:rPr>
             <w:rStyle w:val="-"/>
@@ -3789,7 +3789,7 @@
         </w:rPr>
         <w:t xml:space="preserve">, </w:t>
       </w:r>
-      <w:hyperlink w:anchor="_ENREF_32" w:tooltip="Senanayake, 2024 #16" w:history="1">
+      <w:hyperlink w:anchor="_ENREF_34" w:tooltip="Senanayake, 2024 #16" w:history="1">
         <w:r>
           <w:rPr>
             <w:rStyle w:val="-"/>
@@ -3803,7 +3803,7 @@
         </w:rPr>
         <w:t xml:space="preserve">, </w:t>
       </w:r>
-      <w:hyperlink w:anchor="_ENREF_49" w:tooltip="Zheng, 2009 #23" w:history="1">
+      <w:hyperlink w:anchor="_ENREF_52" w:tooltip="Zheng, 2009 #23" w:history="1">
         <w:r>
           <w:rPr>
             <w:rStyle w:val="-"/>
@@ -4324,7 +4324,7 @@
         </w:rPr>
         <w:t xml:space="preserve">, </w:t>
       </w:r>
-      <w:hyperlink w:anchor="_ENREF_33" w:tooltip="Shaikh, 2020 #14" w:history="1">
+      <w:hyperlink w:anchor="_ENREF_35" w:tooltip="Shaikh, 2020 #14" w:history="1">
         <w:r>
           <w:rPr>
             <w:rStyle w:val="-"/>
@@ -6882,7 +6882,7 @@
         </w:rPr>
         <w:t>(</w:t>
       </w:r>
-      <w:hyperlink w:anchor="_ENREF_33" w:tooltip="Shaikh, 2020 #14" w:history="1">
+      <w:hyperlink w:anchor="_ENREF_35" w:tooltip="Shaikh, 2020 #14" w:history="1">
         <w:r>
           <w:rPr>
             <w:rStyle w:val="-"/>
@@ -7021,7 +7021,7 @@
         </w:rPr>
         <w:t>(</w:t>
       </w:r>
-      <w:hyperlink w:anchor="_ENREF_33" w:tooltip="Shaikh, 2020 #14" w:history="1">
+      <w:hyperlink w:anchor="_ENREF_35" w:tooltip="Shaikh, 2020 #14" w:history="1">
         <w:r>
           <w:rPr>
             <w:rStyle w:val="-"/>
@@ -7192,7 +7192,7 @@
         </w:rPr>
         <w:t>(</w:t>
       </w:r>
-      <w:hyperlink w:anchor="_ENREF_45" w:tooltip="Wan, 2014 #25" w:history="1">
+      <w:hyperlink w:anchor="_ENREF_48" w:tooltip="Wan, 2014 #25" w:history="1">
         <w:r>
           <w:rPr>
             <w:rStyle w:val="-"/>
@@ -7287,7 +7287,7 @@
         </w:rPr>
         <w:t>(</w:t>
       </w:r>
-      <w:hyperlink w:anchor="_ENREF_32" w:tooltip="Senanayake, 2024 #16" w:history="1">
+      <w:hyperlink w:anchor="_ENREF_34" w:tooltip="Senanayake, 2024 #16" w:history="1">
         <w:r>
           <w:rPr>
             <w:rStyle w:val="-"/>
@@ -7331,7 +7331,7 @@
         </w:rPr>
         <w:t>(</w:t>
       </w:r>
-      <w:hyperlink w:anchor="_ENREF_30" w:tooltip="Ronchi, 2021 #26" w:history="1">
+      <w:hyperlink w:anchor="_ENREF_32" w:tooltip="Ronchi, 2021 #26" w:history="1">
         <w:r>
           <w:rPr>
             <w:rStyle w:val="-"/>
@@ -7393,7 +7393,7 @@
         </w:rPr>
         <w:t>(</w:t>
       </w:r>
-      <w:hyperlink w:anchor="_ENREF_20" w:tooltip="Kim, 2026 #27" w:history="1">
+      <w:hyperlink w:anchor="_ENREF_22" w:tooltip="Kim, 2026 #27" w:history="1">
         <w:r>
           <w:rPr>
             <w:rStyle w:val="-"/>
@@ -7407,7 +7407,7 @@
         </w:rPr>
         <w:t xml:space="preserve">, </w:t>
       </w:r>
-      <w:hyperlink w:anchor="_ENREF_24" w:tooltip="Lawande, 2022 #24" w:history="1">
+      <w:hyperlink w:anchor="_ENREF_26" w:tooltip="Lawande, 2022 #24" w:history="1">
         <w:r>
           <w:rPr>
             <w:rStyle w:val="-"/>
@@ -7448,7 +7448,7 @@
         </w:rPr>
         <w:t>(</w:t>
       </w:r>
-      <w:hyperlink w:anchor="_ENREF_34" w:tooltip="Sharma, 2012 #44" w:history="1">
+      <w:hyperlink w:anchor="_ENREF_36" w:tooltip="Sharma, 2012 #44" w:history="1">
         <w:r>
           <w:rPr>
             <w:rStyle w:val="-"/>
@@ -7507,7 +7507,7 @@
         </w:rPr>
         <w:t>(</w:t>
       </w:r>
-      <w:hyperlink w:anchor="_ENREF_20" w:tooltip="Kim, 2026 #27" w:history="1">
+      <w:hyperlink w:anchor="_ENREF_22" w:tooltip="Kim, 2026 #27" w:history="1">
         <w:r>
           <w:rPr>
             <w:rStyle w:val="-"/>
@@ -7673,7 +7673,7 @@
         </w:rPr>
         <w:t>(</w:t>
       </w:r>
-      <w:hyperlink w:anchor="_ENREF_6" w:tooltip="Debebe Kebede, 2025 #30" w:history="1">
+      <w:hyperlink w:anchor="_ENREF_7" w:tooltip="Debebe Kebede, 2025 #30" w:history="1">
         <w:r>
           <w:rPr>
             <w:rStyle w:val="-"/>
@@ -7687,7 +7687,7 @@
         </w:rPr>
         <w:t xml:space="preserve">, </w:t>
       </w:r>
-      <w:hyperlink w:anchor="_ENREF_24" w:tooltip="Lawande, 2022 #24" w:history="1">
+      <w:hyperlink w:anchor="_ENREF_26" w:tooltip="Lawande, 2022 #24" w:history="1">
         <w:r>
           <w:rPr>
             <w:rStyle w:val="-"/>
@@ -7903,7 +7903,7 @@
         </w:rPr>
         <w:t xml:space="preserve">, </w:t>
       </w:r>
-      <w:hyperlink w:anchor="_ENREF_32" w:tooltip="Senanayake, 2024 #16" w:history="1">
+      <w:hyperlink w:anchor="_ENREF_34" w:tooltip="Senanayake, 2024 #16" w:history="1">
         <w:r>
           <w:rPr>
             <w:rStyle w:val="-"/>
@@ -7917,7 +7917,7 @@
         </w:rPr>
         <w:t xml:space="preserve">, </w:t>
       </w:r>
-      <w:hyperlink w:anchor="_ENREF_38" w:tooltip="Sun, 2025 #17" w:history="1">
+      <w:hyperlink w:anchor="_ENREF_40" w:tooltip="Sun, 2025 #17" w:history="1">
         <w:r>
           <w:rPr>
             <w:rStyle w:val="-"/>
@@ -7973,7 +7973,7 @@
         </w:rPr>
         <w:t>(</w:t>
       </w:r>
-      <w:hyperlink w:anchor="_ENREF_18" w:tooltip="Issa, 2024 #6" w:history="1">
+      <w:hyperlink w:anchor="_ENREF_20" w:tooltip="Issa, 2024 #6" w:history="1">
         <w:r>
           <w:rPr>
             <w:rStyle w:val="-"/>
@@ -8023,7 +8023,7 @@
         </w:rPr>
         <w:t>(</w:t>
       </w:r>
-      <w:hyperlink w:anchor="_ENREF_20" w:tooltip="Kim, 2026 #27" w:history="1">
+      <w:hyperlink w:anchor="_ENREF_22" w:tooltip="Kim, 2026 #27" w:history="1">
         <w:r>
           <w:rPr>
             <w:rStyle w:val="-"/>
@@ -8058,7 +8058,7 @@
         </w:rPr>
         <w:t>(</w:t>
       </w:r>
-      <w:hyperlink w:anchor="_ENREF_13" w:tooltip="He, 2024 #29" w:history="1">
+      <w:hyperlink w:anchor="_ENREF_15" w:tooltip="He, 2024 #29" w:history="1">
         <w:r>
           <w:rPr>
             <w:rStyle w:val="-"/>
@@ -8190,7 +8190,7 @@
         </w:rPr>
         <w:t>(</w:t>
       </w:r>
-      <w:hyperlink w:anchor="_ENREF_24" w:tooltip="Lawande, 2022 #24" w:history="1">
+      <w:hyperlink w:anchor="_ENREF_26" w:tooltip="Lawande, 2022 #24" w:history="1">
         <w:r>
           <w:rPr>
             <w:rStyle w:val="-"/>
@@ -8204,7 +8204,7 @@
         </w:rPr>
         <w:t xml:space="preserve">, </w:t>
       </w:r>
-      <w:hyperlink w:anchor="_ENREF_29" w:tooltip="Niu, 2021 #32" w:history="1">
+      <w:hyperlink w:anchor="_ENREF_31" w:tooltip="Niu, 2021 #32" w:history="1">
         <w:r>
           <w:rPr>
             <w:rStyle w:val="-"/>
@@ -8260,7 +8260,7 @@
         </w:rPr>
         <w:t>(</w:t>
       </w:r>
-      <w:hyperlink w:anchor="_ENREF_16" w:tooltip="Hu, 2018 #31" w:history="1">
+      <w:hyperlink w:anchor="_ENREF_18" w:tooltip="Hu, 2018 #31" w:history="1">
         <w:r>
           <w:rPr>
             <w:rStyle w:val="-"/>
@@ -8274,7 +8274,7 @@
         </w:rPr>
         <w:t xml:space="preserve">, </w:t>
       </w:r>
-      <w:hyperlink w:anchor="_ENREF_42" w:tooltip="Trevena, 2015 #36" w:history="1">
+      <w:hyperlink w:anchor="_ENREF_45" w:tooltip="Trevena, 2015 #36" w:history="1">
         <w:r>
           <w:rPr>
             <w:rStyle w:val="-"/>
@@ -8348,7 +8348,7 @@
         </w:rPr>
         <w:t>(</w:t>
       </w:r>
-      <w:hyperlink w:anchor="_ENREF_36" w:tooltip="Stentz, 1994 #35" w:history="1">
+      <w:hyperlink w:anchor="_ENREF_38" w:tooltip="Stentz, 1994 #35" w:history="1">
         <w:r>
           <w:rPr>
             <w:rStyle w:val="-"/>
@@ -8392,7 +8392,7 @@
         </w:rPr>
         <w:t>(</w:t>
       </w:r>
-      <w:hyperlink w:anchor="_ENREF_10" w:tooltip="Fitrianie, 2015 #37" w:history="1">
+      <w:hyperlink w:anchor="_ENREF_11" w:tooltip="Fitrianie, 2015 #37" w:history="1">
         <w:r>
           <w:rPr>
             <w:rStyle w:val="-"/>
@@ -8406,7 +8406,7 @@
         </w:rPr>
         <w:t xml:space="preserve">, </w:t>
       </w:r>
-      <w:hyperlink w:anchor="_ENREF_26" w:tooltip="Liu, 2023 #38" w:history="1">
+      <w:hyperlink w:anchor="_ENREF_28" w:tooltip="Liu, 2023 #38" w:history="1">
         <w:r>
           <w:rPr>
             <w:rStyle w:val="-"/>
@@ -8561,7 +8561,7 @@
         </w:rPr>
         <w:t>(</w:t>
       </w:r>
-      <w:hyperlink w:anchor="_ENREF_13" w:tooltip="He, 2024 #29" w:history="1">
+      <w:hyperlink w:anchor="_ENREF_15" w:tooltip="He, 2024 #29" w:history="1">
         <w:r>
           <w:rPr>
             <w:rStyle w:val="-"/>
@@ -8575,7 +8575,7 @@
         </w:rPr>
         <w:t xml:space="preserve">, </w:t>
       </w:r>
-      <w:hyperlink w:anchor="_ENREF_25" w:tooltip="Lee, 2023 #41" w:history="1">
+      <w:hyperlink w:anchor="_ENREF_27" w:tooltip="Lee, 2023 #41" w:history="1">
         <w:r>
           <w:rPr>
             <w:rStyle w:val="-"/>
@@ -8640,7 +8640,7 @@
       <w:r>
         <w:t xml:space="preserve"> </w:t>
       </w:r>
-      <w:hyperlink w:anchor="_ENREF_22" w:tooltip="Koenig, 2002 #42" w:history="1">
+      <w:hyperlink w:anchor="_ENREF_24" w:tooltip="Koenig, 2002 #42" w:history="1">
         <w:r>
           <w:rPr>
             <w:rStyle w:val="-"/>
@@ -8812,7 +8812,7 @@
         </w:rPr>
         <w:t>(</w:t>
       </w:r>
-      <w:hyperlink w:anchor="_ENREF_39" w:tooltip="Talbi, 2009 #40" w:history="1">
+      <w:hyperlink w:anchor="_ENREF_41" w:tooltip="Talbi, 2009 #40" w:history="1">
         <w:r>
           <w:rPr>
             <w:rStyle w:val="-"/>
@@ -8973,7 +8973,7 @@
         </w:rPr>
         <w:t>(</w:t>
       </w:r>
-      <w:hyperlink w:anchor="_ENREF_18" w:tooltip="Issa, 2024 #6" w:history="1">
+      <w:hyperlink w:anchor="_ENREF_20" w:tooltip="Issa, 2024 #6" w:history="1">
         <w:r>
           <w:rPr>
             <w:rStyle w:val="-"/>
@@ -10858,7 +10858,7 @@
         </w:rPr>
         <w:t>(</w:t>
       </w:r>
-      <w:hyperlink w:anchor="_ENREF_33" w:tooltip="Shaikh, 2020 #14" w:history="1">
+      <w:hyperlink w:anchor="_ENREF_35" w:tooltip="Shaikh, 2020 #14" w:history="1">
         <w:r>
           <w:rPr>
             <w:rStyle w:val="-"/>
@@ -11202,7 +11202,7 @@
         </w:rPr>
         <w:t>(</w:t>
       </w:r>
-      <w:hyperlink w:anchor="_ENREF_22" w:tooltip="Koenig, 2002 #42" w:history="1">
+      <w:hyperlink w:anchor="_ENREF_24" w:tooltip="Koenig, 2002 #42" w:history="1">
         <w:r>
           <w:rPr>
             <w:rStyle w:val="-"/>
@@ -15531,7 +15531,7 @@
         </w:rPr>
         <w:t>(</w:t>
       </w:r>
-      <w:hyperlink w:anchor="_ENREF_13" w:tooltip="He, 2024 #29" w:history="1">
+      <w:hyperlink w:anchor="_ENREF_15" w:tooltip="He, 2024 #29" w:history="1">
         <w:r>
           <w:rPr>
             <w:rStyle w:val="-"/>
@@ -15619,7 +15619,7 @@
         </w:rPr>
         <w:t>(</w:t>
       </w:r>
-      <w:hyperlink w:anchor="_ENREF_3" w:tooltip="Barański, 2021 #50" w:history="1">
+      <w:hyperlink w:anchor="_ENREF_4" w:tooltip="Barański, 2021 #50" w:history="1">
         <w:r>
           <w:rPr>
             <w:rStyle w:val="-"/>
@@ -15794,7 +15794,7 @@
         </w:rPr>
         <w:t>(</w:t>
       </w:r>
-      <w:hyperlink w:anchor="_ENREF_41" w:tooltip="Tin, 2023 #60" w:history="1">
+      <w:hyperlink w:anchor="_ENREF_44" w:tooltip="Tin, 2023 #60" w:history="1">
         <w:r>
           <w:rPr>
             <w:rStyle w:val="-"/>
@@ -15814,7 +15814,7 @@
       <w:r>
         <w:t xml:space="preserve">. Ωστόσο, η διαρροή χημικών είναι η πιο κοινή μορφή αστοχίας του εξοπλισμού σε μονάδες παραγωγής χημικών. Εξαιτίας της μεγάλης ποικιλίας και φύσεως των επικίνδυνων χημικών, δεν είναι εύκολο τα υπάρχοντα προληπτικά μέτρα να εξαλείψουν πλήρως την πιθανότητα των ατυχημάτων διαρροής. Από την έρευνα που διεξήγαγαν οι </w:t>
       </w:r>
-      <w:hyperlink w:anchor="_ENREF_48" w:tooltip="Yang, 2022 #61" w:history="1">
+      <w:hyperlink w:anchor="_ENREF_51" w:tooltip="Yang, 2022 #61" w:history="1">
         <w:r>
           <w:rPr>
             <w:rStyle w:val="-"/>
@@ -15936,7 +15936,7 @@
         </w:rPr>
         <w:t>(</w:t>
       </w:r>
-      <w:hyperlink w:anchor="_ENREF_46" w:tooltip="Wijnands, 2025 #59" w:history="1">
+      <w:hyperlink w:anchor="_ENREF_49" w:tooltip="Wijnands, 2025 #59" w:history="1">
         <w:r>
           <w:rPr>
             <w:rStyle w:val="-"/>
@@ -15980,7 +15980,7 @@
         </w:rPr>
         <w:t>(</w:t>
       </w:r>
-      <w:hyperlink w:anchor="_ENREF_33" w:tooltip="Shaikh, 2020 #14" w:history="1">
+      <w:hyperlink w:anchor="_ENREF_35" w:tooltip="Shaikh, 2020 #14" w:history="1">
         <w:r>
           <w:rPr>
             <w:rStyle w:val="-"/>
@@ -16000,7 +16000,7 @@
       <w:r>
         <w:t xml:space="preserve">. Καθώς οι </w:t>
       </w:r>
-      <w:hyperlink w:anchor="_ENREF_33" w:tooltip="Shaikh, 2020 #14" w:history="1">
+      <w:hyperlink w:anchor="_ENREF_35" w:tooltip="Shaikh, 2020 #14" w:history="1">
         <w:r>
           <w:rPr>
             <w:rStyle w:val="-"/>
@@ -16102,7 +16102,7 @@
       <w:r>
         <w:t xml:space="preserve">Σύμφωνα με τους </w:t>
       </w:r>
-      <w:hyperlink w:anchor="_ENREF_33" w:tooltip="Shaikh, 2020 #14" w:history="1">
+      <w:hyperlink w:anchor="_ENREF_35" w:tooltip="Shaikh, 2020 #14" w:history="1">
         <w:r>
           <w:rPr>
             <w:rStyle w:val="-"/>
@@ -16137,7 +16137,7 @@
       <w:r>
         <w:t xml:space="preserve"> και τους </w:t>
       </w:r>
-      <w:hyperlink w:anchor="_ENREF_43" w:tooltip="Ventura Spagnolo, 2019 #63" w:history="1">
+      <w:hyperlink w:anchor="_ENREF_46" w:tooltip="Ventura Spagnolo, 2019 #63" w:history="1">
         <w:r>
           <w:rPr>
             <w:rStyle w:val="-"/>
@@ -16334,7 +16334,7 @@
         </w:rPr>
         <w:t>(</w:t>
       </w:r>
-      <w:hyperlink w:anchor="_ENREF_47" w:tooltip="Xu, 2014 #62" w:history="1">
+      <w:hyperlink w:anchor="_ENREF_50" w:tooltip="Xu, 2014 #62" w:history="1">
         <w:r>
           <w:rPr>
             <w:rStyle w:val="-"/>
@@ -16377,7 +16377,7 @@
       <w:r>
         <w:t xml:space="preserve">Για την προσομοίωση των επιπτώσεων στην ανθρώπινη φυσιολογία χρησιμοποιήθηκε ως βάση το μοντέλο των </w:t>
       </w:r>
-      <w:hyperlink w:anchor="_ENREF_5" w:tooltip="Boris, 2014 #5" w:history="1">
+      <w:hyperlink w:anchor="_ENREF_6" w:tooltip="Boris, 2014 #5" w:history="1">
         <w:r>
           <w:rPr>
             <w:rStyle w:val="-"/>
@@ -16418,7 +16418,7 @@
       <w:r>
         <w:t xml:space="preserve">των </w:t>
       </w:r>
-      <w:hyperlink w:anchor="_ENREF_33" w:tooltip="Shaikh, 2020 #14" w:history="1">
+      <w:hyperlink w:anchor="_ENREF_35" w:tooltip="Shaikh, 2020 #14" w:history="1">
         <w:r>
           <w:rPr>
             <w:rStyle w:val="-"/>
@@ -16582,7 +16582,7 @@
         </w:rPr>
         <w:t>(</w:t>
       </w:r>
-      <w:hyperlink w:anchor="_ENREF_5" w:tooltip="Boris, 2014 #5" w:history="1">
+      <w:hyperlink w:anchor="_ENREF_6" w:tooltip="Boris, 2014 #5" w:history="1">
         <w:r>
           <w:rPr>
             <w:rStyle w:val="-"/>
@@ -16770,7 +16770,10 @@
       <w:r>
         <w:t xml:space="preserve"> (Πηγή:</w:t>
       </w:r>
-      <w:hyperlink w:anchor="_ENREF_8" w:tooltip="EPA, 2025 #64" w:history="1">
+      <w:r>
+        <w:t xml:space="preserve"> </w:t>
+      </w:r>
+      <w:hyperlink w:anchor="_ENREF_9" w:tooltip="EPA, 2025 #64" w:history="1">
         <w:r>
           <w:rPr>
             <w:rStyle w:val="-"/>
@@ -16842,9 +16845,11 @@
         <w:tc>
           <w:tcPr>
             <w:tcW w:w="1657" w:type="dxa"/>
+            <w:vAlign w:val="center"/>
           </w:tcPr>
           <w:p>
             <w:pPr>
+              <w:jc w:val="center"/>
               <w:rPr>
                 <w:lang w:val="en-US"/>
               </w:rPr>
@@ -16860,9 +16865,11 @@
         <w:tc>
           <w:tcPr>
             <w:tcW w:w="1657" w:type="dxa"/>
+            <w:vAlign w:val="center"/>
           </w:tcPr>
           <w:p>
             <w:pPr>
+              <w:jc w:val="center"/>
               <w:rPr>
                 <w:lang w:val="en-US"/>
               </w:rPr>
@@ -16878,9 +16885,11 @@
         <w:tc>
           <w:tcPr>
             <w:tcW w:w="1657" w:type="dxa"/>
+            <w:vAlign w:val="center"/>
           </w:tcPr>
           <w:p>
             <w:pPr>
+              <w:jc w:val="center"/>
               <w:rPr>
                 <w:lang w:val="en-US"/>
               </w:rPr>
@@ -16896,9 +16905,11 @@
         <w:tc>
           <w:tcPr>
             <w:tcW w:w="1685" w:type="dxa"/>
+            <w:vAlign w:val="center"/>
           </w:tcPr>
           <w:p>
             <w:pPr>
+              <w:jc w:val="center"/>
               <w:rPr>
                 <w:lang w:val="en-US"/>
               </w:rPr>
@@ -16914,9 +16925,11 @@
         <w:tc>
           <w:tcPr>
             <w:tcW w:w="1604" w:type="dxa"/>
+            <w:vAlign w:val="center"/>
           </w:tcPr>
           <w:p>
             <w:pPr>
+              <w:jc w:val="center"/>
               <w:rPr>
                 <w:lang w:val="en-US"/>
               </w:rPr>
@@ -16935,9 +16948,11 @@
           <w:tcPr>
             <w:tcW w:w="10070" w:type="dxa"/>
             <w:gridSpan w:val="6"/>
+            <w:vAlign w:val="center"/>
           </w:tcPr>
           <w:p>
             <w:pPr>
+              <w:jc w:val="left"/>
               <w:rPr>
                 <w:lang w:val="en-US"/>
               </w:rPr>
@@ -16973,9 +16988,11 @@
         <w:tc>
           <w:tcPr>
             <w:tcW w:w="1657" w:type="dxa"/>
+            <w:vAlign w:val="center"/>
           </w:tcPr>
           <w:p>
             <w:pPr>
+              <w:jc w:val="center"/>
               <w:rPr>
                 <w:lang w:val="en-US"/>
               </w:rPr>
@@ -16991,9 +17008,11 @@
         <w:tc>
           <w:tcPr>
             <w:tcW w:w="1657" w:type="dxa"/>
+            <w:vAlign w:val="center"/>
           </w:tcPr>
           <w:p>
             <w:pPr>
+              <w:jc w:val="center"/>
               <w:rPr>
                 <w:lang w:val="en-US"/>
               </w:rPr>
@@ -17009,9 +17028,11 @@
         <w:tc>
           <w:tcPr>
             <w:tcW w:w="1657" w:type="dxa"/>
+            <w:vAlign w:val="center"/>
           </w:tcPr>
           <w:p>
             <w:pPr>
+              <w:jc w:val="center"/>
               <w:rPr>
                 <w:lang w:val="en-US"/>
               </w:rPr>
@@ -17027,9 +17048,11 @@
         <w:tc>
           <w:tcPr>
             <w:tcW w:w="1685" w:type="dxa"/>
+            <w:vAlign w:val="center"/>
           </w:tcPr>
           <w:p>
             <w:pPr>
+              <w:jc w:val="center"/>
               <w:rPr>
                 <w:lang w:val="en-US"/>
               </w:rPr>
@@ -17045,9 +17068,11 @@
         <w:tc>
           <w:tcPr>
             <w:tcW w:w="1604" w:type="dxa"/>
+            <w:vAlign w:val="center"/>
           </w:tcPr>
           <w:p>
             <w:pPr>
+              <w:jc w:val="center"/>
               <w:rPr>
                 <w:lang w:val="en-US"/>
               </w:rPr>
@@ -17083,9 +17108,11 @@
         <w:tc>
           <w:tcPr>
             <w:tcW w:w="1657" w:type="dxa"/>
+            <w:vAlign w:val="center"/>
           </w:tcPr>
           <w:p>
             <w:pPr>
+              <w:jc w:val="center"/>
               <w:rPr>
                 <w:lang w:val="en-US"/>
               </w:rPr>
@@ -17101,9 +17128,11 @@
         <w:tc>
           <w:tcPr>
             <w:tcW w:w="1657" w:type="dxa"/>
+            <w:vAlign w:val="center"/>
           </w:tcPr>
           <w:p>
             <w:pPr>
+              <w:jc w:val="center"/>
               <w:rPr>
                 <w:lang w:val="en-US"/>
               </w:rPr>
@@ -17119,9 +17148,11 @@
         <w:tc>
           <w:tcPr>
             <w:tcW w:w="1657" w:type="dxa"/>
+            <w:vAlign w:val="center"/>
           </w:tcPr>
           <w:p>
             <w:pPr>
+              <w:jc w:val="center"/>
               <w:rPr>
                 <w:lang w:val="en-US"/>
               </w:rPr>
@@ -17137,9 +17168,11 @@
         <w:tc>
           <w:tcPr>
             <w:tcW w:w="1685" w:type="dxa"/>
+            <w:vAlign w:val="center"/>
           </w:tcPr>
           <w:p>
             <w:pPr>
+              <w:jc w:val="center"/>
               <w:rPr>
                 <w:lang w:val="en-US"/>
               </w:rPr>
@@ -17155,9 +17188,11 @@
         <w:tc>
           <w:tcPr>
             <w:tcW w:w="1604" w:type="dxa"/>
+            <w:vAlign w:val="center"/>
           </w:tcPr>
           <w:p>
             <w:pPr>
+              <w:jc w:val="center"/>
               <w:rPr>
                 <w:lang w:val="en-US"/>
               </w:rPr>
@@ -17193,9 +17228,11 @@
         <w:tc>
           <w:tcPr>
             <w:tcW w:w="1657" w:type="dxa"/>
+            <w:vAlign w:val="center"/>
           </w:tcPr>
           <w:p>
             <w:pPr>
+              <w:jc w:val="center"/>
               <w:rPr>
                 <w:lang w:val="en-US"/>
               </w:rPr>
@@ -17211,9 +17248,11 @@
         <w:tc>
           <w:tcPr>
             <w:tcW w:w="1657" w:type="dxa"/>
+            <w:vAlign w:val="center"/>
           </w:tcPr>
           <w:p>
             <w:pPr>
+              <w:jc w:val="center"/>
               <w:rPr>
                 <w:lang w:val="en-US"/>
               </w:rPr>
@@ -17229,9 +17268,11 @@
         <w:tc>
           <w:tcPr>
             <w:tcW w:w="1657" w:type="dxa"/>
+            <w:vAlign w:val="center"/>
           </w:tcPr>
           <w:p>
             <w:pPr>
+              <w:jc w:val="center"/>
               <w:rPr>
                 <w:lang w:val="en-US"/>
               </w:rPr>
@@ -17247,9 +17288,11 @@
         <w:tc>
           <w:tcPr>
             <w:tcW w:w="1685" w:type="dxa"/>
+            <w:vAlign w:val="center"/>
           </w:tcPr>
           <w:p>
             <w:pPr>
+              <w:jc w:val="center"/>
               <w:rPr>
                 <w:lang w:val="en-US"/>
               </w:rPr>
@@ -17265,9 +17308,11 @@
         <w:tc>
           <w:tcPr>
             <w:tcW w:w="1604" w:type="dxa"/>
+            <w:vAlign w:val="center"/>
           </w:tcPr>
           <w:p>
             <w:pPr>
+              <w:jc w:val="center"/>
               <w:rPr>
                 <w:lang w:val="en-US"/>
               </w:rPr>
@@ -17287,7 +17332,7 @@
       <w:r>
         <w:t xml:space="preserve">Οι </w:t>
       </w:r>
-      <w:hyperlink w:anchor="_ENREF_33" w:tooltip="Shaikh, 2020 #14" w:history="1">
+      <w:hyperlink w:anchor="_ENREF_35" w:tooltip="Shaikh, 2020 #14" w:history="1">
         <w:r>
           <w:rPr>
             <w:rStyle w:val="-"/>
@@ -17521,7 +17566,7 @@
       <w:r>
         <w:t xml:space="preserve">. Οι </w:t>
       </w:r>
-      <w:hyperlink w:anchor="_ENREF_37" w:tooltip="Stevens, 1999 #65" w:history="1">
+      <w:hyperlink w:anchor="_ENREF_39" w:tooltip="Stevens, 1999 #65" w:history="1">
         <w:r>
           <w:rPr>
             <w:rStyle w:val="-"/>
@@ -17678,7 +17723,7 @@
         </w:rPr>
         <w:t>(</w:t>
       </w:r>
-      <w:hyperlink w:anchor="_ENREF_33" w:tooltip="Shaikh, 2020 #14" w:history="1">
+      <w:hyperlink w:anchor="_ENREF_35" w:tooltip="Shaikh, 2020 #14" w:history="1">
         <w:r>
           <w:rPr>
             <w:rStyle w:val="-"/>
@@ -17725,7 +17770,7 @@
       <w:r>
         <w:t xml:space="preserve">Οι </w:t>
       </w:r>
-      <w:hyperlink w:anchor="_ENREF_5" w:tooltip="Boris, 2014 #5" w:history="1">
+      <w:hyperlink w:anchor="_ENREF_6" w:tooltip="Boris, 2014 #5" w:history="1">
         <w:r>
           <w:rPr>
             <w:rStyle w:val="-"/>
@@ -18515,7 +18560,7 @@
       <w:r>
         <w:t xml:space="preserve">= εκθέτης για την προς εξέταση ουσία, όπως προκύπτει από τους </w:t>
       </w:r>
-      <w:hyperlink w:anchor="_ENREF_40" w:tooltip="ten Berge, 1986 #66" w:history="1">
+      <w:hyperlink w:anchor="_ENREF_43" w:tooltip="ten Berge, 1986 #66" w:history="1">
         <w:r>
           <w:rPr>
             <w:rStyle w:val="-"/>
@@ -19029,7 +19074,7 @@
         </w:rPr>
         <w:t>(</w:t>
       </w:r>
-      <w:hyperlink w:anchor="_ENREF_40" w:tooltip="ten Berge, 1986 #66" w:history="1">
+      <w:hyperlink w:anchor="_ENREF_43" w:tooltip="ten Berge, 1986 #66" w:history="1">
         <w:r>
           <w:rPr>
             <w:rStyle w:val="-"/>
@@ -19096,7 +19141,7 @@
       <w:r>
         <w:t xml:space="preserve">Οι </w:t>
       </w:r>
-      <w:hyperlink w:anchor="_ENREF_5" w:tooltip="Boris, 2014 #5" w:history="1">
+      <w:hyperlink w:anchor="_ENREF_6" w:tooltip="Boris, 2014 #5" w:history="1">
         <w:r>
           <w:rPr>
             <w:rStyle w:val="-"/>
@@ -19440,7 +19485,7 @@
         </w:rPr>
         <w:t xml:space="preserve">, </w:t>
       </w:r>
-      <w:hyperlink w:anchor="_ENREF_33" w:tooltip="Shaikh, 2020 #14" w:history="1">
+      <w:hyperlink w:anchor="_ENREF_35" w:tooltip="Shaikh, 2020 #14" w:history="1">
         <w:r>
           <w:rPr>
             <w:rStyle w:val="-"/>
@@ -19595,7 +19640,7 @@
         </w:rPr>
         <w:t>(</w:t>
       </w:r>
-      <w:hyperlink w:anchor="_ENREF_44" w:tooltip="Vermuyten, 2016 #51" w:history="1">
+      <w:hyperlink w:anchor="_ENREF_47" w:tooltip="Vermuyten, 2016 #51" w:history="1">
         <w:r>
           <w:rPr>
             <w:rStyle w:val="-"/>
@@ -19926,7 +19971,7 @@
         </w:rPr>
         <w:t>(</w:t>
       </w:r>
-      <w:hyperlink w:anchor="_ENREF_32" w:tooltip="Senanayake, 2024 #16" w:history="1">
+      <w:hyperlink w:anchor="_ENREF_34" w:tooltip="Senanayake, 2024 #16" w:history="1">
         <w:r>
           <w:rPr>
             <w:rStyle w:val="-"/>
@@ -19976,7 +20021,7 @@
         </w:rPr>
         <w:t>(</w:t>
       </w:r>
-      <w:hyperlink w:anchor="_ENREF_28" w:tooltip="Macal, 2018 #52" w:history="1">
+      <w:hyperlink w:anchor="_ENREF_30" w:tooltip="Macal, 2018 #52" w:history="1">
         <w:r>
           <w:rPr>
             <w:rStyle w:val="-"/>
@@ -20081,7 +20126,7 @@
         </w:rPr>
         <w:t>(</w:t>
       </w:r>
-      <w:hyperlink w:anchor="_ENREF_9" w:tooltip="Epstein, 1996 #56" w:history="1">
+      <w:hyperlink w:anchor="_ENREF_10" w:tooltip="Epstein, 1996 #56" w:history="1">
         <w:r>
           <w:rPr>
             <w:rStyle w:val="-"/>
@@ -20143,7 +20188,7 @@
         </w:rPr>
         <w:t>(</w:t>
       </w:r>
-      <w:hyperlink w:anchor="_ENREF_21" w:tooltip="Klügl, 2012 #57" w:history="1">
+      <w:hyperlink w:anchor="_ENREF_23" w:tooltip="Klügl, 2012 #57" w:history="1">
         <w:r>
           <w:rPr>
             <w:rStyle w:val="-"/>
@@ -20205,7 +20250,7 @@
         </w:rPr>
         <w:t>(</w:t>
       </w:r>
-      <w:hyperlink w:anchor="_ENREF_17" w:tooltip="Ibrahim, 2023 #55" w:history="1">
+      <w:hyperlink w:anchor="_ENREF_19" w:tooltip="Ibrahim, 2023 #55" w:history="1">
         <w:r>
           <w:rPr>
             <w:rStyle w:val="-"/>
@@ -20252,7 +20297,7 @@
         </w:rPr>
         <w:t>(</w:t>
       </w:r>
-      <w:hyperlink w:anchor="_ENREF_7" w:tooltip="DuBois, 2022 #53" w:history="1">
+      <w:hyperlink w:anchor="_ENREF_8" w:tooltip="DuBois, 2022 #53" w:history="1">
         <w:r>
           <w:rPr>
             <w:rStyle w:val="-"/>
@@ -20362,7 +20407,7 @@
         </w:rPr>
         <w:t>(</w:t>
       </w:r>
-      <w:hyperlink w:anchor="_ENREF_24" w:tooltip="Lawande, 2022 #24" w:history="1">
+      <w:hyperlink w:anchor="_ENREF_26" w:tooltip="Lawande, 2022 #24" w:history="1">
         <w:r>
           <w:rPr>
             <w:rStyle w:val="-"/>
@@ -20592,7 +20637,7 @@
         </w:rPr>
         <w:t>(</w:t>
       </w:r>
-      <w:hyperlink w:anchor="_ENREF_24" w:tooltip="Lawande, 2022 #24" w:history="1">
+      <w:hyperlink w:anchor="_ENREF_26" w:tooltip="Lawande, 2022 #24" w:history="1">
         <w:r>
           <w:rPr>
             <w:rStyle w:val="-"/>
@@ -20779,7 +20824,7 @@
         </w:rPr>
         <w:t>(</w:t>
       </w:r>
-      <w:hyperlink w:anchor="_ENREF_20" w:tooltip="Kim, 2026 #27" w:history="1">
+      <w:hyperlink w:anchor="_ENREF_22" w:tooltip="Kim, 2026 #27" w:history="1">
         <w:r>
           <w:rPr>
             <w:rStyle w:val="-"/>
@@ -20793,7 +20838,7 @@
         </w:rPr>
         <w:t xml:space="preserve">, </w:t>
       </w:r>
-      <w:hyperlink w:anchor="_ENREF_24" w:tooltip="Lawande, 2022 #24" w:history="1">
+      <w:hyperlink w:anchor="_ENREF_26" w:tooltip="Lawande, 2022 #24" w:history="1">
         <w:r>
           <w:rPr>
             <w:rStyle w:val="-"/>
@@ -20903,7 +20948,7 @@
         </w:rPr>
         <w:t>(</w:t>
       </w:r>
-      <w:hyperlink w:anchor="_ENREF_24" w:tooltip="Lawande, 2022 #24" w:history="1">
+      <w:hyperlink w:anchor="_ENREF_26" w:tooltip="Lawande, 2022 #24" w:history="1">
         <w:r>
           <w:rPr>
             <w:rStyle w:val="-"/>
@@ -21016,7 +21061,7 @@
         </w:rPr>
         <w:t>(</w:t>
       </w:r>
-      <w:hyperlink w:anchor="_ENREF_34" w:tooltip="Sharma, 2012 #44" w:history="1">
+      <w:hyperlink w:anchor="_ENREF_36" w:tooltip="Sharma, 2012 #44" w:history="1">
         <w:r>
           <w:rPr>
             <w:rStyle w:val="-"/>
@@ -21079,7 +21124,7 @@
         </w:rPr>
         <w:t>(</w:t>
       </w:r>
-      <w:hyperlink w:anchor="_ENREF_20" w:tooltip="Kim, 2026 #27" w:history="1">
+      <w:hyperlink w:anchor="_ENREF_22" w:tooltip="Kim, 2026 #27" w:history="1">
         <w:r>
           <w:rPr>
             <w:rStyle w:val="-"/>
@@ -21093,7 +21138,7 @@
         </w:rPr>
         <w:t xml:space="preserve">, </w:t>
       </w:r>
-      <w:hyperlink w:anchor="_ENREF_35" w:tooltip="Sipayung, 2023 #43" w:history="1">
+      <w:hyperlink w:anchor="_ENREF_37" w:tooltip="Sipayung, 2023 #43" w:history="1">
         <w:r>
           <w:rPr>
             <w:rStyle w:val="-"/>
@@ -21229,7 +21274,7 @@
         </w:rPr>
         <w:t>(</w:t>
       </w:r>
-      <w:hyperlink w:anchor="_ENREF_34" w:tooltip="Sharma, 2012 #44" w:history="1">
+      <w:hyperlink w:anchor="_ENREF_36" w:tooltip="Sharma, 2012 #44" w:history="1">
         <w:r>
           <w:rPr>
             <w:rStyle w:val="-"/>
@@ -21243,7 +21288,7 @@
         </w:rPr>
         <w:t xml:space="preserve">, </w:t>
       </w:r>
-      <w:hyperlink w:anchor="_ENREF_35" w:tooltip="Sipayung, 2023 #43" w:history="1">
+      <w:hyperlink w:anchor="_ENREF_37" w:tooltip="Sipayung, 2023 #43" w:history="1">
         <w:r>
           <w:rPr>
             <w:rStyle w:val="-"/>
@@ -21291,7 +21336,7 @@
         </w:rPr>
         <w:t>(</w:t>
       </w:r>
-      <w:hyperlink w:anchor="_ENREF_34" w:tooltip="Sharma, 2012 #44" w:history="1">
+      <w:hyperlink w:anchor="_ENREF_36" w:tooltip="Sharma, 2012 #44" w:history="1">
         <w:r>
           <w:rPr>
             <w:rStyle w:val="-"/>
@@ -21338,7 +21383,7 @@
         </w:rPr>
         <w:t>(</w:t>
       </w:r>
-      <w:hyperlink w:anchor="_ENREF_15" w:tooltip="Heusner, 2021 #46" w:history="1">
+      <w:hyperlink w:anchor="_ENREF_17" w:tooltip="Heusner, 2021 #46" w:history="1">
         <w:r>
           <w:rPr>
             <w:rStyle w:val="-"/>
@@ -22115,7 +22160,7 @@
         </w:rPr>
         <w:t>(</w:t>
       </w:r>
-      <w:hyperlink w:anchor="_ENREF_34" w:tooltip="Sharma, 2012 #44" w:history="1">
+      <w:hyperlink w:anchor="_ENREF_36" w:tooltip="Sharma, 2012 #44" w:history="1">
         <w:r>
           <w:rPr>
             <w:rStyle w:val="-"/>
@@ -22524,7 +22569,7 @@
         </w:rPr>
         <w:t>(</w:t>
       </w:r>
-      <w:hyperlink w:anchor="_ENREF_31" w:tooltip="Russell, 2020 #45" w:history="1">
+      <w:hyperlink w:anchor="_ENREF_33" w:tooltip="Russell, 2020 #45" w:history="1">
         <w:r>
           <w:rPr>
             <w:rStyle w:val="-"/>
@@ -23417,7 +23462,7 @@
         </w:rPr>
         <w:t>(</w:t>
       </w:r>
-      <w:hyperlink w:anchor="_ENREF_34" w:tooltip="Sharma, 2012 #44" w:history="1">
+      <w:hyperlink w:anchor="_ENREF_36" w:tooltip="Sharma, 2012 #44" w:history="1">
         <w:r>
           <w:rPr>
             <w:rStyle w:val="-"/>
@@ -23900,7 +23945,7 @@
         </w:rPr>
         <w:t>(</w:t>
       </w:r>
-      <w:hyperlink w:anchor="_ENREF_34" w:tooltip="Sharma, 2012 #44" w:history="1">
+      <w:hyperlink w:anchor="_ENREF_36" w:tooltip="Sharma, 2012 #44" w:history="1">
         <w:r>
           <w:rPr>
             <w:rStyle w:val="-"/>
@@ -23951,7 +23996,7 @@
       <w:r>
         <w:t xml:space="preserve">. Η </w:t>
       </w:r>
-      <w:hyperlink w:anchor="_ENREF_18" w:tooltip="Issa, 2024 #6" w:history="1">
+      <w:hyperlink w:anchor="_ENREF_20" w:tooltip="Issa, 2024 #6" w:history="1">
         <w:r>
           <w:rPr>
             <w:rStyle w:val="-"/>
@@ -24236,7 +24281,7 @@
         </w:rPr>
         <w:t>(</w:t>
       </w:r>
-      <w:hyperlink w:anchor="_ENREF_6" w:tooltip="Debebe Kebede, 2025 #30" w:history="1">
+      <w:hyperlink w:anchor="_ENREF_7" w:tooltip="Debebe Kebede, 2025 #30" w:history="1">
         <w:r>
           <w:rPr>
             <w:rStyle w:val="-"/>
@@ -24250,7 +24295,7 @@
         </w:rPr>
         <w:t xml:space="preserve">, </w:t>
       </w:r>
-      <w:hyperlink w:anchor="_ENREF_11" w:tooltip="Foead, 2021 #48" w:history="1">
+      <w:hyperlink w:anchor="_ENREF_12" w:tooltip="Foead, 2021 #48" w:history="1">
         <w:r>
           <w:rPr>
             <w:rStyle w:val="-"/>
@@ -24264,7 +24309,7 @@
         </w:rPr>
         <w:t xml:space="preserve">, </w:t>
       </w:r>
-      <w:hyperlink w:anchor="_ENREF_20" w:tooltip="Kim, 2026 #27" w:history="1">
+      <w:hyperlink w:anchor="_ENREF_22" w:tooltip="Kim, 2026 #27" w:history="1">
         <w:r>
           <w:rPr>
             <w:rStyle w:val="-"/>
@@ -24278,7 +24323,7 @@
         </w:rPr>
         <w:t xml:space="preserve">, </w:t>
       </w:r>
-      <w:hyperlink w:anchor="_ENREF_24" w:tooltip="Lawande, 2022 #24" w:history="1">
+      <w:hyperlink w:anchor="_ENREF_26" w:tooltip="Lawande, 2022 #24" w:history="1">
         <w:r>
           <w:rPr>
             <w:rStyle w:val="-"/>
@@ -24415,7 +24460,7 @@
         </w:rPr>
         <w:t>(</w:t>
       </w:r>
-      <w:hyperlink w:anchor="_ENREF_6" w:tooltip="Debebe Kebede, 2025 #30" w:history="1">
+      <w:hyperlink w:anchor="_ENREF_7" w:tooltip="Debebe Kebede, 2025 #30" w:history="1">
         <w:r>
           <w:rPr>
             <w:rStyle w:val="-"/>
@@ -24705,7 +24750,7 @@
       <w:r>
         <w:t xml:space="preserve">μία αρχική μελέτη στην επίδραση του υδρόθειου στην ανθρώπινη φυσιολογία, και πώς αυτό επηρεάζει την διαδικασία της εκκένωσης, από την </w:t>
       </w:r>
-      <w:hyperlink w:anchor="_ENREF_18" w:tooltip="Issa, 2024 #6" w:history="1">
+      <w:hyperlink w:anchor="_ENREF_20" w:tooltip="Issa, 2024 #6" w:history="1">
         <w:r>
           <w:rPr>
             <w:rStyle w:val="-"/>
@@ -24741,7 +24786,60 @@
         <w:t>.</w:t>
       </w:r>
       <w:r>
-        <w:t xml:space="preserve"> Πρόκειται για έναν κατά βάση υπαίθριο χώρο με σχετικά απλές γεωμετρίες για τις κτιριακές εγκαταστάσεις. Στην Εικόνα </w:t>
+        <w:t xml:space="preserve"> Πρόκειται για έναν κατά βάση υπαίθριο χώρο με σχετικά απλές γεωμετρίες για τις κτιριακές εγκαταστάσεις. </w:t>
+      </w:r>
+      <w:r>
+        <w:t xml:space="preserve">Χρησιμοποιώντας </w:t>
+      </w:r>
+      <w:r>
+        <w:t xml:space="preserve">το </w:t>
+      </w:r>
+      <w:r>
+        <w:rPr>
+          <w:highlight w:val="yellow"/>
+        </w:rPr>
+        <w:t>(</w:t>
+      </w:r>
+      <w:r>
+        <w:rPr>
+          <w:highlight w:val="yellow"/>
+          <w:lang w:val="en-US"/>
+        </w:rPr>
+        <w:t>Google</w:t>
+      </w:r>
+      <w:r>
+        <w:rPr>
+          <w:highlight w:val="yellow"/>
+        </w:rPr>
+        <w:t xml:space="preserve"> </w:t>
+      </w:r>
+      <w:r>
+        <w:rPr>
+          <w:highlight w:val="yellow"/>
+          <w:lang w:val="en-US"/>
+        </w:rPr>
+        <w:t>Maps</w:t>
+      </w:r>
+      <w:r>
+        <w:rPr>
+          <w:highlight w:val="yellow"/>
+        </w:rPr>
+        <w:t>)</w:t>
+      </w:r>
+      <w:r>
+        <w:t xml:space="preserve"> υπολογίστηκε ότι ο δρόμος από την βορειοδυτική γωνία μέχρι την νοτιοδυτική γωνία έχει μήκος ~2,500 μέτρα</w:t>
+      </w:r>
+      <w:r>
+        <w:t xml:space="preserve">. </w:t>
+      </w:r>
+      <w:r>
+        <w:t>Για την απλούστευση των υπολογισμών, θεωρήθηκε πως οι εγκαταστάσεις έχουν σχήμα τετραγώνου, με την κάθε πλευρά να έχει μήκος 2,500 μέτρα.</w:t>
+      </w:r>
+      <w:r>
+        <w:t xml:space="preserve"> </w:t>
+      </w:r>
+      <w:r>
+        <w:t xml:space="preserve">Στην Εικόνα </w:t>
       </w:r>
       <w:r>
         <w:rPr>
@@ -25100,7 +25198,7 @@
         </w:rPr>
         <w:t>(</w:t>
       </w:r>
-      <w:hyperlink w:anchor="_ENREF_14" w:tooltip="Hernández-Ibáñez, 2021 #47" w:history="1">
+      <w:hyperlink w:anchor="_ENREF_16" w:tooltip="Hernández-Ibáñez, 2021 #47" w:history="1">
         <w:r>
           <w:rPr>
             <w:rStyle w:val="-"/>
@@ -25174,26 +25272,1872 @@
     </w:p>
     <w:p/>
     <w:p>
-      <w:pPr>
+      <w:r>
+        <w:t xml:space="preserve">Οι διαστάσεις σε </w:t>
+      </w:r>
+      <w:r>
+        <w:rPr>
+          <w:lang w:val="en-US"/>
+        </w:rPr>
+        <w:t>pixels</w:t>
+      </w:r>
+      <w:r>
+        <w:t xml:space="preserve"> του </w:t>
+      </w:r>
+      <w:r>
+        <w:rPr>
+          <w:lang w:val="en-US"/>
+        </w:rPr>
+        <w:t>heightmap</w:t>
+      </w:r>
+      <w:r>
+        <w:t xml:space="preserve"> είναι 983</w:t>
+      </w:r>
+      <w:r>
+        <w:rPr>
+          <w:lang w:val="en-US"/>
+        </w:rPr>
+        <w:t>x</w:t>
+      </w:r>
+      <w:r>
+        <w:t xml:space="preserve">915, ενώ </w:t>
+      </w:r>
+      <w:r>
+        <w:t xml:space="preserve">η βορειοδυτική γωνία απέχει από την νοτιοδυτική </w:t>
+      </w:r>
+      <w:r>
+        <w:t>723.37</w:t>
+      </w:r>
+      <w:r>
+        <w:t xml:space="preserve"> </w:t>
+      </w:r>
+      <w:r>
+        <w:rPr>
+          <w:lang w:val="en-US"/>
+        </w:rPr>
+        <w:t>pixels</w:t>
+      </w:r>
+      <w:r>
+        <w:t xml:space="preserve">, όπως υπολογίστηκε </w:t>
+      </w:r>
+      <w:r>
+        <w:t xml:space="preserve">από τα εργαλεία </w:t>
+      </w:r>
+      <w:r>
+        <w:rPr>
+          <w:lang w:val="en-US"/>
+        </w:rPr>
+        <w:t>Cursor</w:t>
+      </w:r>
+      <w:r>
+        <w:t xml:space="preserve"> </w:t>
+      </w:r>
+      <w:r>
+        <w:fldChar w:fldCharType="begin"/>
+      </w:r>
+      <w:r>
+        <w:instrText xml:space="preserve"> ADDIN EN.CITE &lt;EndNote&gt;&lt;Cite&gt;&lt;Author&gt;Anysphere&lt;/Author&gt;&lt;Year&gt;2026&lt;/Year&gt;&lt;RecNum&gt;70&lt;/RecNum&gt;&lt;DisplayText&gt;(Anysphere, 2026)&lt;/DisplayText&gt;&lt;record&gt;&lt;rec-number&gt;70&lt;/rec-number&gt;&lt;foreign-keys&gt;&lt;key app="EN" db-id="dxs5p5de0w55t0erd255s0tbrzsd22z0ts0d" timestamp="1774873525"&gt;70&lt;/key&gt;&lt;/foreign-keys&gt;&lt;ref-type name="Computer Program"&gt;9&lt;/ref-type&gt;&lt;contributors&gt;&lt;authors&gt;&lt;author&gt;Anysphere, Inc&lt;/author&gt;&lt;/authors&gt;&lt;/contributors&gt;&lt;titles&gt;&lt;title&gt;Cursor AI Code Editor&lt;/title&gt;&lt;/titles&gt;&lt;dates&gt;&lt;year&gt;2026&lt;/year&gt;&lt;/dates&gt;&lt;urls&gt;&lt;related-urls&gt;&lt;url&gt;https://cursor.sh/&lt;/url&gt;&lt;/related-urls&gt;&lt;/urls&gt;&lt;/record&gt;&lt;/Cite&gt;&lt;/EndNote&gt;</w:instrText>
+      </w:r>
+      <w:r>
+        <w:fldChar w:fldCharType="separate"/>
+      </w:r>
+      <w:r>
+        <w:rPr>
+          <w:noProof/>
+        </w:rPr>
+        <w:t>(</w:t>
+      </w:r>
+      <w:hyperlink w:anchor="_ENREF_3" w:tooltip="Anysphere, 2026 #70" w:history="1">
+        <w:r>
+          <w:rPr>
+            <w:rStyle w:val="-"/>
+          </w:rPr>
+          <w:t>Anysphere, 2026</w:t>
+        </w:r>
+      </w:hyperlink>
+      <w:r>
+        <w:rPr>
+          <w:noProof/>
+        </w:rPr>
+        <w:t>)</w:t>
+      </w:r>
+      <w:r>
+        <w:fldChar w:fldCharType="end"/>
+      </w:r>
+      <w:r>
+        <w:t xml:space="preserve"> και </w:t>
+      </w:r>
+      <w:r>
+        <w:rPr>
+          <w:lang w:val="en-US"/>
+        </w:rPr>
+        <w:t>GIMP</w:t>
+      </w:r>
+      <w:r>
+        <w:t xml:space="preserve"> </w:t>
+      </w:r>
+      <w:r>
+        <w:fldChar w:fldCharType="begin"/>
+      </w:r>
+      <w:r>
+        <w:instrText xml:space="preserve"> ADDIN EN.CITE &lt;EndNote&gt;&lt;Cite&gt;&lt;Author&gt;The&lt;/Author&gt;&lt;Year&gt;2026&lt;/Year&gt;&lt;RecNum&gt;69&lt;/RecNum&gt;&lt;Prefix&gt;The Gimp Development &lt;/Prefix&gt;&lt;DisplayText&gt;(The Gimp Development Team, 2026)&lt;/DisplayText&gt;&lt;record&gt;&lt;rec-number&gt;69&lt;/rec-number&gt;&lt;foreign-keys&gt;&lt;key app="EN" db-id="dxs5p5de0w55t0erd255s0tbrzsd22z0ts0d" timestamp="1774873393"&gt;69&lt;/key&gt;&lt;/foreign-keys&gt;&lt;ref-type name="Computer Program"&gt;9&lt;/ref-type&gt;&lt;contributors&gt;&lt;authors&gt;&lt;author&gt;The Gimp Development Team&lt;/author&gt;&lt;/authors&gt;&lt;/contributors&gt;&lt;titles&gt;&lt;title&gt;GNU Image Manipulation Program (GIMP), Version 3.2.2. Community, Free Software (license GPLv3)&lt;/title&gt;&lt;/titles&gt;&lt;dates&gt;&lt;year&gt;2026&lt;/year&gt;&lt;/dates&gt;&lt;urls&gt;&lt;related-urls&gt;&lt;url&gt;https://gimp.org/&lt;/url&gt;&lt;/related-urls&gt;&lt;/urls&gt;&lt;/record&gt;&lt;/Cite&gt;&lt;/EndNote&gt;</w:instrText>
+      </w:r>
+      <w:r>
+        <w:fldChar w:fldCharType="separate"/>
+      </w:r>
+      <w:r>
+        <w:rPr>
+          <w:noProof/>
+        </w:rPr>
+        <w:t>(</w:t>
+      </w:r>
+      <w:hyperlink w:anchor="_ENREF_42" w:tooltip="Team, 2026 #69" w:history="1">
+        <w:r>
+          <w:rPr>
+            <w:rStyle w:val="-"/>
+          </w:rPr>
+          <w:t>The Gimp Development Team, 2026</w:t>
+        </w:r>
+      </w:hyperlink>
+      <w:r>
+        <w:rPr>
+          <w:noProof/>
+        </w:rPr>
+        <w:t>)</w:t>
+      </w:r>
+      <w:r>
+        <w:fldChar w:fldCharType="end"/>
+      </w:r>
+      <w:r>
+        <w:t xml:space="preserve">. </w:t>
+      </w:r>
+      <w:r>
+        <w:t>Όπως έχει ήδη αναφερθεί, το μήκος σε πραγματικά μέτρα αυτής της απόστασης είναι ~2,500 μέτρα, δ</w:t>
+      </w:r>
+      <w:r>
+        <w:t xml:space="preserve">ηλαδή υπάρχει η αναλογία </w:t>
+      </w:r>
+      <m:oMath>
+        <m:r>
+          <m:rPr>
+            <m:sty m:val="p"/>
+          </m:rPr>
+          <w:rPr>
+            <w:rFonts w:ascii="Cambria Math" w:hAnsi="Cambria Math"/>
+          </w:rPr>
+          <m:t>0.289348:1</m:t>
+        </m:r>
+      </m:oMath>
+      <w:r>
+        <w:t xml:space="preserve"> </w:t>
+      </w:r>
+      <w:r>
+        <w:rPr>
+          <w:lang w:val="en-US"/>
+        </w:rPr>
+        <w:t>pixel</w:t>
+      </w:r>
+      <w:r>
+        <w:t xml:space="preserve"> προς μέτρο.</w:t>
+      </w:r>
+      <w:r>
+        <w:t xml:space="preserve"> Λαμβάνοντας υπόψιν την μέση ταχύτητα κίνησης του ατόμου </w:t>
+      </w:r>
+      <m:oMath>
+        <m:r>
+          <m:rPr>
+            <m:sty m:val="p"/>
+          </m:rPr>
+          <w:rPr>
+            <w:rFonts w:ascii="Cambria Math" w:hAnsi="Cambria Math"/>
+          </w:rPr>
+          <m:t>~1.35</m:t>
+        </m:r>
+        <m:f>
+          <m:fPr>
+            <m:type m:val="lin"/>
+            <m:ctrlPr>
+              <w:rPr>
+                <w:rFonts w:ascii="Cambria Math" w:hAnsi="Cambria Math"/>
+                <w:lang w:val="en-US"/>
+              </w:rPr>
+            </m:ctrlPr>
+          </m:fPr>
+          <m:num>
+            <m:r>
+              <m:rPr>
+                <m:sty m:val="p"/>
+              </m:rPr>
+              <w:rPr>
+                <w:rFonts w:ascii="Cambria Math" w:hAnsi="Cambria Math"/>
+                <w:lang w:val="en-US"/>
+              </w:rPr>
+              <m:t>m</m:t>
+            </m:r>
+          </m:num>
+          <m:den>
+            <m:r>
+              <m:rPr>
+                <m:sty m:val="p"/>
+              </m:rPr>
+              <w:rPr>
+                <w:rFonts w:ascii="Cambria Math" w:hAnsi="Cambria Math"/>
+                <w:lang w:val="en-US"/>
+              </w:rPr>
+              <m:t>s</m:t>
+            </m:r>
+          </m:den>
+        </m:f>
+      </m:oMath>
+      <w:r>
+        <w:t>, όπως έχει αναφερθεί στ</w:t>
+      </w:r>
+      <w:r>
+        <w:t>ην ενότητα</w:t>
+      </w:r>
+      <w:r>
+        <w:t xml:space="preserve"> </w:t>
+      </w:r>
+      <w:r>
         <w:rPr>
           <w:highlight w:val="yellow"/>
         </w:rPr>
-      </w:pPr>
+        <w:t>(</w:t>
+      </w:r>
       <w:r>
         <w:rPr>
           <w:highlight w:val="yellow"/>
-        </w:rPr>
-        <w:t>Πώς θα το κάνω;</w:t>
+          <w:lang w:val="en-US"/>
+        </w:rPr>
+        <w:t>subheading</w:t>
       </w:r>
       <w:r>
         <w:rPr>
           <w:highlight w:val="yellow"/>
         </w:rPr>
-        <w:t xml:space="preserve"> Προσομοίωση ανθρώπινης φυσιολογίας και συμπεριφοράς μέσω υπολογιστικών μοντέλων και αλγορίθμων εύρεσης βέλτιστης διαδρομής.</w:t>
-      </w:r>
+        <w:t>)</w:t>
+      </w:r>
+      <w:r>
+        <w:t xml:space="preserve">, ένας </w:t>
+      </w:r>
+      <w:r>
+        <w:t>άνθρωπος θα χρειάζεται ~1,852 δευτερόλεπτα</w:t>
+      </w:r>
+      <w:r>
+        <w:t xml:space="preserve"> (~31 λεπτά)</w:t>
+      </w:r>
+      <w:r>
+        <w:t xml:space="preserve"> για να διασχίσει αυτή την απόσταση.</w:t>
+      </w:r>
+      <w:r>
+        <w:t xml:space="preserve"> Το</w:t>
+      </w:r>
+      <w:r>
+        <w:t xml:space="preserve"> </w:t>
+      </w:r>
+      <w:r>
+        <w:t>διακριτό χρονικό βήμα (</w:t>
+      </w:r>
+      <w:r>
+        <w:rPr>
+          <w:lang w:val="en-US"/>
+        </w:rPr>
+        <w:t>discrete</w:t>
+      </w:r>
+      <w:r>
+        <w:t xml:space="preserve"> </w:t>
+      </w:r>
+      <w:r>
+        <w:rPr>
+          <w:lang w:val="en-US"/>
+        </w:rPr>
+        <w:t>time</w:t>
+      </w:r>
+      <w:r>
+        <w:t xml:space="preserve"> </w:t>
+      </w:r>
+      <w:r>
+        <w:rPr>
+          <w:lang w:val="en-US"/>
+        </w:rPr>
+        <w:t>step</w:t>
+      </w:r>
+      <w:r>
+        <w:t>)</w:t>
+      </w:r>
+      <w:r>
+        <w:t xml:space="preserve">, </w:t>
+      </w:r>
+      <w:r>
+        <w:t>δηλαδή ο χρόνος ανά τον οποίο τρέχουν εκ νέου οι υπολογισμοί της προσομοίωσης</w:t>
+      </w:r>
+      <w:r>
+        <w:t xml:space="preserve"> </w:t>
+      </w:r>
+      <w:r>
+        <w:fldChar w:fldCharType="begin"/>
+      </w:r>
+      <w:r>
+        <w:instrText xml:space="preserve"> ADDIN EN.CITE &lt;EndNote&gt;&lt;Cite&gt;&lt;Author&gt;GoldSim Technology&lt;/Author&gt;&lt;Year&gt;2026&lt;/Year&gt;&lt;RecNum&gt;71&lt;/RecNum&gt;&lt;DisplayText&gt;(GoldSim Technology, 2026)&lt;/DisplayText&gt;&lt;record&gt;&lt;rec-number&gt;71&lt;/rec-number&gt;&lt;foreign-keys&gt;&lt;key app="EN" db-id="dxs5p5de0w55t0erd255s0tbrzsd22z0ts0d" timestamp="1774878616"&gt;71&lt;/key&gt;&lt;/foreign-keys&gt;&lt;ref-type name="Online Multimedia"&gt;48&lt;/ref-type&gt;&lt;contributors&gt;&lt;authors&gt;&lt;author&gt;GoldSim Technology, Group&lt;/author&gt;&lt;/authors&gt;&lt;/contributors&gt;&lt;titles&gt;&lt;title&gt;Lesson 3 - Representing Time in a Dynamic Simulation&lt;/title&gt;&lt;secondary-title&gt;Introduction to GoldSim, Unit 6 - Carrying Out a Dynamic Simulation&lt;/secondary-title&gt;&lt;/titles&gt;&lt;periodical&gt;&lt;full-title&gt;Introduction to GoldSim, Unit 6 - Carrying Out a Dynamic Simulation&lt;/full-title&gt;&lt;/periodical&gt;&lt;dates&gt;&lt;year&gt;2026&lt;/year&gt;&lt;pub-dates&gt;&lt;date&gt;30/03/2026&lt;/date&gt;&lt;/pub-dates&gt;&lt;/dates&gt;&lt;pub-location&gt;Issaquah, WA&lt;/pub-location&gt;&lt;publisher&gt;GoldSim Technology Group&lt;/publisher&gt;&lt;urls&gt;&lt;related-urls&gt;&lt;url&gt;https://www.goldsim.com/Courses/BasicGoldSim/Unit6/Lesson3/&lt;/url&gt;&lt;/related-urls&gt;&lt;/urls&gt;&lt;/record&gt;&lt;/Cite&gt;&lt;/EndNote&gt;</w:instrText>
+      </w:r>
+      <w:r>
+        <w:fldChar w:fldCharType="separate"/>
+      </w:r>
+      <w:r>
+        <w:rPr>
+          <w:noProof/>
+        </w:rPr>
+        <w:t>(</w:t>
+      </w:r>
+      <w:hyperlink w:anchor="_ENREF_13" w:tooltip="GoldSim Technology, 2026 #71" w:history="1">
+        <w:r>
+          <w:rPr>
+            <w:rStyle w:val="-"/>
+          </w:rPr>
+          <w:t>GoldSim Technology, 2026</w:t>
+        </w:r>
+      </w:hyperlink>
+      <w:r>
+        <w:rPr>
+          <w:noProof/>
+        </w:rPr>
+        <w:t>)</w:t>
+      </w:r>
+      <w:r>
+        <w:fldChar w:fldCharType="end"/>
+      </w:r>
+      <w:r>
+        <w:t xml:space="preserve">, </w:t>
+      </w:r>
+      <w:r>
+        <w:t>τίθεται ίσο με τη μονάδα, δηλαδή για κάθε ένα καρέ της προσομοίωσης, περνάει ένα δευτερόλεπτο</w:t>
+      </w:r>
+      <w:r>
+        <w:t xml:space="preserve"> κίνησης των εμπλεκομένων</w:t>
+      </w:r>
+      <w:r>
+        <w:t xml:space="preserve">. </w:t>
+      </w:r>
+      <w:r>
+        <w:t>Αυθαίρετα λαμβάνεται η τιμή 2,500 ως ο συνολικός χρόνος της προσομοίωσης</w:t>
+      </w:r>
+      <w:r>
+        <w:t xml:space="preserve"> (σε δευτερόλεπτα, ~42 λεπτά)</w:t>
+      </w:r>
+      <w:r>
+        <w:t>, προκειμένου να προλάβουν κι</w:t>
+      </w:r>
+      <w:r>
+        <w:t xml:space="preserve"> </w:t>
+      </w:r>
+      <w:r>
+        <w:t>οι</w:t>
+      </w:r>
+      <w:r>
+        <w:t xml:space="preserve"> εκτεθειμένοι «πράκτορες» οι οποίοι θα κινούνται ενδεχομένως με χαμηλότερη ταχύτητα, να φτάσουν ή πλησιάσουν στο σημείο συγκέντρωσής τους.</w:t>
+      </w:r>
+    </w:p>
+    <w:p/>
+    <w:p>
+      <w:r>
+        <w:t xml:space="preserve">Καθώς αυτός ο χρόνος δεν αρκεί για την πλήρη αξιοποίηση των στοιχείων του Πίνακα </w:t>
+      </w:r>
+      <w:r>
+        <w:rPr>
+          <w:highlight w:val="yellow"/>
+        </w:rPr>
+        <w:t>(</w:t>
+      </w:r>
+      <w:r>
+        <w:rPr>
+          <w:highlight w:val="yellow"/>
+          <w:lang w:val="en-US"/>
+        </w:rPr>
+        <w:t>H</w:t>
+      </w:r>
+      <w:r>
+        <w:rPr>
+          <w:highlight w:val="yellow"/>
+        </w:rPr>
+        <w:t>2</w:t>
+      </w:r>
+      <w:r>
+        <w:rPr>
+          <w:highlight w:val="yellow"/>
+          <w:lang w:val="en-US"/>
+        </w:rPr>
+        <w:t>S</w:t>
+      </w:r>
+      <w:r>
+        <w:rPr>
+          <w:highlight w:val="yellow"/>
+        </w:rPr>
+        <w:t xml:space="preserve"> </w:t>
+      </w:r>
+      <w:r>
+        <w:rPr>
+          <w:highlight w:val="yellow"/>
+          <w:lang w:val="en-US"/>
+        </w:rPr>
+        <w:t>AEGL</w:t>
+      </w:r>
+      <w:r>
+        <w:rPr>
+          <w:highlight w:val="yellow"/>
+        </w:rPr>
+        <w:t>)</w:t>
+      </w:r>
+      <w:r>
+        <w:t xml:space="preserve">, </w:t>
+      </w:r>
+      <w:r>
+        <w:t xml:space="preserve">από το </w:t>
+      </w:r>
+      <w:r>
+        <w:rPr>
+          <w:lang w:val="en-US"/>
+        </w:rPr>
+        <w:t>Figure</w:t>
+      </w:r>
+      <w:r>
+        <w:t xml:space="preserve"> 2 </w:t>
+      </w:r>
+      <w:r>
+        <w:t xml:space="preserve">του </w:t>
+      </w:r>
+      <w:hyperlink w:anchor="_ENREF_35" w:tooltip="Shaikh, 2020 #14" w:history="1">
+        <w:r>
+          <w:rPr>
+            <w:rStyle w:val="-"/>
+          </w:rPr>
+          <w:fldChar w:fldCharType="begin"/>
+        </w:r>
+        <w:r>
+          <w:rPr>
+            <w:rStyle w:val="-"/>
+          </w:rPr>
+          <w:instrText xml:space="preserve"> ADDIN EN.CITE &lt;EndNote&gt;&lt;Cite AuthorYear="1"&gt;&lt;Author&gt;Shaikh&lt;/Author&gt;&lt;Year&gt;2020&lt;/Year&gt;&lt;RecNum&gt;14&lt;/RecNum&gt;&lt;DisplayText&gt;Shaikh et al. (2020)&lt;/DisplayText&gt;&lt;record&gt;&lt;rec-number&gt;14&lt;/rec-number&gt;&lt;foreign-keys&gt;&lt;key app="EN" db-id="dxs5p5de0w55t0erd255s0tbrzsd22z0ts0d" timestamp="1766921470"&gt;14&lt;/key&gt;&lt;/foreign-keys&gt;&lt;ref-type name="Journal Article"&gt;17&lt;/ref-type&gt;&lt;contributors&gt;&lt;authors&gt;&lt;author&gt;Shaikh, N.&lt;/author&gt;&lt;author&gt;Kakosimos, K. E.&lt;/author&gt;&lt;author&gt;Adia, N.&lt;/author&gt;&lt;author&gt;Vechot, L.&lt;/author&gt;&lt;/authors&gt;&lt;/contributors&gt;&lt;auth-address&gt;Department of Chemical Engineering and Mary Kay O&amp;apos;Connor Process Safety Center Qatar, Texas A&amp;amp;M University at Qatar, Qatar. Electronic address: nawaydshaikh@tamu.edu.&amp;#xD;Department of Chemical Engineering and Mary Kay O&amp;apos;Connor Process Safety Center Qatar, Texas A&amp;amp;M University at Qatar, Qatar. Electronic address: k.kakosimos@qatar.tamu.edu.&amp;#xD;Department of Chemical Engineering and Mary Kay O&amp;apos;Connor Process Safety Center Qatar, Texas A&amp;amp;M University at Qatar, Qatar.&lt;/auth-address&gt;&lt;titles&gt;&lt;title&gt;Concept and demonstration of a fully coupled and dynamic exposure-response methodology for crowd evacuation numerical modelling in airborne-toxic environments&lt;/title&gt;&lt;secondary-title&gt;J Hazard Mater&lt;/secondary-title&gt;&lt;/titles&gt;&lt;periodical&gt;&lt;full-title&gt;Journal of Hazardous Materials&lt;/full-title&gt;&lt;abbr-1&gt;J Hazard Mater&lt;/abbr-1&gt;&lt;/periodical&gt;&lt;pages&gt;123093&lt;/pages&gt;&lt;volume&gt;399&lt;/volume&gt;&lt;edition&gt;2020/06/13&lt;/edition&gt;&lt;keywords&gt;&lt;keyword&gt;Emergency response&lt;/keyword&gt;&lt;keyword&gt;Evacuation modelling&lt;/keyword&gt;&lt;keyword&gt;Hydrogen sulphide&lt;/keyword&gt;&lt;keyword&gt;Risk&lt;/keyword&gt;&lt;keyword&gt;Social-force&lt;/keyword&gt;&lt;/keywords&gt;&lt;dates&gt;&lt;year&gt;2020&lt;/year&gt;&lt;pub-dates&gt;&lt;date&gt;Nov 15&lt;/date&gt;&lt;/pub-dates&gt;&lt;/dates&gt;&lt;isbn&gt;1873-3336 (Electronic)&amp;#xD;0304-3894 (Linking)&lt;/isbn&gt;&lt;accession-num&gt;32531670&lt;/accession-num&gt;&lt;urls&gt;&lt;related-urls&gt;&lt;url&gt;https://www.ncbi.nlm.nih.gov/pubmed/32531670&lt;/url&gt;&lt;/related-urls&gt;&lt;/urls&gt;&lt;electronic-resource-num&gt;10.1016/j.jhazmat.2020.123093&lt;/electronic-resource-num&gt;&lt;/record&gt;&lt;/Cite&gt;&lt;/EndNote&gt;</w:instrText>
+        </w:r>
+        <w:r>
+          <w:rPr>
+            <w:rStyle w:val="-"/>
+          </w:rPr>
+          <w:fldChar w:fldCharType="separate"/>
+        </w:r>
+        <w:r>
+          <w:rPr>
+            <w:rStyle w:val="-"/>
+          </w:rPr>
+          <w:t>Shaikh et al. (2020)</w:t>
+        </w:r>
+        <w:r>
+          <w:rPr>
+            <w:rStyle w:val="-"/>
+          </w:rPr>
+          <w:fldChar w:fldCharType="end"/>
+        </w:r>
+      </w:hyperlink>
+      <w:r>
+        <w:t xml:space="preserve"> </w:t>
+      </w:r>
+      <w:r>
+        <w:t>χρησιμοποι</w:t>
+      </w:r>
+      <w:r>
+        <w:t>ούνται οι</w:t>
+      </w:r>
+      <w:r>
+        <w:t xml:space="preserve"> Εξ</w:t>
+      </w:r>
+      <w:r>
+        <w:t>ι</w:t>
+      </w:r>
+      <w:r>
+        <w:t>σ</w:t>
+      </w:r>
+      <w:r>
+        <w:t>ώ</w:t>
+      </w:r>
+      <w:r>
+        <w:t>σ</w:t>
+      </w:r>
+      <w:r>
+        <w:t xml:space="preserve">εις </w:t>
+      </w:r>
+      <w:r>
+        <w:t xml:space="preserve"> </w:t>
+      </w:r>
+      <w:r>
+        <w:rPr>
+          <w:highlight w:val="yellow"/>
+        </w:rPr>
+        <w:t>()</w:t>
+      </w:r>
+      <w:r>
+        <w:t xml:space="preserve"> για την δημιουργία του Πίνακα </w:t>
+      </w:r>
+      <w:r>
+        <w:rPr>
+          <w:highlight w:val="yellow"/>
+        </w:rPr>
+        <w:t>()</w:t>
+      </w:r>
+      <w:r>
+        <w:t>:</w:t>
+      </w:r>
+    </w:p>
+    <w:p/>
+    <w:p>
+      <w:pPr>
+        <w:keepNext/>
+      </w:pPr>
+      <m:oMathPara>
+        <m:oMath>
+          <m:eqArr>
+            <m:eqArrPr>
+              <m:maxDist m:val="1"/>
+              <m:ctrlPr>
+                <w:rPr>
+                  <w:rFonts w:ascii="Cambria Math" w:hAnsi="Cambria Math"/>
+                  <w:i/>
+                  <w:lang w:val="en-US"/>
+                </w:rPr>
+              </m:ctrlPr>
+            </m:eqArrPr>
+            <m:e>
+              <m:r>
+                <w:rPr>
+                  <w:rFonts w:ascii="Cambria Math" w:hAnsi="Cambria Math"/>
+                </w:rPr>
+                <m:t>c</m:t>
+              </m:r>
+              <m:r>
+                <w:rPr>
+                  <w:rFonts w:ascii="Cambria Math" w:hAnsi="Cambria Math"/>
+                  <w:lang w:val="en-US"/>
+                </w:rPr>
+                <m:t>(t)</m:t>
+              </m:r>
+              <m:r>
+                <w:rPr>
+                  <w:rFonts w:ascii="Cambria Math" w:hAnsi="Cambria Math"/>
+                </w:rPr>
+                <m:t>=</m:t>
+              </m:r>
+              <m:r>
+                <w:rPr>
+                  <w:rFonts w:ascii="Cambria Math" w:hAnsi="Cambria Math"/>
+                  <w:lang w:val="en-US"/>
+                </w:rPr>
+                <m:t>8</m:t>
+              </m:r>
+              <m:r>
+                <w:rPr>
+                  <w:rFonts w:ascii="Cambria Math" w:hAnsi="Cambria Math"/>
+                </w:rPr>
+                <m:t>.5</m:t>
+              </m:r>
+              <m:r>
+                <w:rPr>
+                  <w:rFonts w:ascii="Cambria Math" w:hAnsi="Cambria Math"/>
+                </w:rPr>
+                <m:t>*</m:t>
+              </m:r>
+              <m:sSup>
+                <m:sSupPr>
+                  <m:ctrlPr>
+                    <w:rPr>
+                      <w:rFonts w:ascii="Cambria Math" w:hAnsi="Cambria Math"/>
+                      <w:i/>
+                      <w:lang w:val="en-US"/>
+                    </w:rPr>
+                  </m:ctrlPr>
+                </m:sSupPr>
+                <m:e>
+                  <m:r>
+                    <w:rPr>
+                      <w:rFonts w:ascii="Cambria Math" w:hAnsi="Cambria Math"/>
+                      <w:lang w:val="en-US"/>
+                    </w:rPr>
+                    <m:t>t</m:t>
+                  </m:r>
+                  <m:ctrlPr>
+                    <w:rPr>
+                      <w:rFonts w:ascii="Cambria Math" w:hAnsi="Cambria Math"/>
+                      <w:i/>
+                    </w:rPr>
+                  </m:ctrlPr>
+                </m:e>
+                <m:sup>
+                  <m:r>
+                    <w:rPr>
+                      <w:rFonts w:ascii="Cambria Math" w:hAnsi="Cambria Math"/>
+                    </w:rPr>
+                    <m:t>-</m:t>
+                  </m:r>
+                  <m:r>
+                    <w:rPr>
+                      <w:rFonts w:ascii="Cambria Math" w:hAnsi="Cambria Math"/>
+                      <w:lang w:val="en-US"/>
+                    </w:rPr>
+                    <m:t>0.227</m:t>
+                  </m:r>
+                </m:sup>
+              </m:sSup>
+              <m:r>
+                <w:rPr>
+                  <w:rFonts w:ascii="Cambria Math" w:hAnsi="Cambria Math"/>
+                </w:rPr>
+                <m:t>#</m:t>
+              </m:r>
+              <m:d>
+                <m:dPr>
+                  <m:ctrlPr>
+                    <w:rPr>
+                      <w:rFonts w:ascii="Cambria Math" w:hAnsi="Cambria Math"/>
+                      <w:i/>
+                      <w:lang w:val="en-US"/>
+                    </w:rPr>
+                  </m:ctrlPr>
+                </m:dPr>
+                <m:e>
+                  <m:r>
+                    <w:rPr>
+                      <w:rFonts w:ascii="Cambria Math" w:hAnsi="Cambria Math"/>
+                      <w:lang w:val="en-US"/>
+                    </w:rPr>
+                    <m:t>4</m:t>
+                  </m:r>
+                </m:e>
+              </m:d>
+              <m:ctrlPr>
+                <w:rPr>
+                  <w:rFonts w:ascii="Cambria Math" w:hAnsi="Cambria Math"/>
+                  <w:i/>
+                </w:rPr>
+              </m:ctrlPr>
+            </m:e>
+          </m:eqArr>
+        </m:oMath>
+      </m:oMathPara>
     </w:p>
     <w:p>
       <w:pPr>
+        <w:keepNext/>
+      </w:pPr>
+      <m:oMathPara>
+        <m:oMath>
+          <m:eqArr>
+            <m:eqArrPr>
+              <m:maxDist m:val="1"/>
+              <m:ctrlPr>
+                <w:rPr>
+                  <w:rFonts w:ascii="Cambria Math" w:hAnsi="Cambria Math"/>
+                  <w:i/>
+                  <w:lang w:val="en-US"/>
+                </w:rPr>
+              </m:ctrlPr>
+            </m:eqArrPr>
+            <m:e>
+              <m:r>
+                <w:rPr>
+                  <w:rFonts w:ascii="Cambria Math" w:hAnsi="Cambria Math"/>
+                </w:rPr>
+                <m:t>c</m:t>
+              </m:r>
+              <m:r>
+                <w:rPr>
+                  <w:rFonts w:ascii="Cambria Math" w:hAnsi="Cambria Math"/>
+                  <w:lang w:val="en-US"/>
+                </w:rPr>
+                <m:t>(t)</m:t>
+              </m:r>
+              <m:r>
+                <w:rPr>
+                  <w:rFonts w:ascii="Cambria Math" w:hAnsi="Cambria Math"/>
+                </w:rPr>
+                <m:t>=</m:t>
+              </m:r>
+              <m:r>
+                <w:rPr>
+                  <w:rFonts w:ascii="Cambria Math" w:hAnsi="Cambria Math"/>
+                  <w:lang w:val="en-US"/>
+                </w:rPr>
+                <m:t>6</m:t>
+              </m:r>
+              <m:r>
+                <w:rPr>
+                  <w:rFonts w:ascii="Cambria Math" w:hAnsi="Cambria Math"/>
+                </w:rPr>
+                <m:t>00</m:t>
+              </m:r>
+              <m:r>
+                <w:rPr>
+                  <w:rFonts w:ascii="Cambria Math" w:hAnsi="Cambria Math"/>
+                </w:rPr>
+                <m:t>*</m:t>
+              </m:r>
+              <m:sSup>
+                <m:sSupPr>
+                  <m:ctrlPr>
+                    <w:rPr>
+                      <w:rFonts w:ascii="Cambria Math" w:hAnsi="Cambria Math"/>
+                      <w:i/>
+                      <w:lang w:val="en-US"/>
+                    </w:rPr>
+                  </m:ctrlPr>
+                </m:sSupPr>
+                <m:e>
+                  <m:r>
+                    <w:rPr>
+                      <w:rFonts w:ascii="Cambria Math" w:hAnsi="Cambria Math"/>
+                      <w:lang w:val="en-US"/>
+                    </w:rPr>
+                    <m:t>t</m:t>
+                  </m:r>
+                  <m:ctrlPr>
+                    <w:rPr>
+                      <w:rFonts w:ascii="Cambria Math" w:hAnsi="Cambria Math"/>
+                      <w:i/>
+                    </w:rPr>
+                  </m:ctrlPr>
+                </m:e>
+                <m:sup>
+                  <m:r>
+                    <w:rPr>
+                      <w:rFonts w:ascii="Cambria Math" w:hAnsi="Cambria Math"/>
+                    </w:rPr>
+                    <m:t>-</m:t>
+                  </m:r>
+                  <m:r>
+                    <w:rPr>
+                      <w:rFonts w:ascii="Cambria Math" w:hAnsi="Cambria Math"/>
+                      <w:lang w:val="en-US"/>
+                    </w:rPr>
+                    <m:t>0.227</m:t>
+                  </m:r>
+                </m:sup>
+              </m:sSup>
+              <m:r>
+                <w:rPr>
+                  <w:rFonts w:ascii="Cambria Math" w:hAnsi="Cambria Math"/>
+                </w:rPr>
+                <m:t>#</m:t>
+              </m:r>
+              <m:d>
+                <m:dPr>
+                  <m:ctrlPr>
+                    <w:rPr>
+                      <w:rFonts w:ascii="Cambria Math" w:hAnsi="Cambria Math"/>
+                      <w:i/>
+                      <w:lang w:val="en-US"/>
+                    </w:rPr>
+                  </m:ctrlPr>
+                </m:dPr>
+                <m:e>
+                  <m:r>
+                    <w:rPr>
+                      <w:rFonts w:ascii="Cambria Math" w:hAnsi="Cambria Math"/>
+                      <w:lang w:val="en-US"/>
+                    </w:rPr>
+                    <m:t>5</m:t>
+                  </m:r>
+                </m:e>
+              </m:d>
+              <m:ctrlPr>
+                <w:rPr>
+                  <w:rFonts w:ascii="Cambria Math" w:hAnsi="Cambria Math"/>
+                  <w:i/>
+                </w:rPr>
+              </m:ctrlPr>
+            </m:e>
+          </m:eqArr>
+        </m:oMath>
+      </m:oMathPara>
+    </w:p>
+    <w:p>
+      <w:pPr>
+        <w:keepNext/>
+      </w:pPr>
+      <m:oMathPara>
+        <m:oMath>
+          <m:eqArr>
+            <m:eqArrPr>
+              <m:maxDist m:val="1"/>
+              <m:ctrlPr>
+                <w:rPr>
+                  <w:rFonts w:ascii="Cambria Math" w:hAnsi="Cambria Math"/>
+                  <w:i/>
+                  <w:lang w:val="en-US"/>
+                </w:rPr>
+              </m:ctrlPr>
+            </m:eqArrPr>
+            <m:e>
+              <m:r>
+                <w:rPr>
+                  <w:rFonts w:ascii="Cambria Math" w:hAnsi="Cambria Math"/>
+                </w:rPr>
+                <m:t>c</m:t>
+              </m:r>
+              <m:r>
+                <w:rPr>
+                  <w:rFonts w:ascii="Cambria Math" w:hAnsi="Cambria Math"/>
+                  <w:lang w:val="en-US"/>
+                </w:rPr>
+                <m:t>(t)</m:t>
+              </m:r>
+              <m:r>
+                <w:rPr>
+                  <w:rFonts w:ascii="Cambria Math" w:hAnsi="Cambria Math"/>
+                </w:rPr>
+                <m:t>=</m:t>
+              </m:r>
+              <m:r>
+                <w:rPr>
+                  <w:rFonts w:ascii="Cambria Math" w:hAnsi="Cambria Math"/>
+                  <w:lang w:val="en-US"/>
+                </w:rPr>
+                <m:t>8</m:t>
+              </m:r>
+              <m:r>
+                <w:rPr>
+                  <w:rFonts w:ascii="Cambria Math" w:hAnsi="Cambria Math"/>
+                </w:rPr>
+                <m:t>50</m:t>
+              </m:r>
+              <m:r>
+                <w:rPr>
+                  <w:rFonts w:ascii="Cambria Math" w:hAnsi="Cambria Math"/>
+                </w:rPr>
+                <m:t>*</m:t>
+              </m:r>
+              <m:sSup>
+                <m:sSupPr>
+                  <m:ctrlPr>
+                    <w:rPr>
+                      <w:rFonts w:ascii="Cambria Math" w:hAnsi="Cambria Math"/>
+                      <w:i/>
+                      <w:lang w:val="en-US"/>
+                    </w:rPr>
+                  </m:ctrlPr>
+                </m:sSupPr>
+                <m:e>
+                  <m:r>
+                    <w:rPr>
+                      <w:rFonts w:ascii="Cambria Math" w:hAnsi="Cambria Math"/>
+                      <w:lang w:val="en-US"/>
+                    </w:rPr>
+                    <m:t>t</m:t>
+                  </m:r>
+                  <m:ctrlPr>
+                    <w:rPr>
+                      <w:rFonts w:ascii="Cambria Math" w:hAnsi="Cambria Math"/>
+                      <w:i/>
+                    </w:rPr>
+                  </m:ctrlPr>
+                </m:e>
+                <m:sup>
+                  <m:r>
+                    <w:rPr>
+                      <w:rFonts w:ascii="Cambria Math" w:hAnsi="Cambria Math"/>
+                    </w:rPr>
+                    <m:t>-</m:t>
+                  </m:r>
+                  <m:r>
+                    <w:rPr>
+                      <w:rFonts w:ascii="Cambria Math" w:hAnsi="Cambria Math"/>
+                      <w:lang w:val="en-US"/>
+                    </w:rPr>
+                    <m:t>0.227</m:t>
+                  </m:r>
+                </m:sup>
+              </m:sSup>
+              <m:r>
+                <w:rPr>
+                  <w:rFonts w:ascii="Cambria Math" w:hAnsi="Cambria Math"/>
+                </w:rPr>
+                <m:t>#</m:t>
+              </m:r>
+              <m:d>
+                <m:dPr>
+                  <m:ctrlPr>
+                    <w:rPr>
+                      <w:rFonts w:ascii="Cambria Math" w:hAnsi="Cambria Math"/>
+                      <w:i/>
+                      <w:lang w:val="en-US"/>
+                    </w:rPr>
+                  </m:ctrlPr>
+                </m:dPr>
+                <m:e>
+                  <m:r>
+                    <w:rPr>
+                      <w:rFonts w:ascii="Cambria Math" w:hAnsi="Cambria Math"/>
+                      <w:lang w:val="en-US"/>
+                    </w:rPr>
+                    <m:t>6</m:t>
+                  </m:r>
+                </m:e>
+              </m:d>
+              <m:ctrlPr>
+                <w:rPr>
+                  <w:rFonts w:ascii="Cambria Math" w:hAnsi="Cambria Math"/>
+                  <w:i/>
+                </w:rPr>
+              </m:ctrlPr>
+            </m:e>
+          </m:eqArr>
+        </m:oMath>
+      </m:oMathPara>
+    </w:p>
+    <w:p>
+      <w:pPr>
+        <w:keepNext/>
+      </w:pPr>
+      <m:oMathPara>
+        <m:oMath>
+          <m:eqArr>
+            <m:eqArrPr>
+              <m:maxDist m:val="1"/>
+              <m:ctrlPr>
+                <w:rPr>
+                  <w:rFonts w:ascii="Cambria Math" w:hAnsi="Cambria Math"/>
+                  <w:i/>
+                  <w:lang w:val="en-US"/>
+                </w:rPr>
+              </m:ctrlPr>
+            </m:eqArrPr>
+            <m:e>
+              <m:r>
+                <w:rPr>
+                  <w:rFonts w:ascii="Cambria Math" w:hAnsi="Cambria Math"/>
+                </w:rPr>
+                <m:t>c</m:t>
+              </m:r>
+              <m:r>
+                <w:rPr>
+                  <w:rFonts w:ascii="Cambria Math" w:hAnsi="Cambria Math"/>
+                  <w:lang w:val="en-US"/>
+                </w:rPr>
+                <m:t>(t)</m:t>
+              </m:r>
+              <m:r>
+                <w:rPr>
+                  <w:rFonts w:ascii="Cambria Math" w:hAnsi="Cambria Math"/>
+                </w:rPr>
+                <m:t>=</m:t>
+              </m:r>
+              <m:r>
+                <w:rPr>
+                  <w:rFonts w:ascii="Cambria Math" w:hAnsi="Cambria Math"/>
+                  <w:lang w:val="en-US"/>
+                </w:rPr>
+                <m:t>1</m:t>
+              </m:r>
+              <m:r>
+                <w:rPr>
+                  <w:rFonts w:ascii="Cambria Math" w:hAnsi="Cambria Math"/>
+                </w:rPr>
+                <m:t>800*</m:t>
+              </m:r>
+              <m:sSup>
+                <m:sSupPr>
+                  <m:ctrlPr>
+                    <w:rPr>
+                      <w:rFonts w:ascii="Cambria Math" w:hAnsi="Cambria Math"/>
+                      <w:i/>
+                      <w:lang w:val="en-US"/>
+                    </w:rPr>
+                  </m:ctrlPr>
+                </m:sSupPr>
+                <m:e>
+                  <m:r>
+                    <w:rPr>
+                      <w:rFonts w:ascii="Cambria Math" w:hAnsi="Cambria Math"/>
+                      <w:lang w:val="en-US"/>
+                    </w:rPr>
+                    <m:t>t</m:t>
+                  </m:r>
+                  <m:ctrlPr>
+                    <w:rPr>
+                      <w:rFonts w:ascii="Cambria Math" w:hAnsi="Cambria Math"/>
+                      <w:i/>
+                    </w:rPr>
+                  </m:ctrlPr>
+                </m:e>
+                <m:sup>
+                  <m:r>
+                    <w:rPr>
+                      <w:rFonts w:ascii="Cambria Math" w:hAnsi="Cambria Math"/>
+                    </w:rPr>
+                    <m:t>-</m:t>
+                  </m:r>
+                  <m:r>
+                    <w:rPr>
+                      <w:rFonts w:ascii="Cambria Math" w:hAnsi="Cambria Math"/>
+                      <w:lang w:val="en-US"/>
+                    </w:rPr>
+                    <m:t>0.227</m:t>
+                  </m:r>
+                </m:sup>
+              </m:sSup>
+              <m:r>
+                <w:rPr>
+                  <w:rFonts w:ascii="Cambria Math" w:hAnsi="Cambria Math"/>
+                </w:rPr>
+                <m:t>#</m:t>
+              </m:r>
+              <m:d>
+                <m:dPr>
+                  <m:ctrlPr>
+                    <w:rPr>
+                      <w:rFonts w:ascii="Cambria Math" w:hAnsi="Cambria Math"/>
+                      <w:i/>
+                      <w:lang w:val="en-US"/>
+                    </w:rPr>
+                  </m:ctrlPr>
+                </m:dPr>
+                <m:e>
+                  <m:r>
+                    <w:rPr>
+                      <w:rFonts w:ascii="Cambria Math" w:hAnsi="Cambria Math"/>
+                      <w:lang w:val="en-US"/>
+                    </w:rPr>
+                    <m:t>7</m:t>
+                  </m:r>
+                </m:e>
+              </m:d>
+              <m:ctrlPr>
+                <w:rPr>
+                  <w:rFonts w:ascii="Cambria Math" w:hAnsi="Cambria Math"/>
+                  <w:i/>
+                </w:rPr>
+              </m:ctrlPr>
+            </m:e>
+          </m:eqArr>
+        </m:oMath>
+      </m:oMathPara>
+    </w:p>
+    <w:p/>
+    <w:p/>
+    <w:tbl>
+      <w:tblPr>
+        <w:tblStyle w:val="a8"/>
+        <w:tblW w:w="0" w:type="auto"/>
+        <w:tblLook w:val="04A0" w:firstRow="1" w:lastRow="0" w:firstColumn="1" w:lastColumn="0" w:noHBand="0" w:noVBand="1"/>
+      </w:tblPr>
+      <w:tblGrid>
+        <w:gridCol w:w="1810"/>
+        <w:gridCol w:w="1657"/>
+        <w:gridCol w:w="1657"/>
+        <w:gridCol w:w="1657"/>
+        <w:gridCol w:w="1685"/>
+        <w:gridCol w:w="1604"/>
+      </w:tblGrid>
+      <w:tr>
+        <w:tc>
+          <w:tcPr>
+            <w:tcW w:w="1810" w:type="dxa"/>
+          </w:tcPr>
+          <w:p>
+            <w:pPr>
+              <w:rPr>
+                <w:lang w:val="en-US"/>
+              </w:rPr>
+            </w:pPr>
+            <w:r>
+              <w:rPr>
+                <w:lang w:val="en-US"/>
+              </w:rPr>
+              <w:t xml:space="preserve">Exposure time </w:t>
+            </w:r>
+          </w:p>
+        </w:tc>
+        <w:tc>
+          <w:tcPr>
+            <w:tcW w:w="1657" w:type="dxa"/>
+            <w:vAlign w:val="center"/>
+          </w:tcPr>
+          <w:p>
+            <w:pPr>
+              <w:jc w:val="center"/>
+              <w:rPr>
+                <w:lang w:val="en-US"/>
+              </w:rPr>
+            </w:pPr>
+            <w:r>
+              <w:t>5</w:t>
+            </w:r>
+            <w:r>
+              <w:rPr>
+                <w:lang w:val="en-US"/>
+              </w:rPr>
+              <w:t xml:space="preserve"> mins</w:t>
+            </w:r>
+          </w:p>
+        </w:tc>
+        <w:tc>
+          <w:tcPr>
+            <w:tcW w:w="1657" w:type="dxa"/>
+            <w:vAlign w:val="center"/>
+          </w:tcPr>
+          <w:p>
+            <w:pPr>
+              <w:jc w:val="center"/>
+              <w:rPr>
+                <w:lang w:val="en-US"/>
+              </w:rPr>
+            </w:pPr>
+            <w:r>
+              <w:t>8.33</w:t>
+            </w:r>
+            <w:r>
+              <w:rPr>
+                <w:lang w:val="en-US"/>
+              </w:rPr>
+              <w:t xml:space="preserve"> mins</w:t>
+            </w:r>
+          </w:p>
+        </w:tc>
+        <w:tc>
+          <w:tcPr>
+            <w:tcW w:w="1657" w:type="dxa"/>
+            <w:vAlign w:val="center"/>
+          </w:tcPr>
+          <w:p>
+            <w:pPr>
+              <w:jc w:val="center"/>
+              <w:rPr>
+                <w:lang w:val="en-US"/>
+              </w:rPr>
+            </w:pPr>
+            <w:r>
+              <w:t xml:space="preserve">16.67 </w:t>
+            </w:r>
+            <w:r>
+              <w:rPr>
+                <w:lang w:val="en-US"/>
+              </w:rPr>
+              <w:t>mins</w:t>
+            </w:r>
+          </w:p>
+        </w:tc>
+        <w:tc>
+          <w:tcPr>
+            <w:tcW w:w="1685" w:type="dxa"/>
+            <w:vAlign w:val="center"/>
+          </w:tcPr>
+          <w:p>
+            <w:pPr>
+              <w:jc w:val="center"/>
+              <w:rPr>
+                <w:lang w:val="en-US"/>
+              </w:rPr>
+            </w:pPr>
+            <w:r>
+              <w:rPr>
+                <w:lang w:val="en-US"/>
+              </w:rPr>
+              <w:t>25 mins</w:t>
+            </w:r>
+          </w:p>
+        </w:tc>
+        <w:tc>
+          <w:tcPr>
+            <w:tcW w:w="1604" w:type="dxa"/>
+            <w:vAlign w:val="center"/>
+          </w:tcPr>
+          <w:p>
+            <w:pPr>
+              <w:jc w:val="center"/>
+              <w:rPr>
+                <w:lang w:val="en-US"/>
+              </w:rPr>
+            </w:pPr>
+            <w:r>
+              <w:rPr>
+                <w:lang w:val="en-US"/>
+              </w:rPr>
+              <w:t>50 mins</w:t>
+            </w:r>
+          </w:p>
+        </w:tc>
+      </w:tr>
+      <w:tr>
+        <w:tc>
+          <w:tcPr>
+            <w:tcW w:w="10070" w:type="dxa"/>
+            <w:gridSpan w:val="6"/>
+            <w:vAlign w:val="center"/>
+          </w:tcPr>
+          <w:p>
+            <w:pPr>
+              <w:jc w:val="left"/>
+              <w:rPr>
+                <w:lang w:val="en-US"/>
+              </w:rPr>
+            </w:pPr>
+            <w:r>
+              <w:rPr>
+                <w:lang w:val="en-US"/>
+              </w:rPr>
+              <w:t>ppm</w:t>
+            </w:r>
+          </w:p>
+        </w:tc>
+      </w:tr>
+      <w:tr>
+        <w:tc>
+          <w:tcPr>
+            <w:tcW w:w="1810" w:type="dxa"/>
+          </w:tcPr>
+          <w:p>
+            <w:pPr>
+              <w:rPr>
+                <w:lang w:val="en-US"/>
+              </w:rPr>
+            </w:pPr>
+            <w:r>
+              <w:rPr>
+                <w:lang w:val="en-US"/>
+              </w:rPr>
+              <w:t>AEGL 1</w:t>
+            </w:r>
+          </w:p>
+        </w:tc>
+        <w:tc>
+          <w:tcPr>
+            <w:tcW w:w="1657" w:type="dxa"/>
+            <w:vAlign w:val="center"/>
+          </w:tcPr>
+          <w:p>
+            <w:pPr>
+              <w:jc w:val="center"/>
+              <w:rPr>
+                <w:rFonts w:cs="Times New Roman"/>
+                <w:szCs w:val="24"/>
+                <w:lang w:val="en-US"/>
+              </w:rPr>
+            </w:pPr>
+            <w:r>
+              <w:rPr>
+                <w:rFonts w:cs="Times New Roman"/>
+                <w:color w:val="000000"/>
+              </w:rPr>
+              <w:t>2</w:t>
+            </w:r>
+            <w:r>
+              <w:rPr>
+                <w:rFonts w:cs="Times New Roman"/>
+                <w:color w:val="000000"/>
+              </w:rPr>
+              <w:t>.</w:t>
+            </w:r>
+            <w:r>
+              <w:rPr>
+                <w:rFonts w:cs="Times New Roman"/>
+                <w:color w:val="000000"/>
+              </w:rPr>
+              <w:t>33</w:t>
+            </w:r>
+          </w:p>
+        </w:tc>
+        <w:tc>
+          <w:tcPr>
+            <w:tcW w:w="1657" w:type="dxa"/>
+            <w:vAlign w:val="center"/>
+          </w:tcPr>
+          <w:p>
+            <w:pPr>
+              <w:jc w:val="center"/>
+              <w:rPr>
+                <w:rFonts w:cs="Times New Roman"/>
+                <w:szCs w:val="24"/>
+                <w:lang w:val="en-US"/>
+              </w:rPr>
+            </w:pPr>
+            <w:r>
+              <w:rPr>
+                <w:rFonts w:cs="Times New Roman"/>
+                <w:color w:val="000000"/>
+              </w:rPr>
+              <w:t>2</w:t>
+            </w:r>
+            <w:r>
+              <w:rPr>
+                <w:rFonts w:cs="Times New Roman"/>
+                <w:color w:val="000000"/>
+              </w:rPr>
+              <w:t>.</w:t>
+            </w:r>
+            <w:r>
+              <w:rPr>
+                <w:rFonts w:cs="Times New Roman"/>
+                <w:color w:val="000000"/>
+              </w:rPr>
+              <w:t>07</w:t>
+            </w:r>
+          </w:p>
+        </w:tc>
+        <w:tc>
+          <w:tcPr>
+            <w:tcW w:w="1657" w:type="dxa"/>
+            <w:vAlign w:val="center"/>
+          </w:tcPr>
+          <w:p>
+            <w:pPr>
+              <w:jc w:val="center"/>
+              <w:rPr>
+                <w:rFonts w:cs="Times New Roman"/>
+                <w:szCs w:val="24"/>
+                <w:lang w:val="en-US"/>
+              </w:rPr>
+            </w:pPr>
+            <w:r>
+              <w:rPr>
+                <w:rFonts w:cs="Times New Roman"/>
+                <w:color w:val="000000"/>
+              </w:rPr>
+              <w:t>1</w:t>
+            </w:r>
+            <w:r>
+              <w:rPr>
+                <w:rFonts w:cs="Times New Roman"/>
+                <w:color w:val="000000"/>
+              </w:rPr>
+              <w:t>.</w:t>
+            </w:r>
+            <w:r>
+              <w:rPr>
+                <w:rFonts w:cs="Times New Roman"/>
+                <w:color w:val="000000"/>
+              </w:rPr>
+              <w:t>77</w:t>
+            </w:r>
+          </w:p>
+        </w:tc>
+        <w:tc>
+          <w:tcPr>
+            <w:tcW w:w="1685" w:type="dxa"/>
+            <w:vAlign w:val="center"/>
+          </w:tcPr>
+          <w:p>
+            <w:pPr>
+              <w:jc w:val="center"/>
+              <w:rPr>
+                <w:rFonts w:cs="Times New Roman"/>
+                <w:szCs w:val="24"/>
+                <w:lang w:val="en-US"/>
+              </w:rPr>
+            </w:pPr>
+            <w:r>
+              <w:rPr>
+                <w:rFonts w:cs="Times New Roman"/>
+                <w:color w:val="000000"/>
+              </w:rPr>
+              <w:t>1</w:t>
+            </w:r>
+            <w:r>
+              <w:rPr>
+                <w:rFonts w:cs="Times New Roman"/>
+                <w:color w:val="000000"/>
+              </w:rPr>
+              <w:t>.</w:t>
+            </w:r>
+            <w:r>
+              <w:rPr>
+                <w:rFonts w:cs="Times New Roman"/>
+                <w:color w:val="000000"/>
+              </w:rPr>
+              <w:t>62</w:t>
+            </w:r>
+          </w:p>
+        </w:tc>
+        <w:tc>
+          <w:tcPr>
+            <w:tcW w:w="1604" w:type="dxa"/>
+            <w:vAlign w:val="center"/>
+          </w:tcPr>
+          <w:p>
+            <w:pPr>
+              <w:jc w:val="center"/>
+              <w:rPr>
+                <w:rFonts w:cs="Times New Roman"/>
+                <w:szCs w:val="24"/>
+                <w:lang w:val="en-US"/>
+              </w:rPr>
+            </w:pPr>
+            <w:r>
+              <w:rPr>
+                <w:rFonts w:cs="Times New Roman"/>
+                <w:color w:val="000000"/>
+              </w:rPr>
+              <w:t>1</w:t>
+            </w:r>
+            <w:r>
+              <w:rPr>
+                <w:rFonts w:cs="Times New Roman"/>
+                <w:color w:val="000000"/>
+              </w:rPr>
+              <w:t>.</w:t>
+            </w:r>
+            <w:r>
+              <w:rPr>
+                <w:rFonts w:cs="Times New Roman"/>
+                <w:color w:val="000000"/>
+              </w:rPr>
+              <w:t>38</w:t>
+            </w:r>
+          </w:p>
+        </w:tc>
+      </w:tr>
+      <w:tr>
+        <w:tc>
+          <w:tcPr>
+            <w:tcW w:w="1810" w:type="dxa"/>
+          </w:tcPr>
+          <w:p>
+            <w:pPr>
+              <w:rPr>
+                <w:lang w:val="en-US"/>
+              </w:rPr>
+            </w:pPr>
+            <w:r>
+              <w:rPr>
+                <w:lang w:val="en-US"/>
+              </w:rPr>
+              <w:t>AEGL 2</w:t>
+            </w:r>
+          </w:p>
+        </w:tc>
+        <w:tc>
+          <w:tcPr>
+            <w:tcW w:w="1657" w:type="dxa"/>
+            <w:vAlign w:val="center"/>
+          </w:tcPr>
+          <w:p>
+            <w:pPr>
+              <w:jc w:val="center"/>
+              <w:rPr>
+                <w:rFonts w:cs="Times New Roman"/>
+                <w:szCs w:val="24"/>
+                <w:lang w:val="en-US"/>
+              </w:rPr>
+            </w:pPr>
+            <w:r>
+              <w:rPr>
+                <w:rFonts w:cs="Times New Roman"/>
+                <w:color w:val="000000"/>
+              </w:rPr>
+              <w:t>164</w:t>
+            </w:r>
+            <w:r>
+              <w:rPr>
+                <w:rFonts w:cs="Times New Roman"/>
+                <w:color w:val="000000"/>
+              </w:rPr>
+              <w:t>.</w:t>
+            </w:r>
+            <w:r>
+              <w:rPr>
+                <w:rFonts w:cs="Times New Roman"/>
+                <w:color w:val="000000"/>
+              </w:rPr>
+              <w:t>38</w:t>
+            </w:r>
+          </w:p>
+        </w:tc>
+        <w:tc>
+          <w:tcPr>
+            <w:tcW w:w="1657" w:type="dxa"/>
+            <w:vAlign w:val="center"/>
+          </w:tcPr>
+          <w:p>
+            <w:pPr>
+              <w:jc w:val="center"/>
+              <w:rPr>
+                <w:rFonts w:cs="Times New Roman"/>
+                <w:szCs w:val="24"/>
+                <w:lang w:val="en-US"/>
+              </w:rPr>
+            </w:pPr>
+            <w:r>
+              <w:rPr>
+                <w:rFonts w:cs="Times New Roman"/>
+                <w:color w:val="000000"/>
+              </w:rPr>
+              <w:t>146</w:t>
+            </w:r>
+            <w:r>
+              <w:rPr>
+                <w:rFonts w:cs="Times New Roman"/>
+                <w:color w:val="000000"/>
+              </w:rPr>
+              <w:t>.</w:t>
+            </w:r>
+            <w:r>
+              <w:rPr>
+                <w:rFonts w:cs="Times New Roman"/>
+                <w:color w:val="000000"/>
+              </w:rPr>
+              <w:t>38</w:t>
+            </w:r>
+          </w:p>
+        </w:tc>
+        <w:tc>
+          <w:tcPr>
+            <w:tcW w:w="1657" w:type="dxa"/>
+            <w:vAlign w:val="center"/>
+          </w:tcPr>
+          <w:p>
+            <w:pPr>
+              <w:jc w:val="center"/>
+              <w:rPr>
+                <w:rFonts w:cs="Times New Roman"/>
+                <w:szCs w:val="24"/>
+                <w:lang w:val="en-US"/>
+              </w:rPr>
+            </w:pPr>
+            <w:r>
+              <w:rPr>
+                <w:rFonts w:cs="Times New Roman"/>
+                <w:color w:val="000000"/>
+              </w:rPr>
+              <w:t>125</w:t>
+            </w:r>
+            <w:r>
+              <w:rPr>
+                <w:rFonts w:cs="Times New Roman"/>
+                <w:color w:val="000000"/>
+              </w:rPr>
+              <w:t>.</w:t>
+            </w:r>
+            <w:r>
+              <w:rPr>
+                <w:rFonts w:cs="Times New Roman"/>
+                <w:color w:val="000000"/>
+              </w:rPr>
+              <w:t>07</w:t>
+            </w:r>
+          </w:p>
+        </w:tc>
+        <w:tc>
+          <w:tcPr>
+            <w:tcW w:w="1685" w:type="dxa"/>
+            <w:vAlign w:val="center"/>
+          </w:tcPr>
+          <w:p>
+            <w:pPr>
+              <w:jc w:val="center"/>
+              <w:rPr>
+                <w:rFonts w:cs="Times New Roman"/>
+                <w:szCs w:val="24"/>
+                <w:lang w:val="en-US"/>
+              </w:rPr>
+            </w:pPr>
+            <w:r>
+              <w:rPr>
+                <w:rFonts w:cs="Times New Roman"/>
+                <w:color w:val="000000"/>
+              </w:rPr>
+              <w:t>114</w:t>
+            </w:r>
+            <w:r>
+              <w:rPr>
+                <w:rFonts w:cs="Times New Roman"/>
+                <w:color w:val="000000"/>
+              </w:rPr>
+              <w:t>.</w:t>
+            </w:r>
+            <w:r>
+              <w:rPr>
+                <w:rFonts w:cs="Times New Roman"/>
+                <w:color w:val="000000"/>
+              </w:rPr>
+              <w:t>07</w:t>
+            </w:r>
+          </w:p>
+        </w:tc>
+        <w:tc>
+          <w:tcPr>
+            <w:tcW w:w="1604" w:type="dxa"/>
+            <w:vAlign w:val="center"/>
+          </w:tcPr>
+          <w:p>
+            <w:pPr>
+              <w:jc w:val="center"/>
+              <w:rPr>
+                <w:rFonts w:cs="Times New Roman"/>
+                <w:szCs w:val="24"/>
+                <w:lang w:val="en-US"/>
+              </w:rPr>
+            </w:pPr>
+            <w:r>
+              <w:rPr>
+                <w:rFonts w:cs="Times New Roman"/>
+                <w:color w:val="000000"/>
+              </w:rPr>
+              <w:t>97</w:t>
+            </w:r>
+            <w:r>
+              <w:rPr>
+                <w:rFonts w:cs="Times New Roman"/>
+                <w:color w:val="000000"/>
+              </w:rPr>
+              <w:t>.</w:t>
+            </w:r>
+            <w:r>
+              <w:rPr>
+                <w:rFonts w:cs="Times New Roman"/>
+                <w:color w:val="000000"/>
+              </w:rPr>
+              <w:t>46</w:t>
+            </w:r>
+          </w:p>
+        </w:tc>
+      </w:tr>
+      <w:tr>
+        <w:tc>
+          <w:tcPr>
+            <w:tcW w:w="1810" w:type="dxa"/>
+          </w:tcPr>
+          <w:p>
+            <w:pPr>
+              <w:rPr>
+                <w:lang w:val="en-US"/>
+              </w:rPr>
+            </w:pPr>
+            <w:r>
+              <w:rPr>
+                <w:lang w:val="en-US"/>
+              </w:rPr>
+              <w:t>AEGL 3</w:t>
+            </w:r>
+          </w:p>
+        </w:tc>
+        <w:tc>
+          <w:tcPr>
+            <w:tcW w:w="1657" w:type="dxa"/>
+            <w:vAlign w:val="center"/>
+          </w:tcPr>
+          <w:p>
+            <w:pPr>
+              <w:jc w:val="center"/>
+              <w:rPr>
+                <w:rFonts w:cs="Times New Roman"/>
+                <w:szCs w:val="24"/>
+                <w:lang w:val="en-US"/>
+              </w:rPr>
+            </w:pPr>
+            <w:r>
+              <w:rPr>
+                <w:rFonts w:cs="Times New Roman"/>
+                <w:color w:val="000000"/>
+              </w:rPr>
+              <w:t>232</w:t>
+            </w:r>
+            <w:r>
+              <w:rPr>
+                <w:rFonts w:cs="Times New Roman"/>
+                <w:color w:val="000000"/>
+              </w:rPr>
+              <w:t>.</w:t>
+            </w:r>
+            <w:r>
+              <w:rPr>
+                <w:rFonts w:cs="Times New Roman"/>
+                <w:color w:val="000000"/>
+              </w:rPr>
+              <w:t>87</w:t>
+            </w:r>
+          </w:p>
+        </w:tc>
+        <w:tc>
+          <w:tcPr>
+            <w:tcW w:w="1657" w:type="dxa"/>
+            <w:vAlign w:val="center"/>
+          </w:tcPr>
+          <w:p>
+            <w:pPr>
+              <w:jc w:val="center"/>
+              <w:rPr>
+                <w:rFonts w:cs="Times New Roman"/>
+                <w:szCs w:val="24"/>
+                <w:lang w:val="en-US"/>
+              </w:rPr>
+            </w:pPr>
+            <w:r>
+              <w:rPr>
+                <w:rFonts w:cs="Times New Roman"/>
+                <w:color w:val="000000"/>
+              </w:rPr>
+              <w:t>207</w:t>
+            </w:r>
+            <w:r>
+              <w:rPr>
+                <w:rFonts w:cs="Times New Roman"/>
+                <w:color w:val="000000"/>
+              </w:rPr>
+              <w:t>.</w:t>
+            </w:r>
+            <w:r>
+              <w:rPr>
+                <w:rFonts w:cs="Times New Roman"/>
+                <w:color w:val="000000"/>
+              </w:rPr>
+              <w:t>37</w:t>
+            </w:r>
+          </w:p>
+        </w:tc>
+        <w:tc>
+          <w:tcPr>
+            <w:tcW w:w="1657" w:type="dxa"/>
+            <w:vAlign w:val="center"/>
+          </w:tcPr>
+          <w:p>
+            <w:pPr>
+              <w:jc w:val="center"/>
+              <w:rPr>
+                <w:rFonts w:cs="Times New Roman"/>
+                <w:szCs w:val="24"/>
+                <w:lang w:val="en-US"/>
+              </w:rPr>
+            </w:pPr>
+            <w:r>
+              <w:rPr>
+                <w:rFonts w:cs="Times New Roman"/>
+                <w:color w:val="000000"/>
+              </w:rPr>
+              <w:t>177</w:t>
+            </w:r>
+            <w:r>
+              <w:rPr>
+                <w:rFonts w:cs="Times New Roman"/>
+                <w:color w:val="000000"/>
+              </w:rPr>
+              <w:t>.</w:t>
+            </w:r>
+            <w:r>
+              <w:rPr>
+                <w:rFonts w:cs="Times New Roman"/>
+                <w:color w:val="000000"/>
+              </w:rPr>
+              <w:t>18</w:t>
+            </w:r>
+          </w:p>
+        </w:tc>
+        <w:tc>
+          <w:tcPr>
+            <w:tcW w:w="1685" w:type="dxa"/>
+            <w:vAlign w:val="center"/>
+          </w:tcPr>
+          <w:p>
+            <w:pPr>
+              <w:jc w:val="center"/>
+              <w:rPr>
+                <w:rFonts w:cs="Times New Roman"/>
+                <w:szCs w:val="24"/>
+                <w:lang w:val="en-US"/>
+              </w:rPr>
+            </w:pPr>
+            <w:r>
+              <w:rPr>
+                <w:rFonts w:cs="Times New Roman"/>
+                <w:color w:val="000000"/>
+              </w:rPr>
+              <w:t>161</w:t>
+            </w:r>
+            <w:r>
+              <w:rPr>
+                <w:rFonts w:cs="Times New Roman"/>
+                <w:color w:val="000000"/>
+              </w:rPr>
+              <w:t>.</w:t>
+            </w:r>
+            <w:r>
+              <w:rPr>
+                <w:rFonts w:cs="Times New Roman"/>
+                <w:color w:val="000000"/>
+              </w:rPr>
+              <w:t>60</w:t>
+            </w:r>
+          </w:p>
+        </w:tc>
+        <w:tc>
+          <w:tcPr>
+            <w:tcW w:w="1604" w:type="dxa"/>
+            <w:vAlign w:val="center"/>
+          </w:tcPr>
+          <w:p>
+            <w:pPr>
+              <w:jc w:val="center"/>
+              <w:rPr>
+                <w:rFonts w:cs="Times New Roman"/>
+                <w:szCs w:val="24"/>
+                <w:lang w:val="en-US"/>
+              </w:rPr>
+            </w:pPr>
+            <w:r>
+              <w:rPr>
+                <w:rFonts w:cs="Times New Roman"/>
+                <w:color w:val="000000"/>
+              </w:rPr>
+              <w:t>138</w:t>
+            </w:r>
+            <w:r>
+              <w:rPr>
+                <w:rFonts w:cs="Times New Roman"/>
+                <w:color w:val="000000"/>
+              </w:rPr>
+              <w:t>.</w:t>
+            </w:r>
+            <w:r>
+              <w:rPr>
+                <w:rFonts w:cs="Times New Roman"/>
+                <w:color w:val="000000"/>
+              </w:rPr>
+              <w:t>07</w:t>
+            </w:r>
+          </w:p>
+        </w:tc>
+      </w:tr>
+    </w:tbl>
+    <w:p/>
+    <w:p>
+      <w:pPr>
+        <w:rPr>
+          <w:lang w:val="en-US"/>
+        </w:rPr>
+      </w:pPr>
+    </w:p>
+    <w:p>
+      <w:pPr>
+        <w:rPr>
+          <w:lang w:val="en-US"/>
+        </w:rPr>
+      </w:pPr>
+    </w:p>
+    <w:p/>
+    <w:p>
+      <w:pPr>
+        <w:rPr>
+          <w:highlight w:val="yellow"/>
+        </w:rPr>
+      </w:pPr>
+      <w:r>
+        <w:rPr>
+          <w:highlight w:val="yellow"/>
+        </w:rPr>
+        <w:t>Πώς θα το κάνω;</w:t>
+      </w:r>
+      <w:r>
+        <w:rPr>
+          <w:highlight w:val="yellow"/>
+        </w:rPr>
+        <w:t xml:space="preserve"> Προσομοίωση ανθρώπινης φυσιολογίας και συμπεριφοράς μέσω υπολογιστικών μοντέλων και αλγορίθμων εύρεσης βέλτιστης διαδρομής.</w:t>
+      </w:r>
+    </w:p>
+    <w:p>
+      <w:pPr>
         <w:rPr>
           <w:strike/>
         </w:rPr>
@@ -25298,7 +27242,14 @@
         <w:rPr>
           <w:strike/>
         </w:rPr>
-        <w:t xml:space="preserve"> ένα μοντέλο προσομοίωσης της ανθρώπινης </w:t>
+        <w:t xml:space="preserve"> </w:t>
+      </w:r>
+      <w:r>
+        <w:rPr>
+          <w:strike/>
+        </w:rPr>
+        <w:lastRenderedPageBreak/>
+        <w:t xml:space="preserve">ένα μοντέλο προσομοίωσης της ανθρώπινης </w:t>
       </w:r>
       <w:r>
         <w:rPr>
@@ -25520,7 +27471,7 @@
         </w:rPr>
         <w:t>(</w:t>
       </w:r>
-      <w:hyperlink w:anchor="_ENREF_4" w:tooltip="Bezanson, 2012 #49" w:history="1">
+      <w:hyperlink w:anchor="_ENREF_5" w:tooltip="Bezanson, 2012 #49" w:history="1">
         <w:r>
           <w:rPr>
             <w:rStyle w:val="-"/>
@@ -25541,6 +27492,8 @@
         <w:t>.</w:t>
       </w:r>
     </w:p>
+    <w:p/>
+    <w:p/>
     <w:p>
       <w:pPr>
         <w:rPr>
@@ -25697,31 +27650,7 @@
       </w:pPr>
       <w:bookmarkStart w:id="33" w:name="_ENREF_3"/>
       <w:r>
-        <w:rPr>
-          <w:lang w:val="de-DE"/>
-        </w:rPr>
-        <w:t xml:space="preserve">BARAŃSKI, M. &amp; HAZNAR-BARAŃSKA, A. 2021. </w:t>
-      </w:r>
-      <w:r>
-        <w:t xml:space="preserve">Evacuation and its Types – Revision of the Definition and Classification. </w:t>
-      </w:r>
-      <w:r>
-        <w:rPr>
-          <w:i/>
-        </w:rPr>
-        <w:t>Safety &amp; Fire Technology,</w:t>
-      </w:r>
-      <w:r>
-        <w:t xml:space="preserve"> 58</w:t>
-      </w:r>
-      <w:r>
-        <w:rPr>
-          <w:b/>
-        </w:rPr>
-        <w:t>,</w:t>
-      </w:r>
-      <w:r>
-        <w:t xml:space="preserve"> 204-222.</w:t>
+        <w:t>ANYSPHERE, I. 2026. Cursor AI Code Editor.</w:t>
       </w:r>
       <w:bookmarkEnd w:id="33"/>
     </w:p>
@@ -25732,16 +27661,31 @@
       </w:pPr>
       <w:bookmarkStart w:id="34" w:name="_ENREF_4"/>
       <w:r>
-        <w:t xml:space="preserve">BEZANSON, J., KARPINSKI, S., SHAH, V. &amp; EDELMAN, A. 2012. </w:t>
+        <w:rPr>
+          <w:lang w:val="de-DE"/>
+        </w:rPr>
+        <w:t xml:space="preserve">BARAŃSKI, M. &amp; HAZNAR-BARAŃSKA, A. 2021. </w:t>
+      </w:r>
+      <w:r>
+        <w:t xml:space="preserve">Evacuation and its Types – Revision of the Definition and Classification. </w:t>
       </w:r>
       <w:r>
         <w:rPr>
           <w:i/>
         </w:rPr>
-        <w:t>Julia: A Fast Dynamic Language for Technical Computing</w:t>
-      </w:r>
-      <w:r>
-        <w:t>.</w:t>
+        <w:t>Safety &amp; Fire Technology,</w:t>
+      </w:r>
+      <w:r>
+        <w:t xml:space="preserve"> 58</w:t>
+      </w:r>
+      <w:r>
+        <w:rPr>
+          <w:b/>
+        </w:rPr>
+        <w:t>,</w:t>
+      </w:r>
+      <w:r>
+        <w:t xml:space="preserve"> 204-222.</w:t>
       </w:r>
       <w:bookmarkEnd w:id="34"/>
     </w:p>
@@ -25752,7 +27696,16 @@
       </w:pPr>
       <w:bookmarkStart w:id="35" w:name="_ENREF_5"/>
       <w:r>
-        <w:t>BORIS, J. P. &amp; PATNAIK, G. 2014. Acute Exposure Guideline Levels (AEGLs) for Time Varying Toxic Plumes. Washington, DC: Naval Research Laboratory, Laboratories for Computational Physics and Fluid Dynamics.</w:t>
+        <w:t xml:space="preserve">BEZANSON, J., KARPINSKI, S., SHAH, V. &amp; EDELMAN, A. 2012. </w:t>
+      </w:r>
+      <w:r>
+        <w:rPr>
+          <w:i/>
+        </w:rPr>
+        <w:t>Julia: A Fast Dynamic Language for Technical Computing</w:t>
+      </w:r>
+      <w:r>
+        <w:t>.</w:t>
       </w:r>
       <w:bookmarkEnd w:id="35"/>
     </w:p>
@@ -25763,19 +27716,7 @@
       </w:pPr>
       <w:bookmarkStart w:id="36" w:name="_ENREF_6"/>
       <w:r>
-        <w:rPr>
-          <w:lang w:val="de-DE"/>
-        </w:rPr>
-        <w:t xml:space="preserve">DEBEBE KEBEDE, B. &amp; FRIEDRICH, J. 2025. </w:t>
-      </w:r>
-      <w:r>
-        <w:rPr>
-          <w:i/>
-        </w:rPr>
-        <w:t>Comparison of Pathfinding Algorithms in Dynamic and Congested Environments : A Comparative Analysis of D* Lite and LPA*.</w:t>
-      </w:r>
-      <w:r>
-        <w:t xml:space="preserve"> Independent thesis Basic level (degree of Bachelor) Student thesis.</w:t>
+        <w:t>BORIS, J. P. &amp; PATNAIK, G. 2014. Acute Exposure Guideline Levels (AEGLs) for Time Varying Toxic Plumes. Washington, DC: Naval Research Laboratory, Laboratories for Computational Physics and Fluid Dynamics.</w:t>
       </w:r>
       <w:bookmarkEnd w:id="36"/>
     </w:p>
@@ -25786,25 +27727,19 @@
       </w:pPr>
       <w:bookmarkStart w:id="37" w:name="_ENREF_7"/>
       <w:r>
-        <w:t xml:space="preserve">DUBOIS, G. D. A. A. R. V. A. T. C. 2022. Agents.jl: a performant and feature-full agent-based modeling software of minimal code complexity. </w:t>
+        <w:rPr>
+          <w:lang w:val="de-DE"/>
+        </w:rPr>
+        <w:t xml:space="preserve">DEBEBE KEBEDE, B. &amp; FRIEDRICH, J. 2025. </w:t>
       </w:r>
       <w:r>
         <w:rPr>
           <w:i/>
         </w:rPr>
-        <w:t>SIMULATION,</w:t>
-      </w:r>
-      <w:r>
-        <w:t xml:space="preserve"> 0</w:t>
-      </w:r>
-      <w:r>
-        <w:rPr>
-          <w:b/>
-        </w:rPr>
-        <w:t>,</w:t>
-      </w:r>
-      <w:r>
-        <w:t xml:space="preserve"> 003754972110688.</w:t>
+        <w:t>Comparison of Pathfinding Algorithms in Dynamic and Congested Environments : A Comparative Analysis of D* Lite and LPA*.</w:t>
+      </w:r>
+      <w:r>
+        <w:t xml:space="preserve"> Independent thesis Basic level (degree of Bachelor) Student thesis.</w:t>
       </w:r>
       <w:bookmarkEnd w:id="37"/>
     </w:p>
@@ -25815,6 +27750,35 @@
       </w:pPr>
       <w:bookmarkStart w:id="38" w:name="_ENREF_8"/>
       <w:r>
+        <w:t xml:space="preserve">DUBOIS, G. D. A. A. R. V. A. T. C. 2022. Agents.jl: a performant and feature-full agent-based modeling software of minimal code complexity. </w:t>
+      </w:r>
+      <w:r>
+        <w:rPr>
+          <w:i/>
+        </w:rPr>
+        <w:t>SIMULATION,</w:t>
+      </w:r>
+      <w:r>
+        <w:t xml:space="preserve"> 0</w:t>
+      </w:r>
+      <w:r>
+        <w:rPr>
+          <w:b/>
+        </w:rPr>
+        <w:t>,</w:t>
+      </w:r>
+      <w:r>
+        <w:t xml:space="preserve"> 003754972110688.</w:t>
+      </w:r>
+      <w:bookmarkEnd w:id="38"/>
+    </w:p>
+    <w:p>
+      <w:pPr>
+        <w:pStyle w:val="EndNoteBibliography"/>
+        <w:ind w:left="720" w:hanging="720"/>
+      </w:pPr>
+      <w:bookmarkStart w:id="39" w:name="_ENREF_9"/>
+      <w:r>
         <w:t xml:space="preserve">EPA, U. 2025. </w:t>
       </w:r>
       <w:r>
@@ -25837,26 +27801,6 @@
       <w:r>
         <w:t xml:space="preserve"> [Accessed 23/03/2026 2026].</w:t>
       </w:r>
-      <w:bookmarkEnd w:id="38"/>
-    </w:p>
-    <w:p>
-      <w:pPr>
-        <w:pStyle w:val="EndNoteBibliography"/>
-        <w:ind w:left="720" w:hanging="720"/>
-      </w:pPr>
-      <w:bookmarkStart w:id="39" w:name="_ENREF_9"/>
-      <w:r>
-        <w:t xml:space="preserve">EPSTEIN, J. M. &amp; AXTELL, R. 1996. </w:t>
-      </w:r>
-      <w:r>
-        <w:rPr>
-          <w:i/>
-        </w:rPr>
-        <w:t>Growing Artificial Societies: Social Science from the Bottom Up</w:t>
-      </w:r>
-      <w:r>
-        <w:t>, The MIT Press.</w:t>
-      </w:r>
       <w:bookmarkEnd w:id="39"/>
     </w:p>
     <w:p>
@@ -25866,7 +27810,16 @@
       </w:pPr>
       <w:bookmarkStart w:id="40" w:name="_ENREF_10"/>
       <w:r>
-        <w:t>FITRIANIE, S. &amp; ROTHKRANTZ, L. J. M. Dynamic Routing during Disaster Events.  International Conference on Information Systems for Crisis Response and Management, 2015.</w:t>
+        <w:t xml:space="preserve">EPSTEIN, J. M. &amp; AXTELL, R. 1996. </w:t>
+      </w:r>
+      <w:r>
+        <w:rPr>
+          <w:i/>
+        </w:rPr>
+        <w:t>Growing Artificial Societies: Social Science from the Bottom Up</w:t>
+      </w:r>
+      <w:r>
+        <w:t>, The MIT Press.</w:t>
       </w:r>
       <w:bookmarkEnd w:id="40"/>
     </w:p>
@@ -25877,25 +27830,7 @@
       </w:pPr>
       <w:bookmarkStart w:id="41" w:name="_ENREF_11"/>
       <w:r>
-        <w:t xml:space="preserve">FOEAD, D., GHIFARI, A., KUSUMA, M., HANAFIAH, N. &amp; GUNAWAN, E. 2021. A Systematic Literature Review of A* Pathfinding. </w:t>
-      </w:r>
-      <w:r>
-        <w:rPr>
-          <w:i/>
-        </w:rPr>
-        <w:t>Procedia Computer Science,</w:t>
-      </w:r>
-      <w:r>
-        <w:t xml:space="preserve"> 179</w:t>
-      </w:r>
-      <w:r>
-        <w:rPr>
-          <w:b/>
-        </w:rPr>
-        <w:t>,</w:t>
-      </w:r>
-      <w:r>
-        <w:t xml:space="preserve"> 507-514.</w:t>
+        <w:t>FITRIANIE, S. &amp; ROTHKRANTZ, L. J. M. Dynamic Routing during Disaster Events.  International Conference on Information Systems for Crisis Response and Management, 2015.</w:t>
       </w:r>
       <w:bookmarkEnd w:id="41"/>
     </w:p>
@@ -25906,16 +27841,16 @@
       </w:pPr>
       <w:bookmarkStart w:id="42" w:name="_ENREF_12"/>
       <w:r>
-        <w:t xml:space="preserve">GWYNNE, S. M. V., HULSE, L. M. &amp; KINSEY, M. J. 2016. Guidance for the Model Developer on Representing Human Behavior in Egress Models. </w:t>
+        <w:t xml:space="preserve">FOEAD, D., GHIFARI, A., KUSUMA, M., HANAFIAH, N. &amp; GUNAWAN, E. 2021. A Systematic Literature Review of A* Pathfinding. </w:t>
       </w:r>
       <w:r>
         <w:rPr>
           <w:i/>
         </w:rPr>
-        <w:t>Fire Technology,</w:t>
-      </w:r>
-      <w:r>
-        <w:t xml:space="preserve"> 52</w:t>
+        <w:t>Procedia Computer Science,</w:t>
+      </w:r>
+      <w:r>
+        <w:t xml:space="preserve"> 179</w:t>
       </w:r>
       <w:r>
         <w:rPr>
@@ -25924,7 +27859,7 @@
         <w:t>,</w:t>
       </w:r>
       <w:r>
-        <w:t xml:space="preserve"> 775-800.</w:t>
+        <w:t xml:space="preserve"> 507-514.</w:t>
       </w:r>
       <w:bookmarkEnd w:id="42"/>
     </w:p>
@@ -25935,25 +27870,16 @@
       </w:pPr>
       <w:bookmarkStart w:id="43" w:name="_ENREF_13"/>
       <w:r>
-        <w:t xml:space="preserve">HE, Z., SHEN, K., LAN, M. &amp; WENG, W. 2024. An evacuation path planning method for multi-hazard accidents in chemical industries based on risk perception. </w:t>
+        <w:t xml:space="preserve">GOLDSIM TECHNOLOGY, G. 2026. Lesson 3 - Representing Time in a Dynamic Simulation. </w:t>
       </w:r>
       <w:r>
         <w:rPr>
           <w:i/>
         </w:rPr>
-        <w:t>Reliability Engineering &amp; System Safety,</w:t>
-      </w:r>
-      <w:r>
-        <w:t xml:space="preserve"> 244</w:t>
-      </w:r>
-      <w:r>
-        <w:rPr>
-          <w:b/>
-        </w:rPr>
-        <w:t>,</w:t>
-      </w:r>
-      <w:r>
-        <w:t xml:space="preserve"> 109912.</w:t>
+        <w:t>Introduction to GoldSim, Unit 6 - Carrying Out a Dynamic Simulation.</w:t>
+      </w:r>
+      <w:r>
+        <w:t xml:space="preserve"> Issaquah, WA: GoldSim Technology Group.</w:t>
       </w:r>
       <w:bookmarkEnd w:id="43"/>
     </w:p>
@@ -25964,16 +27890,25 @@
       </w:pPr>
       <w:bookmarkStart w:id="44" w:name="_ENREF_14"/>
       <w:r>
-        <w:t xml:space="preserve">HERNÁNDEZ-IBÁÑEZ, L. A. &amp; BARNECHE-NAYA, V. Heightmap Examiner. A Descriptive Tool for Education in Digital Cartography. </w:t>
+        <w:t xml:space="preserve">GWYNNE, S. M. V., HULSE, L. M. &amp; KINSEY, M. J. 2016. Guidance for the Model Developer on Representing Human Behavior in Egress Models. </w:t>
       </w:r>
       <w:r>
         <w:rPr>
           <w:i/>
         </w:rPr>
-        <w:t xml:space="preserve">In: </w:t>
-      </w:r>
-      <w:r>
-        <w:t>STEPHANIDIS, C., HARRIS, D., LI, W.-C., SCHMORROW, D. D., FIDOPIASTIS, C. M., ANTONA, M., GAO, Q., ZHOU, J., ZAPHIRIS, P., IOANNOU, A., SOTTILARE, R. A., SCHWARZ, J. &amp; RAUTERBERG, M., eds. HCI International 2021 - Late Breaking Papers: Cognition, Inclusion, Learning, and Culture, 2021// 2021 Cham. Springer International Publishing, 406-416.</w:t>
+        <w:t>Fire Technology,</w:t>
+      </w:r>
+      <w:r>
+        <w:t xml:space="preserve"> 52</w:t>
+      </w:r>
+      <w:r>
+        <w:rPr>
+          <w:b/>
+        </w:rPr>
+        <w:t>,</w:t>
+      </w:r>
+      <w:r>
+        <w:t xml:space="preserve"> 775-800.</w:t>
       </w:r>
       <w:bookmarkEnd w:id="44"/>
     </w:p>
@@ -25984,16 +27919,16 @@
       </w:pPr>
       <w:bookmarkStart w:id="45" w:name="_ENREF_15"/>
       <w:r>
-        <w:t xml:space="preserve">HEUSNER, M., KELLER, T. &amp; HELMERT, M. 2021. Understanding the Search Behaviour of Greedy Best-First Search. </w:t>
+        <w:t xml:space="preserve">HE, Z., SHEN, K., LAN, M. &amp; WENG, W. 2024. An evacuation path planning method for multi-hazard accidents in chemical industries based on risk perception. </w:t>
       </w:r>
       <w:r>
         <w:rPr>
           <w:i/>
         </w:rPr>
-        <w:t>Proceedings of the International Symposium on Combinatorial Search,</w:t>
-      </w:r>
-      <w:r>
-        <w:t xml:space="preserve"> 8</w:t>
+        <w:t>Reliability Engineering &amp; System Safety,</w:t>
+      </w:r>
+      <w:r>
+        <w:t xml:space="preserve"> 244</w:t>
       </w:r>
       <w:r>
         <w:rPr>
@@ -26002,7 +27937,7 @@
         <w:t>,</w:t>
       </w:r>
       <w:r>
-        <w:t xml:space="preserve"> 47-55.</w:t>
+        <w:t xml:space="preserve"> 109912.</w:t>
       </w:r>
       <w:bookmarkEnd w:id="45"/>
     </w:p>
@@ -26013,25 +27948,16 @@
       </w:pPr>
       <w:bookmarkStart w:id="46" w:name="_ENREF_16"/>
       <w:r>
-        <w:t xml:space="preserve">HU, X., CHEN, L., TANG, B., CAO, D. &amp; HE, H. 2018. Dynamic path planning for autonomous driving on various roads with avoidance of static and moving obstacles. </w:t>
+        <w:t xml:space="preserve">HERNÁNDEZ-IBÁÑEZ, L. A. &amp; BARNECHE-NAYA, V. Heightmap Examiner. A Descriptive Tool for Education in Digital Cartography. </w:t>
       </w:r>
       <w:r>
         <w:rPr>
           <w:i/>
         </w:rPr>
-        <w:t>Mechanical Systems and Signal Processing,</w:t>
-      </w:r>
-      <w:r>
-        <w:t xml:space="preserve"> 100</w:t>
-      </w:r>
-      <w:r>
-        <w:rPr>
-          <w:b/>
-        </w:rPr>
-        <w:t>,</w:t>
-      </w:r>
-      <w:r>
-        <w:t xml:space="preserve"> 482-500.</w:t>
+        <w:t xml:space="preserve">In: </w:t>
+      </w:r>
+      <w:r>
+        <w:t>STEPHANIDIS, C., HARRIS, D., LI, W.-C., SCHMORROW, D. D., FIDOPIASTIS, C. M., ANTONA, M., GAO, Q., ZHOU, J., ZAPHIRIS, P., IOANNOU, A., SOTTILARE, R. A., SCHWARZ, J. &amp; RAUTERBERG, M., eds. HCI International 2021 - Late Breaking Papers: Cognition, Inclusion, Learning, and Culture, 2021// 2021 Cham. Springer International Publishing, 406-416.</w:t>
       </w:r>
       <w:bookmarkEnd w:id="46"/>
     </w:p>
@@ -26042,7 +27968,16 @@
       </w:pPr>
       <w:bookmarkStart w:id="47" w:name="_ENREF_17"/>
       <w:r>
-        <w:t>IBRAHIM, N. &amp; HASSAN, F. H. 2023. The Integration of Agent-based Model and Social Force Model: Realistic Pedestrian Simulation. 13</w:t>
+        <w:t xml:space="preserve">HEUSNER, M., KELLER, T. &amp; HELMERT, M. 2021. Understanding the Search Behaviour of Greedy Best-First Search. </w:t>
+      </w:r>
+      <w:r>
+        <w:rPr>
+          <w:i/>
+        </w:rPr>
+        <w:t>Proceedings of the International Symposium on Combinatorial Search,</w:t>
+      </w:r>
+      <w:r>
+        <w:t xml:space="preserve"> 8</w:t>
       </w:r>
       <w:r>
         <w:rPr>
@@ -26051,7 +27986,7 @@
         <w:t>,</w:t>
       </w:r>
       <w:r>
-        <w:t xml:space="preserve"> 317-331.</w:t>
+        <w:t xml:space="preserve"> 47-55.</w:t>
       </w:r>
       <w:bookmarkEnd w:id="47"/>
     </w:p>
@@ -26062,44 +27997,51 @@
       </w:pPr>
       <w:bookmarkStart w:id="48" w:name="_ENREF_18"/>
       <w:r>
-        <w:t xml:space="preserve">ISSA, N. T. S. 2024. </w:t>
+        <w:t xml:space="preserve">HU, X., CHEN, L., TANG, B., CAO, D. &amp; HE, H. 2018. Dynamic path planning for autonomous driving on various roads with avoidance of static and moving obstacles. </w:t>
       </w:r>
       <w:r>
         <w:rPr>
           <w:i/>
         </w:rPr>
-        <w:t>Modeling and Simulation of Outdoor Crowd Evacuation Upon Exposure to Toxic Hydrogen Sulfide Gas.</w:t>
-      </w:r>
-      <w:r>
-        <w:t xml:space="preserve"> Master's thesis, Texas A&amp;M University.</w:t>
+        <w:t>Mechanical Systems and Signal Processing,</w:t>
+      </w:r>
+      <w:r>
+        <w:t xml:space="preserve"> 100</w:t>
+      </w:r>
+      <w:r>
+        <w:rPr>
+          <w:b/>
+        </w:rPr>
+        <w:t>,</w:t>
+      </w:r>
+      <w:r>
+        <w:t xml:space="preserve"> 482-500.</w:t>
       </w:r>
       <w:bookmarkEnd w:id="48"/>
     </w:p>
     <w:p>
       <w:pPr>
         <w:pStyle w:val="EndNoteBibliography"/>
-        <w:tabs>
-          <w:tab w:val="right" w:pos="10080"/>
-        </w:tabs>
         <w:ind w:left="720" w:hanging="720"/>
       </w:pPr>
       <w:bookmarkStart w:id="49" w:name="_ENREF_19"/>
       <w:r>
-        <w:t xml:space="preserve">KAY, F. P. M. &amp; KÄHLER, K. N. 2023. Bhopal Disaster. </w:t>
-      </w:r>
-      <w:r>
-        <w:rPr>
-          <w:i/>
-        </w:rPr>
-        <w:t>Research Starters: Science.</w:t>
-      </w:r>
-      <w:r>
-        <w:t xml:space="preserve"> EBSCO.</w:t>
+        <w:t xml:space="preserve">IBRAHIM, N. &amp; HASSAN, F. H. 2023. The Integration of Agent-based Model and Social Force Model: </w:t>
+      </w:r>
+      <w:r>
+        <w:lastRenderedPageBreak/>
+        <w:t>Realistic Pedestrian Simulation. 13</w:t>
+      </w:r>
+      <w:r>
+        <w:rPr>
+          <w:b/>
+        </w:rPr>
+        <w:t>,</w:t>
+      </w:r>
+      <w:r>
+        <w:t xml:space="preserve"> 317-331.</w:t>
       </w:r>
       <w:bookmarkEnd w:id="49"/>
-      <w:r>
-        <w:tab/>
-      </w:r>
     </w:p>
     <w:p>
       <w:pPr>
@@ -26108,17 +28050,16 @@
       </w:pPr>
       <w:bookmarkStart w:id="50" w:name="_ENREF_20"/>
       <w:r>
-        <w:lastRenderedPageBreak/>
-        <w:t>KIM, H., HAAM, S., YOO, M. &amp; SONG, W. S. 2026. Algorithmic Evaluation of Fire Evacuation Efficiency Under Dynamic Crowd and Smoke Conditions. 9</w:t>
-      </w:r>
-      <w:r>
-        <w:rPr>
-          <w:b/>
-        </w:rPr>
-        <w:t>,</w:t>
-      </w:r>
-      <w:r>
-        <w:t xml:space="preserve"> 32.</w:t>
+        <w:t xml:space="preserve">ISSA, N. T. S. 2024. </w:t>
+      </w:r>
+      <w:r>
+        <w:rPr>
+          <w:i/>
+        </w:rPr>
+        <w:t>Modeling and Simulation of Outdoor Crowd Evacuation Upon Exposure to Toxic Hydrogen Sulfide Gas.</w:t>
+      </w:r>
+      <w:r>
+        <w:t xml:space="preserve"> Master's thesis, Texas A&amp;M University.</w:t>
       </w:r>
       <w:bookmarkEnd w:id="50"/>
     </w:p>
@@ -26126,39 +28067,19 @@
       <w:pPr>
         <w:pStyle w:val="EndNoteBibliography"/>
         <w:ind w:left="720" w:hanging="720"/>
-        <w:rPr>
-          <w:lang w:val="de-DE"/>
-        </w:rPr>
       </w:pPr>
       <w:bookmarkStart w:id="51" w:name="_ENREF_21"/>
       <w:r>
-        <w:t xml:space="preserve">KL¼GL, F. &amp; BAZZAN, A. 2012. Agent-Based Modeling and Simulation. </w:t>
+        <w:t xml:space="preserve">KAY, F. P. M. &amp; KÄHLER, K. N. 2023. Bhopal Disaster. </w:t>
       </w:r>
       <w:r>
         <w:rPr>
           <w:i/>
-          <w:lang w:val="de-DE"/>
-        </w:rPr>
-        <w:t>AI Magazine,</w:t>
-      </w:r>
-      <w:r>
-        <w:rPr>
-          <w:lang w:val="de-DE"/>
-        </w:rPr>
-        <w:t xml:space="preserve"> 33</w:t>
-      </w:r>
-      <w:r>
-        <w:rPr>
-          <w:b/>
-          <w:lang w:val="de-DE"/>
-        </w:rPr>
-        <w:t>,</w:t>
-      </w:r>
-      <w:r>
-        <w:rPr>
-          <w:lang w:val="de-DE"/>
-        </w:rPr>
-        <w:t xml:space="preserve"> 29-40.</w:t>
+        </w:rPr>
+        <w:t>Research Starters: Science.</w:t>
+      </w:r>
+      <w:r>
+        <w:t xml:space="preserve"> EBSCO.</w:t>
       </w:r>
       <w:bookmarkEnd w:id="51"/>
     </w:p>
@@ -26166,29 +28087,19 @@
       <w:pPr>
         <w:pStyle w:val="EndNoteBibliography"/>
         <w:ind w:left="720" w:hanging="720"/>
-        <w:rPr>
-          <w:lang w:val="de-DE"/>
-        </w:rPr>
       </w:pPr>
       <w:bookmarkStart w:id="52" w:name="_ENREF_22"/>
       <w:r>
-        <w:rPr>
-          <w:lang w:val="de-DE"/>
-        </w:rPr>
-        <w:t xml:space="preserve">KOENIG, S. &amp; LIKHACHEV, M. 2002. </w:t>
-      </w:r>
-      <w:r>
-        <w:rPr>
-          <w:i/>
-          <w:lang w:val="de-DE"/>
-        </w:rPr>
-        <w:t>D*Lite</w:t>
-      </w:r>
-      <w:r>
-        <w:rPr>
-          <w:lang w:val="de-DE"/>
-        </w:rPr>
-        <w:t>.</w:t>
+        <w:t>KIM, H., HAAM, S., YOO, M. &amp; SONG, W. S. 2026. Algorithmic Evaluation of Fire Evacuation Efficiency Under Dynamic Crowd and Smoke Conditions. 9</w:t>
+      </w:r>
+      <w:r>
+        <w:rPr>
+          <w:b/>
+        </w:rPr>
+        <w:t>,</w:t>
+      </w:r>
+      <w:r>
+        <w:t xml:space="preserve"> 32.</w:t>
       </w:r>
       <w:bookmarkEnd w:id="52"/>
     </w:p>
@@ -26196,22 +28107,39 @@
       <w:pPr>
         <w:pStyle w:val="EndNoteBibliography"/>
         <w:ind w:left="720" w:hanging="720"/>
+        <w:rPr>
+          <w:lang w:val="de-DE"/>
+        </w:rPr>
       </w:pPr>
       <w:bookmarkStart w:id="53" w:name="_ENREF_23"/>
       <w:r>
-        <w:rPr>
+        <w:t xml:space="preserve">KL¼GL, F. &amp; BAZZAN, A. 2012. Agent-Based Modeling and Simulation. </w:t>
+      </w:r>
+      <w:r>
+        <w:rPr>
+          <w:i/>
           <w:lang w:val="de-DE"/>
         </w:rPr>
-        <w:t xml:space="preserve">KULIGOWSKI, E. D. 2011. </w:t>
-      </w:r>
-      <w:r>
-        <w:rPr>
-          <w:i/>
-        </w:rPr>
-        <w:t>TERROR DEFEATED: Occupant Sensemaking, Decision-Making and Protective Action in the 2001 World Trade Center Disaster.</w:t>
-      </w:r>
-      <w:r>
-        <w:t xml:space="preserve"> PhD thesis, University of Colorado at Boulder.</w:t>
+        <w:t>AI Magazine,</w:t>
+      </w:r>
+      <w:r>
+        <w:rPr>
+          <w:lang w:val="de-DE"/>
+        </w:rPr>
+        <w:t xml:space="preserve"> 33</w:t>
+      </w:r>
+      <w:r>
+        <w:rPr>
+          <w:b/>
+          <w:lang w:val="de-DE"/>
+        </w:rPr>
+        <w:t>,</w:t>
+      </w:r>
+      <w:r>
+        <w:rPr>
+          <w:lang w:val="de-DE"/>
+        </w:rPr>
+        <w:t xml:space="preserve"> 29-40.</w:t>
       </w:r>
       <w:bookmarkEnd w:id="53"/>
     </w:p>
@@ -26219,19 +28147,29 @@
       <w:pPr>
         <w:pStyle w:val="EndNoteBibliography"/>
         <w:ind w:left="720" w:hanging="720"/>
+        <w:rPr>
+          <w:lang w:val="de-DE"/>
+        </w:rPr>
       </w:pPr>
       <w:bookmarkStart w:id="54" w:name="_ENREF_24"/>
       <w:r>
-        <w:t>LAWANDE, S. R., JASMINE, G., ANBARASI, J. &amp; IZHAR, L. I. 2022. A Systematic Review and Analysis of Intelligence-Based Pathfinding Algorithms in the Field of Video Games. 12</w:t>
-      </w:r>
-      <w:r>
-        <w:rPr>
-          <w:b/>
-        </w:rPr>
-        <w:t>,</w:t>
-      </w:r>
-      <w:r>
-        <w:t xml:space="preserve"> 5499.</w:t>
+        <w:rPr>
+          <w:lang w:val="de-DE"/>
+        </w:rPr>
+        <w:t xml:space="preserve">KOENIG, S. &amp; LIKHACHEV, M. 2002. </w:t>
+      </w:r>
+      <w:r>
+        <w:rPr>
+          <w:i/>
+          <w:lang w:val="de-DE"/>
+        </w:rPr>
+        <w:t>D*Lite</w:t>
+      </w:r>
+      <w:r>
+        <w:rPr>
+          <w:lang w:val="de-DE"/>
+        </w:rPr>
+        <w:t>.</w:t>
       </w:r>
       <w:bookmarkEnd w:id="54"/>
     </w:p>
@@ -26242,25 +28180,19 @@
       </w:pPr>
       <w:bookmarkStart w:id="55" w:name="_ENREF_25"/>
       <w:r>
-        <w:t xml:space="preserve">LEE, A. F. &amp; TSAI, P. H. 2023. Online Indoor Fire Evacuation System. </w:t>
+        <w:rPr>
+          <w:lang w:val="de-DE"/>
+        </w:rPr>
+        <w:t xml:space="preserve">KULIGOWSKI, E. D. 2011. </w:t>
       </w:r>
       <w:r>
         <w:rPr>
           <w:i/>
         </w:rPr>
-        <w:t>IEEE Systems Journal,</w:t>
-      </w:r>
-      <w:r>
-        <w:t xml:space="preserve"> 17</w:t>
-      </w:r>
-      <w:r>
-        <w:rPr>
-          <w:b/>
-        </w:rPr>
-        <w:t>,</w:t>
-      </w:r>
-      <w:r>
-        <w:t xml:space="preserve"> 3584-3592.</w:t>
+        <w:t>TERROR DEFEATED: Occupant Sensemaking, Decision-Making and Protective Action in the 2001 World Trade Center Disaster.</w:t>
+      </w:r>
+      <w:r>
+        <w:t xml:space="preserve"> PhD thesis, University of Colorado at Boulder.</w:t>
       </w:r>
       <w:bookmarkEnd w:id="55"/>
     </w:p>
@@ -26271,16 +28203,7 @@
       </w:pPr>
       <w:bookmarkStart w:id="56" w:name="_ENREF_26"/>
       <w:r>
-        <w:t xml:space="preserve">LIU, L., ZHANG, H., SHI, J. &amp; GENG, J. 2023. Real-time evacuation route optimization in the fire scenarios of cruise ships. </w:t>
-      </w:r>
-      <w:r>
-        <w:rPr>
-          <w:i/>
-        </w:rPr>
-        <w:t>Simulation Modelling Practice and Theory,</w:t>
-      </w:r>
-      <w:r>
-        <w:t xml:space="preserve"> 129</w:t>
+        <w:t>LAWANDE, S. R., JASMINE, G., ANBARASI, J. &amp; IZHAR, L. I. 2022. A Systematic Review and Analysis of Intelligence-Based Pathfinding Algorithms in the Field of Video Games. 12</w:t>
       </w:r>
       <w:r>
         <w:rPr>
@@ -26289,7 +28212,7 @@
         <w:t>,</w:t>
       </w:r>
       <w:r>
-        <w:t xml:space="preserve"> 102843.</w:t>
+        <w:t xml:space="preserve"> 5499.</w:t>
       </w:r>
       <w:bookmarkEnd w:id="56"/>
     </w:p>
@@ -26297,19 +28220,28 @@
       <w:pPr>
         <w:pStyle w:val="EndNoteBibliography"/>
         <w:ind w:left="720" w:hanging="720"/>
+      </w:pPr>
+      <w:bookmarkStart w:id="57" w:name="_ENREF_27"/>
+      <w:r>
+        <w:t xml:space="preserve">LEE, A. F. &amp; TSAI, P. H. 2023. Online Indoor Fire Evacuation System. </w:t>
+      </w:r>
+      <w:r>
         <w:rPr>
           <w:i/>
         </w:rPr>
-      </w:pPr>
-      <w:bookmarkStart w:id="57" w:name="_ENREF_27"/>
-      <w:r>
-        <w:t xml:space="preserve">LOVREGLIO, R. 2016. </w:t>
-      </w:r>
-      <w:r>
-        <w:rPr>
-          <w:i/>
-        </w:rPr>
-        <w:t>Modelling Decision-Making in Fire Evacuation based on Random Utility Theory.</w:t>
+        <w:t>IEEE Systems Journal,</w:t>
+      </w:r>
+      <w:r>
+        <w:t xml:space="preserve"> 17</w:t>
+      </w:r>
+      <w:r>
+        <w:rPr>
+          <w:b/>
+        </w:rPr>
+        <w:t>,</w:t>
+      </w:r>
+      <w:r>
+        <w:t xml:space="preserve"> 3584-3592.</w:t>
       </w:r>
       <w:bookmarkEnd w:id="57"/>
     </w:p>
@@ -26320,16 +28252,25 @@
       </w:pPr>
       <w:bookmarkStart w:id="58" w:name="_ENREF_28"/>
       <w:r>
-        <w:t xml:space="preserve">MACAL, C. 2018. </w:t>
+        <w:t xml:space="preserve">LIU, L., ZHANG, H., SHI, J. &amp; GENG, J. 2023. Real-time evacuation route optimization in the fire scenarios of cruise ships. </w:t>
       </w:r>
       <w:r>
         <w:rPr>
           <w:i/>
         </w:rPr>
-        <w:t>TUTORIAL ON AGENT-BASED MODELING AND SIMULATION: ABM DESIGN FOR THE ZOMBIE APOCALYPSE</w:t>
-      </w:r>
-      <w:r>
-        <w:t>.</w:t>
+        <w:t>Simulation Modelling Practice and Theory,</w:t>
+      </w:r>
+      <w:r>
+        <w:t xml:space="preserve"> 129</w:t>
+      </w:r>
+      <w:r>
+        <w:rPr>
+          <w:b/>
+        </w:rPr>
+        <w:t>,</w:t>
+      </w:r>
+      <w:r>
+        <w:t xml:space="preserve"> 102843.</w:t>
       </w:r>
       <w:bookmarkEnd w:id="58"/>
     </w:p>
@@ -26337,34 +28278,19 @@
       <w:pPr>
         <w:pStyle w:val="EndNoteBibliography"/>
         <w:ind w:left="720" w:hanging="720"/>
+        <w:rPr>
+          <w:i/>
+        </w:rPr>
       </w:pPr>
       <w:bookmarkStart w:id="59" w:name="_ENREF_29"/>
       <w:r>
-        <w:rPr>
-          <w:lang w:val="de-DE"/>
-        </w:rPr>
-        <w:t xml:space="preserve">NIU, C., LI, A., HUANG, X., LI, W. &amp; XU, C. 2021. </w:t>
-      </w:r>
-      <w:r>
-        <w:t>Research on Global Dynamic Path Planning Method Based on Improved A  </w:t>
-      </w:r>
-      <w:r>
-        <w:rPr>
-          <w:rFonts w:ascii="Cambria Math" w:hAnsi="Cambria Math" w:cs="Cambria Math"/>
-        </w:rPr>
-        <w:t>∗</w:t>
-      </w:r>
-      <w:r>
-        <w:t xml:space="preserve"> Algorithm. 2021</w:t>
-      </w:r>
-      <w:r>
-        <w:rPr>
-          <w:b/>
-        </w:rPr>
-        <w:t>,</w:t>
-      </w:r>
-      <w:r>
-        <w:t xml:space="preserve"> 4977041.</w:t>
+        <w:t xml:space="preserve">LOVREGLIO, R. 2016. </w:t>
+      </w:r>
+      <w:r>
+        <w:rPr>
+          <w:i/>
+        </w:rPr>
+        <w:t>Modelling Decision-Making in Fire Evacuation based on Random Utility Theory.</w:t>
       </w:r>
       <w:bookmarkEnd w:id="59"/>
     </w:p>
@@ -26375,25 +28301,16 @@
       </w:pPr>
       <w:bookmarkStart w:id="60" w:name="_ENREF_30"/>
       <w:r>
-        <w:t xml:space="preserve">RONCHI, E. 2021. Developing and validating evacuation models for fire safety engineering. </w:t>
+        <w:t xml:space="preserve">MACAL, C. 2018. </w:t>
       </w:r>
       <w:r>
         <w:rPr>
           <w:i/>
         </w:rPr>
-        <w:t>Fire Safety Journal,</w:t>
-      </w:r>
-      <w:r>
-        <w:t xml:space="preserve"> 120</w:t>
-      </w:r>
-      <w:r>
-        <w:rPr>
-          <w:b/>
-        </w:rPr>
-        <w:t>,</w:t>
-      </w:r>
-      <w:r>
-        <w:t xml:space="preserve"> 103020.</w:t>
+        <w:t>TUTORIAL ON AGENT-BASED MODELING AND SIMULATION: ABM DESIGN FOR THE ZOMBIE APOCALYPSE</w:t>
+      </w:r>
+      <w:r>
+        <w:t>.</w:t>
       </w:r>
       <w:bookmarkEnd w:id="60"/>
     </w:p>
@@ -26404,16 +28321,31 @@
       </w:pPr>
       <w:bookmarkStart w:id="61" w:name="_ENREF_31"/>
       <w:r>
-        <w:t xml:space="preserve">RUSSELL, S. &amp; NORVIG, P. 2020. </w:t>
-      </w:r>
-      <w:r>
-        <w:rPr>
-          <w:i/>
-        </w:rPr>
-        <w:t xml:space="preserve">Artificial Intelligence: A Modern Approach, </w:t>
-      </w:r>
-      <w:r>
-        <w:t>Hoboken, NJ, Pearson.</w:t>
+        <w:rPr>
+          <w:lang w:val="de-DE"/>
+        </w:rPr>
+        <w:t xml:space="preserve">NIU, C., LI, A., HUANG, X., LI, W. &amp; XU, C. 2021. </w:t>
+      </w:r>
+      <w:r>
+        <w:t>Research on Global Dynamic Path Planning Method Based on Improved A  </w:t>
+      </w:r>
+      <w:r>
+        <w:rPr>
+          <w:rFonts w:ascii="Cambria Math" w:hAnsi="Cambria Math" w:cs="Cambria Math"/>
+        </w:rPr>
+        <w:t>∗</w:t>
+      </w:r>
+      <w:r>
+        <w:t xml:space="preserve"> Algorithm. 2021</w:t>
+      </w:r>
+      <w:r>
+        <w:rPr>
+          <w:b/>
+        </w:rPr>
+        <w:t>,</w:t>
+      </w:r>
+      <w:r>
+        <w:t xml:space="preserve"> 4977041.</w:t>
       </w:r>
       <w:bookmarkEnd w:id="61"/>
     </w:p>
@@ -26424,16 +28356,16 @@
       </w:pPr>
       <w:bookmarkStart w:id="62" w:name="_ENREF_32"/>
       <w:r>
-        <w:t xml:space="preserve">SENANAYAKE, G. P. D. P., KIEU, M., ZOU, Y. &amp; DIRKS, K. 2024. Agent-based simulation for pedestrian evacuation: A systematic literature review. </w:t>
+        <w:t xml:space="preserve">RONCHI, E. 2021. Developing and validating evacuation models for fire safety engineering. </w:t>
       </w:r>
       <w:r>
         <w:rPr>
           <w:i/>
         </w:rPr>
-        <w:t>International Journal of Disaster Risk Reduction,</w:t>
-      </w:r>
-      <w:r>
-        <w:t xml:space="preserve"> 111</w:t>
+        <w:t>Fire Safety Journal,</w:t>
+      </w:r>
+      <w:r>
+        <w:t xml:space="preserve"> 120</w:t>
       </w:r>
       <w:r>
         <w:rPr>
@@ -26442,7 +28374,7 @@
         <w:t>,</w:t>
       </w:r>
       <w:r>
-        <w:t xml:space="preserve"> 104705.</w:t>
+        <w:t xml:space="preserve"> 103020.</w:t>
       </w:r>
       <w:bookmarkEnd w:id="62"/>
     </w:p>
@@ -26453,25 +28385,16 @@
       </w:pPr>
       <w:bookmarkStart w:id="63" w:name="_ENREF_33"/>
       <w:r>
-        <w:t xml:space="preserve">SHAIKH, N., KAKOSIMOS, K. E., ADIA, N. &amp; VECHOT, L. 2020. Concept and demonstration of a fully coupled and dynamic exposure-response methodology for crowd evacuation numerical modelling in airborne-toxic environments. </w:t>
+        <w:t xml:space="preserve">RUSSELL, S. &amp; NORVIG, P. 2020. </w:t>
       </w:r>
       <w:r>
         <w:rPr>
           <w:i/>
         </w:rPr>
-        <w:t>J Hazard Mater,</w:t>
-      </w:r>
-      <w:r>
-        <w:t xml:space="preserve"> 399</w:t>
-      </w:r>
-      <w:r>
-        <w:rPr>
-          <w:b/>
-        </w:rPr>
-        <w:t>,</w:t>
-      </w:r>
-      <w:r>
-        <w:t xml:space="preserve"> 123093.</w:t>
+        <w:t xml:space="preserve">Artificial Intelligence: A Modern Approach, </w:t>
+      </w:r>
+      <w:r>
+        <w:t>Hoboken, NJ, Pearson.</w:t>
       </w:r>
       <w:bookmarkEnd w:id="63"/>
     </w:p>
@@ -26482,16 +28405,16 @@
       </w:pPr>
       <w:bookmarkStart w:id="64" w:name="_ENREF_34"/>
       <w:r>
-        <w:t xml:space="preserve">SHARMA, H., ALEKSEYCHUK, A., LESKOVSKY, P., HELLWICH, O., ANAND, R. S., ZERBE, N. &amp; HUFNAGL, P. 2012. Determining similarity in histological images using graph-theoretic description and matching methods for content-based image retrieval in medical diagnostics. </w:t>
+        <w:t xml:space="preserve">SENANAYAKE, G. P. D. P., KIEU, M., ZOU, Y. &amp; DIRKS, K. 2024. Agent-based simulation for pedestrian evacuation: A systematic literature review. </w:t>
       </w:r>
       <w:r>
         <w:rPr>
           <w:i/>
         </w:rPr>
-        <w:t>Diagnostic Pathology,</w:t>
-      </w:r>
-      <w:r>
-        <w:t xml:space="preserve"> 7</w:t>
+        <w:t>International Journal of Disaster Risk Reduction,</w:t>
+      </w:r>
+      <w:r>
+        <w:t xml:space="preserve"> 111</w:t>
       </w:r>
       <w:r>
         <w:rPr>
@@ -26500,7 +28423,7 @@
         <w:t>,</w:t>
       </w:r>
       <w:r>
-        <w:t xml:space="preserve"> 134.</w:t>
+        <w:t xml:space="preserve"> 104705.</w:t>
       </w:r>
       <w:bookmarkEnd w:id="64"/>
     </w:p>
@@ -26511,16 +28434,16 @@
       </w:pPr>
       <w:bookmarkStart w:id="65" w:name="_ENREF_35"/>
       <w:r>
-        <w:t xml:space="preserve">SIPAYUNG, L., SINAGA, C. &amp; SAGALA, A. 2023. Application of Dijkstra's Algorithm to Determine the Shortest Route from City Center to Medan City Tourist Attractions. </w:t>
+        <w:t xml:space="preserve">SHAIKH, N., KAKOSIMOS, K. E., ADIA, N. &amp; VECHOT, L. 2020. Concept and demonstration of a fully coupled and dynamic exposure-response methodology for crowd evacuation numerical modelling in airborne-toxic environments. </w:t>
       </w:r>
       <w:r>
         <w:rPr>
           <w:i/>
         </w:rPr>
-        <w:t>Journal of Computer Networks, Architecture and High Performance Computing,</w:t>
-      </w:r>
-      <w:r>
-        <w:t xml:space="preserve"> 5</w:t>
+        <w:t>J Hazard Mater,</w:t>
+      </w:r>
+      <w:r>
+        <w:t xml:space="preserve"> 399</w:t>
       </w:r>
       <w:r>
         <w:rPr>
@@ -26529,7 +28452,7 @@
         <w:t>,</w:t>
       </w:r>
       <w:r>
-        <w:t xml:space="preserve"> 648-655.</w:t>
+        <w:t xml:space="preserve"> 123093.</w:t>
       </w:r>
       <w:bookmarkEnd w:id="65"/>
     </w:p>
@@ -26540,7 +28463,25 @@
       </w:pPr>
       <w:bookmarkStart w:id="66" w:name="_ENREF_36"/>
       <w:r>
-        <w:t>STENTZ, A. The D* Algorithm for Real-Time Planning of Optimal Traverses. 1994.</w:t>
+        <w:t xml:space="preserve">SHARMA, H., ALEKSEYCHUK, A., LESKOVSKY, P., HELLWICH, O., ANAND, R. S., ZERBE, N. &amp; HUFNAGL, P. 2012. Determining similarity in histological images using graph-theoretic description and matching methods for content-based image retrieval in medical diagnostics. </w:t>
+      </w:r>
+      <w:r>
+        <w:rPr>
+          <w:i/>
+        </w:rPr>
+        <w:t>Diagnostic Pathology,</w:t>
+      </w:r>
+      <w:r>
+        <w:t xml:space="preserve"> 7</w:t>
+      </w:r>
+      <w:r>
+        <w:rPr>
+          <w:b/>
+        </w:rPr>
+        <w:t>,</w:t>
+      </w:r>
+      <w:r>
+        <w:t xml:space="preserve"> 134.</w:t>
       </w:r>
       <w:bookmarkEnd w:id="66"/>
     </w:p>
@@ -26551,7 +28492,16 @@
       </w:pPr>
       <w:bookmarkStart w:id="67" w:name="_ENREF_37"/>
       <w:r>
-        <w:t>STEVENS, D., ELPERN, E., SHARMA, K., SZIDON, P., ANKIN, M. &amp; KESTEN, S. 1999. Comparison of Hallway and Treadmill Six-minute Walk Tests. 160</w:t>
+        <w:t xml:space="preserve">SIPAYUNG, L., SINAGA, C. &amp; SAGALA, A. 2023. Application of Dijkstra's Algorithm to Determine the Shortest Route from City Center to Medan City Tourist Attractions. </w:t>
+      </w:r>
+      <w:r>
+        <w:rPr>
+          <w:i/>
+        </w:rPr>
+        <w:t>Journal of Computer Networks, Architecture and High Performance Computing,</w:t>
+      </w:r>
+      <w:r>
+        <w:t xml:space="preserve"> 5</w:t>
       </w:r>
       <w:r>
         <w:rPr>
@@ -26560,7 +28510,7 @@
         <w:t>,</w:t>
       </w:r>
       <w:r>
-        <w:t xml:space="preserve"> 1540-1543.</w:t>
+        <w:t xml:space="preserve"> 648-655.</w:t>
       </w:r>
       <w:bookmarkEnd w:id="67"/>
     </w:p>
@@ -26571,25 +28521,7 @@
       </w:pPr>
       <w:bookmarkStart w:id="68" w:name="_ENREF_38"/>
       <w:r>
-        <w:t xml:space="preserve">SUN, H., HAN, G., ZHANG, X. &amp; RUAN, X. 2025. Grasping emergency dynamics: A review of group evacuation techniques and strategies in major emergencies. </w:t>
-      </w:r>
-      <w:r>
-        <w:rPr>
-          <w:i/>
-        </w:rPr>
-        <w:t>Journal of Safety Science and Resilience,</w:t>
-      </w:r>
-      <w:r>
-        <w:t xml:space="preserve"> 6</w:t>
-      </w:r>
-      <w:r>
-        <w:rPr>
-          <w:b/>
-        </w:rPr>
-        <w:t>,</w:t>
-      </w:r>
-      <w:r>
-        <w:t xml:space="preserve"> 1-20.</w:t>
+        <w:t>STENTZ, A. The D* Algorithm for Real-Time Planning of Optimal Traverses. 1994.</w:t>
       </w:r>
       <w:bookmarkEnd w:id="68"/>
     </w:p>
@@ -26600,16 +28532,16 @@
       </w:pPr>
       <w:bookmarkStart w:id="69" w:name="_ENREF_39"/>
       <w:r>
-        <w:t xml:space="preserve">TALBI, E.-G. 2009. </w:t>
-      </w:r>
-      <w:r>
-        <w:rPr>
-          <w:i/>
-        </w:rPr>
-        <w:t>Metaheuristics: From Design to Implementation</w:t>
-      </w:r>
-      <w:r>
-        <w:t>, Wiley Publishing.</w:t>
+        <w:t>STEVENS, D., ELPERN, E., SHARMA, K., SZIDON, P., ANKIN, M. &amp; KESTEN, S. 1999. Comparison of Hallway and Treadmill Six-minute Walk Tests. 160</w:t>
+      </w:r>
+      <w:r>
+        <w:rPr>
+          <w:b/>
+        </w:rPr>
+        <w:t>,</w:t>
+      </w:r>
+      <w:r>
+        <w:t xml:space="preserve"> 1540-1543.</w:t>
       </w:r>
       <w:bookmarkEnd w:id="69"/>
     </w:p>
@@ -26620,22 +28552,16 @@
       </w:pPr>
       <w:bookmarkStart w:id="70" w:name="_ENREF_40"/>
       <w:r>
-        <w:rPr>
-          <w:lang w:val="de-DE"/>
-        </w:rPr>
-        <w:t xml:space="preserve">TEN BERGE, W. F., ZWART, A. &amp; APPELMAN, L. M. 1986. </w:t>
-      </w:r>
-      <w:r>
-        <w:t xml:space="preserve">Concentration—time mortality response relationship of irritant and systemically acting vapours and gases. </w:t>
+        <w:t xml:space="preserve">SUN, H., HAN, G., ZHANG, X. &amp; RUAN, X. 2025. Grasping emergency dynamics: A review of group evacuation techniques and strategies in major emergencies. </w:t>
       </w:r>
       <w:r>
         <w:rPr>
           <w:i/>
         </w:rPr>
-        <w:t>Journal of Hazardous Materials,</w:t>
-      </w:r>
-      <w:r>
-        <w:t xml:space="preserve"> 13</w:t>
+        <w:t>Journal of Safety Science and Resilience,</w:t>
+      </w:r>
+      <w:r>
+        <w:t xml:space="preserve"> 6</w:t>
       </w:r>
       <w:r>
         <w:rPr>
@@ -26644,7 +28570,7 @@
         <w:t>,</w:t>
       </w:r>
       <w:r>
-        <w:t xml:space="preserve"> 301-309.</w:t>
+        <w:t xml:space="preserve"> 1-20.</w:t>
       </w:r>
       <w:bookmarkEnd w:id="70"/>
     </w:p>
@@ -26655,25 +28581,16 @@
       </w:pPr>
       <w:bookmarkStart w:id="71" w:name="_ENREF_41"/>
       <w:r>
-        <w:t xml:space="preserve">TIN, D., CHENG, L., HATA, R., HERTELENDY, A. J., HART, A. &amp; CIOTTONE, G. 2023. Descriptive Analysis of the Healthcare Aspects of Industrial Disasters Around the World. </w:t>
+        <w:t xml:space="preserve">TALBI, E.-G. 2009. </w:t>
       </w:r>
       <w:r>
         <w:rPr>
           <w:i/>
         </w:rPr>
-        <w:t>Disaster Medicine and Public Health Preparedness,</w:t>
-      </w:r>
-      <w:r>
-        <w:t xml:space="preserve"> 17</w:t>
-      </w:r>
-      <w:r>
-        <w:rPr>
-          <w:b/>
-        </w:rPr>
-        <w:t>,</w:t>
-      </w:r>
-      <w:r>
-        <w:t xml:space="preserve"> e400.</w:t>
+        <w:t>Metaheuristics: From Design to Implementation</w:t>
+      </w:r>
+      <w:r>
+        <w:t>, Wiley Publishing.</w:t>
       </w:r>
       <w:bookmarkEnd w:id="71"/>
     </w:p>
@@ -26684,7 +28601,7 @@
       </w:pPr>
       <w:bookmarkStart w:id="72" w:name="_ENREF_42"/>
       <w:r>
-        <w:t>TREVENA, C. Algorithms Used in Pathfinding and Navigation Meshes 3 Concepts and Terminology : Basic Visual Representations. 2015.</w:t>
+        <w:t>TEAM, T. G. D. 2026. GNU Image Manipulation Program (GIMP), Version 3.2.2. Community, Free Software (license GPLv3).</w:t>
       </w:r>
       <w:bookmarkEnd w:id="72"/>
     </w:p>
@@ -26695,20 +28612,22 @@
       </w:pPr>
       <w:bookmarkStart w:id="73" w:name="_ENREF_43"/>
       <w:r>
-        <w:t xml:space="preserve">VENTURA SPAGNOLO, E., ROMANO, G., ZUCCARELLO, P., LAUDANI, A., MONDELLO, C., </w:t>
-      </w:r>
-      <w:r>
-        <w:lastRenderedPageBreak/>
-        <w:t xml:space="preserve">ARGO, A., ZERBO, S. &amp; BARBERA, N. 2019. Toxicological investigations in a fatal and non-fatal accident due to hydrogen sulphide (H2S) poisoning. </w:t>
+        <w:rPr>
+          <w:lang w:val="de-DE"/>
+        </w:rPr>
+        <w:t xml:space="preserve">TEN BERGE, W. F., ZWART, A. &amp; APPELMAN, L. M. 1986. </w:t>
+      </w:r>
+      <w:r>
+        <w:t xml:space="preserve">Concentration—time mortality response relationship of irritant and systemically acting vapours and gases. </w:t>
       </w:r>
       <w:r>
         <w:rPr>
           <w:i/>
         </w:rPr>
-        <w:t>Forensic Science International,</w:t>
-      </w:r>
-      <w:r>
-        <w:t xml:space="preserve"> 300</w:t>
+        <w:t>Journal of Hazardous Materials,</w:t>
+      </w:r>
+      <w:r>
+        <w:t xml:space="preserve"> 13</w:t>
       </w:r>
       <w:r>
         <w:rPr>
@@ -26717,7 +28636,7 @@
         <w:t>,</w:t>
       </w:r>
       <w:r>
-        <w:t xml:space="preserve"> e4-e8.</w:t>
+        <w:t xml:space="preserve"> 301-309.</w:t>
       </w:r>
       <w:bookmarkEnd w:id="73"/>
     </w:p>
@@ -26728,16 +28647,17 @@
       </w:pPr>
       <w:bookmarkStart w:id="74" w:name="_ENREF_44"/>
       <w:r>
-        <w:t xml:space="preserve">VERMUYTEN, H., BELIËN, J., DE BOECK, L., RENIERS, G. &amp; WAUTERS, T. 2016. A review of optimisation models for pedestrian evacuation and design problems. </w:t>
+        <w:lastRenderedPageBreak/>
+        <w:t xml:space="preserve">TIN, D., CHENG, L., HATA, R., HERTELENDY, A. J., HART, A. &amp; CIOTTONE, G. 2023. Descriptive Analysis of the Healthcare Aspects of Industrial Disasters Around the World. </w:t>
       </w:r>
       <w:r>
         <w:rPr>
           <w:i/>
         </w:rPr>
-        <w:t>Safety Science,</w:t>
-      </w:r>
-      <w:r>
-        <w:t xml:space="preserve"> 87</w:t>
+        <w:t>Disaster Medicine and Public Health Preparedness,</w:t>
+      </w:r>
+      <w:r>
+        <w:t xml:space="preserve"> 17</w:t>
       </w:r>
       <w:r>
         <w:rPr>
@@ -26746,7 +28666,7 @@
         <w:t>,</w:t>
       </w:r>
       <w:r>
-        <w:t xml:space="preserve"> 167-178.</w:t>
+        <w:t xml:space="preserve"> e400.</w:t>
       </w:r>
       <w:bookmarkEnd w:id="74"/>
     </w:p>
@@ -26757,25 +28677,7 @@
       </w:pPr>
       <w:bookmarkStart w:id="75" w:name="_ENREF_45"/>
       <w:r>
-        <w:t xml:space="preserve">WAN, J., SUI, J. &amp; YU, H. 2014. Research on evacuation in the subway station in China based on the Combined Social Force Model. </w:t>
-      </w:r>
-      <w:r>
-        <w:rPr>
-          <w:i/>
-        </w:rPr>
-        <w:t>Physica A: Statistical Mechanics and its Applications,</w:t>
-      </w:r>
-      <w:r>
-        <w:t xml:space="preserve"> 394</w:t>
-      </w:r>
-      <w:r>
-        <w:rPr>
-          <w:b/>
-        </w:rPr>
-        <w:t>,</w:t>
-      </w:r>
-      <w:r>
-        <w:t xml:space="preserve"> 33-46.</w:t>
+        <w:t>TREVENA, C. Algorithms Used in Pathfinding and Navigation Meshes 3 Concepts and Terminology : Basic Visual Representations. 2015.</w:t>
       </w:r>
       <w:bookmarkEnd w:id="75"/>
     </w:p>
@@ -26786,16 +28688,16 @@
       </w:pPr>
       <w:bookmarkStart w:id="76" w:name="_ENREF_46"/>
       <w:r>
-        <w:t xml:space="preserve">WIJNANDS, A., KOPPEN, A., VRIES, I., LANGE, D. &amp; RIETJENS, S. 2025. Poison Center Surveillance of Occupational Incidents with Hazardous Materials (2016–2023): Insights for Risk Mitigation and Incident Preparedness. </w:t>
+        <w:t xml:space="preserve">VENTURA SPAGNOLO, E., ROMANO, G., ZUCCARELLO, P., LAUDANI, A., MONDELLO, C., ARGO, A., ZERBO, S. &amp; BARBERA, N. 2019. Toxicological investigations in a fatal and non-fatal accident due to hydrogen sulphide (H2S) poisoning. </w:t>
       </w:r>
       <w:r>
         <w:rPr>
           <w:i/>
         </w:rPr>
-        <w:t>International Journal of Environmental Research and Public Health,</w:t>
-      </w:r>
-      <w:r>
-        <w:t xml:space="preserve"> 22</w:t>
+        <w:t>Forensic Science International,</w:t>
+      </w:r>
+      <w:r>
+        <w:t xml:space="preserve"> 300</w:t>
       </w:r>
       <w:r>
         <w:rPr>
@@ -26804,7 +28706,7 @@
         <w:t>,</w:t>
       </w:r>
       <w:r>
-        <w:t xml:space="preserve"> 158.</w:t>
+        <w:t xml:space="preserve"> e4-e8.</w:t>
       </w:r>
       <w:bookmarkEnd w:id="76"/>
     </w:p>
@@ -26815,7 +28717,7 @@
       </w:pPr>
       <w:bookmarkStart w:id="77" w:name="_ENREF_47"/>
       <w:r>
-        <w:t xml:space="preserve">XU, J.-H. &amp; FAN, Y. 2014. An individual risk assessment framework for high-pressure natural gas wells with hydrogen sulphide, applied to a case study in China. </w:t>
+        <w:t xml:space="preserve">VERMUYTEN, H., BELIËN, J., DE BOECK, L., RENIERS, G. &amp; WAUTERS, T. 2016. A review of optimisation models for pedestrian evacuation and design problems. </w:t>
       </w:r>
       <w:r>
         <w:rPr>
@@ -26824,7 +28726,7 @@
         <w:t>Safety Science,</w:t>
       </w:r>
       <w:r>
-        <w:t xml:space="preserve"> 68</w:t>
+        <w:t xml:space="preserve"> 87</w:t>
       </w:r>
       <w:r>
         <w:rPr>
@@ -26833,7 +28735,7 @@
         <w:t>,</w:t>
       </w:r>
       <w:r>
-        <w:t xml:space="preserve"> 14–23.</w:t>
+        <w:t xml:space="preserve"> 167-178.</w:t>
       </w:r>
       <w:bookmarkEnd w:id="77"/>
     </w:p>
@@ -26844,7 +28746,16 @@
       </w:pPr>
       <w:bookmarkStart w:id="78" w:name="_ENREF_48"/>
       <w:r>
-        <w:t>YANG, D., ZHENG, Y., PENG, K., PAN, L., ZHENG, J., XIE, B. &amp; WANG, B. 2022. Characteristics and Statistical Analysis of Large and above Hazardous Chemical Accidents in China from 2000 to 2020. 19</w:t>
+        <w:t xml:space="preserve">WAN, J., SUI, J. &amp; YU, H. 2014. Research on evacuation in the subway station in China based on the Combined Social Force Model. </w:t>
+      </w:r>
+      <w:r>
+        <w:rPr>
+          <w:i/>
+        </w:rPr>
+        <w:t>Physica A: Statistical Mechanics and its Applications,</w:t>
+      </w:r>
+      <w:r>
+        <w:t xml:space="preserve"> 394</w:t>
       </w:r>
       <w:r>
         <w:rPr>
@@ -26853,7 +28764,7 @@
         <w:t>,</w:t>
       </w:r>
       <w:r>
-        <w:t xml:space="preserve"> 15603.</w:t>
+        <w:t xml:space="preserve"> 33-46.</w:t>
       </w:r>
       <w:bookmarkEnd w:id="78"/>
     </w:p>
@@ -26864,6 +28775,84 @@
       </w:pPr>
       <w:bookmarkStart w:id="79" w:name="_ENREF_49"/>
       <w:r>
+        <w:t xml:space="preserve">WIJNANDS, A., KOPPEN, A., VRIES, I., LANGE, D. &amp; RIETJENS, S. 2025. Poison Center Surveillance of Occupational Incidents with Hazardous Materials (2016–2023): Insights for Risk Mitigation and Incident Preparedness. </w:t>
+      </w:r>
+      <w:r>
+        <w:rPr>
+          <w:i/>
+        </w:rPr>
+        <w:t>International Journal of Environmental Research and Public Health,</w:t>
+      </w:r>
+      <w:r>
+        <w:t xml:space="preserve"> 22</w:t>
+      </w:r>
+      <w:r>
+        <w:rPr>
+          <w:b/>
+        </w:rPr>
+        <w:t>,</w:t>
+      </w:r>
+      <w:r>
+        <w:t xml:space="preserve"> 158.</w:t>
+      </w:r>
+      <w:bookmarkEnd w:id="79"/>
+    </w:p>
+    <w:p>
+      <w:pPr>
+        <w:pStyle w:val="EndNoteBibliography"/>
+        <w:ind w:left="720" w:hanging="720"/>
+      </w:pPr>
+      <w:bookmarkStart w:id="80" w:name="_ENREF_50"/>
+      <w:r>
+        <w:t xml:space="preserve">XU, J.-H. &amp; FAN, Y. 2014. An individual risk assessment framework for high-pressure natural gas wells with hydrogen sulphide, applied to a case study in China. </w:t>
+      </w:r>
+      <w:r>
+        <w:rPr>
+          <w:i/>
+        </w:rPr>
+        <w:t>Safety Science,</w:t>
+      </w:r>
+      <w:r>
+        <w:t xml:space="preserve"> 68</w:t>
+      </w:r>
+      <w:r>
+        <w:rPr>
+          <w:b/>
+        </w:rPr>
+        <w:t>,</w:t>
+      </w:r>
+      <w:r>
+        <w:t xml:space="preserve"> 14–23.</w:t>
+      </w:r>
+      <w:bookmarkEnd w:id="80"/>
+    </w:p>
+    <w:p>
+      <w:pPr>
+        <w:pStyle w:val="EndNoteBibliography"/>
+        <w:ind w:left="720" w:hanging="720"/>
+      </w:pPr>
+      <w:bookmarkStart w:id="81" w:name="_ENREF_51"/>
+      <w:r>
+        <w:t>YANG, D., ZHENG, Y., PENG, K., PAN, L., ZHENG, J., XIE, B. &amp; WANG, B. 2022. Characteristics and Statistical Analysis of Large and above Hazardous Chemical Accidents in China from 2000 to 2020. 19</w:t>
+      </w:r>
+      <w:r>
+        <w:rPr>
+          <w:b/>
+        </w:rPr>
+        <w:t>,</w:t>
+      </w:r>
+      <w:r>
+        <w:t xml:space="preserve"> 15603.</w:t>
+      </w:r>
+      <w:bookmarkEnd w:id="81"/>
+    </w:p>
+    <w:p>
+      <w:pPr>
+        <w:pStyle w:val="EndNoteBibliography"/>
+        <w:ind w:left="720" w:hanging="720"/>
+      </w:pPr>
+      <w:bookmarkStart w:id="82" w:name="_ENREF_52"/>
+      <w:r>
         <w:t xml:space="preserve">ZHENG, X., ZHONG, T. &amp; LIU, M. 2009. Modeling crowd evacuation of a building based on seven methodological approaches. </w:t>
       </w:r>
       <w:r>
@@ -26884,7 +28873,7 @@
       <w:r>
         <w:t xml:space="preserve"> 437-445.</w:t>
       </w:r>
-      <w:bookmarkEnd w:id="79"/>
+      <w:bookmarkEnd w:id="82"/>
     </w:p>
     <w:p>
       <w:r>
@@ -29997,7 +31986,7 @@
   <w:style w:type="paragraph" w:default="1" w:styleId="a">
     <w:name w:val="Normal"/>
     <w:qFormat/>
-    <w:rsid w:val="004935AA"/>
+    <w:rsid w:val="007C4828"/>
     <w:pPr>
       <w:jc w:val="both"/>
     </w:pPr>
@@ -30238,7 +32227,6 @@
   <w:style w:type="character" w:default="1" w:styleId="a0">
     <w:name w:val="Default Paragraph Font"/>
     <w:uiPriority w:val="1"/>
-    <w:semiHidden/>
     <w:unhideWhenUsed/>
   </w:style>
   <w:style w:type="table" w:default="1" w:styleId="a1">

--- a/Thesis/GPitsos Thesis.docx
+++ b/Thesis/GPitsos Thesis.docx
@@ -31972,7 +31972,6 @@
         <w:r>
           <w:rPr>
             <w:rStyle w:val="-"/>
-            <w:lang w:val="en-US"/>
           </w:rPr>
           <w:instrText>/</w:instrText>
         </w:r>
@@ -32002,13 +32001,7 @@
         </w:r>
       </w:hyperlink>
       <w:r>
-        <w:t xml:space="preserve"> είναι δυναμική ως προς τον υπολογισμό της έκθεσης των </w:t>
-      </w:r>
-      <w:r>
-        <w:t>εμπλεκομένων</w:t>
-      </w:r>
-      <w:r>
-        <w:t xml:space="preserve"> σε τοξικά αέρια, το μοντέλο εφαρμόζεται χρησιμοποιώντας τ</w:t>
+        <w:t xml:space="preserve"> είναι δυναμική ως προς τον υπολογισμό της έκθεσης των εμπλεκομένων σε τοξικά αέρια, το μοντέλο εφαρμόζεται χρησιμοποιώντας τ</w:t>
       </w:r>
       <w:r>
         <w:t>ην «Προσομοίωση Πανικού»</w:t>
@@ -32129,13 +32122,7 @@
         <w:t xml:space="preserve"> </w:t>
       </w:r>
       <w:r>
-        <w:t xml:space="preserve">προσομοιώνει την εκκένωση πλήθους σε εξωτερικούς βιομηχανικούς χώρους, δίνοντας έμφαση στον τρόπο με τον οποίο το τοξικό φορτίο </w:t>
-      </w:r>
-      <w:r>
-        <w:t>υδρόθειου</w:t>
-      </w:r>
-      <w:r>
-        <w:t xml:space="preserve"> (</w:t>
+        <w:t>προσομοιώνει την εκκένωση πλήθους σε εξωτερικούς βιομηχανικούς χώρους, δίνοντας έμφαση στον τρόπο με τον οποίο το τοξικό φορτίο υδρόθειου (</w:t>
       </w:r>
       <m:oMath>
         <m:sSub>
@@ -32285,69 +32272,57 @@
         <w:rPr>
           <w:rFonts w:cs="Times New Roman"/>
         </w:rPr>
-        <w:t>διαρροών</w:t>
+        <w:t>διαρροών.</w:t>
       </w:r>
       <w:r>
         <w:rPr>
           <w:rFonts w:cs="Times New Roman"/>
         </w:rPr>
-        <w:t>.</w:t>
+        <w:t xml:space="preserve"> Οι</w:t>
       </w:r>
       <w:r>
         <w:rPr>
           <w:rFonts w:cs="Times New Roman"/>
         </w:rPr>
-        <w:t xml:space="preserve"> Οι</w:t>
-      </w:r>
+        <w:t xml:space="preserve"> </w:t>
+      </w:r>
+      <w:hyperlink w:anchor="_ENREF_49" w:tooltip="Seo, 2022 #83" w:history="1">
+        <w:r>
+          <w:rPr>
+            <w:rStyle w:val="-"/>
+          </w:rPr>
+          <w:fldChar w:fldCharType="begin"/>
+        </w:r>
+        <w:r>
+          <w:rPr>
+            <w:rStyle w:val="-"/>
+          </w:rPr>
+          <w:instrText xml:space="preserve"> ADDIN EN.CITE &lt;EndNote&gt;&lt;Cite AuthorYear="1"&gt;&lt;Author&gt;Seo&lt;/Author&gt;&lt;Year&gt;2022&lt;/Year&gt;&lt;RecNum&gt;83&lt;/RecNum&gt;&lt;DisplayText&gt;Seo et al. (2022)&lt;/DisplayText&gt;&lt;record&gt;&lt;rec-number&gt;83&lt;/rec-number&gt;&lt;foreign-keys&gt;&lt;key app="EN" db-id="dxs5p5de0w55t0erd255s0tbrzsd22z0ts0d" timestamp="1775399869"&gt;83&lt;/key&gt;&lt;/foreign-keys&gt;&lt;ref-type name="Journal Article"&gt;17&lt;/ref-type&gt;&lt;contributors&gt;&lt;authors&gt;&lt;author&gt;Seo, Seung-Kwon&lt;/author&gt;&lt;author&gt;Yoon, Young-Gak&lt;/author&gt;&lt;author&gt;Lee, Ju-sung&lt;/author&gt;&lt;author&gt;Na, Jonggeol&lt;/author&gt;&lt;author&gt;Lee, Chul-Jin&lt;/author&gt;&lt;/authors&gt;&lt;/contributors&gt;&lt;titles&gt;&lt;title&gt;Deep Neural Network-based Optimization Framework for Safety Evacuation Route during Toxic Gas Leak Incidents&lt;/title&gt;&lt;secondary-title&gt;Reliability Engineering &amp;amp; System Safety&lt;/secondary-title&gt;&lt;/titles&gt;&lt;periodical&gt;&lt;full-title&gt;Reliability Engineering &amp;amp; System Safety&lt;/full-title&gt;&lt;/periodical&gt;&lt;pages&gt;108102&lt;/pages&gt;&lt;volume&gt;218&lt;/volume&gt;&lt;keywords&gt;&lt;keyword&gt;Evacuation&lt;/keyword&gt;&lt;keyword&gt;Toxic gas leak&lt;/keyword&gt;&lt;keyword&gt;Computational fluid dynamics&lt;/keyword&gt;&lt;keyword&gt;Surrogate model&lt;/keyword&gt;&lt;keyword&gt;Variational autoencoder&lt;/keyword&gt;&lt;/keywords&gt;&lt;dates&gt;&lt;year&gt;2022&lt;/year&gt;&lt;pub-dates&gt;&lt;date&gt;2022/02/01/&lt;/date&gt;&lt;/pub-dates&gt;&lt;/dates&gt;&lt;isbn&gt;0951-8320&lt;/isbn&gt;&lt;urls&gt;&lt;related-urls&gt;&lt;url&gt;https://www.sciencedirect.com/science/article/pii/S0951832021005998&lt;/url&gt;&lt;/related-urls&gt;&lt;/urls&gt;&lt;electronic-resource-num&gt;https://doi.org/10.1016/j.ress.2021.108102&lt;/electronic-resource-num&gt;&lt;/record&gt;&lt;/Cite&gt;&lt;/EndNote&gt;</w:instrText>
+        </w:r>
+        <w:r>
+          <w:rPr>
+            <w:rStyle w:val="-"/>
+          </w:rPr>
+          <w:fldChar w:fldCharType="separate"/>
+        </w:r>
+        <w:r>
+          <w:rPr>
+            <w:rStyle w:val="-"/>
+          </w:rPr>
+          <w:t>Seo et al. (2022)</w:t>
+        </w:r>
+        <w:r>
+          <w:rPr>
+            <w:rStyle w:val="-"/>
+          </w:rPr>
+          <w:fldChar w:fldCharType="end"/>
+        </w:r>
+      </w:hyperlink>
       <w:r>
         <w:rPr>
           <w:rFonts w:cs="Times New Roman"/>
         </w:rPr>
-        <w:t xml:space="preserve"> </w:t>
-      </w:r>
-      <w:hyperlink w:anchor="_ENREF_49" w:tooltip="Seo, 2022 #83" w:history="1">
-        <w:r>
-          <w:rPr>
-            <w:rStyle w:val="-"/>
-          </w:rPr>
-          <w:fldChar w:fldCharType="begin"/>
-        </w:r>
-        <w:r>
-          <w:rPr>
-            <w:rStyle w:val="-"/>
-          </w:rPr>
-          <w:instrText xml:space="preserve"> ADDIN EN.CITE &lt;EndNote&gt;&lt;Cite AuthorYear="1"&gt;&lt;Author&gt;Seo&lt;/Author&gt;&lt;Year&gt;2022&lt;/Year&gt;&lt;RecNum&gt;83&lt;/RecNum&gt;&lt;DisplayText&gt;Seo et al. (2022)&lt;/DisplayText&gt;&lt;record&gt;&lt;rec-number&gt;83&lt;/rec-number&gt;&lt;foreign-keys&gt;&lt;key app="EN" db-id="dxs5p5de0w55t0erd255s0tbrzsd22z0ts0d" timestamp="1775399869"&gt;83&lt;/key&gt;&lt;/foreign-keys&gt;&lt;ref-type name="Journal Article"&gt;17&lt;/ref-type&gt;&lt;contributors&gt;&lt;authors&gt;&lt;author&gt;Seo, Seung-Kwon&lt;/author&gt;&lt;author&gt;Yoon, Young-Gak&lt;/author&gt;&lt;author&gt;Lee, Ju-sung&lt;/author&gt;&lt;author&gt;Na, Jonggeol&lt;/author&gt;&lt;author&gt;Lee, Chul-Jin&lt;/author&gt;&lt;/authors&gt;&lt;/contributors&gt;&lt;titles&gt;&lt;title&gt;Deep Neural Network-based Optimization Framework for Safety Evacuation Route during Toxic Gas Leak Incidents&lt;/title&gt;&lt;secondary-title&gt;Reliability Engineering &amp;amp; System Safety&lt;/secondary-title&gt;&lt;/titles&gt;&lt;periodical&gt;&lt;full-title&gt;Reliability Engineering &amp;amp; System Safety&lt;/full-title&gt;&lt;/periodical&gt;&lt;pages&gt;108102&lt;/pages&gt;&lt;volume&gt;218&lt;/volume&gt;&lt;keywords&gt;&lt;keyword&gt;Evacuation&lt;/keyword&gt;&lt;keyword&gt;Toxic gas leak&lt;/keyword&gt;&lt;keyword&gt;Computational fluid dynamics&lt;/keyword&gt;&lt;keyword&gt;Surrogate model&lt;/keyword&gt;&lt;keyword&gt;Variational autoencoder&lt;/keyword&gt;&lt;/keywords&gt;&lt;dates&gt;&lt;year&gt;2022&lt;/year&gt;&lt;pub-dates&gt;&lt;date&gt;2022/02/01/&lt;/date&gt;&lt;/pub-dates&gt;&lt;/dates&gt;&lt;isbn&gt;0951-8320&lt;/isbn&gt;&lt;urls&gt;&lt;related-urls&gt;&lt;url&gt;https://www.sciencedirect.com/science/article/pii/S0951832021005998&lt;/url&gt;&lt;/related-urls&gt;&lt;/urls&gt;&lt;electronic-resource-num&gt;https://doi.org/10.1016/j.ress.2021.108102&lt;/electronic-resource-num&gt;&lt;/record&gt;&lt;/Cite&gt;&lt;/EndNote&gt;</w:instrText>
-        </w:r>
-        <w:r>
-          <w:rPr>
-            <w:rStyle w:val="-"/>
-          </w:rPr>
-          <w:fldChar w:fldCharType="separate"/>
-        </w:r>
-        <w:r>
-          <w:rPr>
-            <w:rStyle w:val="-"/>
-          </w:rPr>
-          <w:t>Seo et al. (2022)</w:t>
-        </w:r>
-        <w:r>
-          <w:rPr>
-            <w:rStyle w:val="-"/>
-          </w:rPr>
-          <w:fldChar w:fldCharType="end"/>
-        </w:r>
-      </w:hyperlink>
-      <w:r>
-        <w:rPr>
-          <w:rFonts w:cs="Times New Roman"/>
-        </w:rPr>
-        <w:t xml:space="preserve"> </w:t>
-      </w:r>
-      <w:r>
-        <w:rPr>
-          <w:rFonts w:cs="Times New Roman"/>
-        </w:rPr>
-        <w:t>χρησιμοποι</w:t>
+        <w:t xml:space="preserve"> χρησιμοποι</w:t>
       </w:r>
       <w:r>
         <w:rPr>
@@ -33827,73 +33802,7 @@
           <w:rPr>
             <w:rFonts w:ascii="Cambria Math" w:hAnsi="Cambria Math"/>
           </w:rPr>
-          <m:t>7</m:t>
-        </m:r>
-        <m:r>
-          <w:rPr>
-            <w:rFonts w:ascii="Cambria Math" w:hAnsi="Cambria Math"/>
-          </w:rPr>
-          <m:t>2</m:t>
-        </m:r>
-        <m:r>
-          <w:rPr>
-            <w:rFonts w:ascii="Cambria Math" w:hAnsi="Cambria Math"/>
-          </w:rPr>
-          <m:t>3</m:t>
-        </m:r>
-        <m:r>
-          <w:rPr>
-            <w:rFonts w:ascii="Cambria Math" w:hAnsi="Cambria Math"/>
-          </w:rPr>
-          <m:t>.</m:t>
-        </m:r>
-        <m:r>
-          <w:rPr>
-            <w:rFonts w:ascii="Cambria Math" w:hAnsi="Cambria Math"/>
-          </w:rPr>
-          <m:t>3</m:t>
-        </m:r>
-        <m:r>
-          <w:rPr>
-            <w:rFonts w:ascii="Cambria Math" w:hAnsi="Cambria Math"/>
-          </w:rPr>
-          <m:t>7</m:t>
-        </m:r>
-        <m:r>
-          <w:rPr>
-            <w:rFonts w:ascii="Cambria Math" w:hAnsi="Cambria Math"/>
-          </w:rPr>
-          <m:t>:</m:t>
-        </m:r>
-        <m:r>
-          <w:rPr>
-            <w:rFonts w:ascii="Cambria Math" w:hAnsi="Cambria Math"/>
-          </w:rPr>
-          <m:t>2</m:t>
-        </m:r>
-        <m:r>
-          <w:rPr>
-            <w:rFonts w:ascii="Cambria Math" w:hAnsi="Cambria Math"/>
-          </w:rPr>
-          <m:t>,</m:t>
-        </m:r>
-        <m:r>
-          <w:rPr>
-            <w:rFonts w:ascii="Cambria Math" w:hAnsi="Cambria Math"/>
-          </w:rPr>
-          <m:t>5</m:t>
-        </m:r>
-        <m:r>
-          <w:rPr>
-            <w:rFonts w:ascii="Cambria Math" w:hAnsi="Cambria Math"/>
-          </w:rPr>
-          <m:t>0</m:t>
-        </m:r>
-        <m:r>
-          <w:rPr>
-            <w:rFonts w:ascii="Cambria Math" w:hAnsi="Cambria Math"/>
-          </w:rPr>
-          <m:t>0</m:t>
+          <m:t>723.37:2,500</m:t>
         </m:r>
         <m:box>
           <m:boxPr>
@@ -37561,7 +37470,26 @@
       </w:r>
       <w:bookmarkEnd w:id="118"/>
     </w:p>
-    <w:p/>
+    <w:p>
+      <w:pPr>
+        <w:rPr>
+          <w:lang w:val="en-US"/>
+        </w:rPr>
+      </w:pPr>
+      <w:r>
+        <w:rPr>
+          <w:lang w:val="en-US"/>
+        </w:rPr>
+        <w:t>D*lite continuous</w:t>
+      </w:r>
+    </w:p>
+    <w:p>
+      <w:pPr>
+        <w:rPr>
+          <w:lang w:val="en-US"/>
+        </w:rPr>
+      </w:pPr>
+    </w:p>
     <w:sectPr>
       <w:pgSz w:w="12240" w:h="15840"/>
       <w:pgMar w:top="1340" w:right="1080" w:bottom="280" w:left="1080" w:header="723" w:footer="0" w:gutter="0"/>
@@ -41424,6 +41352,7 @@
   <w:style w:type="character" w:default="1" w:styleId="a0">
     <w:name w:val="Default Paragraph Font"/>
     <w:uiPriority w:val="1"/>
+    <w:semiHidden/>
     <w:unhideWhenUsed/>
   </w:style>
   <w:style w:type="table" w:default="1" w:styleId="a1">
